--- a/docs/Architekturuebersicht.docx
+++ b/docs/Architekturuebersicht.docx
@@ -45,7 +45,7 @@
           <w:sz w:val="22"/>
           <w:szCs w:val="22"/>
         </w:rPr>
-        <w:t xml:space="preserve">Version 1.0 – initiale Architektur</w:t>
+        <w:t xml:space="preserve">Version 1.2 – Backup-Strategie ergänzt</w:t>
       </w:r>
     </w:p>
     <w:p>
@@ -171,7 +171,7 @@
           <w:sz w:val="20"/>
           <w:szCs w:val="20"/>
         </w:rPr>
-        <w:t xml:space="preserve">                            │ HTTPS</w:t>
+        <w:t xml:space="preserve">                            │ HTTPS :443</w:t>
       </w:r>
     </w:p>
     <w:p>
@@ -199,7 +199,7 @@
           <w:sz w:val="20"/>
           <w:szCs w:val="20"/>
         </w:rPr>
-        <w:t xml:space="preserve">│                  VPS (Hetzner / Infomaniak)             │</w:t>
+        <w:t xml:space="preserve">│          VPS — Infomaniak (Genf / Zürich)               │</w:t>
       </w:r>
     </w:p>
     <w:p>
@@ -241,7 +241,7 @@
           <w:sz w:val="20"/>
           <w:szCs w:val="20"/>
         </w:rPr>
-        <w:t xml:space="preserve">│  │  nginx (Reverse Proxy)                           │   │</w:t>
+        <w:t xml:space="preserve">│  │  Docker Compose                                  │   │</w:t>
       </w:r>
     </w:p>
     <w:p>
@@ -255,7 +255,7 @@
           <w:sz w:val="20"/>
           <w:szCs w:val="20"/>
         </w:rPr>
-        <w:t xml:space="preserve">│  │  • TLS-Terminierung (Let's Encrypt)              │   │</w:t>
+        <w:t xml:space="preserve">│  │                                                  │   │</w:t>
       </w:r>
     </w:p>
     <w:p>
@@ -269,7 +269,7 @@
           <w:sz w:val="20"/>
           <w:szCs w:val="20"/>
         </w:rPr>
-        <w:t xml:space="preserve">│  │  • Statische Assets (CSS, JS, Bilder)            │   │</w:t>
+        <w:t xml:space="preserve">│  │  ┌────────────────────────────────────────────┐  │   │</w:t>
       </w:r>
     </w:p>
     <w:p>
@@ -283,7 +283,7 @@
           <w:sz w:val="20"/>
           <w:szCs w:val="20"/>
         </w:rPr>
-        <w:t xml:space="preserve">│  └─────────────────────┬────────────────────────────┘   │</w:t>
+        <w:t xml:space="preserve">│  │  │  Container: nginx                          │  │   │</w:t>
       </w:r>
     </w:p>
     <w:p>
@@ -297,7 +297,7 @@
           <w:sz w:val="20"/>
           <w:szCs w:val="20"/>
         </w:rPr>
-        <w:t xml:space="preserve">│                        │ HTTP (intern)                  │</w:t>
+        <w:t xml:space="preserve">│  │  │  • TLS-Terminierung (Let's Encrypt)        │  │   │</w:t>
       </w:r>
     </w:p>
     <w:p>
@@ -311,7 +311,7 @@
           <w:sz w:val="20"/>
           <w:szCs w:val="20"/>
         </w:rPr>
-        <w:t xml:space="preserve">│  ┌─────────────────────▼────────────────────────────┐   │</w:t>
+        <w:t xml:space="preserve">│  │  │  • Statische Assets                        │  │   │</w:t>
       </w:r>
     </w:p>
     <w:p>
@@ -325,7 +325,7 @@
           <w:sz w:val="20"/>
           <w:szCs w:val="20"/>
         </w:rPr>
-        <w:t xml:space="preserve">│  │  FastAPI (Python)                                │   │</w:t>
+        <w:t xml:space="preserve">│  │  └───────────────────┬────────────────────────┘  │   │</w:t>
       </w:r>
     </w:p>
     <w:p>
@@ -339,7 +339,7 @@
           <w:sz w:val="20"/>
           <w:szCs w:val="20"/>
         </w:rPr>
-        <w:t xml:space="preserve">│  │  • Jinja2 SSR (HTML-Templates)                  │   │</w:t>
+        <w:t xml:space="preserve">│  │                      │ HTTP :8000 (intern)        │   │</w:t>
       </w:r>
     </w:p>
     <w:p>
@@ -353,7 +353,7 @@
           <w:sz w:val="20"/>
           <w:szCs w:val="20"/>
         </w:rPr>
-        <w:t xml:space="preserve">│  │  • HTMX-Endpunkte (partielle HTML-Fragmente)    │   │</w:t>
+        <w:t xml:space="preserve">│  │  ┌───────────────────▼────────────────────────┐  │   │</w:t>
       </w:r>
     </w:p>
     <w:p>
@@ -367,7 +367,7 @@
           <w:sz w:val="20"/>
           <w:szCs w:val="20"/>
         </w:rPr>
-        <w:t xml:space="preserve">│  │  • REST-API (JSON für JS-Komponenten)           │   │</w:t>
+        <w:t xml:space="preserve">│  │  │  Container: app (FastAPI + uvicorn)        │  │   │</w:t>
       </w:r>
     </w:p>
     <w:p>
@@ -381,7 +381,7 @@
           <w:sz w:val="20"/>
           <w:szCs w:val="20"/>
         </w:rPr>
-        <w:t xml:space="preserve">│  │  • JWT-Authentifizierung                        │   │</w:t>
+        <w:t xml:space="preserve">│  │  │  • Jinja2 SSR + HTMX-Endpunkte            │  │   │</w:t>
       </w:r>
     </w:p>
     <w:p>
@@ -395,7 +395,7 @@
           <w:sz w:val="20"/>
           <w:szCs w:val="20"/>
         </w:rPr>
-        <w:t xml:space="preserve">│  │  • RBAC / Geschäftslogik                        │   │</w:t>
+        <w:t xml:space="preserve">│  │  │  • JWT-Auth, RBAC, Geschäftslogik         │  │   │</w:t>
       </w:r>
     </w:p>
     <w:p>
@@ -409,7 +409,7 @@
           <w:sz w:val="20"/>
           <w:szCs w:val="20"/>
         </w:rPr>
-        <w:t xml:space="preserve">│  │  • Audit Log                                    │   │</w:t>
+        <w:t xml:space="preserve">│  │  │  • Audit Log                               │  │   │</w:t>
       </w:r>
     </w:p>
     <w:p>
@@ -423,7 +423,7 @@
           <w:sz w:val="20"/>
           <w:szCs w:val="20"/>
         </w:rPr>
-        <w:t xml:space="preserve">│  └─────────────────────┬────────────────────────────┘   │</w:t>
+        <w:t xml:space="preserve">│  │  └───────────────────┬────────────────────────┘  │   │</w:t>
       </w:r>
     </w:p>
     <w:p>
@@ -437,7 +437,7 @@
           <w:sz w:val="20"/>
           <w:szCs w:val="20"/>
         </w:rPr>
-        <w:t xml:space="preserve">│                        │ asyncpg / SQLAlchemy           │</w:t>
+        <w:t xml:space="preserve">│  │                      │ asyncpg :5432 (intern)     │   │</w:t>
       </w:r>
     </w:p>
     <w:p>
@@ -451,7 +451,7 @@
           <w:sz w:val="20"/>
           <w:szCs w:val="20"/>
         </w:rPr>
-        <w:t xml:space="preserve">│  ┌─────────────────────▼────────────────────────────┐   │</w:t>
+        <w:t xml:space="preserve">│  │  ┌───────────────────▼────────────────────────┐  │   │</w:t>
       </w:r>
     </w:p>
     <w:p>
@@ -465,7 +465,7 @@
           <w:sz w:val="20"/>
           <w:szCs w:val="20"/>
         </w:rPr>
-        <w:t xml:space="preserve">│  │  PostgreSQL                                      │   │</w:t>
+        <w:t xml:space="preserve">│  │  │  Container: db (PostgreSQL)                │  │   │</w:t>
       </w:r>
     </w:p>
     <w:p>
@@ -479,7 +479,7 @@
           <w:sz w:val="20"/>
           <w:szCs w:val="20"/>
         </w:rPr>
-        <w:t xml:space="preserve">│  │  • 17 Tabellen + GiST-Index                     │   │</w:t>
+        <w:t xml:space="preserve">│  │  │  • 17 Tabellen, GiST-Index                │  │   │</w:t>
       </w:r>
     </w:p>
     <w:p>
@@ -493,7 +493,7 @@
           <w:sz w:val="20"/>
           <w:szCs w:val="20"/>
         </w:rPr>
-        <w:t xml:space="preserve">│  │  • DB-Funktionen (Konflikt, Blackout, Anon.)    │   │</w:t>
+        <w:t xml:space="preserve">│  │  │  • Volume: /var/lib/postgresql/data        │  │   │</w:t>
       </w:r>
     </w:p>
     <w:p>
@@ -507,7 +507,7 @@
           <w:sz w:val="20"/>
           <w:szCs w:val="20"/>
         </w:rPr>
-        <w:t xml:space="preserve">│  └──────────────────────────────────────────────────┘   │</w:t>
+        <w:t xml:space="preserve">│  │  └────────────────────────────────────────────┘  │   │</w:t>
       </w:r>
     </w:p>
     <w:p>
@@ -521,7 +521,7 @@
           <w:sz w:val="20"/>
           <w:szCs w:val="20"/>
         </w:rPr>
-        <w:t xml:space="preserve">│                                                         │</w:t>
+        <w:t xml:space="preserve">│  │                                                  │   │</w:t>
       </w:r>
     </w:p>
     <w:p>
@@ -535,7 +535,7 @@
           <w:sz w:val="20"/>
           <w:szCs w:val="20"/>
         </w:rPr>
-        <w:t xml:space="preserve">│  ┌──────────────────────────────────────────────────┐   │</w:t>
+        <w:t xml:space="preserve">│  │  Cron (Host): jährlich → Archivierungsjob        │   │</w:t>
       </w:r>
     </w:p>
     <w:p>
@@ -549,77 +549,7 @@
           <w:sz w:val="20"/>
           <w:szCs w:val="20"/>
         </w:rPr>
-        <w:t xml:space="preserve">│  │  Cron-Job (jährlich)                             │   │</w:t>
-      </w:r>
-    </w:p>
-    <w:p>
-      <w:pPr>
-        <w:spacing w:after="60"/>
-        <w:ind w:left="480"/>
-      </w:pPr>
-      <w:r>
-        <w:rPr>
-          <w:rFonts w:ascii="Courier New" w:cs="Courier New" w:eastAsia="Courier New" w:hAnsi="Courier New"/>
-          <w:sz w:val="20"/>
-          <w:szCs w:val="20"/>
-        </w:rPr>
-        <w:t xml:space="preserve">│  │  Export (anon.) → Verifizieren → Löschen        │   │</w:t>
-      </w:r>
-    </w:p>
-    <w:p>
-      <w:pPr>
-        <w:spacing w:after="60"/>
-        <w:ind w:left="480"/>
-      </w:pPr>
-      <w:r>
-        <w:rPr>
-          <w:rFonts w:ascii="Courier New" w:cs="Courier New" w:eastAsia="Courier New" w:hAnsi="Courier New"/>
-          <w:sz w:val="20"/>
-          <w:szCs w:val="20"/>
-        </w:rPr>
-        <w:t xml:space="preserve">│  └──────────────────────────────────────────────────┘   │</w:t>
-      </w:r>
-    </w:p>
-    <w:p>
-      <w:pPr>
-        <w:spacing w:after="60"/>
-        <w:ind w:left="480"/>
-      </w:pPr>
-      <w:r>
-        <w:rPr>
-          <w:rFonts w:ascii="Courier New" w:cs="Courier New" w:eastAsia="Courier New" w:hAnsi="Courier New"/>
-          <w:sz w:val="20"/>
-          <w:szCs w:val="20"/>
-        </w:rPr>
-        <w:t xml:space="preserve">│                                                         │</w:t>
-      </w:r>
-    </w:p>
-    <w:p>
-      <w:pPr>
-        <w:spacing w:after="60"/>
-        <w:ind w:left="480"/>
-      </w:pPr>
-      <w:r>
-        <w:rPr>
-          <w:rFonts w:ascii="Courier New" w:cs="Courier New" w:eastAsia="Courier New" w:hAnsi="Courier New"/>
-          <w:sz w:val="20"/>
-          <w:szCs w:val="20"/>
-        </w:rPr>
-        <w:t xml:space="preserve">│  ┌──────────────────────────────────────────────────┐   │</w:t>
-      </w:r>
-    </w:p>
-    <w:p>
-      <w:pPr>
-        <w:spacing w:after="60"/>
-        <w:ind w:left="480"/>
-      </w:pPr>
-      <w:r>
-        <w:rPr>
-          <w:rFonts w:ascii="Courier New" w:cs="Courier New" w:eastAsia="Courier New" w:hAnsi="Courier New"/>
-          <w:sz w:val="20"/>
-          <w:szCs w:val="20"/>
-        </w:rPr>
-        <w:t xml:space="preserve">│  │  Backup (täglich, verschlüsselt, 90 Tage)        │   │</w:t>
+        <w:t xml:space="preserve">│  │  Backup (Host): täglich → verschlüsselt, 90 Tage │   │</w:t>
       </w:r>
     </w:p>
     <w:p>
@@ -824,7 +754,7 @@
                 <w:sz w:val="20"/>
                 <w:szCs w:val="20"/>
               </w:rPr>
-              <w:t xml:space="preserve">Hetzner (DE) oder Infomaniak (CH) — TBD</w:t>
+              <w:t xml:space="preserve">Infomaniak (CH) — Genf/Zürich, ISO 27001, DSG-konform, mitarbeitereigen</w:t>
             </w:r>
           </w:p>
         </w:tc>
@@ -4384,7 +4314,7 @@
           <w:sz w:val="28"/>
           <w:szCs w:val="28"/>
         </w:rPr>
-        <w:t xml:space="preserve">6. Deployment-Übersicht</w:t>
+        <w:t xml:space="preserve">6. Deployment</w:t>
       </w:r>
     </w:p>
     <w:p>
@@ -4400,7 +4330,417 @@
           <w:sz w:val="24"/>
           <w:szCs w:val="24"/>
         </w:rPr>
-        <w:t xml:space="preserve">6.1 Prozesse auf dem VPS</w:t>
+        <w:t xml:space="preserve">6.1 Docker Compose — Struktur</w:t>
+      </w:r>
+    </w:p>
+    <w:p>
+      <w:pPr>
+        <w:spacing w:after="120"/>
+      </w:pPr>
+      <w:r>
+        <w:rPr>
+          <w:sz w:val="22"/>
+          <w:szCs w:val="22"/>
+        </w:rPr>
+        <w:t xml:space="preserve">Das System besteht aus drei Containern, orchestriert via Docker Compose. Cron-Job und Backup laufen als Host-Prozesse (systemd timer) und greifen auf die Docker-Volumes zu.</w:t>
+      </w:r>
+    </w:p>
+    <w:tbl>
+      <w:tblPr>
+        <w:tblW w:type="dxa" w:w="9026"/>
+        <w:tblBorders>
+          <w:top w:val="single" w:color="auto" w:sz="4"/>
+          <w:left w:val="single" w:color="auto" w:sz="4"/>
+          <w:bottom w:val="single" w:color="auto" w:sz="4"/>
+          <w:right w:val="single" w:color="auto" w:sz="4"/>
+          <w:insideH w:val="single" w:color="auto" w:sz="4"/>
+          <w:insideV w:val="single" w:color="auto" w:sz="4"/>
+        </w:tblBorders>
+      </w:tblPr>
+      <w:tblGrid>
+        <w:gridCol w:w="1400"/>
+        <w:gridCol w:w="3000"/>
+        <w:gridCol w:w="4626"/>
+      </w:tblGrid>
+      <w:tr>
+        <w:tc>
+          <w:tcPr>
+            <w:tcW w:type="dxa" w:w="1400"/>
+            <w:tcBorders>
+              <w:top w:val="single" w:color="BBCCDD" w:sz="1"/>
+              <w:left w:val="single" w:color="BBCCDD" w:sz="1"/>
+              <w:bottom w:val="single" w:color="BBCCDD" w:sz="1"/>
+              <w:right w:val="single" w:color="BBCCDD" w:sz="1"/>
+            </w:tcBorders>
+            <w:shd w:fill="DDE8F0" w:val="clear"/>
+            <w:tcMar>
+              <w:top w:type="dxa" w:w="80"/>
+              <w:left w:type="dxa" w:w="120"/>
+              <w:bottom w:type="dxa" w:w="80"/>
+              <w:right w:type="dxa" w:w="120"/>
+            </w:tcMar>
+          </w:tcPr>
+          <w:p>
+            <w:r>
+              <w:rPr>
+                <w:b/>
+                <w:bCs/>
+                <w:sz w:val="20"/>
+                <w:szCs w:val="20"/>
+              </w:rPr>
+              <w:t xml:space="preserve">Container</w:t>
+            </w:r>
+          </w:p>
+        </w:tc>
+        <w:tc>
+          <w:tcPr>
+            <w:tcW w:type="dxa" w:w="3000"/>
+            <w:tcBorders>
+              <w:top w:val="single" w:color="BBCCDD" w:sz="1"/>
+              <w:left w:val="single" w:color="BBCCDD" w:sz="1"/>
+              <w:bottom w:val="single" w:color="BBCCDD" w:sz="1"/>
+              <w:right w:val="single" w:color="BBCCDD" w:sz="1"/>
+            </w:tcBorders>
+            <w:shd w:fill="DDE8F0" w:val="clear"/>
+            <w:tcMar>
+              <w:top w:type="dxa" w:w="80"/>
+              <w:left w:type="dxa" w:w="120"/>
+              <w:bottom w:type="dxa" w:w="80"/>
+              <w:right w:type="dxa" w:w="120"/>
+            </w:tcMar>
+          </w:tcPr>
+          <w:p>
+            <w:r>
+              <w:rPr>
+                <w:b/>
+                <w:bCs/>
+                <w:sz w:val="20"/>
+                <w:szCs w:val="20"/>
+              </w:rPr>
+              <w:t xml:space="preserve">Image</w:t>
+            </w:r>
+          </w:p>
+        </w:tc>
+        <w:tc>
+          <w:tcPr>
+            <w:tcW w:type="dxa" w:w="4626"/>
+            <w:tcBorders>
+              <w:top w:val="single" w:color="BBCCDD" w:sz="1"/>
+              <w:left w:val="single" w:color="BBCCDD" w:sz="1"/>
+              <w:bottom w:val="single" w:color="BBCCDD" w:sz="1"/>
+              <w:right w:val="single" w:color="BBCCDD" w:sz="1"/>
+            </w:tcBorders>
+            <w:shd w:fill="DDE8F0" w:val="clear"/>
+            <w:tcMar>
+              <w:top w:type="dxa" w:w="80"/>
+              <w:left w:type="dxa" w:w="120"/>
+              <w:bottom w:type="dxa" w:w="80"/>
+              <w:right w:type="dxa" w:w="120"/>
+            </w:tcMar>
+          </w:tcPr>
+          <w:p>
+            <w:r>
+              <w:rPr>
+                <w:b/>
+                <w:bCs/>
+                <w:sz w:val="20"/>
+                <w:szCs w:val="20"/>
+              </w:rPr>
+              <w:t xml:space="preserve">Aufgabe</w:t>
+            </w:r>
+          </w:p>
+        </w:tc>
+      </w:tr>
+      <w:tr>
+        <w:tc>
+          <w:tcPr>
+            <w:tcW w:type="dxa" w:w="1400"/>
+            <w:tcBorders>
+              <w:top w:val="single" w:color="BBCCDD" w:sz="1"/>
+              <w:left w:val="single" w:color="BBCCDD" w:sz="1"/>
+              <w:bottom w:val="single" w:color="BBCCDD" w:sz="1"/>
+              <w:right w:val="single" w:color="BBCCDD" w:sz="1"/>
+            </w:tcBorders>
+            <w:shd w:fill="FFFFFF" w:val="clear"/>
+            <w:tcMar>
+              <w:top w:type="dxa" w:w="80"/>
+              <w:left w:type="dxa" w:w="120"/>
+              <w:bottom w:type="dxa" w:w="80"/>
+              <w:right w:type="dxa" w:w="120"/>
+            </w:tcMar>
+          </w:tcPr>
+          <w:p>
+            <w:r>
+              <w:rPr>
+                <w:b w:val="false"/>
+                <w:bCs w:val="false"/>
+                <w:sz w:val="20"/>
+                <w:szCs w:val="20"/>
+              </w:rPr>
+              <w:t xml:space="preserve">nginx</w:t>
+            </w:r>
+          </w:p>
+        </w:tc>
+        <w:tc>
+          <w:tcPr>
+            <w:tcW w:type="dxa" w:w="3000"/>
+            <w:tcBorders>
+              <w:top w:val="single" w:color="BBCCDD" w:sz="1"/>
+              <w:left w:val="single" w:color="BBCCDD" w:sz="1"/>
+              <w:bottom w:val="single" w:color="BBCCDD" w:sz="1"/>
+              <w:right w:val="single" w:color="BBCCDD" w:sz="1"/>
+            </w:tcBorders>
+            <w:shd w:fill="FFFFFF" w:val="clear"/>
+            <w:tcMar>
+              <w:top w:type="dxa" w:w="80"/>
+              <w:left w:type="dxa" w:w="120"/>
+              <w:bottom w:type="dxa" w:w="80"/>
+              <w:right w:type="dxa" w:w="120"/>
+            </w:tcMar>
+          </w:tcPr>
+          <w:p>
+            <w:r>
+              <w:rPr>
+                <w:b w:val="false"/>
+                <w:bCs w:val="false"/>
+                <w:sz w:val="20"/>
+                <w:szCs w:val="20"/>
+              </w:rPr>
+              <w:t xml:space="preserve">nginx:alpine</w:t>
+            </w:r>
+          </w:p>
+        </w:tc>
+        <w:tc>
+          <w:tcPr>
+            <w:tcW w:type="dxa" w:w="4626"/>
+            <w:tcBorders>
+              <w:top w:val="single" w:color="BBCCDD" w:sz="1"/>
+              <w:left w:val="single" w:color="BBCCDD" w:sz="1"/>
+              <w:bottom w:val="single" w:color="BBCCDD" w:sz="1"/>
+              <w:right w:val="single" w:color="BBCCDD" w:sz="1"/>
+            </w:tcBorders>
+            <w:shd w:fill="FFFFFF" w:val="clear"/>
+            <w:tcMar>
+              <w:top w:type="dxa" w:w="80"/>
+              <w:left w:type="dxa" w:w="120"/>
+              <w:bottom w:type="dxa" w:w="80"/>
+              <w:right w:type="dxa" w:w="120"/>
+            </w:tcMar>
+          </w:tcPr>
+          <w:p>
+            <w:r>
+              <w:rPr>
+                <w:b w:val="false"/>
+                <w:bCs w:val="false"/>
+                <w:sz w:val="20"/>
+                <w:szCs w:val="20"/>
+              </w:rPr>
+              <w:t xml:space="preserve">TLS-Terminierung, statische Assets, Reverse Proxy</w:t>
+            </w:r>
+          </w:p>
+        </w:tc>
+      </w:tr>
+      <w:tr>
+        <w:tc>
+          <w:tcPr>
+            <w:tcW w:type="dxa" w:w="1400"/>
+            <w:tcBorders>
+              <w:top w:val="single" w:color="BBCCDD" w:sz="1"/>
+              <w:left w:val="single" w:color="BBCCDD" w:sz="1"/>
+              <w:bottom w:val="single" w:color="BBCCDD" w:sz="1"/>
+              <w:right w:val="single" w:color="BBCCDD" w:sz="1"/>
+            </w:tcBorders>
+            <w:shd w:fill="F5F8FB" w:val="clear"/>
+            <w:tcMar>
+              <w:top w:type="dxa" w:w="80"/>
+              <w:left w:type="dxa" w:w="120"/>
+              <w:bottom w:type="dxa" w:w="80"/>
+              <w:right w:type="dxa" w:w="120"/>
+            </w:tcMar>
+          </w:tcPr>
+          <w:p>
+            <w:r>
+              <w:rPr>
+                <w:b w:val="false"/>
+                <w:bCs w:val="false"/>
+                <w:sz w:val="20"/>
+                <w:szCs w:val="20"/>
+              </w:rPr>
+              <w:t xml:space="preserve">app</w:t>
+            </w:r>
+          </w:p>
+        </w:tc>
+        <w:tc>
+          <w:tcPr>
+            <w:tcW w:type="dxa" w:w="3000"/>
+            <w:tcBorders>
+              <w:top w:val="single" w:color="BBCCDD" w:sz="1"/>
+              <w:left w:val="single" w:color="BBCCDD" w:sz="1"/>
+              <w:bottom w:val="single" w:color="BBCCDD" w:sz="1"/>
+              <w:right w:val="single" w:color="BBCCDD" w:sz="1"/>
+            </w:tcBorders>
+            <w:shd w:fill="F5F8FB" w:val="clear"/>
+            <w:tcMar>
+              <w:top w:type="dxa" w:w="80"/>
+              <w:left w:type="dxa" w:w="120"/>
+              <w:bottom w:type="dxa" w:w="80"/>
+              <w:right w:type="dxa" w:w="120"/>
+            </w:tcMar>
+          </w:tcPr>
+          <w:p>
+            <w:r>
+              <w:rPr>
+                <w:b w:val="false"/>
+                <w:bCs w:val="false"/>
+                <w:sz w:val="20"/>
+                <w:szCs w:val="20"/>
+              </w:rPr>
+              <w:t xml:space="preserve">Eigenes Image (Python 3.12-slim)</w:t>
+            </w:r>
+          </w:p>
+        </w:tc>
+        <w:tc>
+          <w:tcPr>
+            <w:tcW w:type="dxa" w:w="4626"/>
+            <w:tcBorders>
+              <w:top w:val="single" w:color="BBCCDD" w:sz="1"/>
+              <w:left w:val="single" w:color="BBCCDD" w:sz="1"/>
+              <w:bottom w:val="single" w:color="BBCCDD" w:sz="1"/>
+              <w:right w:val="single" w:color="BBCCDD" w:sz="1"/>
+            </w:tcBorders>
+            <w:shd w:fill="F5F8FB" w:val="clear"/>
+            <w:tcMar>
+              <w:top w:type="dxa" w:w="80"/>
+              <w:left w:type="dxa" w:w="120"/>
+              <w:bottom w:type="dxa" w:w="80"/>
+              <w:right w:type="dxa" w:w="120"/>
+            </w:tcMar>
+          </w:tcPr>
+          <w:p>
+            <w:r>
+              <w:rPr>
+                <w:b w:val="false"/>
+                <w:bCs w:val="false"/>
+                <w:sz w:val="20"/>
+                <w:szCs w:val="20"/>
+              </w:rPr>
+              <w:t xml:space="preserve">FastAPI + uvicorn, Jinja2, HTMX-Endpunkte</w:t>
+            </w:r>
+          </w:p>
+        </w:tc>
+      </w:tr>
+      <w:tr>
+        <w:tc>
+          <w:tcPr>
+            <w:tcW w:type="dxa" w:w="1400"/>
+            <w:tcBorders>
+              <w:top w:val="single" w:color="BBCCDD" w:sz="1"/>
+              <w:left w:val="single" w:color="BBCCDD" w:sz="1"/>
+              <w:bottom w:val="single" w:color="BBCCDD" w:sz="1"/>
+              <w:right w:val="single" w:color="BBCCDD" w:sz="1"/>
+            </w:tcBorders>
+            <w:shd w:fill="FFFFFF" w:val="clear"/>
+            <w:tcMar>
+              <w:top w:type="dxa" w:w="80"/>
+              <w:left w:type="dxa" w:w="120"/>
+              <w:bottom w:type="dxa" w:w="80"/>
+              <w:right w:type="dxa" w:w="120"/>
+            </w:tcMar>
+          </w:tcPr>
+          <w:p>
+            <w:r>
+              <w:rPr>
+                <w:b w:val="false"/>
+                <w:bCs w:val="false"/>
+                <w:sz w:val="20"/>
+                <w:szCs w:val="20"/>
+              </w:rPr>
+              <w:t xml:space="preserve">db</w:t>
+            </w:r>
+          </w:p>
+        </w:tc>
+        <w:tc>
+          <w:tcPr>
+            <w:tcW w:type="dxa" w:w="3000"/>
+            <w:tcBorders>
+              <w:top w:val="single" w:color="BBCCDD" w:sz="1"/>
+              <w:left w:val="single" w:color="BBCCDD" w:sz="1"/>
+              <w:bottom w:val="single" w:color="BBCCDD" w:sz="1"/>
+              <w:right w:val="single" w:color="BBCCDD" w:sz="1"/>
+            </w:tcBorders>
+            <w:shd w:fill="FFFFFF" w:val="clear"/>
+            <w:tcMar>
+              <w:top w:type="dxa" w:w="80"/>
+              <w:left w:type="dxa" w:w="120"/>
+              <w:bottom w:type="dxa" w:w="80"/>
+              <w:right w:type="dxa" w:w="120"/>
+            </w:tcMar>
+          </w:tcPr>
+          <w:p>
+            <w:r>
+              <w:rPr>
+                <w:b w:val="false"/>
+                <w:bCs w:val="false"/>
+                <w:sz w:val="20"/>
+                <w:szCs w:val="20"/>
+              </w:rPr>
+              <w:t xml:space="preserve">postgres:16-alpine</w:t>
+            </w:r>
+          </w:p>
+        </w:tc>
+        <w:tc>
+          <w:tcPr>
+            <w:tcW w:type="dxa" w:w="4626"/>
+            <w:tcBorders>
+              <w:top w:val="single" w:color="BBCCDD" w:sz="1"/>
+              <w:left w:val="single" w:color="BBCCDD" w:sz="1"/>
+              <w:bottom w:val="single" w:color="BBCCDD" w:sz="1"/>
+              <w:right w:val="single" w:color="BBCCDD" w:sz="1"/>
+            </w:tcBorders>
+            <w:shd w:fill="FFFFFF" w:val="clear"/>
+            <w:tcMar>
+              <w:top w:type="dxa" w:w="80"/>
+              <w:left w:type="dxa" w:w="120"/>
+              <w:bottom w:type="dxa" w:w="80"/>
+              <w:right w:type="dxa" w:w="120"/>
+            </w:tcMar>
+          </w:tcPr>
+          <w:p>
+            <w:r>
+              <w:rPr>
+                <w:b w:val="false"/>
+                <w:bCs w:val="false"/>
+                <w:sz w:val="20"/>
+                <w:szCs w:val="20"/>
+              </w:rPr>
+              <w:t xml:space="preserve">PostgreSQL, persistentes Volume</w:t>
+            </w:r>
+          </w:p>
+        </w:tc>
+      </w:tr>
+    </w:tbl>
+    <w:p>
+      <w:pPr>
+        <w:spacing w:after="80"/>
+      </w:pPr>
+      <w:r>
+        <w:t xml:space="preserve"/>
+      </w:r>
+    </w:p>
+    <w:p>
+      <w:pPr>
+        <w:pStyle w:val="Heading2"/>
+        <w:spacing w:after="80" w:before="200"/>
+      </w:pPr>
+      <w:r>
+        <w:rPr>
+          <w:b/>
+          <w:bCs/>
+          <w:color w:val="3A6B8A"/>
+          <w:sz w:val="24"/>
+          <w:szCs w:val="24"/>
+        </w:rPr>
+        <w:t xml:space="preserve">6.2 Wichtige docker-compose.yml Prinzipien</w:t>
       </w:r>
     </w:p>
     <w:p>
@@ -4416,7 +4756,7 @@
           <w:sz w:val="22"/>
           <w:szCs w:val="22"/>
         </w:rPr>
-        <w:t xml:space="preserve">nginx: systemd-Service, läuft als www-data</w:t>
+        <w:t xml:space="preserve">Nur nginx-Container ist nach aussen exponiert (Port 443/80)</w:t>
       </w:r>
     </w:p>
     <w:p>
@@ -4432,7 +4772,7 @@
           <w:sz w:val="22"/>
           <w:szCs w:val="22"/>
         </w:rPr>
-        <w:t xml:space="preserve">FastAPI: via uvicorn, als systemd-Service (oder gunicorn + uvicorn-Worker)</w:t>
+        <w:t xml:space="preserve">app und db kommunizieren über internes Docker-Netzwerk — kein öffentlicher Port</w:t>
       </w:r>
     </w:p>
     <w:p>
@@ -4448,7 +4788,7 @@
           <w:sz w:val="22"/>
           <w:szCs w:val="22"/>
         </w:rPr>
-        <w:t xml:space="preserve">PostgreSQL: systemd-Service, eigener postgres-User</w:t>
+        <w:t xml:space="preserve">PostgreSQL-Daten auf Named Volume (kein Bind-Mount): docker-managed, survives container restart</w:t>
       </w:r>
     </w:p>
     <w:p>
@@ -4464,7 +4804,23 @@
           <w:sz w:val="22"/>
           <w:szCs w:val="22"/>
         </w:rPr>
-        <w:t xml:space="preserve">Cron-Job: systemd-Timer oder crontab des App-Users</w:t>
+        <w:t xml:space="preserve">Secrets (DB-Passwort, JWT-Secret) via .env-Datei oder Docker Secrets — nie im Image</w:t>
+      </w:r>
+    </w:p>
+    <w:p>
+      <w:pPr>
+        <w:pStyle w:val="ListParagraph"/>
+        <w:numPr>
+          <w:ilvl w:val="0"/>
+          <w:numId w:val="2"/>
+        </w:numPr>
+      </w:pPr>
+      <w:r>
+        <w:rPr>
+          <w:sz w:val="22"/>
+          <w:szCs w:val="22"/>
+        </w:rPr>
+        <w:t xml:space="preserve">Health-Checks: db muss healthy sein bevor app startet (depends_on mit condition)</w:t>
       </w:r>
     </w:p>
     <w:p>
@@ -4488,7 +4844,7 @@
           <w:sz w:val="24"/>
           <w:szCs w:val="24"/>
         </w:rPr>
-        <w:t xml:space="preserve">6.2 Deployment-Ablauf (Erstinstallation)</w:t>
+        <w:t xml:space="preserve">6.3 Erstinstallation auf Infomaniak VPS</w:t>
       </w:r>
     </w:p>
     <w:p>
@@ -4504,7 +4860,7 @@
           <w:sz w:val="22"/>
           <w:szCs w:val="22"/>
         </w:rPr>
-        <w:t xml:space="preserve">VPS provisionieren (Ubuntu LTS)</w:t>
+        <w:t xml:space="preserve">VPS provisionieren (Ubuntu LTS), Docker + Docker Compose installieren</w:t>
       </w:r>
     </w:p>
     <w:p>
@@ -4520,7 +4876,7 @@
           <w:sz w:val="22"/>
           <w:szCs w:val="22"/>
         </w:rPr>
-        <w:t xml:space="preserve">PostgreSQL installieren, DB und App-User anlegen</w:t>
+        <w:t xml:space="preserve">DNS-Eintrag setzen, Certbot/acme.sh für Let's Encrypt</w:t>
       </w:r>
     </w:p>
     <w:p>
@@ -4536,7 +4892,7 @@
           <w:sz w:val="22"/>
           <w:szCs w:val="22"/>
         </w:rPr>
-        <w:t xml:space="preserve">Alembic-Migrationen ausführen (Schema erstellen)</w:t>
+        <w:t xml:space="preserve">Repository clonen, .env-Datei mit Secrets befüllen</w:t>
       </w:r>
     </w:p>
     <w:p>
@@ -4552,7 +4908,7 @@
           <w:sz w:val="22"/>
           <w:szCs w:val="22"/>
         </w:rPr>
-        <w:t xml:space="preserve">FastAPI-App deployen (Git clone + pip install)</w:t>
+        <w:t xml:space="preserve">docker compose up -d</w:t>
       </w:r>
     </w:p>
     <w:p>
@@ -4568,7 +4924,7 @@
           <w:sz w:val="22"/>
           <w:szCs w:val="22"/>
         </w:rPr>
-        <w:t xml:space="preserve">systemd-Services für uvicorn und nginx konfigurieren</w:t>
+        <w:t xml:space="preserve">Alembic-Migrationen im app-Container ausführen: docker compose exec app alembic upgrade head</w:t>
       </w:r>
     </w:p>
     <w:p>
@@ -4584,7 +4940,31 @@
           <w:sz w:val="22"/>
           <w:szCs w:val="22"/>
         </w:rPr>
-        <w:t xml:space="preserve">Certbot: Let's Encrypt Zertifikat ausstellen</w:t>
+        <w:t xml:space="preserve">Smoke-Test: Login + Anlass erstellen</w:t>
+      </w:r>
+    </w:p>
+    <w:p>
+      <w:pPr>
+        <w:spacing w:after="80"/>
+      </w:pPr>
+      <w:r>
+        <w:t xml:space="preserve"/>
+      </w:r>
+    </w:p>
+    <w:p>
+      <w:pPr>
+        <w:pStyle w:val="Heading2"/>
+        <w:spacing w:after="80" w:before="200"/>
+      </w:pPr>
+      <w:r>
+        <w:rPr>
+          <w:b/>
+          <w:bCs/>
+          <w:color w:val="3A6B8A"/>
+          <w:sz w:val="24"/>
+          <w:szCs w:val="24"/>
+        </w:rPr>
+        <w:t xml:space="preserve">6.4 Updates (laufender Betrieb)</w:t>
       </w:r>
     </w:p>
     <w:p>
@@ -4600,7 +4980,7 @@
           <w:sz w:val="22"/>
           <w:szCs w:val="22"/>
         </w:rPr>
-        <w:t xml:space="preserve">Backup-Cron konfigurieren</w:t>
+        <w:t xml:space="preserve">git pull auf VPS</w:t>
       </w:r>
     </w:p>
     <w:p>
@@ -4616,7 +4996,55 @@
           <w:sz w:val="22"/>
           <w:szCs w:val="22"/>
         </w:rPr>
-        <w:t xml:space="preserve">Smoke-Test: End-to-End Login + Anlass erstellen</w:t>
+        <w:t xml:space="preserve">docker compose build app</w:t>
+      </w:r>
+    </w:p>
+    <w:p>
+      <w:pPr>
+        <w:pStyle w:val="ListParagraph"/>
+        <w:numPr>
+          <w:ilvl w:val="0"/>
+          <w:numId w:val="2"/>
+        </w:numPr>
+      </w:pPr>
+      <w:r>
+        <w:rPr>
+          <w:sz w:val="22"/>
+          <w:szCs w:val="22"/>
+        </w:rPr>
+        <w:t xml:space="preserve">docker compose exec app alembic upgrade head (falls Schema-Änderungen)</w:t>
+      </w:r>
+    </w:p>
+    <w:p>
+      <w:pPr>
+        <w:pStyle w:val="ListParagraph"/>
+        <w:numPr>
+          <w:ilvl w:val="0"/>
+          <w:numId w:val="2"/>
+        </w:numPr>
+      </w:pPr>
+      <w:r>
+        <w:rPr>
+          <w:sz w:val="22"/>
+          <w:szCs w:val="22"/>
+        </w:rPr>
+        <w:t xml:space="preserve">docker compose up -d --no-deps app (nur app-Container neu starten, db und nginx laufen weiter)</w:t>
+      </w:r>
+    </w:p>
+    <w:p>
+      <w:pPr>
+        <w:spacing w:after="120" w:before="60"/>
+        <w:ind w:left="360"/>
+      </w:pPr>
+      <w:r>
+        <w:rPr>
+          <w:i/>
+          <w:iCs/>
+          <w:color w:val="8B4000"/>
+          <w:sz w:val="20"/>
+          <w:szCs w:val="20"/>
+        </w:rPr>
+        <w:t xml:space="preserve">⚠ Downtime bei Updates: wenige Sekunden (Container-Restart). Zero-Downtime-Deployment optional in Phase 2.</w:t>
       </w:r>
     </w:p>
     <w:p>
@@ -4640,7 +5068,518 @@
           <w:sz w:val="24"/>
           <w:szCs w:val="24"/>
         </w:rPr>
-        <w:t xml:space="preserve">6.3 Updates</w:t>
+        <w:t xml:space="preserve">6.5 Backup-Strategie (3-2-1)</w:t>
+      </w:r>
+    </w:p>
+    <w:p>
+      <w:pPr>
+        <w:spacing w:after="120"/>
+      </w:pPr>
+      <w:r>
+        <w:rPr>
+          <w:sz w:val="22"/>
+          <w:szCs w:val="22"/>
+        </w:rPr>
+        <w:t xml:space="preserve">Das System folgt der 3-2-1-Backup-Regel: 3 Kopien, 2 verschiedene Orte, 1 davon off-site vom VPS.</w:t>
+      </w:r>
+    </w:p>
+    <w:tbl>
+      <w:tblPr>
+        <w:tblW w:type="dxa" w:w="9026"/>
+        <w:tblBorders>
+          <w:top w:val="single" w:color="auto" w:sz="4"/>
+          <w:left w:val="single" w:color="auto" w:sz="4"/>
+          <w:bottom w:val="single" w:color="auto" w:sz="4"/>
+          <w:right w:val="single" w:color="auto" w:sz="4"/>
+          <w:insideH w:val="single" w:color="auto" w:sz="4"/>
+          <w:insideV w:val="single" w:color="auto" w:sz="4"/>
+        </w:tblBorders>
+      </w:tblPr>
+      <w:tblGrid>
+        <w:gridCol w:w="1200"/>
+        <w:gridCol w:w="2000"/>
+        <w:gridCol w:w="3200"/>
+        <w:gridCol w:w="2626"/>
+      </w:tblGrid>
+      <w:tr>
+        <w:tc>
+          <w:tcPr>
+            <w:tcW w:type="dxa" w:w="1200"/>
+            <w:tcBorders>
+              <w:top w:val="single" w:color="BBCCDD" w:sz="1"/>
+              <w:left w:val="single" w:color="BBCCDD" w:sz="1"/>
+              <w:bottom w:val="single" w:color="BBCCDD" w:sz="1"/>
+              <w:right w:val="single" w:color="BBCCDD" w:sz="1"/>
+            </w:tcBorders>
+            <w:shd w:fill="DDE8F0" w:val="clear"/>
+            <w:tcMar>
+              <w:top w:type="dxa" w:w="80"/>
+              <w:left w:type="dxa" w:w="120"/>
+              <w:bottom w:type="dxa" w:w="80"/>
+              <w:right w:type="dxa" w:w="120"/>
+            </w:tcMar>
+          </w:tcPr>
+          <w:p>
+            <w:r>
+              <w:rPr>
+                <w:b/>
+                <w:bCs/>
+                <w:sz w:val="20"/>
+                <w:szCs w:val="20"/>
+              </w:rPr>
+              <w:t xml:space="preserve">Stufe</w:t>
+            </w:r>
+          </w:p>
+        </w:tc>
+        <w:tc>
+          <w:tcPr>
+            <w:tcW w:type="dxa" w:w="2000"/>
+            <w:tcBorders>
+              <w:top w:val="single" w:color="BBCCDD" w:sz="1"/>
+              <w:left w:val="single" w:color="BBCCDD" w:sz="1"/>
+              <w:bottom w:val="single" w:color="BBCCDD" w:sz="1"/>
+              <w:right w:val="single" w:color="BBCCDD" w:sz="1"/>
+            </w:tcBorders>
+            <w:shd w:fill="DDE8F0" w:val="clear"/>
+            <w:tcMar>
+              <w:top w:type="dxa" w:w="80"/>
+              <w:left w:type="dxa" w:w="120"/>
+              <w:bottom w:type="dxa" w:w="80"/>
+              <w:right w:type="dxa" w:w="120"/>
+            </w:tcMar>
+          </w:tcPr>
+          <w:p>
+            <w:r>
+              <w:rPr>
+                <w:b/>
+                <w:bCs/>
+                <w:sz w:val="20"/>
+                <w:szCs w:val="20"/>
+              </w:rPr>
+              <w:t xml:space="preserve">Wo</w:t>
+            </w:r>
+          </w:p>
+        </w:tc>
+        <w:tc>
+          <w:tcPr>
+            <w:tcW w:type="dxa" w:w="3200"/>
+            <w:tcBorders>
+              <w:top w:val="single" w:color="BBCCDD" w:sz="1"/>
+              <w:left w:val="single" w:color="BBCCDD" w:sz="1"/>
+              <w:bottom w:val="single" w:color="BBCCDD" w:sz="1"/>
+              <w:right w:val="single" w:color="BBCCDD" w:sz="1"/>
+            </w:tcBorders>
+            <w:shd w:fill="DDE8F0" w:val="clear"/>
+            <w:tcMar>
+              <w:top w:type="dxa" w:w="80"/>
+              <w:left w:type="dxa" w:w="120"/>
+              <w:bottom w:type="dxa" w:w="80"/>
+              <w:right w:type="dxa" w:w="120"/>
+            </w:tcMar>
+          </w:tcPr>
+          <w:p>
+            <w:r>
+              <w:rPr>
+                <w:b/>
+                <w:bCs/>
+                <w:sz w:val="20"/>
+                <w:szCs w:val="20"/>
+              </w:rPr>
+              <w:t xml:space="preserve">Wie</w:t>
+            </w:r>
+          </w:p>
+        </w:tc>
+        <w:tc>
+          <w:tcPr>
+            <w:tcW w:type="dxa" w:w="2626"/>
+            <w:tcBorders>
+              <w:top w:val="single" w:color="BBCCDD" w:sz="1"/>
+              <w:left w:val="single" w:color="BBCCDD" w:sz="1"/>
+              <w:bottom w:val="single" w:color="BBCCDD" w:sz="1"/>
+              <w:right w:val="single" w:color="BBCCDD" w:sz="1"/>
+            </w:tcBorders>
+            <w:shd w:fill="DDE8F0" w:val="clear"/>
+            <w:tcMar>
+              <w:top w:type="dxa" w:w="80"/>
+              <w:left w:type="dxa" w:w="120"/>
+              <w:bottom w:type="dxa" w:w="80"/>
+              <w:right w:type="dxa" w:w="120"/>
+            </w:tcMar>
+          </w:tcPr>
+          <w:p>
+            <w:r>
+              <w:rPr>
+                <w:b/>
+                <w:bCs/>
+                <w:sz w:val="20"/>
+                <w:szCs w:val="20"/>
+              </w:rPr>
+              <w:t xml:space="preserve">Aufbewahrung</w:t>
+            </w:r>
+          </w:p>
+        </w:tc>
+      </w:tr>
+      <w:tr>
+        <w:tc>
+          <w:tcPr>
+            <w:tcW w:type="dxa" w:w="1200"/>
+            <w:tcBorders>
+              <w:top w:val="single" w:color="BBCCDD" w:sz="1"/>
+              <w:left w:val="single" w:color="BBCCDD" w:sz="1"/>
+              <w:bottom w:val="single" w:color="BBCCDD" w:sz="1"/>
+              <w:right w:val="single" w:color="BBCCDD" w:sz="1"/>
+            </w:tcBorders>
+            <w:shd w:fill="FFFFFF" w:val="clear"/>
+            <w:tcMar>
+              <w:top w:type="dxa" w:w="80"/>
+              <w:left w:type="dxa" w:w="120"/>
+              <w:bottom w:type="dxa" w:w="80"/>
+              <w:right w:type="dxa" w:w="120"/>
+            </w:tcMar>
+          </w:tcPr>
+          <w:p>
+            <w:r>
+              <w:rPr>
+                <w:b w:val="false"/>
+                <w:bCs w:val="false"/>
+                <w:sz w:val="20"/>
+                <w:szCs w:val="20"/>
+              </w:rPr>
+              <w:t xml:space="preserve">1 — Lokal</w:t>
+            </w:r>
+          </w:p>
+        </w:tc>
+        <w:tc>
+          <w:tcPr>
+            <w:tcW w:type="dxa" w:w="2000"/>
+            <w:tcBorders>
+              <w:top w:val="single" w:color="BBCCDD" w:sz="1"/>
+              <w:left w:val="single" w:color="BBCCDD" w:sz="1"/>
+              <w:bottom w:val="single" w:color="BBCCDD" w:sz="1"/>
+              <w:right w:val="single" w:color="BBCCDD" w:sz="1"/>
+            </w:tcBorders>
+            <w:shd w:fill="FFFFFF" w:val="clear"/>
+            <w:tcMar>
+              <w:top w:type="dxa" w:w="80"/>
+              <w:left w:type="dxa" w:w="120"/>
+              <w:bottom w:type="dxa" w:w="80"/>
+              <w:right w:type="dxa" w:w="120"/>
+            </w:tcMar>
+          </w:tcPr>
+          <w:p>
+            <w:r>
+              <w:rPr>
+                <w:b w:val="false"/>
+                <w:bCs w:val="false"/>
+                <w:sz w:val="20"/>
+                <w:szCs w:val="20"/>
+              </w:rPr>
+              <w:t xml:space="preserve">VPS (gleicher Server)</w:t>
+            </w:r>
+          </w:p>
+        </w:tc>
+        <w:tc>
+          <w:tcPr>
+            <w:tcW w:type="dxa" w:w="3200"/>
+            <w:tcBorders>
+              <w:top w:val="single" w:color="BBCCDD" w:sz="1"/>
+              <w:left w:val="single" w:color="BBCCDD" w:sz="1"/>
+              <w:bottom w:val="single" w:color="BBCCDD" w:sz="1"/>
+              <w:right w:val="single" w:color="BBCCDD" w:sz="1"/>
+            </w:tcBorders>
+            <w:shd w:fill="FFFFFF" w:val="clear"/>
+            <w:tcMar>
+              <w:top w:type="dxa" w:w="80"/>
+              <w:left w:type="dxa" w:w="120"/>
+              <w:bottom w:type="dxa" w:w="80"/>
+              <w:right w:type="dxa" w:w="120"/>
+            </w:tcMar>
+          </w:tcPr>
+          <w:p>
+            <w:r>
+              <w:rPr>
+                <w:b w:val="false"/>
+                <w:bCs w:val="false"/>
+                <w:sz w:val="20"/>
+                <w:szCs w:val="20"/>
+              </w:rPr>
+              <w:t xml:space="preserve">pg_dump → AES-256 (gpg) → lokales Verzeichnis</w:t>
+            </w:r>
+          </w:p>
+        </w:tc>
+        <w:tc>
+          <w:tcPr>
+            <w:tcW w:type="dxa" w:w="2626"/>
+            <w:tcBorders>
+              <w:top w:val="single" w:color="BBCCDD" w:sz="1"/>
+              <w:left w:val="single" w:color="BBCCDD" w:sz="1"/>
+              <w:bottom w:val="single" w:color="BBCCDD" w:sz="1"/>
+              <w:right w:val="single" w:color="BBCCDD" w:sz="1"/>
+            </w:tcBorders>
+            <w:shd w:fill="FFFFFF" w:val="clear"/>
+            <w:tcMar>
+              <w:top w:type="dxa" w:w="80"/>
+              <w:left w:type="dxa" w:w="120"/>
+              <w:bottom w:type="dxa" w:w="80"/>
+              <w:right w:type="dxa" w:w="120"/>
+            </w:tcMar>
+          </w:tcPr>
+          <w:p>
+            <w:r>
+              <w:rPr>
+                <w:b w:val="false"/>
+                <w:bCs w:val="false"/>
+                <w:sz w:val="20"/>
+                <w:szCs w:val="20"/>
+              </w:rPr>
+              <w:t xml:space="preserve">90 Tage Rotation</w:t>
+            </w:r>
+          </w:p>
+        </w:tc>
+      </w:tr>
+      <w:tr>
+        <w:tc>
+          <w:tcPr>
+            <w:tcW w:type="dxa" w:w="1200"/>
+            <w:tcBorders>
+              <w:top w:val="single" w:color="BBCCDD" w:sz="1"/>
+              <w:left w:val="single" w:color="BBCCDD" w:sz="1"/>
+              <w:bottom w:val="single" w:color="BBCCDD" w:sz="1"/>
+              <w:right w:val="single" w:color="BBCCDD" w:sz="1"/>
+            </w:tcBorders>
+            <w:shd w:fill="F5F8FB" w:val="clear"/>
+            <w:tcMar>
+              <w:top w:type="dxa" w:w="80"/>
+              <w:left w:type="dxa" w:w="120"/>
+              <w:bottom w:type="dxa" w:w="80"/>
+              <w:right w:type="dxa" w:w="120"/>
+            </w:tcMar>
+          </w:tcPr>
+          <w:p>
+            <w:r>
+              <w:rPr>
+                <w:b w:val="false"/>
+                <w:bCs w:val="false"/>
+                <w:sz w:val="20"/>
+                <w:szCs w:val="20"/>
+              </w:rPr>
+              <w:t xml:space="preserve">2 — Cloud</w:t>
+            </w:r>
+          </w:p>
+        </w:tc>
+        <w:tc>
+          <w:tcPr>
+            <w:tcW w:type="dxa" w:w="2000"/>
+            <w:tcBorders>
+              <w:top w:val="single" w:color="BBCCDD" w:sz="1"/>
+              <w:left w:val="single" w:color="BBCCDD" w:sz="1"/>
+              <w:bottom w:val="single" w:color="BBCCDD" w:sz="1"/>
+              <w:right w:val="single" w:color="BBCCDD" w:sz="1"/>
+            </w:tcBorders>
+            <w:shd w:fill="F5F8FB" w:val="clear"/>
+            <w:tcMar>
+              <w:top w:type="dxa" w:w="80"/>
+              <w:left w:type="dxa" w:w="120"/>
+              <w:bottom w:type="dxa" w:w="80"/>
+              <w:right w:type="dxa" w:w="120"/>
+            </w:tcMar>
+          </w:tcPr>
+          <w:p>
+            <w:r>
+              <w:rPr>
+                <w:b w:val="false"/>
+                <w:bCs w:val="false"/>
+                <w:sz w:val="20"/>
+                <w:szCs w:val="20"/>
+              </w:rPr>
+              <w:t xml:space="preserve">Infomaniak kDrive (CH)</w:t>
+            </w:r>
+          </w:p>
+        </w:tc>
+        <w:tc>
+          <w:tcPr>
+            <w:tcW w:type="dxa" w:w="3200"/>
+            <w:tcBorders>
+              <w:top w:val="single" w:color="BBCCDD" w:sz="1"/>
+              <w:left w:val="single" w:color="BBCCDD" w:sz="1"/>
+              <w:bottom w:val="single" w:color="BBCCDD" w:sz="1"/>
+              <w:right w:val="single" w:color="BBCCDD" w:sz="1"/>
+            </w:tcBorders>
+            <w:shd w:fill="F5F8FB" w:val="clear"/>
+            <w:tcMar>
+              <w:top w:type="dxa" w:w="80"/>
+              <w:left w:type="dxa" w:w="120"/>
+              <w:bottom w:type="dxa" w:w="80"/>
+              <w:right w:type="dxa" w:w="120"/>
+            </w:tcMar>
+          </w:tcPr>
+          <w:p>
+            <w:r>
+              <w:rPr>
+                <w:b w:val="false"/>
+                <w:bCs w:val="false"/>
+                <w:sz w:val="20"/>
+                <w:szCs w:val="20"/>
+              </w:rPr>
+              <w:t xml:space="preserve">Rclone copy nach lokalem Backup (gleicher Cron-Job)</w:t>
+            </w:r>
+          </w:p>
+        </w:tc>
+        <w:tc>
+          <w:tcPr>
+            <w:tcW w:type="dxa" w:w="2626"/>
+            <w:tcBorders>
+              <w:top w:val="single" w:color="BBCCDD" w:sz="1"/>
+              <w:left w:val="single" w:color="BBCCDD" w:sz="1"/>
+              <w:bottom w:val="single" w:color="BBCCDD" w:sz="1"/>
+              <w:right w:val="single" w:color="BBCCDD" w:sz="1"/>
+            </w:tcBorders>
+            <w:shd w:fill="F5F8FB" w:val="clear"/>
+            <w:tcMar>
+              <w:top w:type="dxa" w:w="80"/>
+              <w:left w:type="dxa" w:w="120"/>
+              <w:bottom w:type="dxa" w:w="80"/>
+              <w:right w:type="dxa" w:w="120"/>
+            </w:tcMar>
+          </w:tcPr>
+          <w:p>
+            <w:r>
+              <w:rPr>
+                <w:b w:val="false"/>
+                <w:bCs w:val="false"/>
+                <w:sz w:val="20"/>
+                <w:szCs w:val="20"/>
+              </w:rPr>
+              <w:t xml:space="preserve">Manuell verwaltet</w:t>
+            </w:r>
+          </w:p>
+        </w:tc>
+      </w:tr>
+      <w:tr>
+        <w:tc>
+          <w:tcPr>
+            <w:tcW w:type="dxa" w:w="1200"/>
+            <w:tcBorders>
+              <w:top w:val="single" w:color="BBCCDD" w:sz="1"/>
+              <w:left w:val="single" w:color="BBCCDD" w:sz="1"/>
+              <w:bottom w:val="single" w:color="BBCCDD" w:sz="1"/>
+              <w:right w:val="single" w:color="BBCCDD" w:sz="1"/>
+            </w:tcBorders>
+            <w:shd w:fill="FFFFFF" w:val="clear"/>
+            <w:tcMar>
+              <w:top w:type="dxa" w:w="80"/>
+              <w:left w:type="dxa" w:w="120"/>
+              <w:bottom w:type="dxa" w:w="80"/>
+              <w:right w:type="dxa" w:w="120"/>
+            </w:tcMar>
+          </w:tcPr>
+          <w:p>
+            <w:r>
+              <w:rPr>
+                <w:b w:val="false"/>
+                <w:bCs w:val="false"/>
+                <w:sz w:val="20"/>
+                <w:szCs w:val="20"/>
+              </w:rPr>
+              <w:t xml:space="preserve">3 — Lokal PC</w:t>
+            </w:r>
+          </w:p>
+        </w:tc>
+        <w:tc>
+          <w:tcPr>
+            <w:tcW w:type="dxa" w:w="2000"/>
+            <w:tcBorders>
+              <w:top w:val="single" w:color="BBCCDD" w:sz="1"/>
+              <w:left w:val="single" w:color="BBCCDD" w:sz="1"/>
+              <w:bottom w:val="single" w:color="BBCCDD" w:sz="1"/>
+              <w:right w:val="single" w:color="BBCCDD" w:sz="1"/>
+            </w:tcBorders>
+            <w:shd w:fill="FFFFFF" w:val="clear"/>
+            <w:tcMar>
+              <w:top w:type="dxa" w:w="80"/>
+              <w:left w:type="dxa" w:w="120"/>
+              <w:bottom w:type="dxa" w:w="80"/>
+              <w:right w:type="dxa" w:w="120"/>
+            </w:tcMar>
+          </w:tcPr>
+          <w:p>
+            <w:r>
+              <w:rPr>
+                <w:b w:val="false"/>
+                <w:bCs w:val="false"/>
+                <w:sz w:val="20"/>
+                <w:szCs w:val="20"/>
+              </w:rPr>
+              <w:t xml:space="preserve">Rechner des Admins</w:t>
+            </w:r>
+          </w:p>
+        </w:tc>
+        <w:tc>
+          <w:tcPr>
+            <w:tcW w:type="dxa" w:w="3200"/>
+            <w:tcBorders>
+              <w:top w:val="single" w:color="BBCCDD" w:sz="1"/>
+              <w:left w:val="single" w:color="BBCCDD" w:sz="1"/>
+              <w:bottom w:val="single" w:color="BBCCDD" w:sz="1"/>
+              <w:right w:val="single" w:color="BBCCDD" w:sz="1"/>
+            </w:tcBorders>
+            <w:shd w:fill="FFFFFF" w:val="clear"/>
+            <w:tcMar>
+              <w:top w:type="dxa" w:w="80"/>
+              <w:left w:type="dxa" w:w="120"/>
+              <w:bottom w:type="dxa" w:w="80"/>
+              <w:right w:type="dxa" w:w="120"/>
+            </w:tcMar>
+          </w:tcPr>
+          <w:p>
+            <w:r>
+              <w:rPr>
+                <w:b w:val="false"/>
+                <w:bCs w:val="false"/>
+                <w:sz w:val="20"/>
+                <w:szCs w:val="20"/>
+              </w:rPr>
+              <w:t xml:space="preserve">Infomaniak kDrive Desktop-Client (automatische Synchronisation)</w:t>
+            </w:r>
+          </w:p>
+        </w:tc>
+        <w:tc>
+          <w:tcPr>
+            <w:tcW w:type="dxa" w:w="2626"/>
+            <w:tcBorders>
+              <w:top w:val="single" w:color="BBCCDD" w:sz="1"/>
+              <w:left w:val="single" w:color="BBCCDD" w:sz="1"/>
+              <w:bottom w:val="single" w:color="BBCCDD" w:sz="1"/>
+              <w:right w:val="single" w:color="BBCCDD" w:sz="1"/>
+            </w:tcBorders>
+            <w:shd w:fill="FFFFFF" w:val="clear"/>
+            <w:tcMar>
+              <w:top w:type="dxa" w:w="80"/>
+              <w:left w:type="dxa" w:w="120"/>
+              <w:bottom w:type="dxa" w:w="80"/>
+              <w:right w:type="dxa" w:w="120"/>
+            </w:tcMar>
+          </w:tcPr>
+          <w:p>
+            <w:r>
+              <w:rPr>
+                <w:b w:val="false"/>
+                <w:bCs w:val="false"/>
+                <w:sz w:val="20"/>
+                <w:szCs w:val="20"/>
+              </w:rPr>
+              <w:t xml:space="preserve">Automatisch aktuell</w:t>
+            </w:r>
+          </w:p>
+        </w:tc>
+      </w:tr>
+    </w:tbl>
+    <w:p>
+      <w:pPr>
+        <w:spacing w:after="80"/>
+      </w:pPr>
+      <w:r>
+        <w:t xml:space="preserve"/>
       </w:r>
     </w:p>
     <w:p>
@@ -4656,7 +5595,7 @@
           <w:sz w:val="22"/>
           <w:szCs w:val="22"/>
         </w:rPr>
-        <w:t xml:space="preserve">Git pull + pip install --upgrade auf VPS</w:t>
+        <w:t xml:space="preserve">Backup-Verschlüsselung: AES-256 via gpg, bevor Upload zu kDrive — Infomaniak sieht nur verschlüsselte Daten</w:t>
       </w:r>
     </w:p>
     <w:p>
@@ -4672,7 +5611,7 @@
           <w:sz w:val="22"/>
           <w:szCs w:val="22"/>
         </w:rPr>
-        <w:t xml:space="preserve">Alembic migrate für Schemaänderungen</w:t>
+        <w:t xml:space="preserve">kDrive Desktop-Client verfügbar für Windows, Mac und Linux</w:t>
       </w:r>
     </w:p>
     <w:p>
@@ -4688,7 +5627,7 @@
           <w:sz w:val="22"/>
           <w:szCs w:val="22"/>
         </w:rPr>
-        <w:t xml:space="preserve">systemctl restart uvicorn</w:t>
+        <w:t xml:space="preserve">Kein manueller SSH-Zugriff für Backup-Kontrolle nötig — kDrive-Sync zeigt lokalen Stand</w:t>
       </w:r>
     </w:p>
     <w:p>
@@ -4704,7 +5643,95 @@
           <w:sz w:val="22"/>
           <w:szCs w:val="22"/>
         </w:rPr>
-        <w:t xml:space="preserve">Kein Downtime bei Konfigurationsänderungen (nginx reload)</w:t>
+        <w:t xml:space="preserve">Wiederherstellung: gpg-entschlüsseln → pg_restore in Docker-Container</w:t>
+      </w:r>
+    </w:p>
+    <w:p>
+      <w:pPr>
+        <w:spacing w:after="80"/>
+      </w:pPr>
+      <w:r>
+        <w:t xml:space="preserve"/>
+      </w:r>
+    </w:p>
+    <w:p>
+      <w:pPr>
+        <w:pStyle w:val="Heading2"/>
+        <w:spacing w:after="80" w:before="200"/>
+      </w:pPr>
+      <w:r>
+        <w:rPr>
+          <w:b/>
+          <w:bCs/>
+          <w:color w:val="3A6B8A"/>
+          <w:sz w:val="24"/>
+          <w:szCs w:val="24"/>
+        </w:rPr>
+        <w:t xml:space="preserve">6.6 Umzug auf anderen Anbieter</w:t>
+      </w:r>
+    </w:p>
+    <w:p>
+      <w:pPr>
+        <w:pStyle w:val="ListParagraph"/>
+        <w:numPr>
+          <w:ilvl w:val="0"/>
+          <w:numId w:val="2"/>
+        </w:numPr>
+      </w:pPr>
+      <w:r>
+        <w:rPr>
+          <w:sz w:val="22"/>
+          <w:szCs w:val="22"/>
+        </w:rPr>
+        <w:t xml:space="preserve">docker compose down</w:t>
+      </w:r>
+    </w:p>
+    <w:p>
+      <w:pPr>
+        <w:pStyle w:val="ListParagraph"/>
+        <w:numPr>
+          <w:ilvl w:val="0"/>
+          <w:numId w:val="2"/>
+        </w:numPr>
+      </w:pPr>
+      <w:r>
+        <w:rPr>
+          <w:sz w:val="22"/>
+          <w:szCs w:val="22"/>
+        </w:rPr>
+        <w:t xml:space="preserve">PostgreSQL-Volume exportieren: docker run --rm -v db_data:/data ... tar czf backup.tar.gz /data</w:t>
+      </w:r>
+    </w:p>
+    <w:p>
+      <w:pPr>
+        <w:pStyle w:val="ListParagraph"/>
+        <w:numPr>
+          <w:ilvl w:val="0"/>
+          <w:numId w:val="2"/>
+        </w:numPr>
+      </w:pPr>
+      <w:r>
+        <w:rPr>
+          <w:sz w:val="22"/>
+          <w:szCs w:val="22"/>
+        </w:rPr>
+        <w:t xml:space="preserve">Volume auf neuem VPS einspielen, Repository clonen, .env befüllen</w:t>
+      </w:r>
+    </w:p>
+    <w:p>
+      <w:pPr>
+        <w:pStyle w:val="ListParagraph"/>
+        <w:numPr>
+          <w:ilvl w:val="0"/>
+          <w:numId w:val="2"/>
+        </w:numPr>
+      </w:pPr>
+      <w:r>
+        <w:rPr>
+          <w:sz w:val="22"/>
+          <w:szCs w:val="22"/>
+        </w:rPr>
+        <w:t xml:space="preserve">docker compose up -d — fertig</w:t>
       </w:r>
     </w:p>
     <w:p>
@@ -4720,7 +5747,7 @@
           <w:sz w:val="20"/>
           <w:szCs w:val="20"/>
         </w:rPr>
-        <w:t xml:space="preserve">⚠ Für Zero-Downtime-Deployments (Phase 2): Blue-Green oder Rolling Update via systemd.</w:t>
+        <w:t xml:space="preserve">⚠ Geschätzter Aufwand für einen Umzug: 1-2 Stunden. Das ist der Hauptvorteil von Docker gegenüber Bare-Metal.</w:t>
       </w:r>
     </w:p>
     <w:p>
@@ -4747,7 +5774,471 @@
           <w:sz w:val="28"/>
           <w:szCs w:val="28"/>
         </w:rPr>
-        <w:t xml:space="preserve">7. Offene Entscheide</w:t>
+        <w:t xml:space="preserve">7. Getroffene Entscheide</w:t>
+      </w:r>
+    </w:p>
+    <w:tbl>
+      <w:tblPr>
+        <w:tblW w:type="dxa" w:w="9026"/>
+        <w:tblBorders>
+          <w:top w:val="single" w:color="auto" w:sz="4"/>
+          <w:left w:val="single" w:color="auto" w:sz="4"/>
+          <w:bottom w:val="single" w:color="auto" w:sz="4"/>
+          <w:right w:val="single" w:color="auto" w:sz="4"/>
+          <w:insideH w:val="single" w:color="auto" w:sz="4"/>
+          <w:insideV w:val="single" w:color="auto" w:sz="4"/>
+        </w:tblBorders>
+      </w:tblPr>
+      <w:tblGrid>
+        <w:gridCol w:w="3200"/>
+        <w:gridCol w:w="5826"/>
+      </w:tblGrid>
+      <w:tr>
+        <w:tc>
+          <w:tcPr>
+            <w:tcW w:type="dxa" w:w="3200"/>
+            <w:tcBorders>
+              <w:top w:val="single" w:color="BBCCDD" w:sz="1"/>
+              <w:left w:val="single" w:color="BBCCDD" w:sz="1"/>
+              <w:bottom w:val="single" w:color="BBCCDD" w:sz="1"/>
+              <w:right w:val="single" w:color="BBCCDD" w:sz="1"/>
+            </w:tcBorders>
+            <w:shd w:fill="DDE8F0" w:val="clear"/>
+            <w:tcMar>
+              <w:top w:type="dxa" w:w="80"/>
+              <w:left w:type="dxa" w:w="120"/>
+              <w:bottom w:type="dxa" w:w="80"/>
+              <w:right w:type="dxa" w:w="120"/>
+            </w:tcMar>
+          </w:tcPr>
+          <w:p>
+            <w:r>
+              <w:rPr>
+                <w:b/>
+                <w:bCs/>
+                <w:sz w:val="20"/>
+                <w:szCs w:val="20"/>
+              </w:rPr>
+              <w:t xml:space="preserve">Entscheid</w:t>
+            </w:r>
+          </w:p>
+        </w:tc>
+        <w:tc>
+          <w:tcPr>
+            <w:tcW w:type="dxa" w:w="5826"/>
+            <w:tcBorders>
+              <w:top w:val="single" w:color="BBCCDD" w:sz="1"/>
+              <w:left w:val="single" w:color="BBCCDD" w:sz="1"/>
+              <w:bottom w:val="single" w:color="BBCCDD" w:sz="1"/>
+              <w:right w:val="single" w:color="BBCCDD" w:sz="1"/>
+            </w:tcBorders>
+            <w:shd w:fill="DDE8F0" w:val="clear"/>
+            <w:tcMar>
+              <w:top w:type="dxa" w:w="80"/>
+              <w:left w:type="dxa" w:w="120"/>
+              <w:bottom w:type="dxa" w:w="80"/>
+              <w:right w:type="dxa" w:w="120"/>
+            </w:tcMar>
+          </w:tcPr>
+          <w:p>
+            <w:r>
+              <w:rPr>
+                <w:b/>
+                <w:bCs/>
+                <w:sz w:val="20"/>
+                <w:szCs w:val="20"/>
+              </w:rPr>
+              <w:t xml:space="preserve">Beschluss</w:t>
+            </w:r>
+          </w:p>
+        </w:tc>
+      </w:tr>
+      <w:tr>
+        <w:tc>
+          <w:tcPr>
+            <w:tcW w:type="dxa" w:w="3200"/>
+            <w:tcBorders>
+              <w:top w:val="single" w:color="BBCCDD" w:sz="1"/>
+              <w:left w:val="single" w:color="BBCCDD" w:sz="1"/>
+              <w:bottom w:val="single" w:color="BBCCDD" w:sz="1"/>
+              <w:right w:val="single" w:color="BBCCDD" w:sz="1"/>
+            </w:tcBorders>
+            <w:shd w:fill="FFFFFF" w:val="clear"/>
+            <w:tcMar>
+              <w:top w:type="dxa" w:w="80"/>
+              <w:left w:type="dxa" w:w="120"/>
+              <w:bottom w:type="dxa" w:w="80"/>
+              <w:right w:type="dxa" w:w="120"/>
+            </w:tcMar>
+          </w:tcPr>
+          <w:p>
+            <w:r>
+              <w:rPr>
+                <w:b w:val="false"/>
+                <w:bCs w:val="false"/>
+                <w:sz w:val="20"/>
+                <w:szCs w:val="20"/>
+              </w:rPr>
+              <w:t xml:space="preserve">VPS-Anbieter</w:t>
+            </w:r>
+          </w:p>
+        </w:tc>
+        <w:tc>
+          <w:tcPr>
+            <w:tcW w:type="dxa" w:w="5826"/>
+            <w:tcBorders>
+              <w:top w:val="single" w:color="BBCCDD" w:sz="1"/>
+              <w:left w:val="single" w:color="BBCCDD" w:sz="1"/>
+              <w:bottom w:val="single" w:color="BBCCDD" w:sz="1"/>
+              <w:right w:val="single" w:color="BBCCDD" w:sz="1"/>
+            </w:tcBorders>
+            <w:shd w:fill="FFFFFF" w:val="clear"/>
+            <w:tcMar>
+              <w:top w:type="dxa" w:w="80"/>
+              <w:left w:type="dxa" w:w="120"/>
+              <w:bottom w:type="dxa" w:w="80"/>
+              <w:right w:type="dxa" w:w="120"/>
+            </w:tcMar>
+          </w:tcPr>
+          <w:p>
+            <w:r>
+              <w:rPr>
+                <w:b w:val="false"/>
+                <w:bCs w:val="false"/>
+                <w:sz w:val="20"/>
+                <w:szCs w:val="20"/>
+              </w:rPr>
+              <w:t xml:space="preserve">Infomaniak (CH) — Rechenzentren Genf/Zürich, ISO 27001, DSG-konform, CHF-Abrechnung</w:t>
+            </w:r>
+          </w:p>
+        </w:tc>
+      </w:tr>
+      <w:tr>
+        <w:tc>
+          <w:tcPr>
+            <w:tcW w:type="dxa" w:w="3200"/>
+            <w:tcBorders>
+              <w:top w:val="single" w:color="BBCCDD" w:sz="1"/>
+              <w:left w:val="single" w:color="BBCCDD" w:sz="1"/>
+              <w:bottom w:val="single" w:color="BBCCDD" w:sz="1"/>
+              <w:right w:val="single" w:color="BBCCDD" w:sz="1"/>
+            </w:tcBorders>
+            <w:shd w:fill="F5F8FB" w:val="clear"/>
+            <w:tcMar>
+              <w:top w:type="dxa" w:w="80"/>
+              <w:left w:type="dxa" w:w="120"/>
+              <w:bottom w:type="dxa" w:w="80"/>
+              <w:right w:type="dxa" w:w="120"/>
+            </w:tcMar>
+          </w:tcPr>
+          <w:p>
+            <w:r>
+              <w:rPr>
+                <w:b w:val="false"/>
+                <w:bCs w:val="false"/>
+                <w:sz w:val="20"/>
+                <w:szCs w:val="20"/>
+              </w:rPr>
+              <w:t xml:space="preserve">Deployment-Methode</w:t>
+            </w:r>
+          </w:p>
+        </w:tc>
+        <w:tc>
+          <w:tcPr>
+            <w:tcW w:type="dxa" w:w="5826"/>
+            <w:tcBorders>
+              <w:top w:val="single" w:color="BBCCDD" w:sz="1"/>
+              <w:left w:val="single" w:color="BBCCDD" w:sz="1"/>
+              <w:bottom w:val="single" w:color="BBCCDD" w:sz="1"/>
+              <w:right w:val="single" w:color="BBCCDD" w:sz="1"/>
+            </w:tcBorders>
+            <w:shd w:fill="F5F8FB" w:val="clear"/>
+            <w:tcMar>
+              <w:top w:type="dxa" w:w="80"/>
+              <w:left w:type="dxa" w:w="120"/>
+              <w:bottom w:type="dxa" w:w="80"/>
+              <w:right w:type="dxa" w:w="120"/>
+            </w:tcMar>
+          </w:tcPr>
+          <w:p>
+            <w:r>
+              <w:rPr>
+                <w:b w:val="false"/>
+                <w:bCs w:val="false"/>
+                <w:sz w:val="20"/>
+                <w:szCs w:val="20"/>
+              </w:rPr>
+              <w:t xml:space="preserve">Docker Compose (3 Container: nginx, FastAPI/uvicorn, PostgreSQL)</w:t>
+            </w:r>
+          </w:p>
+        </w:tc>
+      </w:tr>
+      <w:tr>
+        <w:tc>
+          <w:tcPr>
+            <w:tcW w:type="dxa" w:w="3200"/>
+            <w:tcBorders>
+              <w:top w:val="single" w:color="BBCCDD" w:sz="1"/>
+              <w:left w:val="single" w:color="BBCCDD" w:sz="1"/>
+              <w:bottom w:val="single" w:color="BBCCDD" w:sz="1"/>
+              <w:right w:val="single" w:color="BBCCDD" w:sz="1"/>
+            </w:tcBorders>
+            <w:shd w:fill="FFFFFF" w:val="clear"/>
+            <w:tcMar>
+              <w:top w:type="dxa" w:w="80"/>
+              <w:left w:type="dxa" w:w="120"/>
+              <w:bottom w:type="dxa" w:w="80"/>
+              <w:right w:type="dxa" w:w="120"/>
+            </w:tcMar>
+          </w:tcPr>
+          <w:p>
+            <w:r>
+              <w:rPr>
+                <w:b w:val="false"/>
+                <w:bCs w:val="false"/>
+                <w:sz w:val="20"/>
+                <w:szCs w:val="20"/>
+              </w:rPr>
+              <w:t xml:space="preserve">Rendering</w:t>
+            </w:r>
+          </w:p>
+        </w:tc>
+        <w:tc>
+          <w:tcPr>
+            <w:tcW w:type="dxa" w:w="5826"/>
+            <w:tcBorders>
+              <w:top w:val="single" w:color="BBCCDD" w:sz="1"/>
+              <w:left w:val="single" w:color="BBCCDD" w:sz="1"/>
+              <w:bottom w:val="single" w:color="BBCCDD" w:sz="1"/>
+              <w:right w:val="single" w:color="BBCCDD" w:sz="1"/>
+            </w:tcBorders>
+            <w:shd w:fill="FFFFFF" w:val="clear"/>
+            <w:tcMar>
+              <w:top w:type="dxa" w:w="80"/>
+              <w:left w:type="dxa" w:w="120"/>
+              <w:bottom w:type="dxa" w:w="80"/>
+              <w:right w:type="dxa" w:w="120"/>
+            </w:tcMar>
+          </w:tcPr>
+          <w:p>
+            <w:r>
+              <w:rPr>
+                <w:b w:val="false"/>
+                <w:bCs w:val="false"/>
+                <w:sz w:val="20"/>
+                <w:szCs w:val="20"/>
+              </w:rPr>
+              <w:t xml:space="preserve">Server-side Rendering (Jinja2) + HTMX für Interaktivität</w:t>
+            </w:r>
+          </w:p>
+        </w:tc>
+      </w:tr>
+      <w:tr>
+        <w:tc>
+          <w:tcPr>
+            <w:tcW w:type="dxa" w:w="3200"/>
+            <w:tcBorders>
+              <w:top w:val="single" w:color="BBCCDD" w:sz="1"/>
+              <w:left w:val="single" w:color="BBCCDD" w:sz="1"/>
+              <w:bottom w:val="single" w:color="BBCCDD" w:sz="1"/>
+              <w:right w:val="single" w:color="BBCCDD" w:sz="1"/>
+            </w:tcBorders>
+            <w:shd w:fill="F5F8FB" w:val="clear"/>
+            <w:tcMar>
+              <w:top w:type="dxa" w:w="80"/>
+              <w:left w:type="dxa" w:w="120"/>
+              <w:bottom w:type="dxa" w:w="80"/>
+              <w:right w:type="dxa" w:w="120"/>
+            </w:tcMar>
+          </w:tcPr>
+          <w:p>
+            <w:r>
+              <w:rPr>
+                <w:b w:val="false"/>
+                <w:bCs w:val="false"/>
+                <w:sz w:val="20"/>
+                <w:szCs w:val="20"/>
+              </w:rPr>
+              <w:t xml:space="preserve">Authentifizierung</w:t>
+            </w:r>
+          </w:p>
+        </w:tc>
+        <w:tc>
+          <w:tcPr>
+            <w:tcW w:type="dxa" w:w="5826"/>
+            <w:tcBorders>
+              <w:top w:val="single" w:color="BBCCDD" w:sz="1"/>
+              <w:left w:val="single" w:color="BBCCDD" w:sz="1"/>
+              <w:bottom w:val="single" w:color="BBCCDD" w:sz="1"/>
+              <w:right w:val="single" w:color="BBCCDD" w:sz="1"/>
+            </w:tcBorders>
+            <w:shd w:fill="F5F8FB" w:val="clear"/>
+            <w:tcMar>
+              <w:top w:type="dxa" w:w="80"/>
+              <w:left w:type="dxa" w:w="120"/>
+              <w:bottom w:type="dxa" w:w="80"/>
+              <w:right w:type="dxa" w:w="120"/>
+            </w:tcMar>
+          </w:tcPr>
+          <w:p>
+            <w:r>
+              <w:rPr>
+                <w:b w:val="false"/>
+                <w:bCs w:val="false"/>
+                <w:sz w:val="20"/>
+                <w:szCs w:val="20"/>
+              </w:rPr>
+              <w:t xml:space="preserve">Username + Passwort lokal, JWT im HttpOnly-Cookie</w:t>
+            </w:r>
+          </w:p>
+        </w:tc>
+      </w:tr>
+      <w:tr>
+        <w:tc>
+          <w:tcPr>
+            <w:tcW w:type="dxa" w:w="3200"/>
+            <w:tcBorders>
+              <w:top w:val="single" w:color="BBCCDD" w:sz="1"/>
+              <w:left w:val="single" w:color="BBCCDD" w:sz="1"/>
+              <w:bottom w:val="single" w:color="BBCCDD" w:sz="1"/>
+              <w:right w:val="single" w:color="BBCCDD" w:sz="1"/>
+            </w:tcBorders>
+            <w:shd w:fill="FFFFFF" w:val="clear"/>
+            <w:tcMar>
+              <w:top w:type="dxa" w:w="80"/>
+              <w:left w:type="dxa" w:w="120"/>
+              <w:bottom w:type="dxa" w:w="80"/>
+              <w:right w:type="dxa" w:w="120"/>
+            </w:tcMar>
+          </w:tcPr>
+          <w:p>
+            <w:r>
+              <w:rPr>
+                <w:b w:val="false"/>
+                <w:bCs w:val="false"/>
+                <w:sz w:val="20"/>
+                <w:szCs w:val="20"/>
+              </w:rPr>
+              <w:t xml:space="preserve">Migrationen</w:t>
+            </w:r>
+          </w:p>
+        </w:tc>
+        <w:tc>
+          <w:tcPr>
+            <w:tcW w:type="dxa" w:w="5826"/>
+            <w:tcBorders>
+              <w:top w:val="single" w:color="BBCCDD" w:sz="1"/>
+              <w:left w:val="single" w:color="BBCCDD" w:sz="1"/>
+              <w:bottom w:val="single" w:color="BBCCDD" w:sz="1"/>
+              <w:right w:val="single" w:color="BBCCDD" w:sz="1"/>
+            </w:tcBorders>
+            <w:shd w:fill="FFFFFF" w:val="clear"/>
+            <w:tcMar>
+              <w:top w:type="dxa" w:w="80"/>
+              <w:left w:type="dxa" w:w="120"/>
+              <w:bottom w:type="dxa" w:w="80"/>
+              <w:right w:type="dxa" w:w="120"/>
+            </w:tcMar>
+          </w:tcPr>
+          <w:p>
+            <w:r>
+              <w:rPr>
+                <w:b w:val="false"/>
+                <w:bCs w:val="false"/>
+                <w:sz w:val="20"/>
+                <w:szCs w:val="20"/>
+              </w:rPr>
+              <w:t xml:space="preserve">Alembic (Python, versioniert, rollback-fähig)</w:t>
+            </w:r>
+          </w:p>
+        </w:tc>
+      </w:tr>
+      <w:tr>
+        <w:tc>
+          <w:tcPr>
+            <w:tcW w:type="dxa" w:w="3200"/>
+            <w:tcBorders>
+              <w:top w:val="single" w:color="BBCCDD" w:sz="1"/>
+              <w:left w:val="single" w:color="BBCCDD" w:sz="1"/>
+              <w:bottom w:val="single" w:color="BBCCDD" w:sz="1"/>
+              <w:right w:val="single" w:color="BBCCDD" w:sz="1"/>
+            </w:tcBorders>
+            <w:shd w:fill="F5F8FB" w:val="clear"/>
+            <w:tcMar>
+              <w:top w:type="dxa" w:w="80"/>
+              <w:left w:type="dxa" w:w="120"/>
+              <w:bottom w:type="dxa" w:w="80"/>
+              <w:right w:type="dxa" w:w="120"/>
+            </w:tcMar>
+          </w:tcPr>
+          <w:p>
+            <w:r>
+              <w:rPr>
+                <w:b w:val="false"/>
+                <w:bCs w:val="false"/>
+                <w:sz w:val="20"/>
+                <w:szCs w:val="20"/>
+              </w:rPr>
+              <w:t xml:space="preserve">Backup-Strategie</w:t>
+            </w:r>
+          </w:p>
+        </w:tc>
+        <w:tc>
+          <w:tcPr>
+            <w:tcW w:type="dxa" w:w="5826"/>
+            <w:tcBorders>
+              <w:top w:val="single" w:color="BBCCDD" w:sz="1"/>
+              <w:left w:val="single" w:color="BBCCDD" w:sz="1"/>
+              <w:bottom w:val="single" w:color="BBCCDD" w:sz="1"/>
+              <w:right w:val="single" w:color="BBCCDD" w:sz="1"/>
+            </w:tcBorders>
+            <w:shd w:fill="F5F8FB" w:val="clear"/>
+            <w:tcMar>
+              <w:top w:type="dxa" w:w="80"/>
+              <w:left w:type="dxa" w:w="120"/>
+              <w:bottom w:type="dxa" w:w="80"/>
+              <w:right w:type="dxa" w:w="120"/>
+            </w:tcMar>
+          </w:tcPr>
+          <w:p>
+            <w:r>
+              <w:rPr>
+                <w:b w:val="false"/>
+                <w:bCs w:val="false"/>
+                <w:sz w:val="20"/>
+                <w:szCs w:val="20"/>
+              </w:rPr>
+              <w:t xml:space="preserve">3-2-1: lokal auf VPS (90 Tage) → Infomaniak kDrive (Rclone, auto.) → lokaler Rechner (kDrive-Sync-Client)</w:t>
+            </w:r>
+          </w:p>
+        </w:tc>
+      </w:tr>
+    </w:tbl>
+    <w:p>
+      <w:pPr>
+        <w:spacing w:after="80"/>
+      </w:pPr>
+      <w:r>
+        <w:t xml:space="preserve"/>
+      </w:r>
+    </w:p>
+    <w:p>
+      <w:pPr>
+        <w:pStyle w:val="Heading1"/>
+        <w:pBdr>
+          <w:bottom w:val="single" w:color="AABBD0" w:sz="4" w:space="1"/>
+        </w:pBdr>
+        <w:spacing w:after="120" w:before="320"/>
+      </w:pPr>
+      <w:r>
+        <w:rPr>
+          <w:b/>
+          <w:bCs/>
+          <w:color w:val="2E4057"/>
+          <w:sz w:val="28"/>
+          <w:szCs w:val="28"/>
+        </w:rPr>
+        <w:t xml:space="preserve">8. Offene Entscheide</w:t>
       </w:r>
     </w:p>
     <w:tbl>
@@ -4764,8 +6255,8 @@
       </w:tblPr>
       <w:tblGrid>
         <w:gridCol w:w="2400"/>
-        <w:gridCol w:w="3600"/>
-        <w:gridCol w:w="3026"/>
+        <w:gridCol w:w="4200"/>
+        <w:gridCol w:w="2426"/>
       </w:tblGrid>
       <w:tr>
         <w:tc>
@@ -4799,7 +6290,7 @@
         </w:tc>
         <w:tc>
           <w:tcPr>
-            <w:tcW w:type="dxa" w:w="3600"/>
+            <w:tcW w:type="dxa" w:w="4200"/>
             <w:tcBorders>
               <w:top w:val="single" w:color="BBCCDD" w:sz="1"/>
               <w:left w:val="single" w:color="BBCCDD" w:sz="1"/>
@@ -4828,7 +6319,7 @@
         </w:tc>
         <w:tc>
           <w:tcPr>
-            <w:tcW w:type="dxa" w:w="3026"/>
+            <w:tcW w:type="dxa" w:w="2426"/>
             <w:tcBorders>
               <w:top w:val="single" w:color="BBCCDD" w:sz="1"/>
               <w:left w:val="single" w:color="BBCCDD" w:sz="1"/>
@@ -4882,13 +6373,13 @@
                 <w:sz w:val="20"/>
                 <w:szCs w:val="20"/>
               </w:rPr>
-              <w:t xml:space="preserve">VPS-Anbieter</w:t>
-            </w:r>
-          </w:p>
-        </w:tc>
-        <w:tc>
-          <w:tcPr>
-            <w:tcW w:type="dxa" w:w="3600"/>
+              <w:t xml:space="preserve">Monitoring</w:t>
+            </w:r>
+          </w:p>
+        </w:tc>
+        <w:tc>
+          <w:tcPr>
+            <w:tcW w:type="dxa" w:w="4200"/>
             <w:tcBorders>
               <w:top w:val="single" w:color="BBCCDD" w:sz="1"/>
               <w:left w:val="single" w:color="BBCCDD" w:sz="1"/>
@@ -4911,13 +6402,13 @@
                 <w:sz w:val="20"/>
                 <w:szCs w:val="20"/>
               </w:rPr>
-              <w:t xml:space="preserve">Hetzner (DE) vs. Infomaniak (CH)</w:t>
-            </w:r>
-          </w:p>
-        </w:tc>
-        <w:tc>
-          <w:tcPr>
-            <w:tcW w:type="dxa" w:w="3026"/>
+              <w:t xml:space="preserve">Kein Monitoring vs. einfaches Uptime-Tool (z.B. Uptime Kuma, self-hosted)</w:t>
+            </w:r>
+          </w:p>
+        </w:tc>
+        <w:tc>
+          <w:tcPr>
+            <w:tcW w:type="dxa" w:w="2426"/>
             <w:tcBorders>
               <w:top w:val="single" w:color="BBCCDD" w:sz="1"/>
               <w:left w:val="single" w:color="BBCCDD" w:sz="1"/>
@@ -4940,7 +6431,7 @@
                 <w:sz w:val="20"/>
                 <w:szCs w:val="20"/>
               </w:rPr>
-              <w:t xml:space="preserve">Vor Deployment</w:t>
+              <w:t xml:space="preserve">Phase 2</w:t>
             </w:r>
           </w:p>
         </w:tc>
@@ -4971,13 +6462,13 @@
                 <w:sz w:val="20"/>
                 <w:szCs w:val="20"/>
               </w:rPr>
-              <w:t xml:space="preserve">Deployment-Methode</w:t>
-            </w:r>
-          </w:p>
-        </w:tc>
-        <w:tc>
-          <w:tcPr>
-            <w:tcW w:type="dxa" w:w="3600"/>
+              <w:t xml:space="preserve">E-Mail-Versand</w:t>
+            </w:r>
+          </w:p>
+        </w:tc>
+        <w:tc>
+          <w:tcPr>
+            <w:tcW w:type="dxa" w:w="4200"/>
             <w:tcBorders>
               <w:top w:val="single" w:color="BBCCDD" w:sz="1"/>
               <w:left w:val="single" w:color="BBCCDD" w:sz="1"/>
@@ -5000,191 +6491,13 @@
                 <w:sz w:val="20"/>
                 <w:szCs w:val="20"/>
               </w:rPr>
-              <w:t xml:space="preserve">Direkt auf VPS vs. Docker Compose</w:t>
-            </w:r>
-          </w:p>
-        </w:tc>
-        <w:tc>
-          <w:tcPr>
-            <w:tcW w:type="dxa" w:w="3026"/>
-            <w:tcBorders>
-              <w:top w:val="single" w:color="BBCCDD" w:sz="1"/>
-              <w:left w:val="single" w:color="BBCCDD" w:sz="1"/>
-              <w:bottom w:val="single" w:color="BBCCDD" w:sz="1"/>
-              <w:right w:val="single" w:color="BBCCDD" w:sz="1"/>
-            </w:tcBorders>
-            <w:shd w:fill="F5F8FB" w:val="clear"/>
-            <w:tcMar>
-              <w:top w:type="dxa" w:w="80"/>
-              <w:left w:type="dxa" w:w="120"/>
-              <w:bottom w:type="dxa" w:w="80"/>
-              <w:right w:type="dxa" w:w="120"/>
-            </w:tcMar>
-          </w:tcPr>
-          <w:p>
-            <w:r>
-              <w:rPr>
-                <w:b w:val="false"/>
-                <w:bCs w:val="false"/>
-                <w:sz w:val="20"/>
-                <w:szCs w:val="20"/>
-              </w:rPr>
-              <w:t xml:space="preserve">Vor erstem Deploy</w:t>
-            </w:r>
-          </w:p>
-        </w:tc>
-      </w:tr>
-      <w:tr>
-        <w:tc>
-          <w:tcPr>
-            <w:tcW w:type="dxa" w:w="2400"/>
-            <w:tcBorders>
-              <w:top w:val="single" w:color="BBCCDD" w:sz="1"/>
-              <w:left w:val="single" w:color="BBCCDD" w:sz="1"/>
-              <w:bottom w:val="single" w:color="BBCCDD" w:sz="1"/>
-              <w:right w:val="single" w:color="BBCCDD" w:sz="1"/>
-            </w:tcBorders>
-            <w:shd w:fill="FFFFFF" w:val="clear"/>
-            <w:tcMar>
-              <w:top w:type="dxa" w:w="80"/>
-              <w:left w:type="dxa" w:w="120"/>
-              <w:bottom w:type="dxa" w:w="80"/>
-              <w:right w:type="dxa" w:w="120"/>
-            </w:tcMar>
-          </w:tcPr>
-          <w:p>
-            <w:r>
-              <w:rPr>
-                <w:b w:val="false"/>
-                <w:bCs w:val="false"/>
-                <w:sz w:val="20"/>
-                <w:szCs w:val="20"/>
-              </w:rPr>
-              <w:t xml:space="preserve">Alembic vs. manuelles Schema</w:t>
-            </w:r>
-          </w:p>
-        </w:tc>
-        <w:tc>
-          <w:tcPr>
-            <w:tcW w:type="dxa" w:w="3600"/>
-            <w:tcBorders>
-              <w:top w:val="single" w:color="BBCCDD" w:sz="1"/>
-              <w:left w:val="single" w:color="BBCCDD" w:sz="1"/>
-              <w:bottom w:val="single" w:color="BBCCDD" w:sz="1"/>
-              <w:right w:val="single" w:color="BBCCDD" w:sz="1"/>
-            </w:tcBorders>
-            <w:shd w:fill="FFFFFF" w:val="clear"/>
-            <w:tcMar>
-              <w:top w:type="dxa" w:w="80"/>
-              <w:left w:type="dxa" w:w="120"/>
-              <w:bottom w:type="dxa" w:w="80"/>
-              <w:right w:type="dxa" w:w="120"/>
-            </w:tcMar>
-          </w:tcPr>
-          <w:p>
-            <w:r>
-              <w:rPr>
-                <w:b w:val="false"/>
-                <w:bCs w:val="false"/>
-                <w:sz w:val="20"/>
-                <w:szCs w:val="20"/>
-              </w:rPr>
-              <w:t xml:space="preserve">Migrationen via Alembic (empfohlen) oder manuell</w:t>
-            </w:r>
-          </w:p>
-        </w:tc>
-        <w:tc>
-          <w:tcPr>
-            <w:tcW w:type="dxa" w:w="3026"/>
-            <w:tcBorders>
-              <w:top w:val="single" w:color="BBCCDD" w:sz="1"/>
-              <w:left w:val="single" w:color="BBCCDD" w:sz="1"/>
-              <w:bottom w:val="single" w:color="BBCCDD" w:sz="1"/>
-              <w:right w:val="single" w:color="BBCCDD" w:sz="1"/>
-            </w:tcBorders>
-            <w:shd w:fill="FFFFFF" w:val="clear"/>
-            <w:tcMar>
-              <w:top w:type="dxa" w:w="80"/>
-              <w:left w:type="dxa" w:w="120"/>
-              <w:bottom w:type="dxa" w:w="80"/>
-              <w:right w:type="dxa" w:w="120"/>
-            </w:tcMar>
-          </w:tcPr>
-          <w:p>
-            <w:r>
-              <w:rPr>
-                <w:b w:val="false"/>
-                <w:bCs w:val="false"/>
-                <w:sz w:val="20"/>
-                <w:szCs w:val="20"/>
-              </w:rPr>
-              <w:t xml:space="preserve">Vor erstem Deploy</w:t>
-            </w:r>
-          </w:p>
-        </w:tc>
-      </w:tr>
-      <w:tr>
-        <w:tc>
-          <w:tcPr>
-            <w:tcW w:type="dxa" w:w="2400"/>
-            <w:tcBorders>
-              <w:top w:val="single" w:color="BBCCDD" w:sz="1"/>
-              <w:left w:val="single" w:color="BBCCDD" w:sz="1"/>
-              <w:bottom w:val="single" w:color="BBCCDD" w:sz="1"/>
-              <w:right w:val="single" w:color="BBCCDD" w:sz="1"/>
-            </w:tcBorders>
-            <w:shd w:fill="F5F8FB" w:val="clear"/>
-            <w:tcMar>
-              <w:top w:type="dxa" w:w="80"/>
-              <w:left w:type="dxa" w:w="120"/>
-              <w:bottom w:type="dxa" w:w="80"/>
-              <w:right w:type="dxa" w:w="120"/>
-            </w:tcMar>
-          </w:tcPr>
-          <w:p>
-            <w:r>
-              <w:rPr>
-                <w:b w:val="false"/>
-                <w:bCs w:val="false"/>
-                <w:sz w:val="20"/>
-                <w:szCs w:val="20"/>
-              </w:rPr>
-              <w:t xml:space="preserve">Backup-Destination</w:t>
-            </w:r>
-          </w:p>
-        </w:tc>
-        <w:tc>
-          <w:tcPr>
-            <w:tcW w:type="dxa" w:w="3600"/>
-            <w:tcBorders>
-              <w:top w:val="single" w:color="BBCCDD" w:sz="1"/>
-              <w:left w:val="single" w:color="BBCCDD" w:sz="1"/>
-              <w:bottom w:val="single" w:color="BBCCDD" w:sz="1"/>
-              <w:right w:val="single" w:color="BBCCDD" w:sz="1"/>
-            </w:tcBorders>
-            <w:shd w:fill="F5F8FB" w:val="clear"/>
-            <w:tcMar>
-              <w:top w:type="dxa" w:w="80"/>
-              <w:left w:type="dxa" w:w="120"/>
-              <w:bottom w:type="dxa" w:w="80"/>
-              <w:right w:type="dxa" w:w="120"/>
-            </w:tcMar>
-          </w:tcPr>
-          <w:p>
-            <w:r>
-              <w:rPr>
-                <w:b w:val="false"/>
-                <w:bCs w:val="false"/>
-                <w:sz w:val="20"/>
-                <w:szCs w:val="20"/>
-              </w:rPr>
-              <w:t xml:space="preserve">Lokal auf VPS vs. zusätzlich S3-kompatibel (z.B. Infomaniak kDrive)</w:t>
-            </w:r>
-          </w:p>
-        </w:tc>
-        <w:tc>
-          <w:tcPr>
-            <w:tcW w:type="dxa" w:w="3026"/>
+              <w:t xml:space="preserve">Kein Mail (MVP) vs. Infomaniak SMTP für Benachrichtigungen</w:t>
+            </w:r>
+          </w:p>
+        </w:tc>
+        <w:tc>
+          <w:tcPr>
+            <w:tcW w:type="dxa" w:w="2426"/>
             <w:tcBorders>
               <w:top w:val="single" w:color="BBCCDD" w:sz="1"/>
               <w:left w:val="single" w:color="BBCCDD" w:sz="1"/>
@@ -5237,7 +6550,7 @@
           <w:sz w:val="18"/>
           <w:szCs w:val="18"/>
         </w:rPr>
-        <w:t xml:space="preserve">Architekturübersicht V1.0  |  Erstellt mit KI-Unterstützung (Claude, Anthropic)</w:t>
+        <w:t xml:space="preserve">Architekturübersicht V1.2  |  Erstellt mit KI-Unterstützung (Claude, Anthropic)</w:t>
       </w:r>
     </w:p>
     <w:sectPr>

--- a/docs/Architekturuebersicht.docx
+++ b/docs/Architekturuebersicht.docx
@@ -45,7 +45,7 @@
           <w:sz w:val="22"/>
           <w:szCs w:val="22"/>
         </w:rPr>
-        <w:t xml:space="preserve">Version 1.2 – Backup-Strategie ergänzt</w:t>
+        <w:t xml:space="preserve">Version 1.3 – Security-Review eingearbeitet</w:t>
       </w:r>
     </w:p>
     <w:p>
@@ -4284,7 +4284,7 @@
                 <w:sz w:val="20"/>
                 <w:szCs w:val="20"/>
               </w:rPr>
-              <w:t xml:space="preserve">nginx: Login-Endpunkt begrenzt (z.B. 5 req/min)</w:t>
+              <w:t xml:space="preserve">nginx: Login 5 req/min, /calendar/public 60 req/min, Standard 300 req/min (pro IP)</w:t>
             </w:r>
           </w:p>
         </w:tc>
@@ -6255,8 +6255,8 @@
       </w:tblPr>
       <w:tblGrid>
         <w:gridCol w:w="2400"/>
-        <w:gridCol w:w="4200"/>
-        <w:gridCol w:w="2426"/>
+        <w:gridCol w:w="4000"/>
+        <w:gridCol w:w="2626"/>
       </w:tblGrid>
       <w:tr>
         <w:tc>
@@ -6290,7 +6290,7 @@
         </w:tc>
         <w:tc>
           <w:tcPr>
-            <w:tcW w:type="dxa" w:w="4200"/>
+            <w:tcW w:type="dxa" w:w="4000"/>
             <w:tcBorders>
               <w:top w:val="single" w:color="BBCCDD" w:sz="1"/>
               <w:left w:val="single" w:color="BBCCDD" w:sz="1"/>
@@ -6319,7 +6319,7 @@
         </w:tc>
         <w:tc>
           <w:tcPr>
-            <w:tcW w:type="dxa" w:w="2426"/>
+            <w:tcW w:type="dxa" w:w="2626"/>
             <w:tcBorders>
               <w:top w:val="single" w:color="BBCCDD" w:sz="1"/>
               <w:left w:val="single" w:color="BBCCDD" w:sz="1"/>
@@ -6379,7 +6379,7 @@
         </w:tc>
         <w:tc>
           <w:tcPr>
-            <w:tcW w:type="dxa" w:w="4200"/>
+            <w:tcW w:type="dxa" w:w="4000"/>
             <w:tcBorders>
               <w:top w:val="single" w:color="BBCCDD" w:sz="1"/>
               <w:left w:val="single" w:color="BBCCDD" w:sz="1"/>
@@ -6408,7 +6408,7 @@
         </w:tc>
         <w:tc>
           <w:tcPr>
-            <w:tcW w:type="dxa" w:w="2426"/>
+            <w:tcW w:type="dxa" w:w="2626"/>
             <w:tcBorders>
               <w:top w:val="single" w:color="BBCCDD" w:sz="1"/>
               <w:left w:val="single" w:color="BBCCDD" w:sz="1"/>
@@ -6468,7 +6468,7 @@
         </w:tc>
         <w:tc>
           <w:tcPr>
-            <w:tcW w:type="dxa" w:w="4200"/>
+            <w:tcW w:type="dxa" w:w="4000"/>
             <w:tcBorders>
               <w:top w:val="single" w:color="BBCCDD" w:sz="1"/>
               <w:left w:val="single" w:color="BBCCDD" w:sz="1"/>
@@ -6497,7 +6497,185 @@
         </w:tc>
         <w:tc>
           <w:tcPr>
-            <w:tcW w:type="dxa" w:w="2426"/>
+            <w:tcW w:type="dxa" w:w="2626"/>
+            <w:tcBorders>
+              <w:top w:val="single" w:color="BBCCDD" w:sz="1"/>
+              <w:left w:val="single" w:color="BBCCDD" w:sz="1"/>
+              <w:bottom w:val="single" w:color="BBCCDD" w:sz="1"/>
+              <w:right w:val="single" w:color="BBCCDD" w:sz="1"/>
+            </w:tcBorders>
+            <w:shd w:fill="F5F8FB" w:val="clear"/>
+            <w:tcMar>
+              <w:top w:type="dxa" w:w="80"/>
+              <w:left w:type="dxa" w:w="120"/>
+              <w:bottom w:type="dxa" w:w="80"/>
+              <w:right w:type="dxa" w:w="120"/>
+            </w:tcMar>
+          </w:tcPr>
+          <w:p>
+            <w:r>
+              <w:rPr>
+                <w:b w:val="false"/>
+                <w:bCs w:val="false"/>
+                <w:sz w:val="20"/>
+                <w:szCs w:val="20"/>
+              </w:rPr>
+              <w:t xml:space="preserve">Phase 2</w:t>
+            </w:r>
+          </w:p>
+        </w:tc>
+      </w:tr>
+      <w:tr>
+        <w:tc>
+          <w:tcPr>
+            <w:tcW w:type="dxa" w:w="2400"/>
+            <w:tcBorders>
+              <w:top w:val="single" w:color="BBCCDD" w:sz="1"/>
+              <w:left w:val="single" w:color="BBCCDD" w:sz="1"/>
+              <w:bottom w:val="single" w:color="BBCCDD" w:sz="1"/>
+              <w:right w:val="single" w:color="BBCCDD" w:sz="1"/>
+            </w:tcBorders>
+            <w:shd w:fill="FFFFFF" w:val="clear"/>
+            <w:tcMar>
+              <w:top w:type="dxa" w:w="80"/>
+              <w:left w:type="dxa" w:w="120"/>
+              <w:bottom w:type="dxa" w:w="80"/>
+              <w:right w:type="dxa" w:w="120"/>
+            </w:tcMar>
+          </w:tcPr>
+          <w:p>
+            <w:r>
+              <w:rPr>
+                <w:b w:val="false"/>
+                <w:bCs w:val="false"/>
+                <w:sz w:val="20"/>
+                <w:szCs w:val="20"/>
+              </w:rPr>
+              <w:t xml:space="preserve">Refresh-Token-Revocation</w:t>
+            </w:r>
+          </w:p>
+        </w:tc>
+        <w:tc>
+          <w:tcPr>
+            <w:tcW w:type="dxa" w:w="4000"/>
+            <w:tcBorders>
+              <w:top w:val="single" w:color="BBCCDD" w:sz="1"/>
+              <w:left w:val="single" w:color="BBCCDD" w:sz="1"/>
+              <w:bottom w:val="single" w:color="BBCCDD" w:sz="1"/>
+              <w:right w:val="single" w:color="BBCCDD" w:sz="1"/>
+            </w:tcBorders>
+            <w:shd w:fill="FFFFFF" w:val="clear"/>
+            <w:tcMar>
+              <w:top w:type="dxa" w:w="80"/>
+              <w:left w:type="dxa" w:w="120"/>
+              <w:bottom w:type="dxa" w:w="80"/>
+              <w:right w:type="dxa" w:w="120"/>
+            </w:tcMar>
+          </w:tcPr>
+          <w:p>
+            <w:r>
+              <w:rPr>
+                <w:b w:val="false"/>
+                <w:bCs w:val="false"/>
+                <w:sz w:val="20"/>
+                <w:szCs w:val="20"/>
+              </w:rPr>
+              <w:t xml:space="preserve">Token-Blacklist in PostgreSQL (Tabelle revoked_tokens)</w:t>
+            </w:r>
+          </w:p>
+        </w:tc>
+        <w:tc>
+          <w:tcPr>
+            <w:tcW w:type="dxa" w:w="2626"/>
+            <w:tcBorders>
+              <w:top w:val="single" w:color="BBCCDD" w:sz="1"/>
+              <w:left w:val="single" w:color="BBCCDD" w:sz="1"/>
+              <w:bottom w:val="single" w:color="BBCCDD" w:sz="1"/>
+              <w:right w:val="single" w:color="BBCCDD" w:sz="1"/>
+            </w:tcBorders>
+            <w:shd w:fill="FFFFFF" w:val="clear"/>
+            <w:tcMar>
+              <w:top w:type="dxa" w:w="80"/>
+              <w:left w:type="dxa" w:w="120"/>
+              <w:bottom w:type="dxa" w:w="80"/>
+              <w:right w:type="dxa" w:w="120"/>
+            </w:tcMar>
+          </w:tcPr>
+          <w:p>
+            <w:r>
+              <w:rPr>
+                <w:b w:val="false"/>
+                <w:bCs w:val="false"/>
+                <w:sz w:val="20"/>
+                <w:szCs w:val="20"/>
+              </w:rPr>
+              <w:t xml:space="preserve">Phase 2</w:t>
+            </w:r>
+          </w:p>
+        </w:tc>
+      </w:tr>
+      <w:tr>
+        <w:tc>
+          <w:tcPr>
+            <w:tcW w:type="dxa" w:w="2400"/>
+            <w:tcBorders>
+              <w:top w:val="single" w:color="BBCCDD" w:sz="1"/>
+              <w:left w:val="single" w:color="BBCCDD" w:sz="1"/>
+              <w:bottom w:val="single" w:color="BBCCDD" w:sz="1"/>
+              <w:right w:val="single" w:color="BBCCDD" w:sz="1"/>
+            </w:tcBorders>
+            <w:shd w:fill="F5F8FB" w:val="clear"/>
+            <w:tcMar>
+              <w:top w:type="dxa" w:w="80"/>
+              <w:left w:type="dxa" w:w="120"/>
+              <w:bottom w:type="dxa" w:w="80"/>
+              <w:right w:type="dxa" w:w="120"/>
+            </w:tcMar>
+          </w:tcPr>
+          <w:p>
+            <w:r>
+              <w:rPr>
+                <w:b w:val="false"/>
+                <w:bCs w:val="false"/>
+                <w:sz w:val="20"/>
+                <w:szCs w:val="20"/>
+              </w:rPr>
+              <w:t xml:space="preserve">Accountsperrung</w:t>
+            </w:r>
+          </w:p>
+        </w:tc>
+        <w:tc>
+          <w:tcPr>
+            <w:tcW w:type="dxa" w:w="4000"/>
+            <w:tcBorders>
+              <w:top w:val="single" w:color="BBCCDD" w:sz="1"/>
+              <w:left w:val="single" w:color="BBCCDD" w:sz="1"/>
+              <w:bottom w:val="single" w:color="BBCCDD" w:sz="1"/>
+              <w:right w:val="single" w:color="BBCCDD" w:sz="1"/>
+            </w:tcBorders>
+            <w:shd w:fill="F5F8FB" w:val="clear"/>
+            <w:tcMar>
+              <w:top w:type="dxa" w:w="80"/>
+              <w:left w:type="dxa" w:w="120"/>
+              <w:bottom w:type="dxa" w:w="80"/>
+              <w:right w:type="dxa" w:w="120"/>
+            </w:tcMar>
+          </w:tcPr>
+          <w:p>
+            <w:r>
+              <w:rPr>
+                <w:b w:val="false"/>
+                <w:bCs w:val="false"/>
+                <w:sz w:val="20"/>
+                <w:szCs w:val="20"/>
+              </w:rPr>
+              <w:t xml:space="preserve">Nach X Login-Fehlversuchen sperren (MVP: nur Rate-Limiting)</w:t>
+            </w:r>
+          </w:p>
+        </w:tc>
+        <w:tc>
+          <w:tcPr>
+            <w:tcW w:type="dxa" w:w="2626"/>
             <w:tcBorders>
               <w:top w:val="single" w:color="BBCCDD" w:sz="1"/>
               <w:left w:val="single" w:color="BBCCDD" w:sz="1"/>

--- a/docs/Architekturuebersicht.docx
+++ b/docs/Architekturuebersicht.docx
@@ -9,6 +9,7 @@
       </w:pPr>
       <w:r>
         <w:rPr>
+          <w:rFonts w:ascii="Calibri" w:cs="Calibri" w:eastAsia="Calibri" w:hAnsi="Calibri"/>
           <w:b/>
           <w:bCs/>
           <w:color w:val="2E4057"/>
@@ -25,6 +26,7 @@
       </w:pPr>
       <w:r>
         <w:rPr>
+          <w:rFonts w:ascii="Calibri" w:cs="Calibri" w:eastAsia="Calibri" w:hAnsi="Calibri"/>
           <w:color w:val="3A6B8A"/>
           <w:sz w:val="28"/>
           <w:szCs w:val="28"/>
@@ -39,13 +41,14 @@
       </w:pPr>
       <w:r>
         <w:rPr>
+          <w:rFonts w:ascii="Calibri" w:cs="Calibri" w:eastAsia="Calibri" w:hAnsi="Calibri"/>
           <w:i/>
           <w:iCs/>
           <w:color w:val="666666"/>
           <w:sz w:val="22"/>
           <w:szCs w:val="22"/>
         </w:rPr>
-        <w:t xml:space="preserve">Version 1.3 – Security-Review eingearbeitet</w:t>
+        <w:t xml:space="preserve">Version 1.4 – Netzwerk-Isolation und Security-Härtung</w:t>
       </w:r>
     </w:p>
     <w:p>
@@ -54,10 +57,11 @@
         <w:pBdr>
           <w:bottom w:val="single" w:color="AABBD0" w:sz="4" w:space="1"/>
         </w:pBdr>
-        <w:spacing w:after="120" w:before="320"/>
-      </w:pPr>
-      <w:r>
-        <w:rPr>
+        <w:spacing w:after="120" w:before="400"/>
+      </w:pPr>
+      <w:r>
+        <w:rPr>
+          <w:rFonts w:ascii="Calibri" w:cs="Calibri" w:eastAsia="Calibri" w:hAnsi="Calibri"/>
           <w:b/>
           <w:bCs/>
           <w:color w:val="2E4057"/>
@@ -73,22 +77,11 @@
       </w:pPr>
       <w:r>
         <w:rPr>
+          <w:rFonts w:ascii="Calibri" w:cs="Calibri" w:eastAsia="Calibri" w:hAnsi="Calibri"/>
           <w:sz w:val="22"/>
           <w:szCs w:val="22"/>
         </w:rPr>
-        <w:t xml:space="preserve">Das System folgt einer klassischen Drei-Schichten-Architektur: Browser-Client, FastAPI-Backend (Python), PostgreSQL-Datenbank. Server-side Rendering (SSR) mit Jinja2 sorgt für einfache Wartbarkeit ohne Build-Pipeline; HTMX ergänzt flüssige Interaktivität ohne JS-Framework-Overhead.</w:t>
-      </w:r>
-    </w:p>
-    <w:p>
-      <w:pPr>
-        <w:spacing w:after="120"/>
-      </w:pPr>
-      <w:r>
-        <w:rPr>
-          <w:sz w:val="22"/>
-          <w:szCs w:val="22"/>
-        </w:rPr>
-        <w:t xml:space="preserve">Das System läuft auf einem VPS und ist von überall per HTTPS erreichbar. Kein Heimnetz-Expose, keine DMZ-Konfiguration, keine VPN-Abhängigkeit.</w:t>
+        <w:t xml:space="preserve">Das System folgt einer klassischen Drei-Schichten-Architektur (nginx → FastAPI → PostgreSQL) mit strikter Container-Netzwerk-Isolation. Nur nginx hat öffentliche Ports — app und db sind vom Internet physisch isoliert durch interne Docker-Netzwerke. Der Backup-Job läuft auf dem VPS-Host und greift via docker compose exec auf die DB zu, ohne dass die DB je eine ausgehende Verbindung macht.</w:t>
       </w:r>
     </w:p>
     <w:p>
@@ -105,10 +98,11 @@
         <w:pBdr>
           <w:bottom w:val="single" w:color="AABBD0" w:sz="4" w:space="1"/>
         </w:pBdr>
-        <w:spacing w:after="120" w:before="320"/>
-      </w:pPr>
-      <w:r>
-        <w:rPr>
+        <w:spacing w:after="120" w:before="400"/>
+      </w:pPr>
+      <w:r>
+        <w:rPr>
+          <w:rFonts w:ascii="Calibri" w:cs="Calibri" w:eastAsia="Calibri" w:hAnsi="Calibri"/>
           <w:b/>
           <w:bCs/>
           <w:color w:val="2E4057"/>
@@ -120,462 +114,504 @@
     </w:p>
     <w:p>
       <w:pPr>
-        <w:spacing w:after="60"/>
-        <w:ind w:left="480"/>
+        <w:spacing w:after="0"/>
+        <w:ind w:left="240"/>
       </w:pPr>
       <w:r>
         <w:rPr>
           <w:rFonts w:ascii="Courier New" w:cs="Courier New" w:eastAsia="Courier New" w:hAnsi="Courier New"/>
-          <w:sz w:val="20"/>
-          <w:szCs w:val="20"/>
+          <w:sz w:val="18"/>
+          <w:szCs w:val="18"/>
         </w:rPr>
         <w:t xml:space="preserve">┌─────────────────────────────────────────────────────────┐</w:t>
       </w:r>
     </w:p>
     <w:p>
       <w:pPr>
-        <w:spacing w:after="60"/>
-        <w:ind w:left="480"/>
+        <w:spacing w:after="0"/>
+        <w:ind w:left="240"/>
       </w:pPr>
       <w:r>
         <w:rPr>
           <w:rFonts w:ascii="Courier New" w:cs="Courier New" w:eastAsia="Courier New" w:hAnsi="Courier New"/>
-          <w:sz w:val="20"/>
-          <w:szCs w:val="20"/>
+          <w:sz w:val="18"/>
+          <w:szCs w:val="18"/>
         </w:rPr>
         <w:t xml:space="preserve">│                      INTERNET                           │</w:t>
       </w:r>
     </w:p>
     <w:p>
       <w:pPr>
-        <w:spacing w:after="60"/>
-        <w:ind w:left="480"/>
+        <w:spacing w:after="0"/>
+        <w:ind w:left="240"/>
       </w:pPr>
       <w:r>
         <w:rPr>
           <w:rFonts w:ascii="Courier New" w:cs="Courier New" w:eastAsia="Courier New" w:hAnsi="Courier New"/>
-          <w:sz w:val="20"/>
-          <w:szCs w:val="20"/>
+          <w:sz w:val="18"/>
+          <w:szCs w:val="18"/>
         </w:rPr>
         <w:t xml:space="preserve">└───────────────────────────┬─────────────────────────────┘</w:t>
       </w:r>
     </w:p>
     <w:p>
       <w:pPr>
-        <w:spacing w:after="60"/>
-        <w:ind w:left="480"/>
+        <w:spacing w:after="0"/>
+        <w:ind w:left="240"/>
       </w:pPr>
       <w:r>
         <w:rPr>
           <w:rFonts w:ascii="Courier New" w:cs="Courier New" w:eastAsia="Courier New" w:hAnsi="Courier New"/>
-          <w:sz w:val="20"/>
-          <w:szCs w:val="20"/>
-        </w:rPr>
-        <w:t xml:space="preserve">                            │ HTTPS :443</w:t>
-      </w:r>
-    </w:p>
-    <w:p>
-      <w:pPr>
-        <w:spacing w:after="60"/>
-        <w:ind w:left="480"/>
+          <w:sz w:val="18"/>
+          <w:szCs w:val="18"/>
+        </w:rPr>
+        <w:t xml:space="preserve">                            │ HTTPS :443 / HTTP :80→redirect</w:t>
+      </w:r>
+    </w:p>
+    <w:p>
+      <w:pPr>
+        <w:spacing w:after="0"/>
+        <w:ind w:left="240"/>
       </w:pPr>
       <w:r>
         <w:rPr>
           <w:rFonts w:ascii="Courier New" w:cs="Courier New" w:eastAsia="Courier New" w:hAnsi="Courier New"/>
-          <w:sz w:val="20"/>
-          <w:szCs w:val="20"/>
+          <w:sz w:val="18"/>
+          <w:szCs w:val="18"/>
         </w:rPr>
         <w:t xml:space="preserve">┌───────────────────────────▼─────────────────────────────┐</w:t>
       </w:r>
     </w:p>
     <w:p>
       <w:pPr>
-        <w:spacing w:after="60"/>
-        <w:ind w:left="480"/>
+        <w:spacing w:after="0"/>
+        <w:ind w:left="240"/>
       </w:pPr>
       <w:r>
         <w:rPr>
           <w:rFonts w:ascii="Courier New" w:cs="Courier New" w:eastAsia="Courier New" w:hAnsi="Courier New"/>
-          <w:sz w:val="20"/>
-          <w:szCs w:val="20"/>
-        </w:rPr>
-        <w:t xml:space="preserve">│          VPS — Infomaniak (Genf / Zürich)               │</w:t>
-      </w:r>
-    </w:p>
-    <w:p>
-      <w:pPr>
-        <w:spacing w:after="60"/>
-        <w:ind w:left="480"/>
+          <w:sz w:val="18"/>
+          <w:szCs w:val="18"/>
+        </w:rPr>
+        <w:t xml:space="preserve">│          VPS — Infomaniak (Genf / Zürich, CH)           │</w:t>
+      </w:r>
+    </w:p>
+    <w:p>
+      <w:pPr>
+        <w:spacing w:after="0"/>
+        <w:ind w:left="240"/>
       </w:pPr>
       <w:r>
         <w:rPr>
           <w:rFonts w:ascii="Courier New" w:cs="Courier New" w:eastAsia="Courier New" w:hAnsi="Courier New"/>
-          <w:sz w:val="20"/>
-          <w:szCs w:val="20"/>
+          <w:sz w:val="18"/>
+          <w:szCs w:val="18"/>
+        </w:rPr>
+        <w:t xml:space="preserve">│  UFW: nur Ports 22, 80, 443 offen                       │</w:t>
+      </w:r>
+    </w:p>
+    <w:p>
+      <w:pPr>
+        <w:spacing w:after="0"/>
+        <w:ind w:left="240"/>
+      </w:pPr>
+      <w:r>
+        <w:rPr>
+          <w:rFonts w:ascii="Courier New" w:cs="Courier New" w:eastAsia="Courier New" w:hAnsi="Courier New"/>
+          <w:sz w:val="18"/>
+          <w:szCs w:val="18"/>
         </w:rPr>
         <w:t xml:space="preserve">│                                                         │</w:t>
       </w:r>
     </w:p>
     <w:p>
       <w:pPr>
-        <w:spacing w:after="60"/>
-        <w:ind w:left="480"/>
+        <w:spacing w:after="0"/>
+        <w:ind w:left="240"/>
       </w:pPr>
       <w:r>
         <w:rPr>
           <w:rFonts w:ascii="Courier New" w:cs="Courier New" w:eastAsia="Courier New" w:hAnsi="Courier New"/>
-          <w:sz w:val="20"/>
-          <w:szCs w:val="20"/>
+          <w:sz w:val="18"/>
+          <w:szCs w:val="18"/>
         </w:rPr>
         <w:t xml:space="preserve">│  ┌──────────────────────────────────────────────────┐   │</w:t>
       </w:r>
     </w:p>
     <w:p>
       <w:pPr>
-        <w:spacing w:after="60"/>
-        <w:ind w:left="480"/>
+        <w:spacing w:after="0"/>
+        <w:ind w:left="240"/>
       </w:pPr>
       <w:r>
         <w:rPr>
           <w:rFonts w:ascii="Courier New" w:cs="Courier New" w:eastAsia="Courier New" w:hAnsi="Courier New"/>
-          <w:sz w:val="20"/>
-          <w:szCs w:val="20"/>
+          <w:sz w:val="18"/>
+          <w:szCs w:val="18"/>
         </w:rPr>
         <w:t xml:space="preserve">│  │  Docker Compose                                  │   │</w:t>
       </w:r>
     </w:p>
     <w:p>
       <w:pPr>
-        <w:spacing w:after="60"/>
-        <w:ind w:left="480"/>
+        <w:spacing w:after="0"/>
+        <w:ind w:left="240"/>
       </w:pPr>
       <w:r>
         <w:rPr>
           <w:rFonts w:ascii="Courier New" w:cs="Courier New" w:eastAsia="Courier New" w:hAnsi="Courier New"/>
-          <w:sz w:val="20"/>
-          <w:szCs w:val="20"/>
+          <w:sz w:val="18"/>
+          <w:szCs w:val="18"/>
         </w:rPr>
         <w:t xml:space="preserve">│  │                                                  │   │</w:t>
       </w:r>
     </w:p>
     <w:p>
       <w:pPr>
-        <w:spacing w:after="60"/>
-        <w:ind w:left="480"/>
+        <w:spacing w:after="0"/>
+        <w:ind w:left="240"/>
       </w:pPr>
       <w:r>
         <w:rPr>
           <w:rFonts w:ascii="Courier New" w:cs="Courier New" w:eastAsia="Courier New" w:hAnsi="Courier New"/>
-          <w:sz w:val="20"/>
-          <w:szCs w:val="20"/>
+          <w:sz w:val="18"/>
+          <w:szCs w:val="18"/>
         </w:rPr>
         <w:t xml:space="preserve">│  │  ┌────────────────────────────────────────────┐  │   │</w:t>
       </w:r>
     </w:p>
     <w:p>
       <w:pPr>
-        <w:spacing w:after="60"/>
-        <w:ind w:left="480"/>
+        <w:spacing w:after="0"/>
+        <w:ind w:left="240"/>
       </w:pPr>
       <w:r>
         <w:rPr>
           <w:rFonts w:ascii="Courier New" w:cs="Courier New" w:eastAsia="Courier New" w:hAnsi="Courier New"/>
-          <w:sz w:val="20"/>
-          <w:szCs w:val="20"/>
-        </w:rPr>
-        <w:t xml:space="preserve">│  │  │  Container: nginx                          │  │   │</w:t>
-      </w:r>
-    </w:p>
-    <w:p>
-      <w:pPr>
-        <w:spacing w:after="60"/>
-        <w:ind w:left="480"/>
+          <w:sz w:val="18"/>
+          <w:szCs w:val="18"/>
+        </w:rPr>
+        <w:t xml:space="preserve">│  │  │  nginx  [network: frontend]                │  │   │</w:t>
+      </w:r>
+    </w:p>
+    <w:p>
+      <w:pPr>
+        <w:spacing w:after="0"/>
+        <w:ind w:left="240"/>
       </w:pPr>
       <w:r>
         <w:rPr>
           <w:rFonts w:ascii="Courier New" w:cs="Courier New" w:eastAsia="Courier New" w:hAnsi="Courier New"/>
-          <w:sz w:val="20"/>
-          <w:szCs w:val="20"/>
-        </w:rPr>
-        <w:t xml:space="preserve">│  │  │  • TLS-Terminierung (Let's Encrypt)        │  │   │</w:t>
-      </w:r>
-    </w:p>
-    <w:p>
-      <w:pPr>
-        <w:spacing w:after="60"/>
-        <w:ind w:left="480"/>
+          <w:sz w:val="18"/>
+          <w:szCs w:val="18"/>
+        </w:rPr>
+        <w:t xml:space="preserve">│  │  │  Ports: 80, 443 (einziger öffentl. Cont.)  │  │   │</w:t>
+      </w:r>
+    </w:p>
+    <w:p>
+      <w:pPr>
+        <w:spacing w:after="0"/>
+        <w:ind w:left="240"/>
       </w:pPr>
       <w:r>
         <w:rPr>
           <w:rFonts w:ascii="Courier New" w:cs="Courier New" w:eastAsia="Courier New" w:hAnsi="Courier New"/>
-          <w:sz w:val="20"/>
-          <w:szCs w:val="20"/>
-        </w:rPr>
-        <w:t xml:space="preserve">│  │  │  • Statische Assets                        │  │   │</w:t>
-      </w:r>
-    </w:p>
-    <w:p>
-      <w:pPr>
-        <w:spacing w:after="60"/>
-        <w:ind w:left="480"/>
+          <w:sz w:val="18"/>
+          <w:szCs w:val="18"/>
+        </w:rPr>
+        <w:t xml:space="preserve">│  │  │  TLS, Rate-Limit, Security-Header, Fail2b  │  │   │</w:t>
+      </w:r>
+    </w:p>
+    <w:p>
+      <w:pPr>
+        <w:spacing w:after="0"/>
+        <w:ind w:left="240"/>
       </w:pPr>
       <w:r>
         <w:rPr>
           <w:rFonts w:ascii="Courier New" w:cs="Courier New" w:eastAsia="Courier New" w:hAnsi="Courier New"/>
-          <w:sz w:val="20"/>
-          <w:szCs w:val="20"/>
+          <w:sz w:val="18"/>
+          <w:szCs w:val="18"/>
         </w:rPr>
         <w:t xml:space="preserve">│  │  └───────────────────┬────────────────────────┘  │   │</w:t>
       </w:r>
     </w:p>
     <w:p>
       <w:pPr>
-        <w:spacing w:after="60"/>
-        <w:ind w:left="480"/>
+        <w:spacing w:after="0"/>
+        <w:ind w:left="240"/>
       </w:pPr>
       <w:r>
         <w:rPr>
           <w:rFonts w:ascii="Courier New" w:cs="Courier New" w:eastAsia="Courier New" w:hAnsi="Courier New"/>
-          <w:sz w:val="20"/>
-          <w:szCs w:val="20"/>
-        </w:rPr>
-        <w:t xml:space="preserve">│  │                      │ HTTP :8000 (intern)        │   │</w:t>
-      </w:r>
-    </w:p>
-    <w:p>
-      <w:pPr>
-        <w:spacing w:after="60"/>
-        <w:ind w:left="480"/>
+          <w:sz w:val="18"/>
+          <w:szCs w:val="18"/>
+        </w:rPr>
+        <w:t xml:space="preserve">│  │    network: frontend │ HTTP :8000                 │   │</w:t>
+      </w:r>
+    </w:p>
+    <w:p>
+      <w:pPr>
+        <w:spacing w:after="0"/>
+        <w:ind w:left="240"/>
       </w:pPr>
       <w:r>
         <w:rPr>
           <w:rFonts w:ascii="Courier New" w:cs="Courier New" w:eastAsia="Courier New" w:hAnsi="Courier New"/>
-          <w:sz w:val="20"/>
-          <w:szCs w:val="20"/>
+          <w:sz w:val="18"/>
+          <w:szCs w:val="18"/>
         </w:rPr>
         <w:t xml:space="preserve">│  │  ┌───────────────────▼────────────────────────┐  │   │</w:t>
       </w:r>
     </w:p>
     <w:p>
       <w:pPr>
-        <w:spacing w:after="60"/>
-        <w:ind w:left="480"/>
+        <w:spacing w:after="0"/>
+        <w:ind w:left="240"/>
       </w:pPr>
       <w:r>
         <w:rPr>
           <w:rFonts w:ascii="Courier New" w:cs="Courier New" w:eastAsia="Courier New" w:hAnsi="Courier New"/>
-          <w:sz w:val="20"/>
-          <w:szCs w:val="20"/>
-        </w:rPr>
-        <w:t xml:space="preserve">│  │  │  Container: app (FastAPI + uvicorn)        │  │   │</w:t>
-      </w:r>
-    </w:p>
-    <w:p>
-      <w:pPr>
-        <w:spacing w:after="60"/>
-        <w:ind w:left="480"/>
+          <w:sz w:val="18"/>
+          <w:szCs w:val="18"/>
+        </w:rPr>
+        <w:t xml:space="preserve">│  │  │  app  [networks: frontend + backend]       │  │   │</w:t>
+      </w:r>
+    </w:p>
+    <w:p>
+      <w:pPr>
+        <w:spacing w:after="0"/>
+        <w:ind w:left="240"/>
       </w:pPr>
       <w:r>
         <w:rPr>
           <w:rFonts w:ascii="Courier New" w:cs="Courier New" w:eastAsia="Courier New" w:hAnsi="Courier New"/>
-          <w:sz w:val="20"/>
-          <w:szCs w:val="20"/>
-        </w:rPr>
-        <w:t xml:space="preserve">│  │  │  • Jinja2 SSR + HTMX-Endpunkte            │  │   │</w:t>
-      </w:r>
-    </w:p>
-    <w:p>
-      <w:pPr>
-        <w:spacing w:after="60"/>
-        <w:ind w:left="480"/>
+          <w:sz w:val="18"/>
+          <w:szCs w:val="18"/>
+        </w:rPr>
+        <w:t xml:space="preserve">│  │  │  Kein öffentlicher Port                    │  │   │</w:t>
+      </w:r>
+    </w:p>
+    <w:p>
+      <w:pPr>
+        <w:spacing w:after="0"/>
+        <w:ind w:left="240"/>
       </w:pPr>
       <w:r>
         <w:rPr>
           <w:rFonts w:ascii="Courier New" w:cs="Courier New" w:eastAsia="Courier New" w:hAnsi="Courier New"/>
-          <w:sz w:val="20"/>
-          <w:szCs w:val="20"/>
-        </w:rPr>
-        <w:t xml:space="preserve">│  │  │  • JWT-Auth, RBAC, Geschäftslogik         │  │   │</w:t>
-      </w:r>
-    </w:p>
-    <w:p>
-      <w:pPr>
-        <w:spacing w:after="60"/>
-        <w:ind w:left="480"/>
+          <w:sz w:val="18"/>
+          <w:szCs w:val="18"/>
+        </w:rPr>
+        <w:t xml:space="preserve">│  │  │  FastAPI, Jinja2, HTMX, JWT, RBAC          │  │   │</w:t>
+      </w:r>
+    </w:p>
+    <w:p>
+      <w:pPr>
+        <w:spacing w:after="0"/>
+        <w:ind w:left="240"/>
       </w:pPr>
       <w:r>
         <w:rPr>
           <w:rFonts w:ascii="Courier New" w:cs="Courier New" w:eastAsia="Courier New" w:hAnsi="Courier New"/>
-          <w:sz w:val="20"/>
-          <w:szCs w:val="20"/>
-        </w:rPr>
-        <w:t xml:space="preserve">│  │  │  • Audit Log                               │  │   │</w:t>
-      </w:r>
-    </w:p>
-    <w:p>
-      <w:pPr>
-        <w:spacing w:after="60"/>
-        <w:ind w:left="480"/>
+          <w:sz w:val="18"/>
+          <w:szCs w:val="18"/>
+        </w:rPr>
+        <w:t xml:space="preserve">│  │  └───────────────────┬────────────────────────┘  │   │</w:t>
+      </w:r>
+    </w:p>
+    <w:p>
+      <w:pPr>
+        <w:spacing w:after="0"/>
+        <w:ind w:left="240"/>
       </w:pPr>
       <w:r>
         <w:rPr>
           <w:rFonts w:ascii="Courier New" w:cs="Courier New" w:eastAsia="Courier New" w:hAnsi="Courier New"/>
-          <w:sz w:val="20"/>
-          <w:szCs w:val="20"/>
-        </w:rPr>
-        <w:t xml:space="preserve">│  │  └───────────────────┬────────────────────────┘  │   │</w:t>
-      </w:r>
-    </w:p>
-    <w:p>
-      <w:pPr>
-        <w:spacing w:after="60"/>
-        <w:ind w:left="480"/>
+          <w:sz w:val="18"/>
+          <w:szCs w:val="18"/>
+        </w:rPr>
+        <w:t xml:space="preserve">│  │    network: backend  │ asyncpg :5432              │   │</w:t>
+      </w:r>
+    </w:p>
+    <w:p>
+      <w:pPr>
+        <w:spacing w:after="0"/>
+        <w:ind w:left="240"/>
       </w:pPr>
       <w:r>
         <w:rPr>
           <w:rFonts w:ascii="Courier New" w:cs="Courier New" w:eastAsia="Courier New" w:hAnsi="Courier New"/>
-          <w:sz w:val="20"/>
-          <w:szCs w:val="20"/>
-        </w:rPr>
-        <w:t xml:space="preserve">│  │                      │ asyncpg :5432 (intern)     │   │</w:t>
-      </w:r>
-    </w:p>
-    <w:p>
-      <w:pPr>
-        <w:spacing w:after="60"/>
-        <w:ind w:left="480"/>
+          <w:sz w:val="18"/>
+          <w:szCs w:val="18"/>
+        </w:rPr>
+        <w:t xml:space="preserve">│  │  ┌───────────────────▼────────────────────────┐  │   │</w:t>
+      </w:r>
+    </w:p>
+    <w:p>
+      <w:pPr>
+        <w:spacing w:after="0"/>
+        <w:ind w:left="240"/>
       </w:pPr>
       <w:r>
         <w:rPr>
           <w:rFonts w:ascii="Courier New" w:cs="Courier New" w:eastAsia="Courier New" w:hAnsi="Courier New"/>
-          <w:sz w:val="20"/>
-          <w:szCs w:val="20"/>
-        </w:rPr>
-        <w:t xml:space="preserve">│  │  ┌───────────────────▼────────────────────────┐  │   │</w:t>
-      </w:r>
-    </w:p>
-    <w:p>
-      <w:pPr>
-        <w:spacing w:after="60"/>
-        <w:ind w:left="480"/>
+          <w:sz w:val="18"/>
+          <w:szCs w:val="18"/>
+        </w:rPr>
+        <w:t xml:space="preserve">│  │  │  db  [network: backend, internal:true]     │  │   │</w:t>
+      </w:r>
+    </w:p>
+    <w:p>
+      <w:pPr>
+        <w:spacing w:after="0"/>
+        <w:ind w:left="240"/>
       </w:pPr>
       <w:r>
         <w:rPr>
           <w:rFonts w:ascii="Courier New" w:cs="Courier New" w:eastAsia="Courier New" w:hAnsi="Courier New"/>
-          <w:sz w:val="20"/>
-          <w:szCs w:val="20"/>
-        </w:rPr>
-        <w:t xml:space="preserve">│  │  │  Container: db (PostgreSQL)                │  │   │</w:t>
-      </w:r>
-    </w:p>
-    <w:p>
-      <w:pPr>
-        <w:spacing w:after="60"/>
-        <w:ind w:left="480"/>
+          <w:sz w:val="18"/>
+          <w:szCs w:val="18"/>
+        </w:rPr>
+        <w:t xml:space="preserve">│  │  │  Kein öffentlicher Port, kein Internetz.   │  │   │</w:t>
+      </w:r>
+    </w:p>
+    <w:p>
+      <w:pPr>
+        <w:spacing w:after="0"/>
+        <w:ind w:left="240"/>
       </w:pPr>
       <w:r>
         <w:rPr>
           <w:rFonts w:ascii="Courier New" w:cs="Courier New" w:eastAsia="Courier New" w:hAnsi="Courier New"/>
-          <w:sz w:val="20"/>
-          <w:szCs w:val="20"/>
-        </w:rPr>
-        <w:t xml:space="preserve">│  │  │  • 17 Tabellen, GiST-Index                │  │   │</w:t>
-      </w:r>
-    </w:p>
-    <w:p>
-      <w:pPr>
-        <w:spacing w:after="60"/>
-        <w:ind w:left="480"/>
+          <w:sz w:val="18"/>
+          <w:szCs w:val="18"/>
+        </w:rPr>
+        <w:t xml:space="preserve">│  │  │  PostgreSQL 16, Named Volume               │  │   │</w:t>
+      </w:r>
+    </w:p>
+    <w:p>
+      <w:pPr>
+        <w:spacing w:after="0"/>
+        <w:ind w:left="240"/>
       </w:pPr>
       <w:r>
         <w:rPr>
           <w:rFonts w:ascii="Courier New" w:cs="Courier New" w:eastAsia="Courier New" w:hAnsi="Courier New"/>
-          <w:sz w:val="20"/>
-          <w:szCs w:val="20"/>
-        </w:rPr>
-        <w:t xml:space="preserve">│  │  │  • Volume: /var/lib/postgresql/data        │  │   │</w:t>
-      </w:r>
-    </w:p>
-    <w:p>
-      <w:pPr>
-        <w:spacing w:after="60"/>
-        <w:ind w:left="480"/>
+          <w:sz w:val="18"/>
+          <w:szCs w:val="18"/>
+        </w:rPr>
+        <w:t xml:space="preserve">│  │  └────────────────────────────────────────────┘  │   │</w:t>
+      </w:r>
+    </w:p>
+    <w:p>
+      <w:pPr>
+        <w:spacing w:after="0"/>
+        <w:ind w:left="240"/>
       </w:pPr>
       <w:r>
         <w:rPr>
           <w:rFonts w:ascii="Courier New" w:cs="Courier New" w:eastAsia="Courier New" w:hAnsi="Courier New"/>
-          <w:sz w:val="20"/>
-          <w:szCs w:val="20"/>
-        </w:rPr>
-        <w:t xml:space="preserve">│  │  └────────────────────────────────────────────┘  │   │</w:t>
-      </w:r>
-    </w:p>
-    <w:p>
-      <w:pPr>
-        <w:spacing w:after="60"/>
-        <w:ind w:left="480"/>
+          <w:sz w:val="18"/>
+          <w:szCs w:val="18"/>
+        </w:rPr>
+        <w:t xml:space="preserve">│  │                                                  │   │</w:t>
+      </w:r>
+    </w:p>
+    <w:p>
+      <w:pPr>
+        <w:spacing w:after="0"/>
+        <w:ind w:left="240"/>
       </w:pPr>
       <w:r>
         <w:rPr>
           <w:rFonts w:ascii="Courier New" w:cs="Courier New" w:eastAsia="Courier New" w:hAnsi="Courier New"/>
-          <w:sz w:val="20"/>
-          <w:szCs w:val="20"/>
-        </w:rPr>
-        <w:t xml:space="preserve">│  │                                                  │   │</w:t>
-      </w:r>
-    </w:p>
-    <w:p>
-      <w:pPr>
-        <w:spacing w:after="60"/>
-        <w:ind w:left="480"/>
+          <w:sz w:val="18"/>
+          <w:szCs w:val="18"/>
+        </w:rPr>
+        <w:t xml:space="preserve">│  │  Host-Prozesse (kein Container):                 │   │</w:t>
+      </w:r>
+    </w:p>
+    <w:p>
+      <w:pPr>
+        <w:spacing w:after="0"/>
+        <w:ind w:left="240"/>
       </w:pPr>
       <w:r>
         <w:rPr>
           <w:rFonts w:ascii="Courier New" w:cs="Courier New" w:eastAsia="Courier New" w:hAnsi="Courier New"/>
-          <w:sz w:val="20"/>
-          <w:szCs w:val="20"/>
-        </w:rPr>
-        <w:t xml:space="preserve">│  │  Cron (Host): jährlich → Archivierungsjob        │   │</w:t>
-      </w:r>
-    </w:p>
-    <w:p>
-      <w:pPr>
-        <w:spacing w:after="60"/>
-        <w:ind w:left="480"/>
+          <w:sz w:val="18"/>
+          <w:szCs w:val="18"/>
+        </w:rPr>
+        <w:t xml:space="preserve">│  │  • systemd-Timer: pg_dump → gpg → rclone→kDrive  │   │</w:t>
+      </w:r>
+    </w:p>
+    <w:p>
+      <w:pPr>
+        <w:spacing w:after="0"/>
+        <w:ind w:left="240"/>
       </w:pPr>
       <w:r>
         <w:rPr>
           <w:rFonts w:ascii="Courier New" w:cs="Courier New" w:eastAsia="Courier New" w:hAnsi="Courier New"/>
-          <w:sz w:val="20"/>
-          <w:szCs w:val="20"/>
-        </w:rPr>
-        <w:t xml:space="preserve">│  │  Backup (Host): täglich → verschlüsselt, 90 Tage │   │</w:t>
-      </w:r>
-    </w:p>
-    <w:p>
-      <w:pPr>
-        <w:spacing w:after="60"/>
-        <w:ind w:left="480"/>
+          <w:sz w:val="18"/>
+          <w:szCs w:val="18"/>
+        </w:rPr>
+        <w:t xml:space="preserve">│  │  • Archivierungsjob (jährlich)                   │   │</w:t>
+      </w:r>
+    </w:p>
+    <w:p>
+      <w:pPr>
+        <w:spacing w:after="0"/>
+        <w:ind w:left="240"/>
       </w:pPr>
       <w:r>
         <w:rPr>
           <w:rFonts w:ascii="Courier New" w:cs="Courier New" w:eastAsia="Courier New" w:hAnsi="Courier New"/>
-          <w:sz w:val="20"/>
-          <w:szCs w:val="20"/>
+          <w:sz w:val="18"/>
+          <w:szCs w:val="18"/>
+        </w:rPr>
+        <w:t xml:space="preserve">│  │  • Fail2ban (überwacht nginx-Logs)               │   │</w:t>
+      </w:r>
+    </w:p>
+    <w:p>
+      <w:pPr>
+        <w:spacing w:after="0"/>
+        <w:ind w:left="240"/>
+      </w:pPr>
+      <w:r>
+        <w:rPr>
+          <w:rFonts w:ascii="Courier New" w:cs="Courier New" w:eastAsia="Courier New" w:hAnsi="Courier New"/>
+          <w:sz w:val="18"/>
+          <w:szCs w:val="18"/>
+        </w:rPr>
+        <w:t xml:space="preserve">│  │  • unattended-upgrades (Security-Patches)        │   │</w:t>
+      </w:r>
+    </w:p>
+    <w:p>
+      <w:pPr>
+        <w:spacing w:after="0"/>
+        <w:ind w:left="240"/>
+      </w:pPr>
+      <w:r>
+        <w:rPr>
+          <w:rFonts w:ascii="Courier New" w:cs="Courier New" w:eastAsia="Courier New" w:hAnsi="Courier New"/>
+          <w:sz w:val="18"/>
+          <w:szCs w:val="18"/>
         </w:rPr>
         <w:t xml:space="preserve">│  └──────────────────────────────────────────────────┘   │</w:t>
       </w:r>
     </w:p>
     <w:p>
       <w:pPr>
-        <w:spacing w:after="60"/>
-        <w:ind w:left="480"/>
+        <w:spacing w:after="0"/>
+        <w:ind w:left="240"/>
       </w:pPr>
       <w:r>
         <w:rPr>
           <w:rFonts w:ascii="Courier New" w:cs="Courier New" w:eastAsia="Courier New" w:hAnsi="Courier New"/>
-          <w:sz w:val="20"/>
-          <w:szCs w:val="20"/>
+          <w:sz w:val="18"/>
+          <w:szCs w:val="18"/>
         </w:rPr>
         <w:t xml:space="preserve">└─────────────────────────────────────────────────────────┘</w:t>
       </w:r>
@@ -594,10 +630,11 @@
         <w:pBdr>
           <w:bottom w:val="single" w:color="AABBD0" w:sz="4" w:space="1"/>
         </w:pBdr>
-        <w:spacing w:after="120" w:before="320"/>
-      </w:pPr>
-      <w:r>
-        <w:rPr>
+        <w:spacing w:after="120" w:before="400"/>
+      </w:pPr>
+      <w:r>
+        <w:rPr>
+          <w:rFonts w:ascii="Calibri" w:cs="Calibri" w:eastAsia="Calibri" w:hAnsi="Calibri"/>
           <w:b/>
           <w:bCs/>
           <w:color w:val="2E4057"/>
@@ -610,17 +647,18 @@
     <w:p>
       <w:pPr>
         <w:pStyle w:val="Heading2"/>
-        <w:spacing w:after="80" w:before="200"/>
-      </w:pPr>
-      <w:r>
-        <w:rPr>
+        <w:spacing w:after="80" w:before="240"/>
+      </w:pPr>
+      <w:r>
+        <w:rPr>
+          <w:rFonts w:ascii="Calibri" w:cs="Calibri" w:eastAsia="Calibri" w:hAnsi="Calibri"/>
           <w:b/>
           <w:bCs/>
           <w:color w:val="3A6B8A"/>
           <w:sz w:val="24"/>
           <w:szCs w:val="24"/>
         </w:rPr>
-        <w:t xml:space="preserve">3.1 VPS (Hosting)</w:t>
+        <w:t xml:space="preserve">3.1 VPS (Infomaniak)</w:t>
       </w:r>
     </w:p>
     <w:tbl>
@@ -660,6 +698,7 @@
           <w:p>
             <w:r>
               <w:rPr>
+                <w:rFonts w:ascii="Calibri" w:cs="Calibri" w:eastAsia="Calibri" w:hAnsi="Calibri"/>
                 <w:b/>
                 <w:bCs/>
                 <w:sz w:val="20"/>
@@ -689,6 +728,7 @@
           <w:p>
             <w:r>
               <w:rPr>
+                <w:rFonts w:ascii="Calibri" w:cs="Calibri" w:eastAsia="Calibri" w:hAnsi="Calibri"/>
                 <w:b/>
                 <w:bCs/>
                 <w:sz w:val="20"/>
@@ -720,6 +760,7 @@
           <w:p>
             <w:r>
               <w:rPr>
+                <w:rFonts w:ascii="Calibri" w:cs="Calibri" w:eastAsia="Calibri" w:hAnsi="Calibri"/>
                 <w:b w:val="false"/>
                 <w:bCs w:val="false"/>
                 <w:sz w:val="20"/>
@@ -749,12 +790,13 @@
           <w:p>
             <w:r>
               <w:rPr>
-                <w:b w:val="false"/>
-                <w:bCs w:val="false"/>
-                <w:sz w:val="20"/>
-                <w:szCs w:val="20"/>
-              </w:rPr>
-              <w:t xml:space="preserve">Infomaniak (CH) — Genf/Zürich, ISO 27001, DSG-konform, mitarbeitereigen</w:t>
+                <w:rFonts w:ascii="Calibri" w:cs="Calibri" w:eastAsia="Calibri" w:hAnsi="Calibri"/>
+                <w:b w:val="false"/>
+                <w:bCs w:val="false"/>
+                <w:sz w:val="20"/>
+                <w:szCs w:val="20"/>
+              </w:rPr>
+              <w:t xml:space="preserve">Infomaniak (CH) — Rechenzentren Genf/Zürich, ISO 27001, DSG-konform</w:t>
             </w:r>
           </w:p>
         </w:tc>
@@ -780,6 +822,7 @@
           <w:p>
             <w:r>
               <w:rPr>
+                <w:rFonts w:ascii="Calibri" w:cs="Calibri" w:eastAsia="Calibri" w:hAnsi="Calibri"/>
                 <w:b w:val="false"/>
                 <w:bCs w:val="false"/>
                 <w:sz w:val="20"/>
@@ -809,6 +852,7 @@
           <w:p>
             <w:r>
               <w:rPr>
+                <w:rFonts w:ascii="Calibri" w:cs="Calibri" w:eastAsia="Calibri" w:hAnsi="Calibri"/>
                 <w:b w:val="false"/>
                 <w:bCs w:val="false"/>
                 <w:sz w:val="20"/>
@@ -840,6 +884,7 @@
           <w:p>
             <w:r>
               <w:rPr>
+                <w:rFonts w:ascii="Calibri" w:cs="Calibri" w:eastAsia="Calibri" w:hAnsi="Calibri"/>
                 <w:b w:val="false"/>
                 <w:bCs w:val="false"/>
                 <w:sz w:val="20"/>
@@ -869,12 +914,13 @@
           <w:p>
             <w:r>
               <w:rPr>
-                <w:b w:val="false"/>
-                <w:bCs w:val="false"/>
-                <w:sz w:val="20"/>
-                <w:szCs w:val="20"/>
-              </w:rPr>
-              <w:t xml:space="preserve">2 vCPU, 4 GB RAM, 40 GB SSD (MVP-Schätzung)</w:t>
+                <w:rFonts w:ascii="Calibri" w:cs="Calibri" w:eastAsia="Calibri" w:hAnsi="Calibri"/>
+                <w:b w:val="false"/>
+                <w:bCs w:val="false"/>
+                <w:sz w:val="20"/>
+                <w:szCs w:val="20"/>
+              </w:rPr>
+              <w:t xml:space="preserve">2 vCPU, 4 GB RAM, 40 GB SSD</w:t>
             </w:r>
           </w:p>
         </w:tc>
@@ -900,12 +946,13 @@
           <w:p>
             <w:r>
               <w:rPr>
-                <w:b w:val="false"/>
-                <w:bCs w:val="false"/>
-                <w:sz w:val="20"/>
-                <w:szCs w:val="20"/>
-              </w:rPr>
-              <w:t xml:space="preserve">Erreichbarkeit</w:t>
+                <w:rFonts w:ascii="Calibri" w:cs="Calibri" w:eastAsia="Calibri" w:hAnsi="Calibri"/>
+                <w:b w:val="false"/>
+                <w:bCs w:val="false"/>
+                <w:sz w:val="20"/>
+                <w:szCs w:val="20"/>
+              </w:rPr>
+              <w:t xml:space="preserve">Firewall (UFW)</w:t>
             </w:r>
           </w:p>
         </w:tc>
@@ -929,12 +976,13 @@
           <w:p>
             <w:r>
               <w:rPr>
-                <w:b w:val="false"/>
-                <w:bCs w:val="false"/>
-                <w:sz w:val="20"/>
-                <w:szCs w:val="20"/>
-              </w:rPr>
-              <w:t xml:space="preserve">HTTPS, öffentliche IP, DNS-Eintrag</w:t>
+                <w:rFonts w:ascii="Calibri" w:cs="Calibri" w:eastAsia="Calibri" w:hAnsi="Calibri"/>
+                <w:b w:val="false"/>
+                <w:bCs w:val="false"/>
+                <w:sz w:val="20"/>
+                <w:szCs w:val="20"/>
+              </w:rPr>
+              <w:t xml:space="preserve">Nur Ports 22 (SSH), 80 (HTTP→Redirect), 443 (HTTPS) offen</w:t>
             </w:r>
           </w:p>
         </w:tc>
@@ -960,6 +1008,193 @@
           <w:p>
             <w:r>
               <w:rPr>
+                <w:rFonts w:ascii="Calibri" w:cs="Calibri" w:eastAsia="Calibri" w:hAnsi="Calibri"/>
+                <w:b w:val="false"/>
+                <w:bCs w:val="false"/>
+                <w:sz w:val="20"/>
+                <w:szCs w:val="20"/>
+              </w:rPr>
+              <w:t xml:space="preserve">SSH</w:t>
+            </w:r>
+          </w:p>
+        </w:tc>
+        <w:tc>
+          <w:tcPr>
+            <w:tcW w:type="dxa" w:w="6026"/>
+            <w:tcBorders>
+              <w:top w:val="single" w:color="BBCCDD" w:sz="1"/>
+              <w:left w:val="single" w:color="BBCCDD" w:sz="1"/>
+              <w:bottom w:val="single" w:color="BBCCDD" w:sz="1"/>
+              <w:right w:val="single" w:color="BBCCDD" w:sz="1"/>
+            </w:tcBorders>
+            <w:shd w:fill="FFFFFF" w:val="clear"/>
+            <w:tcMar>
+              <w:top w:type="dxa" w:w="80"/>
+              <w:left w:type="dxa" w:w="120"/>
+              <w:bottom w:type="dxa" w:w="80"/>
+              <w:right w:type="dxa" w:w="120"/>
+            </w:tcMar>
+          </w:tcPr>
+          <w:p>
+            <w:r>
+              <w:rPr>
+                <w:rFonts w:ascii="Calibri" w:cs="Calibri" w:eastAsia="Calibri" w:hAnsi="Calibri"/>
+                <w:b w:val="false"/>
+                <w:bCs w:val="false"/>
+                <w:sz w:val="20"/>
+                <w:szCs w:val="20"/>
+              </w:rPr>
+              <w:t xml:space="preserve">Passwort-Auth deaktiviert, nur SSH-Keys, Root-Login deaktiviert</w:t>
+            </w:r>
+          </w:p>
+        </w:tc>
+      </w:tr>
+      <w:tr>
+        <w:tc>
+          <w:tcPr>
+            <w:tcW w:type="dxa" w:w="3000"/>
+            <w:tcBorders>
+              <w:top w:val="single" w:color="BBCCDD" w:sz="1"/>
+              <w:left w:val="single" w:color="BBCCDD" w:sz="1"/>
+              <w:bottom w:val="single" w:color="BBCCDD" w:sz="1"/>
+              <w:right w:val="single" w:color="BBCCDD" w:sz="1"/>
+            </w:tcBorders>
+            <w:shd w:fill="F5F8FB" w:val="clear"/>
+            <w:tcMar>
+              <w:top w:type="dxa" w:w="80"/>
+              <w:left w:type="dxa" w:w="120"/>
+              <w:bottom w:type="dxa" w:w="80"/>
+              <w:right w:type="dxa" w:w="120"/>
+            </w:tcMar>
+          </w:tcPr>
+          <w:p>
+            <w:r>
+              <w:rPr>
+                <w:rFonts w:ascii="Calibri" w:cs="Calibri" w:eastAsia="Calibri" w:hAnsi="Calibri"/>
+                <w:b w:val="false"/>
+                <w:bCs w:val="false"/>
+                <w:sz w:val="20"/>
+                <w:szCs w:val="20"/>
+              </w:rPr>
+              <w:t xml:space="preserve">Fail2ban</w:t>
+            </w:r>
+          </w:p>
+        </w:tc>
+        <w:tc>
+          <w:tcPr>
+            <w:tcW w:type="dxa" w:w="6026"/>
+            <w:tcBorders>
+              <w:top w:val="single" w:color="BBCCDD" w:sz="1"/>
+              <w:left w:val="single" w:color="BBCCDD" w:sz="1"/>
+              <w:bottom w:val="single" w:color="BBCCDD" w:sz="1"/>
+              <w:right w:val="single" w:color="BBCCDD" w:sz="1"/>
+            </w:tcBorders>
+            <w:shd w:fill="F5F8FB" w:val="clear"/>
+            <w:tcMar>
+              <w:top w:type="dxa" w:w="80"/>
+              <w:left w:type="dxa" w:w="120"/>
+              <w:bottom w:type="dxa" w:w="80"/>
+              <w:right w:type="dxa" w:w="120"/>
+            </w:tcMar>
+          </w:tcPr>
+          <w:p>
+            <w:r>
+              <w:rPr>
+                <w:rFonts w:ascii="Calibri" w:cs="Calibri" w:eastAsia="Calibri" w:hAnsi="Calibri"/>
+                <w:b w:val="false"/>
+                <w:bCs w:val="false"/>
+                <w:sz w:val="20"/>
+                <w:szCs w:val="20"/>
+              </w:rPr>
+              <w:t xml:space="preserve">Aktiv — sperrt IPs nach wiederholten Login-Fehlversuchen</w:t>
+            </w:r>
+          </w:p>
+        </w:tc>
+      </w:tr>
+      <w:tr>
+        <w:tc>
+          <w:tcPr>
+            <w:tcW w:type="dxa" w:w="3000"/>
+            <w:tcBorders>
+              <w:top w:val="single" w:color="BBCCDD" w:sz="1"/>
+              <w:left w:val="single" w:color="BBCCDD" w:sz="1"/>
+              <w:bottom w:val="single" w:color="BBCCDD" w:sz="1"/>
+              <w:right w:val="single" w:color="BBCCDD" w:sz="1"/>
+            </w:tcBorders>
+            <w:shd w:fill="FFFFFF" w:val="clear"/>
+            <w:tcMar>
+              <w:top w:type="dxa" w:w="80"/>
+              <w:left w:type="dxa" w:w="120"/>
+              <w:bottom w:type="dxa" w:w="80"/>
+              <w:right w:type="dxa" w:w="120"/>
+            </w:tcMar>
+          </w:tcPr>
+          <w:p>
+            <w:r>
+              <w:rPr>
+                <w:rFonts w:ascii="Calibri" w:cs="Calibri" w:eastAsia="Calibri" w:hAnsi="Calibri"/>
+                <w:b w:val="false"/>
+                <w:bCs w:val="false"/>
+                <w:sz w:val="20"/>
+                <w:szCs w:val="20"/>
+              </w:rPr>
+              <w:t xml:space="preserve">unattended-upgrades</w:t>
+            </w:r>
+          </w:p>
+        </w:tc>
+        <w:tc>
+          <w:tcPr>
+            <w:tcW w:type="dxa" w:w="6026"/>
+            <w:tcBorders>
+              <w:top w:val="single" w:color="BBCCDD" w:sz="1"/>
+              <w:left w:val="single" w:color="BBCCDD" w:sz="1"/>
+              <w:bottom w:val="single" w:color="BBCCDD" w:sz="1"/>
+              <w:right w:val="single" w:color="BBCCDD" w:sz="1"/>
+            </w:tcBorders>
+            <w:shd w:fill="FFFFFF" w:val="clear"/>
+            <w:tcMar>
+              <w:top w:type="dxa" w:w="80"/>
+              <w:left w:type="dxa" w:w="120"/>
+              <w:bottom w:type="dxa" w:w="80"/>
+              <w:right w:type="dxa" w:w="120"/>
+            </w:tcMar>
+          </w:tcPr>
+          <w:p>
+            <w:r>
+              <w:rPr>
+                <w:rFonts w:ascii="Calibri" w:cs="Calibri" w:eastAsia="Calibri" w:hAnsi="Calibri"/>
+                <w:b w:val="false"/>
+                <w:bCs w:val="false"/>
+                <w:sz w:val="20"/>
+                <w:szCs w:val="20"/>
+              </w:rPr>
+              <w:t xml:space="preserve">Aktiv — automatische Security-Patches</w:t>
+            </w:r>
+          </w:p>
+        </w:tc>
+      </w:tr>
+      <w:tr>
+        <w:tc>
+          <w:tcPr>
+            <w:tcW w:type="dxa" w:w="3000"/>
+            <w:tcBorders>
+              <w:top w:val="single" w:color="BBCCDD" w:sz="1"/>
+              <w:left w:val="single" w:color="BBCCDD" w:sz="1"/>
+              <w:bottom w:val="single" w:color="BBCCDD" w:sz="1"/>
+              <w:right w:val="single" w:color="BBCCDD" w:sz="1"/>
+            </w:tcBorders>
+            <w:shd w:fill="F5F8FB" w:val="clear"/>
+            <w:tcMar>
+              <w:top w:type="dxa" w:w="80"/>
+              <w:left w:type="dxa" w:w="120"/>
+              <w:bottom w:type="dxa" w:w="80"/>
+              <w:right w:type="dxa" w:w="120"/>
+            </w:tcMar>
+          </w:tcPr>
+          <w:p>
+            <w:r>
+              <w:rPr>
+                <w:rFonts w:ascii="Calibri" w:cs="Calibri" w:eastAsia="Calibri" w:hAnsi="Calibri"/>
                 <w:b w:val="false"/>
                 <w:bCs w:val="false"/>
                 <w:sz w:val="20"/>
@@ -978,23 +1213,24 @@
               <w:bottom w:val="single" w:color="BBCCDD" w:sz="1"/>
               <w:right w:val="single" w:color="BBCCDD" w:sz="1"/>
             </w:tcBorders>
-            <w:shd w:fill="FFFFFF" w:val="clear"/>
-            <w:tcMar>
-              <w:top w:type="dxa" w:w="80"/>
-              <w:left w:type="dxa" w:w="120"/>
-              <w:bottom w:type="dxa" w:w="80"/>
-              <w:right w:type="dxa" w:w="120"/>
-            </w:tcMar>
-          </w:tcPr>
-          <w:p>
-            <w:r>
-              <w:rPr>
-                <w:b w:val="false"/>
-                <w:bCs w:val="false"/>
-                <w:sz w:val="20"/>
-                <w:szCs w:val="20"/>
-              </w:rPr>
-              <w:t xml:space="preserve">Täglich, verschlüsselt (AES-256), 90 Tage Rotation, lokal auf VPS</w:t>
+            <w:shd w:fill="F5F8FB" w:val="clear"/>
+            <w:tcMar>
+              <w:top w:type="dxa" w:w="80"/>
+              <w:left w:type="dxa" w:w="120"/>
+              <w:bottom w:type="dxa" w:w="80"/>
+              <w:right w:type="dxa" w:w="120"/>
+            </w:tcMar>
+          </w:tcPr>
+          <w:p>
+            <w:r>
+              <w:rPr>
+                <w:rFonts w:ascii="Calibri" w:cs="Calibri" w:eastAsia="Calibri" w:hAnsi="Calibri"/>
+                <w:b w:val="false"/>
+                <w:bCs w:val="false"/>
+                <w:sz w:val="20"/>
+                <w:szCs w:val="20"/>
+              </w:rPr>
+              <w:t xml:space="preserve">Täglich, GPG-verschlüsselt (AES-256), 90 Tage Rotation, 3-2-1-Strategie</w:t>
             </w:r>
           </w:p>
         </w:tc>
@@ -1011,668 +1247,18 @@
     <w:p>
       <w:pPr>
         <w:pStyle w:val="Heading2"/>
-        <w:spacing w:after="80" w:before="200"/>
-      </w:pPr>
-      <w:r>
-        <w:rPr>
+        <w:spacing w:after="80" w:before="240"/>
+      </w:pPr>
+      <w:r>
+        <w:rPr>
+          <w:rFonts w:ascii="Calibri" w:cs="Calibri" w:eastAsia="Calibri" w:hAnsi="Calibri"/>
           <w:b/>
           <w:bCs/>
           <w:color w:val="3A6B8A"/>
           <w:sz w:val="24"/>
           <w:szCs w:val="24"/>
         </w:rPr>
-        <w:t xml:space="preserve">3.2 nginx (Reverse Proxy)</w:t>
-      </w:r>
-    </w:p>
-    <w:p>
-      <w:pPr>
-        <w:spacing w:after="120"/>
-      </w:pPr>
-      <w:r>
-        <w:rPr>
-          <w:sz w:val="22"/>
-          <w:szCs w:val="22"/>
-        </w:rPr>
-        <w:t xml:space="preserve">nginx sitzt vor FastAPI und übernimmt TLS-Terminierung, Auslieferung statischer Assets und grundlegendes Rate-Limiting.</w:t>
-      </w:r>
-    </w:p>
-    <w:p>
-      <w:pPr>
-        <w:pStyle w:val="ListParagraph"/>
-        <w:numPr>
-          <w:ilvl w:val="0"/>
-          <w:numId w:val="2"/>
-        </w:numPr>
-      </w:pPr>
-      <w:r>
-        <w:rPr>
-          <w:sz w:val="22"/>
-          <w:szCs w:val="22"/>
-        </w:rPr>
-        <w:t xml:space="preserve">TLS: Let's Encrypt, automatische Erneuerung via Certbot</w:t>
-      </w:r>
-    </w:p>
-    <w:p>
-      <w:pPr>
-        <w:pStyle w:val="ListParagraph"/>
-        <w:numPr>
-          <w:ilvl w:val="0"/>
-          <w:numId w:val="2"/>
-        </w:numPr>
-      </w:pPr>
-      <w:r>
-        <w:rPr>
-          <w:sz w:val="22"/>
-          <w:szCs w:val="22"/>
-        </w:rPr>
-        <w:t xml:space="preserve">Statische Assets: CSS, JS, Bilder direkt von nginx ohne FastAPI-Overhead</w:t>
-      </w:r>
-    </w:p>
-    <w:p>
-      <w:pPr>
-        <w:pStyle w:val="ListParagraph"/>
-        <w:numPr>
-          <w:ilvl w:val="0"/>
-          <w:numId w:val="2"/>
-        </w:numPr>
-      </w:pPr>
-      <w:r>
-        <w:rPr>
-          <w:sz w:val="22"/>
-          <w:szCs w:val="22"/>
-        </w:rPr>
-        <w:t xml:space="preserve">Intern: nginx leitet HTTP an FastAPI weiter (Unix Socket oder localhost:8000)</w:t>
-      </w:r>
-    </w:p>
-    <w:p>
-      <w:pPr>
-        <w:pStyle w:val="ListParagraph"/>
-        <w:numPr>
-          <w:ilvl w:val="0"/>
-          <w:numId w:val="2"/>
-        </w:numPr>
-      </w:pPr>
-      <w:r>
-        <w:rPr>
-          <w:sz w:val="22"/>
-          <w:szCs w:val="22"/>
-        </w:rPr>
-        <w:t xml:space="preserve">Sicherheit: Security-Header (HSTS, CSP, X-Frame-Options) in nginx konfiguriert</w:t>
-      </w:r>
-    </w:p>
-    <w:p>
-      <w:pPr>
-        <w:spacing w:after="80"/>
-      </w:pPr>
-      <w:r>
-        <w:t xml:space="preserve"/>
-      </w:r>
-    </w:p>
-    <w:p>
-      <w:pPr>
-        <w:pStyle w:val="Heading2"/>
-        <w:spacing w:after="80" w:before="200"/>
-      </w:pPr>
-      <w:r>
-        <w:rPr>
-          <w:b/>
-          <w:bCs/>
-          <w:color w:val="3A6B8A"/>
-          <w:sz w:val="24"/>
-          <w:szCs w:val="24"/>
-        </w:rPr>
-        <w:t xml:space="preserve">3.3 FastAPI (Backend)</w:t>
-      </w:r>
-    </w:p>
-    <w:p>
-      <w:pPr>
-        <w:spacing w:after="120"/>
-      </w:pPr>
-      <w:r>
-        <w:rPr>
-          <w:sz w:val="22"/>
-          <w:szCs w:val="22"/>
-        </w:rPr>
-        <w:t xml:space="preserve">FastAPI ist das Herzstück des Systems. Es übernimmt Authentifizierung, Geschäftslogik, Rendering und Datenbankzugriff.</w:t>
-      </w:r>
-    </w:p>
-    <w:p>
-      <w:pPr>
-        <w:spacing w:after="80"/>
-      </w:pPr>
-      <w:r>
-        <w:t xml:space="preserve"/>
-      </w:r>
-    </w:p>
-    <w:p>
-      <w:pPr>
-        <w:pStyle w:val="Heading3"/>
-        <w:spacing w:after="60" w:before="160"/>
-      </w:pPr>
-      <w:r>
-        <w:rPr>
-          <w:b/>
-          <w:bCs/>
-          <w:color w:val="2E4057"/>
-          <w:sz w:val="22"/>
-          <w:szCs w:val="22"/>
-        </w:rPr>
-        <w:t xml:space="preserve">Rendering-Strategie</w:t>
-      </w:r>
-    </w:p>
-    <w:p>
-      <w:pPr>
-        <w:pStyle w:val="ListParagraph"/>
-        <w:numPr>
-          <w:ilvl w:val="0"/>
-          <w:numId w:val="2"/>
-        </w:numPr>
-      </w:pPr>
-      <w:r>
-        <w:rPr>
-          <w:sz w:val="22"/>
-          <w:szCs w:val="22"/>
-        </w:rPr>
-        <w:t xml:space="preserve">Jinja2 SSR: vollständige HTML-Seiten werden serverseitig gerendert und ausgeliefert</w:t>
-      </w:r>
-    </w:p>
-    <w:p>
-      <w:pPr>
-        <w:pStyle w:val="ListParagraph"/>
-        <w:numPr>
-          <w:ilvl w:val="0"/>
-          <w:numId w:val="2"/>
-        </w:numPr>
-      </w:pPr>
-      <w:r>
-        <w:rPr>
-          <w:sz w:val="22"/>
-          <w:szCs w:val="22"/>
-        </w:rPr>
-        <w:t xml:space="preserve">HTMX-Endpunkte: FastAPI gibt partielle HTML-Fragmente zurück (z.B. Kalender-Update, Formular-Validierung) — kein JSON, kein JS-Framework</w:t>
-      </w:r>
-    </w:p>
-    <w:p>
-      <w:pPr>
-        <w:pStyle w:val="ListParagraph"/>
-        <w:numPr>
-          <w:ilvl w:val="0"/>
-          <w:numId w:val="2"/>
-        </w:numPr>
-      </w:pPr>
-      <w:r>
-        <w:rPr>
-          <w:sz w:val="22"/>
-          <w:szCs w:val="22"/>
-        </w:rPr>
-        <w:t xml:space="preserve">REST/JSON: nur für spezifische UI-Elemente die clientseitiges JS benötigen (z.B. interaktiver Kalender)</w:t>
-      </w:r>
-    </w:p>
-    <w:p>
-      <w:pPr>
-        <w:spacing w:after="80"/>
-      </w:pPr>
-      <w:r>
-        <w:t xml:space="preserve"/>
-      </w:r>
-    </w:p>
-    <w:p>
-      <w:pPr>
-        <w:pStyle w:val="Heading3"/>
-        <w:spacing w:after="60" w:before="160"/>
-      </w:pPr>
-      <w:r>
-        <w:rPr>
-          <w:b/>
-          <w:bCs/>
-          <w:color w:val="2E4057"/>
-          <w:sz w:val="22"/>
-          <w:szCs w:val="22"/>
-        </w:rPr>
-        <w:t xml:space="preserve">Authentifizierung</w:t>
-      </w:r>
-    </w:p>
-    <w:p>
-      <w:pPr>
-        <w:pStyle w:val="ListParagraph"/>
-        <w:numPr>
-          <w:ilvl w:val="0"/>
-          <w:numId w:val="2"/>
-        </w:numPr>
-      </w:pPr>
-      <w:r>
-        <w:rPr>
-          <w:sz w:val="22"/>
-          <w:szCs w:val="22"/>
-        </w:rPr>
-        <w:t xml:space="preserve">Username + Passwort (lokal, kein SSO)</w:t>
-      </w:r>
-    </w:p>
-    <w:p>
-      <w:pPr>
-        <w:pStyle w:val="ListParagraph"/>
-        <w:numPr>
-          <w:ilvl w:val="0"/>
-          <w:numId w:val="2"/>
-        </w:numPr>
-      </w:pPr>
-      <w:r>
-        <w:rPr>
-          <w:sz w:val="22"/>
-          <w:szCs w:val="22"/>
-        </w:rPr>
-        <w:t xml:space="preserve">Passwort-Hash: Argon2 (bevorzugt) oder bcrypt</w:t>
-      </w:r>
-    </w:p>
-    <w:p>
-      <w:pPr>
-        <w:pStyle w:val="ListParagraph"/>
-        <w:numPr>
-          <w:ilvl w:val="0"/>
-          <w:numId w:val="2"/>
-        </w:numPr>
-      </w:pPr>
-      <w:r>
-        <w:rPr>
-          <w:sz w:val="22"/>
-          <w:szCs w:val="22"/>
-        </w:rPr>
-        <w:t xml:space="preserve">Session-Management: JWT im HttpOnly-Cookie (nicht im JS-Zugriff, XSS-sicher)</w:t>
-      </w:r>
-    </w:p>
-    <w:p>
-      <w:pPr>
-        <w:pStyle w:val="ListParagraph"/>
-        <w:numPr>
-          <w:ilvl w:val="0"/>
-          <w:numId w:val="2"/>
-        </w:numPr>
-      </w:pPr>
-      <w:r>
-        <w:rPr>
-          <w:sz w:val="22"/>
-          <w:szCs w:val="22"/>
-        </w:rPr>
-        <w:t xml:space="preserve">Token-Lebensdauer: konfigurierbar (Empfehlung: 8 Stunden, Refresh-Token: 30 Tage)</w:t>
-      </w:r>
-    </w:p>
-    <w:p>
-      <w:pPr>
-        <w:spacing w:after="80"/>
-      </w:pPr>
-      <w:r>
-        <w:t xml:space="preserve"/>
-      </w:r>
-    </w:p>
-    <w:p>
-      <w:pPr>
-        <w:pStyle w:val="Heading3"/>
-        <w:spacing w:after="60" w:before="160"/>
-      </w:pPr>
-      <w:r>
-        <w:rPr>
-          <w:b/>
-          <w:bCs/>
-          <w:color w:val="2E4057"/>
-          <w:sz w:val="22"/>
-          <w:szCs w:val="22"/>
-        </w:rPr>
-        <w:t xml:space="preserve">Zugriffskontrolle (RBAC)</w:t>
-      </w:r>
-    </w:p>
-    <w:p>
-      <w:pPr>
-        <w:pStyle w:val="ListParagraph"/>
-        <w:numPr>
-          <w:ilvl w:val="0"/>
-          <w:numId w:val="2"/>
-        </w:numPr>
-      </w:pPr>
-      <w:r>
-        <w:rPr>
-          <w:sz w:val="22"/>
-          <w:szCs w:val="22"/>
-        </w:rPr>
-        <w:t xml:space="preserve">Rollen: requester, approver, admin (aus DB geladen)</w:t>
-      </w:r>
-    </w:p>
-    <w:p>
-      <w:pPr>
-        <w:pStyle w:val="ListParagraph"/>
-        <w:numPr>
-          <w:ilvl w:val="0"/>
-          <w:numId w:val="2"/>
-        </w:numPr>
-      </w:pPr>
-      <w:r>
-        <w:rPr>
-          <w:sz w:val="22"/>
-          <w:szCs w:val="22"/>
-        </w:rPr>
-        <w:t xml:space="preserve">Self-Approval-Sperre: auf DB-Ebene (CHECK-Constraint) und in der Businesslogik</w:t>
-      </w:r>
-    </w:p>
-    <w:p>
-      <w:pPr>
-        <w:pStyle w:val="ListParagraph"/>
-        <w:numPr>
-          <w:ilvl w:val="0"/>
-          <w:numId w:val="2"/>
-        </w:numPr>
-      </w:pPr>
-      <w:r>
-        <w:rPr>
-          <w:sz w:val="22"/>
-          <w:szCs w:val="22"/>
-        </w:rPr>
-        <w:t xml:space="preserve">Jeder Endpunkt prüft Rolle via Dependency Injection (FastAPI-Pattern)</w:t>
-      </w:r>
-    </w:p>
-    <w:p>
-      <w:pPr>
-        <w:spacing w:after="80"/>
-      </w:pPr>
-      <w:r>
-        <w:t xml:space="preserve"/>
-      </w:r>
-    </w:p>
-    <w:p>
-      <w:pPr>
-        <w:pStyle w:val="Heading3"/>
-        <w:spacing w:after="60" w:before="160"/>
-      </w:pPr>
-      <w:r>
-        <w:rPr>
-          <w:b/>
-          <w:bCs/>
-          <w:color w:val="2E4057"/>
-          <w:sz w:val="22"/>
-          <w:szCs w:val="22"/>
-        </w:rPr>
-        <w:t xml:space="preserve">Geschäftslogik</w:t>
-      </w:r>
-    </w:p>
-    <w:p>
-      <w:pPr>
-        <w:pStyle w:val="ListParagraph"/>
-        <w:numPr>
-          <w:ilvl w:val="0"/>
-          <w:numId w:val="2"/>
-        </w:numPr>
-      </w:pPr>
-      <w:r>
-        <w:rPr>
-          <w:sz w:val="22"/>
-          <w:szCs w:val="22"/>
-        </w:rPr>
-        <w:t xml:space="preserve">Workflow-Zustandsmaschine: requested → approved → confirmed / rejected / cancelled</w:t>
-      </w:r>
-    </w:p>
-    <w:p>
-      <w:pPr>
-        <w:pStyle w:val="ListParagraph"/>
-        <w:numPr>
-          <w:ilvl w:val="0"/>
-          <w:numId w:val="2"/>
-        </w:numPr>
-      </w:pPr>
-      <w:r>
-        <w:rPr>
-          <w:sz w:val="22"/>
-          <w:szCs w:val="22"/>
-        </w:rPr>
-        <w:t xml:space="preserve">Konfliktprüfung: wird innerhalb der DB-Transaktion via PostgreSQL-Funktion aufgerufen</w:t>
-      </w:r>
-    </w:p>
-    <w:p>
-      <w:pPr>
-        <w:pStyle w:val="ListParagraph"/>
-        <w:numPr>
-          <w:ilvl w:val="0"/>
-          <w:numId w:val="2"/>
-        </w:numPr>
-      </w:pPr>
-      <w:r>
-        <w:rPr>
-          <w:sz w:val="22"/>
-          <w:szCs w:val="22"/>
-        </w:rPr>
-        <w:t xml:space="preserve">Audit Log: jede Schreiboperation wird via SQLAlchemy-Event-Hook protokolliert</w:t>
-      </w:r>
-    </w:p>
-    <w:p>
-      <w:pPr>
-        <w:spacing w:after="80"/>
-      </w:pPr>
-      <w:r>
-        <w:t xml:space="preserve"/>
-      </w:r>
-    </w:p>
-    <w:p>
-      <w:pPr>
-        <w:pStyle w:val="Heading2"/>
-        <w:spacing w:after="80" w:before="200"/>
-      </w:pPr>
-      <w:r>
-        <w:rPr>
-          <w:b/>
-          <w:bCs/>
-          <w:color w:val="3A6B8A"/>
-          <w:sz w:val="24"/>
-          <w:szCs w:val="24"/>
-        </w:rPr>
-        <w:t xml:space="preserve">3.4 PostgreSQL (Datenbank)</w:t>
-      </w:r>
-    </w:p>
-    <w:p>
-      <w:pPr>
-        <w:pStyle w:val="ListParagraph"/>
-        <w:numPr>
-          <w:ilvl w:val="0"/>
-          <w:numId w:val="2"/>
-        </w:numPr>
-      </w:pPr>
-      <w:r>
-        <w:rPr>
-          <w:sz w:val="22"/>
-          <w:szCs w:val="22"/>
-        </w:rPr>
-        <w:t xml:space="preserve">Schema V1.2: 17 Tabellen, GiST-Index für Zeitraum-Konfliktcheck, 11 Indizes</w:t>
-      </w:r>
-    </w:p>
-    <w:p>
-      <w:pPr>
-        <w:pStyle w:val="ListParagraph"/>
-        <w:numPr>
-          <w:ilvl w:val="0"/>
-          <w:numId w:val="2"/>
-        </w:numPr>
-      </w:pPr>
-      <w:r>
-        <w:rPr>
-          <w:sz w:val="22"/>
-          <w:szCs w:val="22"/>
-        </w:rPr>
-        <w:t xml:space="preserve">DB-seitige Funktionen: check_location_conflict(), check_resource_availability(), check_blackout(), anonymize_person()</w:t>
-      </w:r>
-    </w:p>
-    <w:p>
-      <w:pPr>
-        <w:pStyle w:val="ListParagraph"/>
-        <w:numPr>
-          <w:ilvl w:val="0"/>
-          <w:numId w:val="2"/>
-        </w:numPr>
-      </w:pPr>
-      <w:r>
-        <w:rPr>
-          <w:sz w:val="22"/>
-          <w:szCs w:val="22"/>
-        </w:rPr>
-        <w:t xml:space="preserve">Alle Schreiboperationen transaktional (kein partieller Zustand möglich)</w:t>
-      </w:r>
-    </w:p>
-    <w:p>
-      <w:pPr>
-        <w:pStyle w:val="ListParagraph"/>
-        <w:numPr>
-          <w:ilvl w:val="0"/>
-          <w:numId w:val="2"/>
-        </w:numPr>
-      </w:pPr>
-      <w:r>
-        <w:rPr>
-          <w:sz w:val="22"/>
-          <w:szCs w:val="22"/>
-        </w:rPr>
-        <w:t xml:space="preserve">Verbindung: asyncpg (async) via SQLAlchemy-ORM mit Alembic für Migrationen</w:t>
-      </w:r>
-    </w:p>
-    <w:p>
-      <w:pPr>
-        <w:spacing w:after="80"/>
-      </w:pPr>
-      <w:r>
-        <w:t xml:space="preserve"/>
-      </w:r>
-    </w:p>
-    <w:p>
-      <w:pPr>
-        <w:pStyle w:val="Heading2"/>
-        <w:spacing w:after="80" w:before="200"/>
-      </w:pPr>
-      <w:r>
-        <w:rPr>
-          <w:b/>
-          <w:bCs/>
-          <w:color w:val="3A6B8A"/>
-          <w:sz w:val="24"/>
-          <w:szCs w:val="24"/>
-        </w:rPr>
-        <w:t xml:space="preserve">3.5 Cron-Job (Archivierung)</w:t>
-      </w:r>
-    </w:p>
-    <w:p>
-      <w:pPr>
-        <w:pStyle w:val="ListParagraph"/>
-        <w:numPr>
-          <w:ilvl w:val="0"/>
-          <w:numId w:val="2"/>
-        </w:numPr>
-      </w:pPr>
-      <w:r>
-        <w:rPr>
-          <w:sz w:val="22"/>
-          <w:szCs w:val="22"/>
-        </w:rPr>
-        <w:t xml:space="preserve">Läuft jährlich (z.B. 1. Januar, 03:00 Uhr), via Linux cron oder systemd timer</w:t>
-      </w:r>
-    </w:p>
-    <w:p>
-      <w:pPr>
-        <w:pStyle w:val="ListParagraph"/>
-        <w:numPr>
-          <w:ilvl w:val="0"/>
-          <w:numId w:val="2"/>
-        </w:numPr>
-      </w:pPr>
-      <w:r>
-        <w:rPr>
-          <w:sz w:val="22"/>
-          <w:szCs w:val="22"/>
-        </w:rPr>
-        <w:t xml:space="preserve">Drei Schritte: anonymisierter CSV-Export → Verifikation → physisches Löschen aus Produktion</w:t>
-      </w:r>
-    </w:p>
-    <w:p>
-      <w:pPr>
-        <w:pStyle w:val="ListParagraph"/>
-        <w:numPr>
-          <w:ilvl w:val="0"/>
-          <w:numId w:val="2"/>
-        </w:numPr>
-      </w:pPr>
-      <w:r>
-        <w:rPr>
-          <w:sz w:val="22"/>
-          <w:szCs w:val="22"/>
-        </w:rPr>
-        <w:t xml:space="preserve">Sicherheitsnetz: Schritt 3 nur wenn Schritt 1+2 erfolgreich</w:t>
-      </w:r>
-    </w:p>
-    <w:p>
-      <w:pPr>
-        <w:pStyle w:val="ListParagraph"/>
-        <w:numPr>
-          <w:ilvl w:val="0"/>
-          <w:numId w:val="2"/>
-        </w:numPr>
-      </w:pPr>
-      <w:r>
-        <w:rPr>
-          <w:sz w:val="22"/>
-          <w:szCs w:val="22"/>
-        </w:rPr>
-        <w:t xml:space="preserve">Protokolliert Lauf, Ergebnis und Anzahl gelöschter Datensätze</w:t>
-      </w:r>
-    </w:p>
-    <w:p>
-      <w:pPr>
-        <w:pStyle w:val="ListParagraph"/>
-        <w:numPr>
-          <w:ilvl w:val="0"/>
-          <w:numId w:val="2"/>
-        </w:numPr>
-      </w:pPr>
-      <w:r>
-        <w:rPr>
-          <w:sz w:val="22"/>
-          <w:szCs w:val="22"/>
-        </w:rPr>
-        <w:t xml:space="preserve">Archivdatei: AES-256 verschlüsselt, nur Admin-Zugriff</w:t>
-      </w:r>
-    </w:p>
-    <w:p>
-      <w:pPr>
-        <w:spacing w:after="80"/>
-      </w:pPr>
-      <w:r>
-        <w:t xml:space="preserve"/>
-      </w:r>
-    </w:p>
-    <w:p>
-      <w:pPr>
-        <w:pStyle w:val="Heading1"/>
-        <w:pBdr>
-          <w:bottom w:val="single" w:color="AABBD0" w:sz="4" w:space="1"/>
-        </w:pBdr>
-        <w:spacing w:after="120" w:before="320"/>
-      </w:pPr>
-      <w:r>
-        <w:rPr>
-          <w:b/>
-          <w:bCs/>
-          <w:color w:val="2E4057"/>
-          <w:sz w:val="28"/>
-          <w:szCs w:val="28"/>
-        </w:rPr>
-        <w:t xml:space="preserve">4. Typische Datenflüsse</w:t>
-      </w:r>
-    </w:p>
-    <w:p>
-      <w:pPr>
-        <w:pStyle w:val="Heading2"/>
-        <w:spacing w:after="80" w:before="200"/>
-      </w:pPr>
-      <w:r>
-        <w:rPr>
-          <w:b/>
-          <w:bCs/>
-          <w:color w:val="3A6B8A"/>
-          <w:sz w:val="24"/>
-          <w:szCs w:val="24"/>
-        </w:rPr>
-        <w:t xml:space="preserve">4.1 Seitenaufruf (SSR)</w:t>
+        <w:t xml:space="preserve">3.2 Docker-Netzwerke</w:t>
       </w:r>
     </w:p>
     <w:tbl>
@@ -1688,14 +1274,15 @@
         </w:tblBorders>
       </w:tblPr>
       <w:tblGrid>
-        <w:gridCol w:w="900"/>
-        <w:gridCol w:w="1800"/>
-        <w:gridCol w:w="6326"/>
+        <w:gridCol w:w="2000"/>
+        <w:gridCol w:w="2000"/>
+        <w:gridCol w:w="2000"/>
+        <w:gridCol w:w="3026"/>
       </w:tblGrid>
       <w:tr>
         <w:tc>
           <w:tcPr>
-            <w:tcW w:type="dxa" w:w="900"/>
+            <w:tcW w:type="dxa" w:w="2000"/>
             <w:tcBorders>
               <w:top w:val="single" w:color="BBCCDD" w:sz="1"/>
               <w:left w:val="single" w:color="BBCCDD" w:sz="1"/>
@@ -1713,18 +1300,19 @@
           <w:p>
             <w:r>
               <w:rPr>
+                <w:rFonts w:ascii="Calibri" w:cs="Calibri" w:eastAsia="Calibri" w:hAnsi="Calibri"/>
                 <w:b/>
                 <w:bCs/>
                 <w:sz w:val="20"/>
                 <w:szCs w:val="20"/>
               </w:rPr>
-              <w:t xml:space="preserve">Schritt</w:t>
-            </w:r>
-          </w:p>
-        </w:tc>
-        <w:tc>
-          <w:tcPr>
-            <w:tcW w:type="dxa" w:w="1800"/>
+              <w:t xml:space="preserve">Netzwerk</w:t>
+            </w:r>
+          </w:p>
+        </w:tc>
+        <w:tc>
+          <w:tcPr>
+            <w:tcW w:type="dxa" w:w="2000"/>
             <w:tcBorders>
               <w:top w:val="single" w:color="BBCCDD" w:sz="1"/>
               <w:left w:val="single" w:color="BBCCDD" w:sz="1"/>
@@ -1742,18 +1330,19 @@
           <w:p>
             <w:r>
               <w:rPr>
+                <w:rFonts w:ascii="Calibri" w:cs="Calibri" w:eastAsia="Calibri" w:hAnsi="Calibri"/>
                 <w:b/>
                 <w:bCs/>
                 <w:sz w:val="20"/>
                 <w:szCs w:val="20"/>
               </w:rPr>
-              <w:t xml:space="preserve">Komponente</w:t>
-            </w:r>
-          </w:p>
-        </w:tc>
-        <w:tc>
-          <w:tcPr>
-            <w:tcW w:type="dxa" w:w="6326"/>
+              <w:t xml:space="preserve">Container</w:t>
+            </w:r>
+          </w:p>
+        </w:tc>
+        <w:tc>
+          <w:tcPr>
+            <w:tcW w:type="dxa" w:w="2000"/>
             <w:tcBorders>
               <w:top w:val="single" w:color="BBCCDD" w:sz="1"/>
               <w:left w:val="single" w:color="BBCCDD" w:sz="1"/>
@@ -1771,12 +1360,43 @@
           <w:p>
             <w:r>
               <w:rPr>
+                <w:rFonts w:ascii="Calibri" w:cs="Calibri" w:eastAsia="Calibri" w:hAnsi="Calibri"/>
                 <w:b/>
                 <w:bCs/>
                 <w:sz w:val="20"/>
                 <w:szCs w:val="20"/>
               </w:rPr>
-              <w:t xml:space="preserve">Aktion</w:t>
+              <w:t xml:space="preserve">Internet-Zugang</w:t>
+            </w:r>
+          </w:p>
+        </w:tc>
+        <w:tc>
+          <w:tcPr>
+            <w:tcW w:type="dxa" w:w="3026"/>
+            <w:tcBorders>
+              <w:top w:val="single" w:color="BBCCDD" w:sz="1"/>
+              <w:left w:val="single" w:color="BBCCDD" w:sz="1"/>
+              <w:bottom w:val="single" w:color="BBCCDD" w:sz="1"/>
+              <w:right w:val="single" w:color="BBCCDD" w:sz="1"/>
+            </w:tcBorders>
+            <w:shd w:fill="DDE8F0" w:val="clear"/>
+            <w:tcMar>
+              <w:top w:type="dxa" w:w="80"/>
+              <w:left w:type="dxa" w:w="120"/>
+              <w:bottom w:type="dxa" w:w="80"/>
+              <w:right w:type="dxa" w:w="120"/>
+            </w:tcMar>
+          </w:tcPr>
+          <w:p>
+            <w:r>
+              <w:rPr>
+                <w:rFonts w:ascii="Calibri" w:cs="Calibri" w:eastAsia="Calibri" w:hAnsi="Calibri"/>
+                <w:b/>
+                <w:bCs/>
+                <w:sz w:val="20"/>
+                <w:szCs w:val="20"/>
+              </w:rPr>
+              <w:t xml:space="preserve">Zweck</w:t>
             </w:r>
           </w:p>
         </w:tc>
@@ -1784,7 +1404,7 @@
       <w:tr>
         <w:tc>
           <w:tcPr>
-            <w:tcW w:type="dxa" w:w="900"/>
+            <w:tcW w:type="dxa" w:w="2000"/>
             <w:tcBorders>
               <w:top w:val="single" w:color="BBCCDD" w:sz="1"/>
               <w:left w:val="single" w:color="BBCCDD" w:sz="1"/>
@@ -1802,18 +1422,19 @@
           <w:p>
             <w:r>
               <w:rPr>
-                <w:b w:val="false"/>
-                <w:bCs w:val="false"/>
-                <w:sz w:val="20"/>
-                <w:szCs w:val="20"/>
-              </w:rPr>
-              <w:t xml:space="preserve">1</w:t>
-            </w:r>
-          </w:p>
-        </w:tc>
-        <w:tc>
-          <w:tcPr>
-            <w:tcW w:type="dxa" w:w="1800"/>
+                <w:rFonts w:ascii="Calibri" w:cs="Calibri" w:eastAsia="Calibri" w:hAnsi="Calibri"/>
+                <w:b w:val="false"/>
+                <w:bCs w:val="false"/>
+                <w:sz w:val="20"/>
+                <w:szCs w:val="20"/>
+              </w:rPr>
+              <w:t xml:space="preserve">frontend</w:t>
+            </w:r>
+          </w:p>
+        </w:tc>
+        <w:tc>
+          <w:tcPr>
+            <w:tcW w:type="dxa" w:w="2000"/>
             <w:tcBorders>
               <w:top w:val="single" w:color="BBCCDD" w:sz="1"/>
               <w:left w:val="single" w:color="BBCCDD" w:sz="1"/>
@@ -1831,18 +1452,19 @@
           <w:p>
             <w:r>
               <w:rPr>
-                <w:b w:val="false"/>
-                <w:bCs w:val="false"/>
-                <w:sz w:val="20"/>
-                <w:szCs w:val="20"/>
-              </w:rPr>
-              <w:t xml:space="preserve">Browser</w:t>
-            </w:r>
-          </w:p>
-        </w:tc>
-        <w:tc>
-          <w:tcPr>
-            <w:tcW w:type="dxa" w:w="6326"/>
+                <w:rFonts w:ascii="Calibri" w:cs="Calibri" w:eastAsia="Calibri" w:hAnsi="Calibri"/>
+                <w:b w:val="false"/>
+                <w:bCs w:val="false"/>
+                <w:sz w:val="20"/>
+                <w:szCs w:val="20"/>
+              </w:rPr>
+              <w:t xml:space="preserve">nginx, app</w:t>
+            </w:r>
+          </w:p>
+        </w:tc>
+        <w:tc>
+          <w:tcPr>
+            <w:tcW w:type="dxa" w:w="2000"/>
             <w:tcBorders>
               <w:top w:val="single" w:color="BBCCDD" w:sz="1"/>
               <w:left w:val="single" w:color="BBCCDD" w:sz="1"/>
@@ -1860,12 +1482,43 @@
           <w:p>
             <w:r>
               <w:rPr>
-                <w:b w:val="false"/>
-                <w:bCs w:val="false"/>
-                <w:sz w:val="20"/>
-                <w:szCs w:val="20"/>
-              </w:rPr>
-              <w:t xml:space="preserve">GET /kalender → nginx</w:t>
+                <w:rFonts w:ascii="Calibri" w:cs="Calibri" w:eastAsia="Calibri" w:hAnsi="Calibri"/>
+                <w:b w:val="false"/>
+                <w:bCs w:val="false"/>
+                <w:sz w:val="20"/>
+                <w:szCs w:val="20"/>
+              </w:rPr>
+              <w:t xml:space="preserve">Nein (intern)</w:t>
+            </w:r>
+          </w:p>
+        </w:tc>
+        <w:tc>
+          <w:tcPr>
+            <w:tcW w:type="dxa" w:w="3026"/>
+            <w:tcBorders>
+              <w:top w:val="single" w:color="BBCCDD" w:sz="1"/>
+              <w:left w:val="single" w:color="BBCCDD" w:sz="1"/>
+              <w:bottom w:val="single" w:color="BBCCDD" w:sz="1"/>
+              <w:right w:val="single" w:color="BBCCDD" w:sz="1"/>
+            </w:tcBorders>
+            <w:shd w:fill="FFFFFF" w:val="clear"/>
+            <w:tcMar>
+              <w:top w:type="dxa" w:w="80"/>
+              <w:left w:type="dxa" w:w="120"/>
+              <w:bottom w:type="dxa" w:w="80"/>
+              <w:right w:type="dxa" w:w="120"/>
+            </w:tcMar>
+          </w:tcPr>
+          <w:p>
+            <w:r>
+              <w:rPr>
+                <w:rFonts w:ascii="Calibri" w:cs="Calibri" w:eastAsia="Calibri" w:hAnsi="Calibri"/>
+                <w:b w:val="false"/>
+                <w:bCs w:val="false"/>
+                <w:sz w:val="20"/>
+                <w:szCs w:val="20"/>
+              </w:rPr>
+              <w:t xml:space="preserve">nginx ↔ app Kommunikation</w:t>
             </w:r>
           </w:p>
         </w:tc>
@@ -1873,7 +1526,7 @@
       <w:tr>
         <w:tc>
           <w:tcPr>
-            <w:tcW w:type="dxa" w:w="900"/>
+            <w:tcW w:type="dxa" w:w="2000"/>
             <w:tcBorders>
               <w:top w:val="single" w:color="BBCCDD" w:sz="1"/>
               <w:left w:val="single" w:color="BBCCDD" w:sz="1"/>
@@ -1891,18 +1544,19 @@
           <w:p>
             <w:r>
               <w:rPr>
-                <w:b w:val="false"/>
-                <w:bCs w:val="false"/>
-                <w:sz w:val="20"/>
-                <w:szCs w:val="20"/>
-              </w:rPr>
-              <w:t xml:space="preserve">2</w:t>
-            </w:r>
-          </w:p>
-        </w:tc>
-        <w:tc>
-          <w:tcPr>
-            <w:tcW w:type="dxa" w:w="1800"/>
+                <w:rFonts w:ascii="Calibri" w:cs="Calibri" w:eastAsia="Calibri" w:hAnsi="Calibri"/>
+                <w:b w:val="false"/>
+                <w:bCs w:val="false"/>
+                <w:sz w:val="20"/>
+                <w:szCs w:val="20"/>
+              </w:rPr>
+              <w:t xml:space="preserve">backend</w:t>
+            </w:r>
+          </w:p>
+        </w:tc>
+        <w:tc>
+          <w:tcPr>
+            <w:tcW w:type="dxa" w:w="2000"/>
             <w:tcBorders>
               <w:top w:val="single" w:color="BBCCDD" w:sz="1"/>
               <w:left w:val="single" w:color="BBCCDD" w:sz="1"/>
@@ -1920,18 +1574,19 @@
           <w:p>
             <w:r>
               <w:rPr>
-                <w:b w:val="false"/>
-                <w:bCs w:val="false"/>
-                <w:sz w:val="20"/>
-                <w:szCs w:val="20"/>
-              </w:rPr>
-              <w:t xml:space="preserve">nginx</w:t>
-            </w:r>
-          </w:p>
-        </w:tc>
-        <w:tc>
-          <w:tcPr>
-            <w:tcW w:type="dxa" w:w="6326"/>
+                <w:rFonts w:ascii="Calibri" w:cs="Calibri" w:eastAsia="Calibri" w:hAnsi="Calibri"/>
+                <w:b w:val="false"/>
+                <w:bCs w:val="false"/>
+                <w:sz w:val="20"/>
+                <w:szCs w:val="20"/>
+              </w:rPr>
+              <w:t xml:space="preserve">app, db</w:t>
+            </w:r>
+          </w:p>
+        </w:tc>
+        <w:tc>
+          <w:tcPr>
+            <w:tcW w:type="dxa" w:w="2000"/>
             <w:tcBorders>
               <w:top w:val="single" w:color="BBCCDD" w:sz="1"/>
               <w:left w:val="single" w:color="BBCCDD" w:sz="1"/>
@@ -1949,12 +1604,43 @@
           <w:p>
             <w:r>
               <w:rPr>
-                <w:b w:val="false"/>
-                <w:bCs w:val="false"/>
-                <w:sz w:val="20"/>
-                <w:szCs w:val="20"/>
-              </w:rPr>
-              <w:t xml:space="preserve">Weiterleitung an FastAPI</w:t>
+                <w:rFonts w:ascii="Calibri" w:cs="Calibri" w:eastAsia="Calibri" w:hAnsi="Calibri"/>
+                <w:b w:val="false"/>
+                <w:bCs w:val="false"/>
+                <w:sz w:val="20"/>
+                <w:szCs w:val="20"/>
+              </w:rPr>
+              <w:t xml:space="preserve">Nein (internal:true)</w:t>
+            </w:r>
+          </w:p>
+        </w:tc>
+        <w:tc>
+          <w:tcPr>
+            <w:tcW w:type="dxa" w:w="3026"/>
+            <w:tcBorders>
+              <w:top w:val="single" w:color="BBCCDD" w:sz="1"/>
+              <w:left w:val="single" w:color="BBCCDD" w:sz="1"/>
+              <w:bottom w:val="single" w:color="BBCCDD" w:sz="1"/>
+              <w:right w:val="single" w:color="BBCCDD" w:sz="1"/>
+            </w:tcBorders>
+            <w:shd w:fill="F5F8FB" w:val="clear"/>
+            <w:tcMar>
+              <w:top w:type="dxa" w:w="80"/>
+              <w:left w:type="dxa" w:w="120"/>
+              <w:bottom w:type="dxa" w:w="80"/>
+              <w:right w:type="dxa" w:w="120"/>
+            </w:tcMar>
+          </w:tcPr>
+          <w:p>
+            <w:r>
+              <w:rPr>
+                <w:rFonts w:ascii="Calibri" w:cs="Calibri" w:eastAsia="Calibri" w:hAnsi="Calibri"/>
+                <w:b w:val="false"/>
+                <w:bCs w:val="false"/>
+                <w:sz w:val="20"/>
+                <w:szCs w:val="20"/>
+              </w:rPr>
+              <w:t xml:space="preserve">app ↔ db Kommunikation</w:t>
             </w:r>
           </w:p>
         </w:tc>
@@ -1962,7 +1648,7 @@
       <w:tr>
         <w:tc>
           <w:tcPr>
-            <w:tcW w:type="dxa" w:w="900"/>
+            <w:tcW w:type="dxa" w:w="2000"/>
             <w:tcBorders>
               <w:top w:val="single" w:color="BBCCDD" w:sz="1"/>
               <w:left w:val="single" w:color="BBCCDD" w:sz="1"/>
@@ -1980,18 +1666,19 @@
           <w:p>
             <w:r>
               <w:rPr>
-                <w:b w:val="false"/>
-                <w:bCs w:val="false"/>
-                <w:sz w:val="20"/>
-                <w:szCs w:val="20"/>
-              </w:rPr>
-              <w:t xml:space="preserve">3</w:t>
-            </w:r>
-          </w:p>
-        </w:tc>
-        <w:tc>
-          <w:tcPr>
-            <w:tcW w:type="dxa" w:w="1800"/>
+                <w:rFonts w:ascii="Calibri" w:cs="Calibri" w:eastAsia="Calibri" w:hAnsi="Calibri"/>
+                <w:b w:val="false"/>
+                <w:bCs w:val="false"/>
+                <w:sz w:val="20"/>
+                <w:szCs w:val="20"/>
+              </w:rPr>
+              <w:t xml:space="preserve">(öffentlich)</w:t>
+            </w:r>
+          </w:p>
+        </w:tc>
+        <w:tc>
+          <w:tcPr>
+            <w:tcW w:type="dxa" w:w="2000"/>
             <w:tcBorders>
               <w:top w:val="single" w:color="BBCCDD" w:sz="1"/>
               <w:left w:val="single" w:color="BBCCDD" w:sz="1"/>
@@ -2009,18 +1696,19 @@
           <w:p>
             <w:r>
               <w:rPr>
-                <w:b w:val="false"/>
-                <w:bCs w:val="false"/>
-                <w:sz w:val="20"/>
-                <w:szCs w:val="20"/>
-              </w:rPr>
-              <w:t xml:space="preserve">FastAPI</w:t>
-            </w:r>
-          </w:p>
-        </w:tc>
-        <w:tc>
-          <w:tcPr>
-            <w:tcW w:type="dxa" w:w="6326"/>
+                <w:rFonts w:ascii="Calibri" w:cs="Calibri" w:eastAsia="Calibri" w:hAnsi="Calibri"/>
+                <w:b w:val="false"/>
+                <w:bCs w:val="false"/>
+                <w:sz w:val="20"/>
+                <w:szCs w:val="20"/>
+              </w:rPr>
+              <w:t xml:space="preserve">nur nginx</w:t>
+            </w:r>
+          </w:p>
+        </w:tc>
+        <w:tc>
+          <w:tcPr>
+            <w:tcW w:type="dxa" w:w="2000"/>
             <w:tcBorders>
               <w:top w:val="single" w:color="BBCCDD" w:sz="1"/>
               <w:left w:val="single" w:color="BBCCDD" w:sz="1"/>
@@ -2038,109 +1726,19 @@
           <w:p>
             <w:r>
               <w:rPr>
-                <w:b w:val="false"/>
-                <w:bCs w:val="false"/>
-                <w:sz w:val="20"/>
-                <w:szCs w:val="20"/>
-              </w:rPr>
-              <w:t xml:space="preserve">JWT prüfen, Rolle laden</w:t>
-            </w:r>
-          </w:p>
-        </w:tc>
-      </w:tr>
-      <w:tr>
-        <w:tc>
-          <w:tcPr>
-            <w:tcW w:type="dxa" w:w="900"/>
-            <w:tcBorders>
-              <w:top w:val="single" w:color="BBCCDD" w:sz="1"/>
-              <w:left w:val="single" w:color="BBCCDD" w:sz="1"/>
-              <w:bottom w:val="single" w:color="BBCCDD" w:sz="1"/>
-              <w:right w:val="single" w:color="BBCCDD" w:sz="1"/>
-            </w:tcBorders>
-            <w:shd w:fill="F5F8FB" w:val="clear"/>
-            <w:tcMar>
-              <w:top w:type="dxa" w:w="80"/>
-              <w:left w:type="dxa" w:w="120"/>
-              <w:bottom w:type="dxa" w:w="80"/>
-              <w:right w:type="dxa" w:w="120"/>
-            </w:tcMar>
-          </w:tcPr>
-          <w:p>
-            <w:r>
-              <w:rPr>
-                <w:b w:val="false"/>
-                <w:bCs w:val="false"/>
-                <w:sz w:val="20"/>
-                <w:szCs w:val="20"/>
-              </w:rPr>
-              <w:t xml:space="preserve">4</w:t>
-            </w:r>
-          </w:p>
-        </w:tc>
-        <w:tc>
-          <w:tcPr>
-            <w:tcW w:type="dxa" w:w="1800"/>
-            <w:tcBorders>
-              <w:top w:val="single" w:color="BBCCDD" w:sz="1"/>
-              <w:left w:val="single" w:color="BBCCDD" w:sz="1"/>
-              <w:bottom w:val="single" w:color="BBCCDD" w:sz="1"/>
-              <w:right w:val="single" w:color="BBCCDD" w:sz="1"/>
-            </w:tcBorders>
-            <w:shd w:fill="F5F8FB" w:val="clear"/>
-            <w:tcMar>
-              <w:top w:type="dxa" w:w="80"/>
-              <w:left w:type="dxa" w:w="120"/>
-              <w:bottom w:type="dxa" w:w="80"/>
-              <w:right w:type="dxa" w:w="120"/>
-            </w:tcMar>
-          </w:tcPr>
-          <w:p>
-            <w:r>
-              <w:rPr>
-                <w:b w:val="false"/>
-                <w:bCs w:val="false"/>
-                <w:sz w:val="20"/>
-                <w:szCs w:val="20"/>
-              </w:rPr>
-              <w:t xml:space="preserve">FastAPI</w:t>
-            </w:r>
-          </w:p>
-        </w:tc>
-        <w:tc>
-          <w:tcPr>
-            <w:tcW w:type="dxa" w:w="6326"/>
-            <w:tcBorders>
-              <w:top w:val="single" w:color="BBCCDD" w:sz="1"/>
-              <w:left w:val="single" w:color="BBCCDD" w:sz="1"/>
-              <w:bottom w:val="single" w:color="BBCCDD" w:sz="1"/>
-              <w:right w:val="single" w:color="BBCCDD" w:sz="1"/>
-            </w:tcBorders>
-            <w:shd w:fill="F5F8FB" w:val="clear"/>
-            <w:tcMar>
-              <w:top w:type="dxa" w:w="80"/>
-              <w:left w:type="dxa" w:w="120"/>
-              <w:bottom w:type="dxa" w:w="80"/>
-              <w:right w:type="dxa" w:w="120"/>
-            </w:tcMar>
-          </w:tcPr>
-          <w:p>
-            <w:r>
-              <w:rPr>
-                <w:b w:val="false"/>
-                <w:bCs w:val="false"/>
-                <w:sz w:val="20"/>
-                <w:szCs w:val="20"/>
-              </w:rPr>
-              <w:t xml:space="preserve">DB-Query: Anlässe der Woche</w:t>
-            </w:r>
-          </w:p>
-        </w:tc>
-      </w:tr>
-      <w:tr>
-        <w:tc>
-          <w:tcPr>
-            <w:tcW w:type="dxa" w:w="900"/>
+                <w:rFonts w:ascii="Calibri" w:cs="Calibri" w:eastAsia="Calibri" w:hAnsi="Calibri"/>
+                <w:b w:val="false"/>
+                <w:bCs w:val="false"/>
+                <w:sz w:val="20"/>
+                <w:szCs w:val="20"/>
+              </w:rPr>
+              <w:t xml:space="preserve">Ja (Port 80, 443)</w:t>
+            </w:r>
+          </w:p>
+        </w:tc>
+        <w:tc>
+          <w:tcPr>
+            <w:tcW w:type="dxa" w:w="3026"/>
             <w:tcBorders>
               <w:top w:val="single" w:color="BBCCDD" w:sz="1"/>
               <w:left w:val="single" w:color="BBCCDD" w:sz="1"/>
@@ -2158,248 +1756,13 @@
           <w:p>
             <w:r>
               <w:rPr>
-                <w:b w:val="false"/>
-                <w:bCs w:val="false"/>
-                <w:sz w:val="20"/>
-                <w:szCs w:val="20"/>
-              </w:rPr>
-              <w:t xml:space="preserve">5</w:t>
-            </w:r>
-          </w:p>
-        </w:tc>
-        <w:tc>
-          <w:tcPr>
-            <w:tcW w:type="dxa" w:w="1800"/>
-            <w:tcBorders>
-              <w:top w:val="single" w:color="BBCCDD" w:sz="1"/>
-              <w:left w:val="single" w:color="BBCCDD" w:sz="1"/>
-              <w:bottom w:val="single" w:color="BBCCDD" w:sz="1"/>
-              <w:right w:val="single" w:color="BBCCDD" w:sz="1"/>
-            </w:tcBorders>
-            <w:shd w:fill="FFFFFF" w:val="clear"/>
-            <w:tcMar>
-              <w:top w:type="dxa" w:w="80"/>
-              <w:left w:type="dxa" w:w="120"/>
-              <w:bottom w:type="dxa" w:w="80"/>
-              <w:right w:type="dxa" w:w="120"/>
-            </w:tcMar>
-          </w:tcPr>
-          <w:p>
-            <w:r>
-              <w:rPr>
-                <w:b w:val="false"/>
-                <w:bCs w:val="false"/>
-                <w:sz w:val="20"/>
-                <w:szCs w:val="20"/>
-              </w:rPr>
-              <w:t xml:space="preserve">FastAPI</w:t>
-            </w:r>
-          </w:p>
-        </w:tc>
-        <w:tc>
-          <w:tcPr>
-            <w:tcW w:type="dxa" w:w="6326"/>
-            <w:tcBorders>
-              <w:top w:val="single" w:color="BBCCDD" w:sz="1"/>
-              <w:left w:val="single" w:color="BBCCDD" w:sz="1"/>
-              <w:bottom w:val="single" w:color="BBCCDD" w:sz="1"/>
-              <w:right w:val="single" w:color="BBCCDD" w:sz="1"/>
-            </w:tcBorders>
-            <w:shd w:fill="FFFFFF" w:val="clear"/>
-            <w:tcMar>
-              <w:top w:type="dxa" w:w="80"/>
-              <w:left w:type="dxa" w:w="120"/>
-              <w:bottom w:type="dxa" w:w="80"/>
-              <w:right w:type="dxa" w:w="120"/>
-            </w:tcMar>
-          </w:tcPr>
-          <w:p>
-            <w:r>
-              <w:rPr>
-                <w:b w:val="false"/>
-                <w:bCs w:val="false"/>
-                <w:sz w:val="20"/>
-                <w:szCs w:val="20"/>
-              </w:rPr>
-              <w:t xml:space="preserve">Jinja2 rendert vollständiges HTML</w:t>
-            </w:r>
-          </w:p>
-        </w:tc>
-      </w:tr>
-      <w:tr>
-        <w:tc>
-          <w:tcPr>
-            <w:tcW w:type="dxa" w:w="900"/>
-            <w:tcBorders>
-              <w:top w:val="single" w:color="BBCCDD" w:sz="1"/>
-              <w:left w:val="single" w:color="BBCCDD" w:sz="1"/>
-              <w:bottom w:val="single" w:color="BBCCDD" w:sz="1"/>
-              <w:right w:val="single" w:color="BBCCDD" w:sz="1"/>
-            </w:tcBorders>
-            <w:shd w:fill="F5F8FB" w:val="clear"/>
-            <w:tcMar>
-              <w:top w:type="dxa" w:w="80"/>
-              <w:left w:type="dxa" w:w="120"/>
-              <w:bottom w:type="dxa" w:w="80"/>
-              <w:right w:type="dxa" w:w="120"/>
-            </w:tcMar>
-          </w:tcPr>
-          <w:p>
-            <w:r>
-              <w:rPr>
-                <w:b w:val="false"/>
-                <w:bCs w:val="false"/>
-                <w:sz w:val="20"/>
-                <w:szCs w:val="20"/>
-              </w:rPr>
-              <w:t xml:space="preserve">6</w:t>
-            </w:r>
-          </w:p>
-        </w:tc>
-        <w:tc>
-          <w:tcPr>
-            <w:tcW w:type="dxa" w:w="1800"/>
-            <w:tcBorders>
-              <w:top w:val="single" w:color="BBCCDD" w:sz="1"/>
-              <w:left w:val="single" w:color="BBCCDD" w:sz="1"/>
-              <w:bottom w:val="single" w:color="BBCCDD" w:sz="1"/>
-              <w:right w:val="single" w:color="BBCCDD" w:sz="1"/>
-            </w:tcBorders>
-            <w:shd w:fill="F5F8FB" w:val="clear"/>
-            <w:tcMar>
-              <w:top w:type="dxa" w:w="80"/>
-              <w:left w:type="dxa" w:w="120"/>
-              <w:bottom w:type="dxa" w:w="80"/>
-              <w:right w:type="dxa" w:w="120"/>
-            </w:tcMar>
-          </w:tcPr>
-          <w:p>
-            <w:r>
-              <w:rPr>
-                <w:b w:val="false"/>
-                <w:bCs w:val="false"/>
-                <w:sz w:val="20"/>
-                <w:szCs w:val="20"/>
-              </w:rPr>
-              <w:t xml:space="preserve">nginx</w:t>
-            </w:r>
-          </w:p>
-        </w:tc>
-        <w:tc>
-          <w:tcPr>
-            <w:tcW w:type="dxa" w:w="6326"/>
-            <w:tcBorders>
-              <w:top w:val="single" w:color="BBCCDD" w:sz="1"/>
-              <w:left w:val="single" w:color="BBCCDD" w:sz="1"/>
-              <w:bottom w:val="single" w:color="BBCCDD" w:sz="1"/>
-              <w:right w:val="single" w:color="BBCCDD" w:sz="1"/>
-            </w:tcBorders>
-            <w:shd w:fill="F5F8FB" w:val="clear"/>
-            <w:tcMar>
-              <w:top w:type="dxa" w:w="80"/>
-              <w:left w:type="dxa" w:w="120"/>
-              <w:bottom w:type="dxa" w:w="80"/>
-              <w:right w:type="dxa" w:w="120"/>
-            </w:tcMar>
-          </w:tcPr>
-          <w:p>
-            <w:r>
-              <w:rPr>
-                <w:b w:val="false"/>
-                <w:bCs w:val="false"/>
-                <w:sz w:val="20"/>
-                <w:szCs w:val="20"/>
-              </w:rPr>
-              <w:t xml:space="preserve">HTML an Browser ausliefern</w:t>
-            </w:r>
-          </w:p>
-        </w:tc>
-      </w:tr>
-      <w:tr>
-        <w:tc>
-          <w:tcPr>
-            <w:tcW w:type="dxa" w:w="900"/>
-            <w:tcBorders>
-              <w:top w:val="single" w:color="BBCCDD" w:sz="1"/>
-              <w:left w:val="single" w:color="BBCCDD" w:sz="1"/>
-              <w:bottom w:val="single" w:color="BBCCDD" w:sz="1"/>
-              <w:right w:val="single" w:color="BBCCDD" w:sz="1"/>
-            </w:tcBorders>
-            <w:shd w:fill="FFFFFF" w:val="clear"/>
-            <w:tcMar>
-              <w:top w:type="dxa" w:w="80"/>
-              <w:left w:type="dxa" w:w="120"/>
-              <w:bottom w:type="dxa" w:w="80"/>
-              <w:right w:type="dxa" w:w="120"/>
-            </w:tcMar>
-          </w:tcPr>
-          <w:p>
-            <w:r>
-              <w:rPr>
-                <w:b w:val="false"/>
-                <w:bCs w:val="false"/>
-                <w:sz w:val="20"/>
-                <w:szCs w:val="20"/>
-              </w:rPr>
-              <w:t xml:space="preserve">7</w:t>
-            </w:r>
-          </w:p>
-        </w:tc>
-        <w:tc>
-          <w:tcPr>
-            <w:tcW w:type="dxa" w:w="1800"/>
-            <w:tcBorders>
-              <w:top w:val="single" w:color="BBCCDD" w:sz="1"/>
-              <w:left w:val="single" w:color="BBCCDD" w:sz="1"/>
-              <w:bottom w:val="single" w:color="BBCCDD" w:sz="1"/>
-              <w:right w:val="single" w:color="BBCCDD" w:sz="1"/>
-            </w:tcBorders>
-            <w:shd w:fill="FFFFFF" w:val="clear"/>
-            <w:tcMar>
-              <w:top w:type="dxa" w:w="80"/>
-              <w:left w:type="dxa" w:w="120"/>
-              <w:bottom w:type="dxa" w:w="80"/>
-              <w:right w:type="dxa" w:w="120"/>
-            </w:tcMar>
-          </w:tcPr>
-          <w:p>
-            <w:r>
-              <w:rPr>
-                <w:b w:val="false"/>
-                <w:bCs w:val="false"/>
-                <w:sz w:val="20"/>
-                <w:szCs w:val="20"/>
-              </w:rPr>
-              <w:t xml:space="preserve">Browser</w:t>
-            </w:r>
-          </w:p>
-        </w:tc>
-        <w:tc>
-          <w:tcPr>
-            <w:tcW w:type="dxa" w:w="6326"/>
-            <w:tcBorders>
-              <w:top w:val="single" w:color="BBCCDD" w:sz="1"/>
-              <w:left w:val="single" w:color="BBCCDD" w:sz="1"/>
-              <w:bottom w:val="single" w:color="BBCCDD" w:sz="1"/>
-              <w:right w:val="single" w:color="BBCCDD" w:sz="1"/>
-            </w:tcBorders>
-            <w:shd w:fill="FFFFFF" w:val="clear"/>
-            <w:tcMar>
-              <w:top w:type="dxa" w:w="80"/>
-              <w:left w:type="dxa" w:w="120"/>
-              <w:bottom w:type="dxa" w:w="80"/>
-              <w:right w:type="dxa" w:w="120"/>
-            </w:tcMar>
-          </w:tcPr>
-          <w:p>
-            <w:r>
-              <w:rPr>
-                <w:b w:val="false"/>
-                <w:bCs w:val="false"/>
-                <w:sz w:val="20"/>
-                <w:szCs w:val="20"/>
-              </w:rPr>
-              <w:t xml:space="preserve">Seite anzeigen — kein JS erforderlich</w:t>
+                <w:rFonts w:ascii="Calibri" w:cs="Calibri" w:eastAsia="Calibri" w:hAnsi="Calibri"/>
+                <w:b w:val="false"/>
+                <w:bCs w:val="false"/>
+                <w:sz w:val="20"/>
+                <w:szCs w:val="20"/>
+              </w:rPr>
+              <w:t xml:space="preserve">Einziger öffentlicher Eintrittspunkt</w:t>
             </w:r>
           </w:p>
         </w:tc>
@@ -2415,18 +1778,428 @@
     </w:p>
     <w:p>
       <w:pPr>
+        <w:pBdr>
+          <w:left w:val="single" w:color="3A6B8A" w:sz="6" w:space="8"/>
+        </w:pBdr>
+        <w:spacing w:after="120" w:before="60"/>
+        <w:ind w:left="360"/>
+      </w:pPr>
+      <w:r>
+        <w:rPr>
+          <w:rFonts w:ascii="Calibri" w:cs="Calibri" w:eastAsia="Calibri" w:hAnsi="Calibri"/>
+          <w:i/>
+          <w:iCs/>
+          <w:color w:val="1A5276"/>
+          <w:sz w:val="20"/>
+          <w:szCs w:val="20"/>
+        </w:rPr>
+        <w:t xml:space="preserve">ℹ internal:true bedeutet: der db-Container kann keine ausgehenden Verbindungen machen — kein DNS, kein Internet, physisch unmöglich.</w:t>
+      </w:r>
+    </w:p>
+    <w:p>
+      <w:pPr>
+        <w:spacing w:after="80"/>
+      </w:pPr>
+      <w:r>
+        <w:t xml:space="preserve"/>
+      </w:r>
+    </w:p>
+    <w:p>
+      <w:pPr>
         <w:pStyle w:val="Heading2"/>
-        <w:spacing w:after="80" w:before="200"/>
-      </w:pPr>
-      <w:r>
-        <w:rPr>
+        <w:spacing w:after="80" w:before="240"/>
+      </w:pPr>
+      <w:r>
+        <w:rPr>
+          <w:rFonts w:ascii="Calibri" w:cs="Calibri" w:eastAsia="Calibri" w:hAnsi="Calibri"/>
           <w:b/>
           <w:bCs/>
           <w:color w:val="3A6B8A"/>
           <w:sz w:val="24"/>
           <w:szCs w:val="24"/>
         </w:rPr>
-        <w:t xml:space="preserve">4.2 HTMX-Interaktion (Kalender-Navigation)</w:t>
+        <w:t xml:space="preserve">3.3 nginx</w:t>
+      </w:r>
+    </w:p>
+    <w:p>
+      <w:pPr>
+        <w:pStyle w:val="ListParagraph"/>
+        <w:numPr>
+          <w:ilvl w:val="0"/>
+          <w:numId w:val="2"/>
+        </w:numPr>
+      </w:pPr>
+      <w:r>
+        <w:rPr>
+          <w:rFonts w:ascii="Calibri" w:cs="Calibri" w:eastAsia="Calibri" w:hAnsi="Calibri"/>
+          <w:sz w:val="22"/>
+          <w:szCs w:val="22"/>
+        </w:rPr>
+        <w:t xml:space="preserve">Einziger Container mit öffentlichen Ports (80, 443)</w:t>
+      </w:r>
+    </w:p>
+    <w:p>
+      <w:pPr>
+        <w:pStyle w:val="ListParagraph"/>
+        <w:numPr>
+          <w:ilvl w:val="0"/>
+          <w:numId w:val="2"/>
+        </w:numPr>
+      </w:pPr>
+      <w:r>
+        <w:rPr>
+          <w:rFonts w:ascii="Calibri" w:cs="Calibri" w:eastAsia="Calibri" w:hAnsi="Calibri"/>
+          <w:sz w:val="22"/>
+          <w:szCs w:val="22"/>
+        </w:rPr>
+        <w:t xml:space="preserve">TLS: Let's Encrypt, automatische Erneuerung via Certbot</w:t>
+      </w:r>
+    </w:p>
+    <w:p>
+      <w:pPr>
+        <w:pStyle w:val="ListParagraph"/>
+        <w:numPr>
+          <w:ilvl w:val="0"/>
+          <w:numId w:val="2"/>
+        </w:numPr>
+      </w:pPr>
+      <w:r>
+        <w:rPr>
+          <w:rFonts w:ascii="Calibri" w:cs="Calibri" w:eastAsia="Calibri" w:hAnsi="Calibri"/>
+          <w:sz w:val="22"/>
+          <w:szCs w:val="22"/>
+        </w:rPr>
+        <w:t xml:space="preserve">HTTP→HTTPS Redirect auf Port 80</w:t>
+      </w:r>
+    </w:p>
+    <w:p>
+      <w:pPr>
+        <w:pStyle w:val="ListParagraph"/>
+        <w:numPr>
+          <w:ilvl w:val="0"/>
+          <w:numId w:val="2"/>
+        </w:numPr>
+      </w:pPr>
+      <w:r>
+        <w:rPr>
+          <w:rFonts w:ascii="Calibri" w:cs="Calibri" w:eastAsia="Calibri" w:hAnsi="Calibri"/>
+          <w:sz w:val="22"/>
+          <w:szCs w:val="22"/>
+        </w:rPr>
+        <w:t xml:space="preserve">Security-Header: HSTS, CSP, X-Frame-Options, X-Content-Type-Options</w:t>
+      </w:r>
+    </w:p>
+    <w:p>
+      <w:pPr>
+        <w:pStyle w:val="ListParagraph"/>
+        <w:numPr>
+          <w:ilvl w:val="0"/>
+          <w:numId w:val="2"/>
+        </w:numPr>
+      </w:pPr>
+      <w:r>
+        <w:rPr>
+          <w:rFonts w:ascii="Calibri" w:cs="Calibri" w:eastAsia="Calibri" w:hAnsi="Calibri"/>
+          <w:sz w:val="22"/>
+          <w:szCs w:val="22"/>
+        </w:rPr>
+        <w:t xml:space="preserve">Rate-Limiting: Login 5 req/min, /calendar/public 60 req/min, Standard 300 req/min (pro IP)</w:t>
+      </w:r>
+    </w:p>
+    <w:p>
+      <w:pPr>
+        <w:pStyle w:val="ListParagraph"/>
+        <w:numPr>
+          <w:ilvl w:val="0"/>
+          <w:numId w:val="2"/>
+        </w:numPr>
+      </w:pPr>
+      <w:r>
+        <w:rPr>
+          <w:rFonts w:ascii="Calibri" w:cs="Calibri" w:eastAsia="Calibri" w:hAnsi="Calibri"/>
+          <w:sz w:val="22"/>
+          <w:szCs w:val="22"/>
+        </w:rPr>
+        <w:t xml:space="preserve">Statische Assets direkt ohne FastAPI-Overhead</w:t>
+      </w:r>
+    </w:p>
+    <w:p>
+      <w:pPr>
+        <w:spacing w:after="80"/>
+      </w:pPr>
+      <w:r>
+        <w:t xml:space="preserve"/>
+      </w:r>
+    </w:p>
+    <w:p>
+      <w:pPr>
+        <w:pStyle w:val="Heading2"/>
+        <w:spacing w:after="80" w:before="240"/>
+      </w:pPr>
+      <w:r>
+        <w:rPr>
+          <w:rFonts w:ascii="Calibri" w:cs="Calibri" w:eastAsia="Calibri" w:hAnsi="Calibri"/>
+          <w:b/>
+          <w:bCs/>
+          <w:color w:val="3A6B8A"/>
+          <w:sz w:val="24"/>
+          <w:szCs w:val="24"/>
+        </w:rPr>
+        <w:t xml:space="preserve">3.4 FastAPI (app)</w:t>
+      </w:r>
+    </w:p>
+    <w:p>
+      <w:pPr>
+        <w:pStyle w:val="ListParagraph"/>
+        <w:numPr>
+          <w:ilvl w:val="0"/>
+          <w:numId w:val="2"/>
+        </w:numPr>
+      </w:pPr>
+      <w:r>
+        <w:rPr>
+          <w:rFonts w:ascii="Calibri" w:cs="Calibri" w:eastAsia="Calibri" w:hAnsi="Calibri"/>
+          <w:sz w:val="22"/>
+          <w:szCs w:val="22"/>
+        </w:rPr>
+        <w:t xml:space="preserve">Kein öffentlicher Port — nur über nginx erreichbar</w:t>
+      </w:r>
+    </w:p>
+    <w:p>
+      <w:pPr>
+        <w:pStyle w:val="ListParagraph"/>
+        <w:numPr>
+          <w:ilvl w:val="0"/>
+          <w:numId w:val="2"/>
+        </w:numPr>
+      </w:pPr>
+      <w:r>
+        <w:rPr>
+          <w:rFonts w:ascii="Calibri" w:cs="Calibri" w:eastAsia="Calibri" w:hAnsi="Calibri"/>
+          <w:sz w:val="22"/>
+          <w:szCs w:val="22"/>
+        </w:rPr>
+        <w:t xml:space="preserve">Jinja2 SSR + HTMX-Endpunkte für partielle HTML-Fragmente</w:t>
+      </w:r>
+    </w:p>
+    <w:p>
+      <w:pPr>
+        <w:pStyle w:val="ListParagraph"/>
+        <w:numPr>
+          <w:ilvl w:val="0"/>
+          <w:numId w:val="2"/>
+        </w:numPr>
+      </w:pPr>
+      <w:r>
+        <w:rPr>
+          <w:rFonts w:ascii="Calibri" w:cs="Calibri" w:eastAsia="Calibri" w:hAnsi="Calibri"/>
+          <w:sz w:val="22"/>
+          <w:szCs w:val="22"/>
+        </w:rPr>
+        <w:t xml:space="preserve">JWT im HttpOnly-Cookie, Argon2-Passwort-Hash</w:t>
+      </w:r>
+    </w:p>
+    <w:p>
+      <w:pPr>
+        <w:pStyle w:val="ListParagraph"/>
+        <w:numPr>
+          <w:ilvl w:val="0"/>
+          <w:numId w:val="2"/>
+        </w:numPr>
+      </w:pPr>
+      <w:r>
+        <w:rPr>
+          <w:rFonts w:ascii="Calibri" w:cs="Calibri" w:eastAsia="Calibri" w:hAnsi="Calibri"/>
+          <w:sz w:val="22"/>
+          <w:szCs w:val="22"/>
+        </w:rPr>
+        <w:t xml:space="preserve">RBAC via FastAPI Depends() — jeder Endpunkt explizit gesichert</w:t>
+      </w:r>
+    </w:p>
+    <w:p>
+      <w:pPr>
+        <w:pStyle w:val="ListParagraph"/>
+        <w:numPr>
+          <w:ilvl w:val="0"/>
+          <w:numId w:val="2"/>
+        </w:numPr>
+      </w:pPr>
+      <w:r>
+        <w:rPr>
+          <w:rFonts w:ascii="Calibri" w:cs="Calibri" w:eastAsia="Calibri" w:hAnsi="Calibri"/>
+          <w:sz w:val="22"/>
+          <w:szCs w:val="22"/>
+        </w:rPr>
+        <w:t xml:space="preserve">Self-Approval-Sperre auf Applikations- und DB-Ebene</w:t>
+      </w:r>
+    </w:p>
+    <w:p>
+      <w:pPr>
+        <w:pStyle w:val="ListParagraph"/>
+        <w:numPr>
+          <w:ilvl w:val="0"/>
+          <w:numId w:val="2"/>
+        </w:numPr>
+      </w:pPr>
+      <w:r>
+        <w:rPr>
+          <w:rFonts w:ascii="Calibri" w:cs="Calibri" w:eastAsia="Calibri" w:hAnsi="Calibri"/>
+          <w:sz w:val="22"/>
+          <w:szCs w:val="22"/>
+        </w:rPr>
+        <w:t xml:space="preserve">Pydantic-Validierung aller Inputs, kein Raw-SQL</w:t>
+      </w:r>
+    </w:p>
+    <w:p>
+      <w:pPr>
+        <w:pStyle w:val="ListParagraph"/>
+        <w:numPr>
+          <w:ilvl w:val="0"/>
+          <w:numId w:val="2"/>
+        </w:numPr>
+      </w:pPr>
+      <w:r>
+        <w:rPr>
+          <w:rFonts w:ascii="Calibri" w:cs="Calibri" w:eastAsia="Calibri" w:hAnsi="Calibri"/>
+          <w:sz w:val="22"/>
+          <w:szCs w:val="22"/>
+        </w:rPr>
+        <w:t xml:space="preserve">Alembic für Datenbankmigrationen</w:t>
+      </w:r>
+    </w:p>
+    <w:p>
+      <w:pPr>
+        <w:spacing w:after="80"/>
+      </w:pPr>
+      <w:r>
+        <w:t xml:space="preserve"/>
+      </w:r>
+    </w:p>
+    <w:p>
+      <w:pPr>
+        <w:pStyle w:val="Heading2"/>
+        <w:spacing w:after="80" w:before="240"/>
+      </w:pPr>
+      <w:r>
+        <w:rPr>
+          <w:rFonts w:ascii="Calibri" w:cs="Calibri" w:eastAsia="Calibri" w:hAnsi="Calibri"/>
+          <w:b/>
+          <w:bCs/>
+          <w:color w:val="3A6B8A"/>
+          <w:sz w:val="24"/>
+          <w:szCs w:val="24"/>
+        </w:rPr>
+        <w:t xml:space="preserve">3.5 PostgreSQL (db)</w:t>
+      </w:r>
+    </w:p>
+    <w:p>
+      <w:pPr>
+        <w:pStyle w:val="ListParagraph"/>
+        <w:numPr>
+          <w:ilvl w:val="0"/>
+          <w:numId w:val="2"/>
+        </w:numPr>
+      </w:pPr>
+      <w:r>
+        <w:rPr>
+          <w:rFonts w:ascii="Calibri" w:cs="Calibri" w:eastAsia="Calibri" w:hAnsi="Calibri"/>
+          <w:sz w:val="22"/>
+          <w:szCs w:val="22"/>
+        </w:rPr>
+        <w:t xml:space="preserve">Kein öffentlicher Port, internes Docker-Netzwerk mit internal:true</w:t>
+      </w:r>
+    </w:p>
+    <w:p>
+      <w:pPr>
+        <w:pStyle w:val="ListParagraph"/>
+        <w:numPr>
+          <w:ilvl w:val="0"/>
+          <w:numId w:val="2"/>
+        </w:numPr>
+      </w:pPr>
+      <w:r>
+        <w:rPr>
+          <w:rFonts w:ascii="Calibri" w:cs="Calibri" w:eastAsia="Calibri" w:hAnsi="Calibri"/>
+          <w:sz w:val="22"/>
+          <w:szCs w:val="22"/>
+        </w:rPr>
+        <w:t xml:space="preserve">17 Tabellen, GiST-Index für Zeitraum-Konfliktprüfung</w:t>
+      </w:r>
+    </w:p>
+    <w:p>
+      <w:pPr>
+        <w:pStyle w:val="ListParagraph"/>
+        <w:numPr>
+          <w:ilvl w:val="0"/>
+          <w:numId w:val="2"/>
+        </w:numPr>
+      </w:pPr>
+      <w:r>
+        <w:rPr>
+          <w:rFonts w:ascii="Calibri" w:cs="Calibri" w:eastAsia="Calibri" w:hAnsi="Calibri"/>
+          <w:sz w:val="22"/>
+          <w:szCs w:val="22"/>
+        </w:rPr>
+        <w:t xml:space="preserve">DB-Funktionen: check_location_conflict(), check_resource_availability(), check_blackout(), anonymize_person()</w:t>
+      </w:r>
+    </w:p>
+    <w:p>
+      <w:pPr>
+        <w:pStyle w:val="ListParagraph"/>
+        <w:numPr>
+          <w:ilvl w:val="0"/>
+          <w:numId w:val="2"/>
+        </w:numPr>
+      </w:pPr>
+      <w:r>
+        <w:rPr>
+          <w:rFonts w:ascii="Calibri" w:cs="Calibri" w:eastAsia="Calibri" w:hAnsi="Calibri"/>
+          <w:sz w:val="22"/>
+          <w:szCs w:val="22"/>
+        </w:rPr>
+        <w:t xml:space="preserve">Alle Schreiboperationen transaktional</w:t>
+      </w:r>
+    </w:p>
+    <w:p>
+      <w:pPr>
+        <w:pStyle w:val="ListParagraph"/>
+        <w:numPr>
+          <w:ilvl w:val="0"/>
+          <w:numId w:val="2"/>
+        </w:numPr>
+      </w:pPr>
+      <w:r>
+        <w:rPr>
+          <w:rFonts w:ascii="Calibri" w:cs="Calibri" w:eastAsia="Calibri" w:hAnsi="Calibri"/>
+          <w:sz w:val="22"/>
+          <w:szCs w:val="22"/>
+        </w:rPr>
+        <w:t xml:space="preserve">Named Volume: Daten überleben Container-Neustarts</w:t>
+      </w:r>
+    </w:p>
+    <w:p>
+      <w:pPr>
+        <w:spacing w:after="80"/>
+      </w:pPr>
+      <w:r>
+        <w:t xml:space="preserve"/>
+      </w:r>
+    </w:p>
+    <w:p>
+      <w:pPr>
+        <w:pStyle w:val="Heading2"/>
+        <w:spacing w:after="80" w:before="240"/>
+      </w:pPr>
+      <w:r>
+        <w:rPr>
+          <w:rFonts w:ascii="Calibri" w:cs="Calibri" w:eastAsia="Calibri" w:hAnsi="Calibri"/>
+          <w:b/>
+          <w:bCs/>
+          <w:color w:val="3A6B8A"/>
+          <w:sz w:val="24"/>
+          <w:szCs w:val="24"/>
+        </w:rPr>
+        <w:t xml:space="preserve">3.6 Host-Prozesse (kein Container)</w:t>
       </w:r>
     </w:p>
     <w:tbl>
@@ -2442,14 +2215,14 @@
         </w:tblBorders>
       </w:tblPr>
       <w:tblGrid>
-        <w:gridCol w:w="900"/>
-        <w:gridCol w:w="1800"/>
-        <w:gridCol w:w="6326"/>
+        <w:gridCol w:w="2200"/>
+        <w:gridCol w:w="2200"/>
+        <w:gridCol w:w="4626"/>
       </w:tblGrid>
       <w:tr>
         <w:tc>
           <w:tcPr>
-            <w:tcW w:type="dxa" w:w="900"/>
+            <w:tcW w:type="dxa" w:w="2200"/>
             <w:tcBorders>
               <w:top w:val="single" w:color="BBCCDD" w:sz="1"/>
               <w:left w:val="single" w:color="BBCCDD" w:sz="1"/>
@@ -2467,18 +2240,19 @@
           <w:p>
             <w:r>
               <w:rPr>
+                <w:rFonts w:ascii="Calibri" w:cs="Calibri" w:eastAsia="Calibri" w:hAnsi="Calibri"/>
                 <w:b/>
                 <w:bCs/>
                 <w:sz w:val="20"/>
                 <w:szCs w:val="20"/>
               </w:rPr>
-              <w:t xml:space="preserve">Schritt</w:t>
-            </w:r>
-          </w:p>
-        </w:tc>
-        <w:tc>
-          <w:tcPr>
-            <w:tcW w:type="dxa" w:w="1800"/>
+              <w:t xml:space="preserve">Prozess</w:t>
+            </w:r>
+          </w:p>
+        </w:tc>
+        <w:tc>
+          <w:tcPr>
+            <w:tcW w:type="dxa" w:w="2200"/>
             <w:tcBorders>
               <w:top w:val="single" w:color="BBCCDD" w:sz="1"/>
               <w:left w:val="single" w:color="BBCCDD" w:sz="1"/>
@@ -2496,18 +2270,19 @@
           <w:p>
             <w:r>
               <w:rPr>
+                <w:rFonts w:ascii="Calibri" w:cs="Calibri" w:eastAsia="Calibri" w:hAnsi="Calibri"/>
                 <w:b/>
                 <w:bCs/>
                 <w:sz w:val="20"/>
                 <w:szCs w:val="20"/>
               </w:rPr>
-              <w:t xml:space="preserve">Komponente</w:t>
-            </w:r>
-          </w:p>
-        </w:tc>
-        <w:tc>
-          <w:tcPr>
-            <w:tcW w:type="dxa" w:w="6326"/>
+              <w:t xml:space="preserve">Trigger</w:t>
+            </w:r>
+          </w:p>
+        </w:tc>
+        <w:tc>
+          <w:tcPr>
+            <w:tcW w:type="dxa" w:w="4626"/>
             <w:tcBorders>
               <w:top w:val="single" w:color="BBCCDD" w:sz="1"/>
               <w:left w:val="single" w:color="BBCCDD" w:sz="1"/>
@@ -2525,12 +2300,13 @@
           <w:p>
             <w:r>
               <w:rPr>
+                <w:rFonts w:ascii="Calibri" w:cs="Calibri" w:eastAsia="Calibri" w:hAnsi="Calibri"/>
                 <w:b/>
                 <w:bCs/>
                 <w:sz w:val="20"/>
                 <w:szCs w:val="20"/>
               </w:rPr>
-              <w:t xml:space="preserve">Aktion</w:t>
+              <w:t xml:space="preserve">Zweck</w:t>
             </w:r>
           </w:p>
         </w:tc>
@@ -2538,7 +2314,7 @@
       <w:tr>
         <w:tc>
           <w:tcPr>
-            <w:tcW w:type="dxa" w:w="900"/>
+            <w:tcW w:type="dxa" w:w="2200"/>
             <w:tcBorders>
               <w:top w:val="single" w:color="BBCCDD" w:sz="1"/>
               <w:left w:val="single" w:color="BBCCDD" w:sz="1"/>
@@ -2556,18 +2332,19 @@
           <w:p>
             <w:r>
               <w:rPr>
-                <w:b w:val="false"/>
-                <w:bCs w:val="false"/>
-                <w:sz w:val="20"/>
-                <w:szCs w:val="20"/>
-              </w:rPr>
-              <w:t xml:space="preserve">1</w:t>
-            </w:r>
-          </w:p>
-        </w:tc>
-        <w:tc>
-          <w:tcPr>
-            <w:tcW w:type="dxa" w:w="1800"/>
+                <w:rFonts w:ascii="Calibri" w:cs="Calibri" w:eastAsia="Calibri" w:hAnsi="Calibri"/>
+                <w:b w:val="false"/>
+                <w:bCs w:val="false"/>
+                <w:sz w:val="20"/>
+                <w:szCs w:val="20"/>
+              </w:rPr>
+              <w:t xml:space="preserve">Backup-Job</w:t>
+            </w:r>
+          </w:p>
+        </w:tc>
+        <w:tc>
+          <w:tcPr>
+            <w:tcW w:type="dxa" w:w="2200"/>
             <w:tcBorders>
               <w:top w:val="single" w:color="BBCCDD" w:sz="1"/>
               <w:left w:val="single" w:color="BBCCDD" w:sz="1"/>
@@ -2585,18 +2362,19 @@
           <w:p>
             <w:r>
               <w:rPr>
-                <w:b w:val="false"/>
-                <w:bCs w:val="false"/>
-                <w:sz w:val="20"/>
-                <w:szCs w:val="20"/>
-              </w:rPr>
-              <w:t xml:space="preserve">Browser</w:t>
-            </w:r>
-          </w:p>
-        </w:tc>
-        <w:tc>
-          <w:tcPr>
-            <w:tcW w:type="dxa" w:w="6326"/>
+                <w:rFonts w:ascii="Calibri" w:cs="Calibri" w:eastAsia="Calibri" w:hAnsi="Calibri"/>
+                <w:b w:val="false"/>
+                <w:bCs w:val="false"/>
+                <w:sz w:val="20"/>
+                <w:szCs w:val="20"/>
+              </w:rPr>
+              <w:t xml:space="preserve">systemd-Timer, täglich 02:00</w:t>
+            </w:r>
+          </w:p>
+        </w:tc>
+        <w:tc>
+          <w:tcPr>
+            <w:tcW w:type="dxa" w:w="4626"/>
             <w:tcBorders>
               <w:top w:val="single" w:color="BBCCDD" w:sz="1"/>
               <w:left w:val="single" w:color="BBCCDD" w:sz="1"/>
@@ -2614,12 +2392,13 @@
           <w:p>
             <w:r>
               <w:rPr>
-                <w:b w:val="false"/>
-                <w:bCs w:val="false"/>
-                <w:sz w:val="20"/>
-                <w:szCs w:val="20"/>
-              </w:rPr>
-              <w:t xml:space="preserve">Klick 'nächste Woche' → HTMX sendet GET /kalender/fragment?woche=+1</w:t>
+                <w:rFonts w:ascii="Calibri" w:cs="Calibri" w:eastAsia="Calibri" w:hAnsi="Calibri"/>
+                <w:b w:val="false"/>
+                <w:bCs w:val="false"/>
+                <w:sz w:val="20"/>
+                <w:szCs w:val="20"/>
+              </w:rPr>
+              <w:t xml:space="preserve">pg_dump → gpg encrypt → rclone → kDrive</w:t>
             </w:r>
           </w:p>
         </w:tc>
@@ -2627,7 +2406,7 @@
       <w:tr>
         <w:tc>
           <w:tcPr>
-            <w:tcW w:type="dxa" w:w="900"/>
+            <w:tcW w:type="dxa" w:w="2200"/>
             <w:tcBorders>
               <w:top w:val="single" w:color="BBCCDD" w:sz="1"/>
               <w:left w:val="single" w:color="BBCCDD" w:sz="1"/>
@@ -2645,18 +2424,19 @@
           <w:p>
             <w:r>
               <w:rPr>
-                <w:b w:val="false"/>
-                <w:bCs w:val="false"/>
-                <w:sz w:val="20"/>
-                <w:szCs w:val="20"/>
-              </w:rPr>
-              <w:t xml:space="preserve">2</w:t>
-            </w:r>
-          </w:p>
-        </w:tc>
-        <w:tc>
-          <w:tcPr>
-            <w:tcW w:type="dxa" w:w="1800"/>
+                <w:rFonts w:ascii="Calibri" w:cs="Calibri" w:eastAsia="Calibri" w:hAnsi="Calibri"/>
+                <w:b w:val="false"/>
+                <w:bCs w:val="false"/>
+                <w:sz w:val="20"/>
+                <w:szCs w:val="20"/>
+              </w:rPr>
+              <w:t xml:space="preserve">Archivierungsjob</w:t>
+            </w:r>
+          </w:p>
+        </w:tc>
+        <w:tc>
+          <w:tcPr>
+            <w:tcW w:type="dxa" w:w="2200"/>
             <w:tcBorders>
               <w:top w:val="single" w:color="BBCCDD" w:sz="1"/>
               <w:left w:val="single" w:color="BBCCDD" w:sz="1"/>
@@ -2674,18 +2454,19 @@
           <w:p>
             <w:r>
               <w:rPr>
-                <w:b w:val="false"/>
-                <w:bCs w:val="false"/>
-                <w:sz w:val="20"/>
-                <w:szCs w:val="20"/>
-              </w:rPr>
-              <w:t xml:space="preserve">FastAPI</w:t>
-            </w:r>
-          </w:p>
-        </w:tc>
-        <w:tc>
-          <w:tcPr>
-            <w:tcW w:type="dxa" w:w="6326"/>
+                <w:rFonts w:ascii="Calibri" w:cs="Calibri" w:eastAsia="Calibri" w:hAnsi="Calibri"/>
+                <w:b w:val="false"/>
+                <w:bCs w:val="false"/>
+                <w:sz w:val="20"/>
+                <w:szCs w:val="20"/>
+              </w:rPr>
+              <w:t xml:space="preserve">systemd-Timer, jährlich 03:00</w:t>
+            </w:r>
+          </w:p>
+        </w:tc>
+        <w:tc>
+          <w:tcPr>
+            <w:tcW w:type="dxa" w:w="4626"/>
             <w:tcBorders>
               <w:top w:val="single" w:color="BBCCDD" w:sz="1"/>
               <w:left w:val="single" w:color="BBCCDD" w:sz="1"/>
@@ -2703,12 +2484,13 @@
           <w:p>
             <w:r>
               <w:rPr>
-                <w:b w:val="false"/>
-                <w:bCs w:val="false"/>
-                <w:sz w:val="20"/>
-                <w:szCs w:val="20"/>
-              </w:rPr>
-              <w:t xml:space="preserve">JWT prüfen, DB-Query</w:t>
+                <w:rFonts w:ascii="Calibri" w:cs="Calibri" w:eastAsia="Calibri" w:hAnsi="Calibri"/>
+                <w:b w:val="false"/>
+                <w:bCs w:val="false"/>
+                <w:sz w:val="20"/>
+                <w:szCs w:val="20"/>
+              </w:rPr>
+              <w:t xml:space="preserve">Anonymisierter Export → Verifizieren → Physisch löschen</w:t>
             </w:r>
           </w:p>
         </w:tc>
@@ -2716,7 +2498,7 @@
       <w:tr>
         <w:tc>
           <w:tcPr>
-            <w:tcW w:type="dxa" w:w="900"/>
+            <w:tcW w:type="dxa" w:w="2200"/>
             <w:tcBorders>
               <w:top w:val="single" w:color="BBCCDD" w:sz="1"/>
               <w:left w:val="single" w:color="BBCCDD" w:sz="1"/>
@@ -2734,18 +2516,19 @@
           <w:p>
             <w:r>
               <w:rPr>
-                <w:b w:val="false"/>
-                <w:bCs w:val="false"/>
-                <w:sz w:val="20"/>
-                <w:szCs w:val="20"/>
-              </w:rPr>
-              <w:t xml:space="preserve">3</w:t>
-            </w:r>
-          </w:p>
-        </w:tc>
-        <w:tc>
-          <w:tcPr>
-            <w:tcW w:type="dxa" w:w="1800"/>
+                <w:rFonts w:ascii="Calibri" w:cs="Calibri" w:eastAsia="Calibri" w:hAnsi="Calibri"/>
+                <w:b w:val="false"/>
+                <w:bCs w:val="false"/>
+                <w:sz w:val="20"/>
+                <w:szCs w:val="20"/>
+              </w:rPr>
+              <w:t xml:space="preserve">Fail2ban</w:t>
+            </w:r>
+          </w:p>
+        </w:tc>
+        <w:tc>
+          <w:tcPr>
+            <w:tcW w:type="dxa" w:w="2200"/>
             <w:tcBorders>
               <w:top w:val="single" w:color="BBCCDD" w:sz="1"/>
               <w:left w:val="single" w:color="BBCCDD" w:sz="1"/>
@@ -2763,18 +2546,19 @@
           <w:p>
             <w:r>
               <w:rPr>
-                <w:b w:val="false"/>
-                <w:bCs w:val="false"/>
-                <w:sz w:val="20"/>
-                <w:szCs w:val="20"/>
-              </w:rPr>
-              <w:t xml:space="preserve">FastAPI</w:t>
-            </w:r>
-          </w:p>
-        </w:tc>
-        <w:tc>
-          <w:tcPr>
-            <w:tcW w:type="dxa" w:w="6326"/>
+                <w:rFonts w:ascii="Calibri" w:cs="Calibri" w:eastAsia="Calibri" w:hAnsi="Calibri"/>
+                <w:b w:val="false"/>
+                <w:bCs w:val="false"/>
+                <w:sz w:val="20"/>
+                <w:szCs w:val="20"/>
+              </w:rPr>
+              <w:t xml:space="preserve">Kontinuierlich</w:t>
+            </w:r>
+          </w:p>
+        </w:tc>
+        <w:tc>
+          <w:tcPr>
+            <w:tcW w:type="dxa" w:w="4626"/>
             <w:tcBorders>
               <w:top w:val="single" w:color="BBCCDD" w:sz="1"/>
               <w:left w:val="single" w:color="BBCCDD" w:sz="1"/>
@@ -2792,12 +2576,13 @@
           <w:p>
             <w:r>
               <w:rPr>
-                <w:b w:val="false"/>
-                <w:bCs w:val="false"/>
-                <w:sz w:val="20"/>
-                <w:szCs w:val="20"/>
-              </w:rPr>
-              <w:t xml:space="preserve">Jinja2 rendert nur das Kalender-Fragment (kein komplettes HTML)</w:t>
+                <w:rFonts w:ascii="Calibri" w:cs="Calibri" w:eastAsia="Calibri" w:hAnsi="Calibri"/>
+                <w:b w:val="false"/>
+                <w:bCs w:val="false"/>
+                <w:sz w:val="20"/>
+                <w:szCs w:val="20"/>
+              </w:rPr>
+              <w:t xml:space="preserve">nginx-Logs überwachen, IPs bei Fehlversuchen sperren</w:t>
             </w:r>
           </w:p>
         </w:tc>
@@ -2805,7 +2590,7 @@
       <w:tr>
         <w:tc>
           <w:tcPr>
-            <w:tcW w:type="dxa" w:w="900"/>
+            <w:tcW w:type="dxa" w:w="2200"/>
             <w:tcBorders>
               <w:top w:val="single" w:color="BBCCDD" w:sz="1"/>
               <w:left w:val="single" w:color="BBCCDD" w:sz="1"/>
@@ -2823,18 +2608,19 @@
           <w:p>
             <w:r>
               <w:rPr>
-                <w:b w:val="false"/>
-                <w:bCs w:val="false"/>
-                <w:sz w:val="20"/>
-                <w:szCs w:val="20"/>
-              </w:rPr>
-              <w:t xml:space="preserve">4</w:t>
-            </w:r>
-          </w:p>
-        </w:tc>
-        <w:tc>
-          <w:tcPr>
-            <w:tcW w:type="dxa" w:w="1800"/>
+                <w:rFonts w:ascii="Calibri" w:cs="Calibri" w:eastAsia="Calibri" w:hAnsi="Calibri"/>
+                <w:b w:val="false"/>
+                <w:bCs w:val="false"/>
+                <w:sz w:val="20"/>
+                <w:szCs w:val="20"/>
+              </w:rPr>
+              <w:t xml:space="preserve">unattended-upgrades</w:t>
+            </w:r>
+          </w:p>
+        </w:tc>
+        <w:tc>
+          <w:tcPr>
+            <w:tcW w:type="dxa" w:w="2200"/>
             <w:tcBorders>
               <w:top w:val="single" w:color="BBCCDD" w:sz="1"/>
               <w:left w:val="single" w:color="BBCCDD" w:sz="1"/>
@@ -2852,18 +2638,19 @@
           <w:p>
             <w:r>
               <w:rPr>
-                <w:b w:val="false"/>
-                <w:bCs w:val="false"/>
-                <w:sz w:val="20"/>
-                <w:szCs w:val="20"/>
-              </w:rPr>
-              <w:t xml:space="preserve">HTMX</w:t>
-            </w:r>
-          </w:p>
-        </w:tc>
-        <w:tc>
-          <w:tcPr>
-            <w:tcW w:type="dxa" w:w="6326"/>
+                <w:rFonts w:ascii="Calibri" w:cs="Calibri" w:eastAsia="Calibri" w:hAnsi="Calibri"/>
+                <w:b w:val="false"/>
+                <w:bCs w:val="false"/>
+                <w:sz w:val="20"/>
+                <w:szCs w:val="20"/>
+              </w:rPr>
+              <w:t xml:space="preserve">Täglich</w:t>
+            </w:r>
+          </w:p>
+        </w:tc>
+        <w:tc>
+          <w:tcPr>
+            <w:tcW w:type="dxa" w:w="4626"/>
             <w:tcBorders>
               <w:top w:val="single" w:color="BBCCDD" w:sz="1"/>
               <w:left w:val="single" w:color="BBCCDD" w:sz="1"/>
@@ -2881,12 +2668,105 @@
           <w:p>
             <w:r>
               <w:rPr>
-                <w:b w:val="false"/>
-                <w:bCs w:val="false"/>
-                <w:sz w:val="20"/>
-                <w:szCs w:val="20"/>
-              </w:rPr>
-              <w:t xml:space="preserve">Ersetzt Kalender-DIV im DOM — keine Seitenreload</w:t>
+                <w:rFonts w:ascii="Calibri" w:cs="Calibri" w:eastAsia="Calibri" w:hAnsi="Calibri"/>
+                <w:b w:val="false"/>
+                <w:bCs w:val="false"/>
+                <w:sz w:val="20"/>
+                <w:szCs w:val="20"/>
+              </w:rPr>
+              <w:t xml:space="preserve">Automatische Security-Patches einspielen</w:t>
+            </w:r>
+          </w:p>
+        </w:tc>
+      </w:tr>
+      <w:tr>
+        <w:tc>
+          <w:tcPr>
+            <w:tcW w:type="dxa" w:w="2200"/>
+            <w:tcBorders>
+              <w:top w:val="single" w:color="BBCCDD" w:sz="1"/>
+              <w:left w:val="single" w:color="BBCCDD" w:sz="1"/>
+              <w:bottom w:val="single" w:color="BBCCDD" w:sz="1"/>
+              <w:right w:val="single" w:color="BBCCDD" w:sz="1"/>
+            </w:tcBorders>
+            <w:shd w:fill="FFFFFF" w:val="clear"/>
+            <w:tcMar>
+              <w:top w:type="dxa" w:w="80"/>
+              <w:left w:type="dxa" w:w="120"/>
+              <w:bottom w:type="dxa" w:w="80"/>
+              <w:right w:type="dxa" w:w="120"/>
+            </w:tcMar>
+          </w:tcPr>
+          <w:p>
+            <w:r>
+              <w:rPr>
+                <w:rFonts w:ascii="Calibri" w:cs="Calibri" w:eastAsia="Calibri" w:hAnsi="Calibri"/>
+                <w:b w:val="false"/>
+                <w:bCs w:val="false"/>
+                <w:sz w:val="20"/>
+                <w:szCs w:val="20"/>
+              </w:rPr>
+              <w:t xml:space="preserve">Certbot</w:t>
+            </w:r>
+          </w:p>
+        </w:tc>
+        <w:tc>
+          <w:tcPr>
+            <w:tcW w:type="dxa" w:w="2200"/>
+            <w:tcBorders>
+              <w:top w:val="single" w:color="BBCCDD" w:sz="1"/>
+              <w:left w:val="single" w:color="BBCCDD" w:sz="1"/>
+              <w:bottom w:val="single" w:color="BBCCDD" w:sz="1"/>
+              <w:right w:val="single" w:color="BBCCDD" w:sz="1"/>
+            </w:tcBorders>
+            <w:shd w:fill="FFFFFF" w:val="clear"/>
+            <w:tcMar>
+              <w:top w:type="dxa" w:w="80"/>
+              <w:left w:type="dxa" w:w="120"/>
+              <w:bottom w:type="dxa" w:w="80"/>
+              <w:right w:type="dxa" w:w="120"/>
+            </w:tcMar>
+          </w:tcPr>
+          <w:p>
+            <w:r>
+              <w:rPr>
+                <w:rFonts w:ascii="Calibri" w:cs="Calibri" w:eastAsia="Calibri" w:hAnsi="Calibri"/>
+                <w:b w:val="false"/>
+                <w:bCs w:val="false"/>
+                <w:sz w:val="20"/>
+                <w:szCs w:val="20"/>
+              </w:rPr>
+              <w:t xml:space="preserve">systemd-Timer, täglich</w:t>
+            </w:r>
+          </w:p>
+        </w:tc>
+        <w:tc>
+          <w:tcPr>
+            <w:tcW w:type="dxa" w:w="4626"/>
+            <w:tcBorders>
+              <w:top w:val="single" w:color="BBCCDD" w:sz="1"/>
+              <w:left w:val="single" w:color="BBCCDD" w:sz="1"/>
+              <w:bottom w:val="single" w:color="BBCCDD" w:sz="1"/>
+              <w:right w:val="single" w:color="BBCCDD" w:sz="1"/>
+            </w:tcBorders>
+            <w:shd w:fill="FFFFFF" w:val="clear"/>
+            <w:tcMar>
+              <w:top w:type="dxa" w:w="80"/>
+              <w:left w:type="dxa" w:w="120"/>
+              <w:bottom w:type="dxa" w:w="80"/>
+              <w:right w:type="dxa" w:w="120"/>
+            </w:tcMar>
+          </w:tcPr>
+          <w:p>
+            <w:r>
+              <w:rPr>
+                <w:rFonts w:ascii="Calibri" w:cs="Calibri" w:eastAsia="Calibri" w:hAnsi="Calibri"/>
+                <w:b w:val="false"/>
+                <w:bCs w:val="false"/>
+                <w:sz w:val="20"/>
+                <w:szCs w:val="20"/>
+              </w:rPr>
+              <w:t xml:space="preserve">TLS-Zertifikat automatisch erneuern</w:t>
             </w:r>
           </w:p>
         </w:tc>
@@ -2902,18 +2782,67 @@
     </w:p>
     <w:p>
       <w:pPr>
+        <w:pBdr>
+          <w:left w:val="single" w:color="3A6B8A" w:sz="6" w:space="8"/>
+        </w:pBdr>
+        <w:spacing w:after="120" w:before="60"/>
+        <w:ind w:left="360"/>
+      </w:pPr>
+      <w:r>
+        <w:rPr>
+          <w:rFonts w:ascii="Calibri" w:cs="Calibri" w:eastAsia="Calibri" w:hAnsi="Calibri"/>
+          <w:i/>
+          <w:iCs/>
+          <w:color w:val="1A5276"/>
+          <w:sz w:val="20"/>
+          <w:szCs w:val="20"/>
+        </w:rPr>
+        <w:t xml:space="preserve">ℹ Backup-Job greift via 'docker compose exec db pg_dump ...' auf die DB zu. Die DB selbst macht keine ausgehende Verbindung — nur der Host-Prozess kommuniziert mit kDrive.</w:t>
+      </w:r>
+    </w:p>
+    <w:p>
+      <w:pPr>
+        <w:spacing w:after="80"/>
+      </w:pPr>
+      <w:r>
+        <w:t xml:space="preserve"/>
+      </w:r>
+    </w:p>
+    <w:p>
+      <w:pPr>
+        <w:pStyle w:val="Heading1"/>
+        <w:pBdr>
+          <w:bottom w:val="single" w:color="AABBD0" w:sz="4" w:space="1"/>
+        </w:pBdr>
+        <w:spacing w:after="120" w:before="400"/>
+      </w:pPr>
+      <w:r>
+        <w:rPr>
+          <w:rFonts w:ascii="Calibri" w:cs="Calibri" w:eastAsia="Calibri" w:hAnsi="Calibri"/>
+          <w:b/>
+          <w:bCs/>
+          <w:color w:val="2E4057"/>
+          <w:sz w:val="28"/>
+          <w:szCs w:val="28"/>
+        </w:rPr>
+        <w:t xml:space="preserve">4. Typische Datenflüsse</w:t>
+      </w:r>
+    </w:p>
+    <w:p>
+      <w:pPr>
         <w:pStyle w:val="Heading2"/>
-        <w:spacing w:after="80" w:before="200"/>
-      </w:pPr>
-      <w:r>
-        <w:rPr>
+        <w:spacing w:after="80" w:before="240"/>
+      </w:pPr>
+      <w:r>
+        <w:rPr>
+          <w:rFonts w:ascii="Calibri" w:cs="Calibri" w:eastAsia="Calibri" w:hAnsi="Calibri"/>
           <w:b/>
           <w:bCs/>
           <w:color w:val="3A6B8A"/>
           <w:sz w:val="24"/>
           <w:szCs w:val="24"/>
         </w:rPr>
-        <w:t xml:space="preserve">4.3 Anlass erstellen (Workflow)</w:t>
+        <w:t xml:space="preserve">4.1 Seitenaufruf (SSR)</w:t>
       </w:r>
     </w:p>
     <w:tbl>
@@ -2929,14 +2858,14 @@
         </w:tblBorders>
       </w:tblPr>
       <w:tblGrid>
-        <w:gridCol w:w="900"/>
+        <w:gridCol w:w="800"/>
         <w:gridCol w:w="1800"/>
-        <w:gridCol w:w="6326"/>
+        <w:gridCol w:w="6426"/>
       </w:tblGrid>
       <w:tr>
         <w:tc>
           <w:tcPr>
-            <w:tcW w:type="dxa" w:w="900"/>
+            <w:tcW w:type="dxa" w:w="800"/>
             <w:tcBorders>
               <w:top w:val="single" w:color="BBCCDD" w:sz="1"/>
               <w:left w:val="single" w:color="BBCCDD" w:sz="1"/>
@@ -2954,6 +2883,7 @@
           <w:p>
             <w:r>
               <w:rPr>
+                <w:rFonts w:ascii="Calibri" w:cs="Calibri" w:eastAsia="Calibri" w:hAnsi="Calibri"/>
                 <w:b/>
                 <w:bCs/>
                 <w:sz w:val="20"/>
@@ -2983,6 +2913,7 @@
           <w:p>
             <w:r>
               <w:rPr>
+                <w:rFonts w:ascii="Calibri" w:cs="Calibri" w:eastAsia="Calibri" w:hAnsi="Calibri"/>
                 <w:b/>
                 <w:bCs/>
                 <w:sz w:val="20"/>
@@ -2994,7 +2925,7 @@
         </w:tc>
         <w:tc>
           <w:tcPr>
-            <w:tcW w:type="dxa" w:w="6326"/>
+            <w:tcW w:type="dxa" w:w="6426"/>
             <w:tcBorders>
               <w:top w:val="single" w:color="BBCCDD" w:sz="1"/>
               <w:left w:val="single" w:color="BBCCDD" w:sz="1"/>
@@ -3012,6 +2943,7 @@
           <w:p>
             <w:r>
               <w:rPr>
+                <w:rFonts w:ascii="Calibri" w:cs="Calibri" w:eastAsia="Calibri" w:hAnsi="Calibri"/>
                 <w:b/>
                 <w:bCs/>
                 <w:sz w:val="20"/>
@@ -3025,7 +2957,7 @@
       <w:tr>
         <w:tc>
           <w:tcPr>
-            <w:tcW w:type="dxa" w:w="900"/>
+            <w:tcW w:type="dxa" w:w="800"/>
             <w:tcBorders>
               <w:top w:val="single" w:color="BBCCDD" w:sz="1"/>
               <w:left w:val="single" w:color="BBCCDD" w:sz="1"/>
@@ -3043,6 +2975,7 @@
           <w:p>
             <w:r>
               <w:rPr>
+                <w:rFonts w:ascii="Calibri" w:cs="Calibri" w:eastAsia="Calibri" w:hAnsi="Calibri"/>
                 <w:b w:val="false"/>
                 <w:bCs w:val="false"/>
                 <w:sz w:val="20"/>
@@ -3072,6 +3005,7 @@
           <w:p>
             <w:r>
               <w:rPr>
+                <w:rFonts w:ascii="Calibri" w:cs="Calibri" w:eastAsia="Calibri" w:hAnsi="Calibri"/>
                 <w:b w:val="false"/>
                 <w:bCs w:val="false"/>
                 <w:sz w:val="20"/>
@@ -3083,7 +3017,7 @@
         </w:tc>
         <w:tc>
           <w:tcPr>
-            <w:tcW w:type="dxa" w:w="6326"/>
+            <w:tcW w:type="dxa" w:w="6426"/>
             <w:tcBorders>
               <w:top w:val="single" w:color="BBCCDD" w:sz="1"/>
               <w:left w:val="single" w:color="BBCCDD" w:sz="1"/>
@@ -3101,12 +3035,13 @@
           <w:p>
             <w:r>
               <w:rPr>
-                <w:b w:val="false"/>
-                <w:bCs w:val="false"/>
-                <w:sz w:val="20"/>
-                <w:szCs w:val="20"/>
-              </w:rPr>
-              <w:t xml:space="preserve">POST /anlass/neu (Formular-Submit via HTMX)</w:t>
+                <w:rFonts w:ascii="Calibri" w:cs="Calibri" w:eastAsia="Calibri" w:hAnsi="Calibri"/>
+                <w:b w:val="false"/>
+                <w:bCs w:val="false"/>
+                <w:sz w:val="20"/>
+                <w:szCs w:val="20"/>
+              </w:rPr>
+              <w:t xml:space="preserve">GET /kalender → nginx (Port 443)</w:t>
             </w:r>
           </w:p>
         </w:tc>
@@ -3114,7 +3049,7 @@
       <w:tr>
         <w:tc>
           <w:tcPr>
-            <w:tcW w:type="dxa" w:w="900"/>
+            <w:tcW w:type="dxa" w:w="800"/>
             <w:tcBorders>
               <w:top w:val="single" w:color="BBCCDD" w:sz="1"/>
               <w:left w:val="single" w:color="BBCCDD" w:sz="1"/>
@@ -3132,6 +3067,7 @@
           <w:p>
             <w:r>
               <w:rPr>
+                <w:rFonts w:ascii="Calibri" w:cs="Calibri" w:eastAsia="Calibri" w:hAnsi="Calibri"/>
                 <w:b w:val="false"/>
                 <w:bCs w:val="false"/>
                 <w:sz w:val="20"/>
@@ -3161,18 +3097,19 @@
           <w:p>
             <w:r>
               <w:rPr>
-                <w:b w:val="false"/>
-                <w:bCs w:val="false"/>
-                <w:sz w:val="20"/>
-                <w:szCs w:val="20"/>
-              </w:rPr>
-              <w:t xml:space="preserve">FastAPI</w:t>
-            </w:r>
-          </w:p>
-        </w:tc>
-        <w:tc>
-          <w:tcPr>
-            <w:tcW w:type="dxa" w:w="6326"/>
+                <w:rFonts w:ascii="Calibri" w:cs="Calibri" w:eastAsia="Calibri" w:hAnsi="Calibri"/>
+                <w:b w:val="false"/>
+                <w:bCs w:val="false"/>
+                <w:sz w:val="20"/>
+                <w:szCs w:val="20"/>
+              </w:rPr>
+              <w:t xml:space="preserve">nginx</w:t>
+            </w:r>
+          </w:p>
+        </w:tc>
+        <w:tc>
+          <w:tcPr>
+            <w:tcW w:type="dxa" w:w="6426"/>
             <w:tcBorders>
               <w:top w:val="single" w:color="BBCCDD" w:sz="1"/>
               <w:left w:val="single" w:color="BBCCDD" w:sz="1"/>
@@ -3190,12 +3127,13 @@
           <w:p>
             <w:r>
               <w:rPr>
-                <w:b w:val="false"/>
-                <w:bCs w:val="false"/>
-                <w:sz w:val="20"/>
-                <w:szCs w:val="20"/>
-              </w:rPr>
-              <w:t xml:space="preserve">Validierung, Rolle prüfen (requester)</w:t>
+                <w:rFonts w:ascii="Calibri" w:cs="Calibri" w:eastAsia="Calibri" w:hAnsi="Calibri"/>
+                <w:b w:val="false"/>
+                <w:bCs w:val="false"/>
+                <w:sz w:val="20"/>
+                <w:szCs w:val="20"/>
+              </w:rPr>
+              <w:t xml:space="preserve">JWT-Cookie weiterleiten, Proxy zu app:8000</w:t>
             </w:r>
           </w:p>
         </w:tc>
@@ -3203,7 +3141,7 @@
       <w:tr>
         <w:tc>
           <w:tcPr>
-            <w:tcW w:type="dxa" w:w="900"/>
+            <w:tcW w:type="dxa" w:w="800"/>
             <w:tcBorders>
               <w:top w:val="single" w:color="BBCCDD" w:sz="1"/>
               <w:left w:val="single" w:color="BBCCDD" w:sz="1"/>
@@ -3221,6 +3159,7 @@
           <w:p>
             <w:r>
               <w:rPr>
+                <w:rFonts w:ascii="Calibri" w:cs="Calibri" w:eastAsia="Calibri" w:hAnsi="Calibri"/>
                 <w:b w:val="false"/>
                 <w:bCs w:val="false"/>
                 <w:sz w:val="20"/>
@@ -3250,18 +3189,19 @@
           <w:p>
             <w:r>
               <w:rPr>
-                <w:b w:val="false"/>
-                <w:bCs w:val="false"/>
-                <w:sz w:val="20"/>
-                <w:szCs w:val="20"/>
-              </w:rPr>
-              <w:t xml:space="preserve">FastAPI → DB</w:t>
-            </w:r>
-          </w:p>
-        </w:tc>
-        <w:tc>
-          <w:tcPr>
-            <w:tcW w:type="dxa" w:w="6326"/>
+                <w:rFonts w:ascii="Calibri" w:cs="Calibri" w:eastAsia="Calibri" w:hAnsi="Calibri"/>
+                <w:b w:val="false"/>
+                <w:bCs w:val="false"/>
+                <w:sz w:val="20"/>
+                <w:szCs w:val="20"/>
+              </w:rPr>
+              <w:t xml:space="preserve">app</w:t>
+            </w:r>
+          </w:p>
+        </w:tc>
+        <w:tc>
+          <w:tcPr>
+            <w:tcW w:type="dxa" w:w="6426"/>
             <w:tcBorders>
               <w:top w:val="single" w:color="BBCCDD" w:sz="1"/>
               <w:left w:val="single" w:color="BBCCDD" w:sz="1"/>
@@ -3279,12 +3219,13 @@
           <w:p>
             <w:r>
               <w:rPr>
-                <w:b w:val="false"/>
-                <w:bCs w:val="false"/>
-                <w:sz w:val="20"/>
-                <w:szCs w:val="20"/>
-              </w:rPr>
-              <w:t xml:space="preserve">Transaktion: INSERT event + occurrences</w:t>
+                <w:rFonts w:ascii="Calibri" w:cs="Calibri" w:eastAsia="Calibri" w:hAnsi="Calibri"/>
+                <w:b w:val="false"/>
+                <w:bCs w:val="false"/>
+                <w:sz w:val="20"/>
+                <w:szCs w:val="20"/>
+              </w:rPr>
+              <w:t xml:space="preserve">JWT prüfen, Rolle laden</w:t>
             </w:r>
           </w:p>
         </w:tc>
@@ -3292,7 +3233,7 @@
       <w:tr>
         <w:tc>
           <w:tcPr>
-            <w:tcW w:type="dxa" w:w="900"/>
+            <w:tcW w:type="dxa" w:w="800"/>
             <w:tcBorders>
               <w:top w:val="single" w:color="BBCCDD" w:sz="1"/>
               <w:left w:val="single" w:color="BBCCDD" w:sz="1"/>
@@ -3310,6 +3251,7 @@
           <w:p>
             <w:r>
               <w:rPr>
+                <w:rFonts w:ascii="Calibri" w:cs="Calibri" w:eastAsia="Calibri" w:hAnsi="Calibri"/>
                 <w:b w:val="false"/>
                 <w:bCs w:val="false"/>
                 <w:sz w:val="20"/>
@@ -3339,18 +3281,19 @@
           <w:p>
             <w:r>
               <w:rPr>
-                <w:b w:val="false"/>
-                <w:bCs w:val="false"/>
-                <w:sz w:val="20"/>
-                <w:szCs w:val="20"/>
-              </w:rPr>
-              <w:t xml:space="preserve">DB</w:t>
-            </w:r>
-          </w:p>
-        </w:tc>
-        <w:tc>
-          <w:tcPr>
-            <w:tcW w:type="dxa" w:w="6326"/>
+                <w:rFonts w:ascii="Calibri" w:cs="Calibri" w:eastAsia="Calibri" w:hAnsi="Calibri"/>
+                <w:b w:val="false"/>
+                <w:bCs w:val="false"/>
+                <w:sz w:val="20"/>
+                <w:szCs w:val="20"/>
+              </w:rPr>
+              <w:t xml:space="preserve">app → db</w:t>
+            </w:r>
+          </w:p>
+        </w:tc>
+        <w:tc>
+          <w:tcPr>
+            <w:tcW w:type="dxa" w:w="6426"/>
             <w:tcBorders>
               <w:top w:val="single" w:color="BBCCDD" w:sz="1"/>
               <w:left w:val="single" w:color="BBCCDD" w:sz="1"/>
@@ -3368,12 +3311,13 @@
           <w:p>
             <w:r>
               <w:rPr>
-                <w:b w:val="false"/>
-                <w:bCs w:val="false"/>
-                <w:sz w:val="20"/>
-                <w:szCs w:val="20"/>
-              </w:rPr>
-              <w:t xml:space="preserve">check_location_conflict() + check_blackout() aufrufen</w:t>
+                <w:rFonts w:ascii="Calibri" w:cs="Calibri" w:eastAsia="Calibri" w:hAnsi="Calibri"/>
+                <w:b w:val="false"/>
+                <w:bCs w:val="false"/>
+                <w:sz w:val="20"/>
+                <w:szCs w:val="20"/>
+              </w:rPr>
+              <w:t xml:space="preserve">DB-Query via internem backend-Netzwerk</w:t>
             </w:r>
           </w:p>
         </w:tc>
@@ -3381,7 +3325,7 @@
       <w:tr>
         <w:tc>
           <w:tcPr>
-            <w:tcW w:type="dxa" w:w="900"/>
+            <w:tcW w:type="dxa" w:w="800"/>
             <w:tcBorders>
               <w:top w:val="single" w:color="BBCCDD" w:sz="1"/>
               <w:left w:val="single" w:color="BBCCDD" w:sz="1"/>
@@ -3399,6 +3343,7 @@
           <w:p>
             <w:r>
               <w:rPr>
+                <w:rFonts w:ascii="Calibri" w:cs="Calibri" w:eastAsia="Calibri" w:hAnsi="Calibri"/>
                 <w:b w:val="false"/>
                 <w:bCs w:val="false"/>
                 <w:sz w:val="20"/>
@@ -3428,18 +3373,19 @@
           <w:p>
             <w:r>
               <w:rPr>
-                <w:b w:val="false"/>
-                <w:bCs w:val="false"/>
-                <w:sz w:val="20"/>
-                <w:szCs w:val="20"/>
-              </w:rPr>
-              <w:t xml:space="preserve">DB</w:t>
-            </w:r>
-          </w:p>
-        </w:tc>
-        <w:tc>
-          <w:tcPr>
-            <w:tcW w:type="dxa" w:w="6326"/>
+                <w:rFonts w:ascii="Calibri" w:cs="Calibri" w:eastAsia="Calibri" w:hAnsi="Calibri"/>
+                <w:b w:val="false"/>
+                <w:bCs w:val="false"/>
+                <w:sz w:val="20"/>
+                <w:szCs w:val="20"/>
+              </w:rPr>
+              <w:t xml:space="preserve">app</w:t>
+            </w:r>
+          </w:p>
+        </w:tc>
+        <w:tc>
+          <w:tcPr>
+            <w:tcW w:type="dxa" w:w="6426"/>
             <w:tcBorders>
               <w:top w:val="single" w:color="BBCCDD" w:sz="1"/>
               <w:left w:val="single" w:color="BBCCDD" w:sz="1"/>
@@ -3457,12 +3403,13 @@
           <w:p>
             <w:r>
               <w:rPr>
-                <w:b w:val="false"/>
-                <w:bCs w:val="false"/>
-                <w:sz w:val="20"/>
-                <w:szCs w:val="20"/>
-              </w:rPr>
-              <w:t xml:space="preserve">has_conflict setzen, Transaktion committen</w:t>
+                <w:rFonts w:ascii="Calibri" w:cs="Calibri" w:eastAsia="Calibri" w:hAnsi="Calibri"/>
+                <w:b w:val="false"/>
+                <w:bCs w:val="false"/>
+                <w:sz w:val="20"/>
+                <w:szCs w:val="20"/>
+              </w:rPr>
+              <w:t xml:space="preserve">Jinja2 rendert vollständiges HTML</w:t>
             </w:r>
           </w:p>
         </w:tc>
@@ -3470,7 +3417,7 @@
       <w:tr>
         <w:tc>
           <w:tcPr>
-            <w:tcW w:type="dxa" w:w="900"/>
+            <w:tcW w:type="dxa" w:w="800"/>
             <w:tcBorders>
               <w:top w:val="single" w:color="BBCCDD" w:sz="1"/>
               <w:left w:val="single" w:color="BBCCDD" w:sz="1"/>
@@ -3488,6 +3435,7 @@
           <w:p>
             <w:r>
               <w:rPr>
+                <w:rFonts w:ascii="Calibri" w:cs="Calibri" w:eastAsia="Calibri" w:hAnsi="Calibri"/>
                 <w:b w:val="false"/>
                 <w:bCs w:val="false"/>
                 <w:sz w:val="20"/>
@@ -3517,18 +3465,19 @@
           <w:p>
             <w:r>
               <w:rPr>
-                <w:b w:val="false"/>
-                <w:bCs w:val="false"/>
-                <w:sz w:val="20"/>
-                <w:szCs w:val="20"/>
-              </w:rPr>
-              <w:t xml:space="preserve">FastAPI</w:t>
-            </w:r>
-          </w:p>
-        </w:tc>
-        <w:tc>
-          <w:tcPr>
-            <w:tcW w:type="dxa" w:w="6326"/>
+                <w:rFonts w:ascii="Calibri" w:cs="Calibri" w:eastAsia="Calibri" w:hAnsi="Calibri"/>
+                <w:b w:val="false"/>
+                <w:bCs w:val="false"/>
+                <w:sz w:val="20"/>
+                <w:szCs w:val="20"/>
+              </w:rPr>
+              <w:t xml:space="preserve">nginx</w:t>
+            </w:r>
+          </w:p>
+        </w:tc>
+        <w:tc>
+          <w:tcPr>
+            <w:tcW w:type="dxa" w:w="6426"/>
             <w:tcBorders>
               <w:top w:val="single" w:color="BBCCDD" w:sz="1"/>
               <w:left w:val="single" w:color="BBCCDD" w:sz="1"/>
@@ -3546,101 +3495,13 @@
           <w:p>
             <w:r>
               <w:rPr>
-                <w:b w:val="false"/>
-                <w:bCs w:val="false"/>
-                <w:sz w:val="20"/>
-                <w:szCs w:val="20"/>
-              </w:rPr>
-              <w:t xml:space="preserve">Audit Log schreiben</w:t>
-            </w:r>
-          </w:p>
-        </w:tc>
-      </w:tr>
-      <w:tr>
-        <w:tc>
-          <w:tcPr>
-            <w:tcW w:type="dxa" w:w="900"/>
-            <w:tcBorders>
-              <w:top w:val="single" w:color="BBCCDD" w:sz="1"/>
-              <w:left w:val="single" w:color="BBCCDD" w:sz="1"/>
-              <w:bottom w:val="single" w:color="BBCCDD" w:sz="1"/>
-              <w:right w:val="single" w:color="BBCCDD" w:sz="1"/>
-            </w:tcBorders>
-            <w:shd w:fill="FFFFFF" w:val="clear"/>
-            <w:tcMar>
-              <w:top w:type="dxa" w:w="80"/>
-              <w:left w:type="dxa" w:w="120"/>
-              <w:bottom w:type="dxa" w:w="80"/>
-              <w:right w:type="dxa" w:w="120"/>
-            </w:tcMar>
-          </w:tcPr>
-          <w:p>
-            <w:r>
-              <w:rPr>
-                <w:b w:val="false"/>
-                <w:bCs w:val="false"/>
-                <w:sz w:val="20"/>
-                <w:szCs w:val="20"/>
-              </w:rPr>
-              <w:t xml:space="preserve">7</w:t>
-            </w:r>
-          </w:p>
-        </w:tc>
-        <w:tc>
-          <w:tcPr>
-            <w:tcW w:type="dxa" w:w="1800"/>
-            <w:tcBorders>
-              <w:top w:val="single" w:color="BBCCDD" w:sz="1"/>
-              <w:left w:val="single" w:color="BBCCDD" w:sz="1"/>
-              <w:bottom w:val="single" w:color="BBCCDD" w:sz="1"/>
-              <w:right w:val="single" w:color="BBCCDD" w:sz="1"/>
-            </w:tcBorders>
-            <w:shd w:fill="FFFFFF" w:val="clear"/>
-            <w:tcMar>
-              <w:top w:type="dxa" w:w="80"/>
-              <w:left w:type="dxa" w:w="120"/>
-              <w:bottom w:type="dxa" w:w="80"/>
-              <w:right w:type="dxa" w:w="120"/>
-            </w:tcMar>
-          </w:tcPr>
-          <w:p>
-            <w:r>
-              <w:rPr>
-                <w:b w:val="false"/>
-                <w:bCs w:val="false"/>
-                <w:sz w:val="20"/>
-                <w:szCs w:val="20"/>
-              </w:rPr>
-              <w:t xml:space="preserve">FastAPI</w:t>
-            </w:r>
-          </w:p>
-        </w:tc>
-        <w:tc>
-          <w:tcPr>
-            <w:tcW w:type="dxa" w:w="6326"/>
-            <w:tcBorders>
-              <w:top w:val="single" w:color="BBCCDD" w:sz="1"/>
-              <w:left w:val="single" w:color="BBCCDD" w:sz="1"/>
-              <w:bottom w:val="single" w:color="BBCCDD" w:sz="1"/>
-              <w:right w:val="single" w:color="BBCCDD" w:sz="1"/>
-            </w:tcBorders>
-            <w:shd w:fill="FFFFFF" w:val="clear"/>
-            <w:tcMar>
-              <w:top w:type="dxa" w:w="80"/>
-              <w:left w:type="dxa" w:w="120"/>
-              <w:bottom w:type="dxa" w:w="80"/>
-              <w:right w:type="dxa" w:w="120"/>
-            </w:tcMar>
-          </w:tcPr>
-          <w:p>
-            <w:r>
-              <w:rPr>
-                <w:b w:val="false"/>
-                <w:bCs w:val="false"/>
-                <w:sz w:val="20"/>
-                <w:szCs w:val="20"/>
-              </w:rPr>
-              <w:t xml:space="preserve">HTMX-Fragment: Bestätigung oder Konflikt-Hinweis</w:t>
+                <w:rFonts w:ascii="Calibri" w:cs="Calibri" w:eastAsia="Calibri" w:hAnsi="Calibri"/>
+                <w:b w:val="false"/>
+                <w:bCs w:val="false"/>
+                <w:sz w:val="20"/>
+                <w:szCs w:val="20"/>
+              </w:rPr>
+              <w:t xml:space="preserve">HTML an Browser ausliefern</w:t>
             </w:r>
           </w:p>
         </w:tc>
@@ -3656,21 +3517,19 @@
     </w:p>
     <w:p>
       <w:pPr>
-        <w:pStyle w:val="Heading1"/>
-        <w:pBdr>
-          <w:bottom w:val="single" w:color="AABBD0" w:sz="4" w:space="1"/>
-        </w:pBdr>
-        <w:spacing w:after="120" w:before="320"/>
-      </w:pPr>
-      <w:r>
-        <w:rPr>
+        <w:pStyle w:val="Heading2"/>
+        <w:spacing w:after="80" w:before="240"/>
+      </w:pPr>
+      <w:r>
+        <w:rPr>
+          <w:rFonts w:ascii="Calibri" w:cs="Calibri" w:eastAsia="Calibri" w:hAnsi="Calibri"/>
           <w:b/>
           <w:bCs/>
-          <w:color w:val="2E4057"/>
-          <w:sz w:val="28"/>
-          <w:szCs w:val="28"/>
-        </w:rPr>
-        <w:t xml:space="preserve">5. Sicherheitsmassnahmen</w:t>
+          <w:color w:val="3A6B8A"/>
+          <w:sz w:val="24"/>
+          <w:szCs w:val="24"/>
+        </w:rPr>
+        <w:t xml:space="preserve">4.2 Backup-Datenfluss</w:t>
       </w:r>
     </w:p>
     <w:tbl>
@@ -3686,13 +3545,14 @@
         </w:tblBorders>
       </w:tblPr>
       <w:tblGrid>
-        <w:gridCol w:w="2800"/>
-        <w:gridCol w:w="6226"/>
+        <w:gridCol w:w="800"/>
+        <w:gridCol w:w="1800"/>
+        <w:gridCol w:w="6426"/>
       </w:tblGrid>
       <w:tr>
         <w:tc>
           <w:tcPr>
-            <w:tcW w:type="dxa" w:w="2800"/>
+            <w:tcW w:type="dxa" w:w="800"/>
             <w:tcBorders>
               <w:top w:val="single" w:color="BBCCDD" w:sz="1"/>
               <w:left w:val="single" w:color="BBCCDD" w:sz="1"/>
@@ -3710,18 +3570,19 @@
           <w:p>
             <w:r>
               <w:rPr>
+                <w:rFonts w:ascii="Calibri" w:cs="Calibri" w:eastAsia="Calibri" w:hAnsi="Calibri"/>
                 <w:b/>
                 <w:bCs/>
                 <w:sz w:val="20"/>
                 <w:szCs w:val="20"/>
               </w:rPr>
-              <w:t xml:space="preserve">Bereich</w:t>
-            </w:r>
-          </w:p>
-        </w:tc>
-        <w:tc>
-          <w:tcPr>
-            <w:tcW w:type="dxa" w:w="6226"/>
+              <w:t xml:space="preserve">Schritt</w:t>
+            </w:r>
+          </w:p>
+        </w:tc>
+        <w:tc>
+          <w:tcPr>
+            <w:tcW w:type="dxa" w:w="1800"/>
             <w:tcBorders>
               <w:top w:val="single" w:color="BBCCDD" w:sz="1"/>
               <w:left w:val="single" w:color="BBCCDD" w:sz="1"/>
@@ -3739,12 +3600,43 @@
           <w:p>
             <w:r>
               <w:rPr>
+                <w:rFonts w:ascii="Calibri" w:cs="Calibri" w:eastAsia="Calibri" w:hAnsi="Calibri"/>
                 <w:b/>
                 <w:bCs/>
                 <w:sz w:val="20"/>
                 <w:szCs w:val="20"/>
               </w:rPr>
-              <w:t xml:space="preserve">Massnahme</w:t>
+              <w:t xml:space="preserve">Wo</w:t>
+            </w:r>
+          </w:p>
+        </w:tc>
+        <w:tc>
+          <w:tcPr>
+            <w:tcW w:type="dxa" w:w="6426"/>
+            <w:tcBorders>
+              <w:top w:val="single" w:color="BBCCDD" w:sz="1"/>
+              <w:left w:val="single" w:color="BBCCDD" w:sz="1"/>
+              <w:bottom w:val="single" w:color="BBCCDD" w:sz="1"/>
+              <w:right w:val="single" w:color="BBCCDD" w:sz="1"/>
+            </w:tcBorders>
+            <w:shd w:fill="DDE8F0" w:val="clear"/>
+            <w:tcMar>
+              <w:top w:type="dxa" w:w="80"/>
+              <w:left w:type="dxa" w:w="120"/>
+              <w:bottom w:type="dxa" w:w="80"/>
+              <w:right w:type="dxa" w:w="120"/>
+            </w:tcMar>
+          </w:tcPr>
+          <w:p>
+            <w:r>
+              <w:rPr>
+                <w:rFonts w:ascii="Calibri" w:cs="Calibri" w:eastAsia="Calibri" w:hAnsi="Calibri"/>
+                <w:b/>
+                <w:bCs/>
+                <w:sz w:val="20"/>
+                <w:szCs w:val="20"/>
+              </w:rPr>
+              <w:t xml:space="preserve">Aktion</w:t>
             </w:r>
           </w:p>
         </w:tc>
@@ -3752,7 +3644,7 @@
       <w:tr>
         <w:tc>
           <w:tcPr>
-            <w:tcW w:type="dxa" w:w="2800"/>
+            <w:tcW w:type="dxa" w:w="800"/>
             <w:tcBorders>
               <w:top w:val="single" w:color="BBCCDD" w:sz="1"/>
               <w:left w:val="single" w:color="BBCCDD" w:sz="1"/>
@@ -3770,18 +3662,19 @@
           <w:p>
             <w:r>
               <w:rPr>
-                <w:b w:val="false"/>
-                <w:bCs w:val="false"/>
-                <w:sz w:val="20"/>
-                <w:szCs w:val="20"/>
-              </w:rPr>
-              <w:t xml:space="preserve">Transport</w:t>
-            </w:r>
-          </w:p>
-        </w:tc>
-        <w:tc>
-          <w:tcPr>
-            <w:tcW w:type="dxa" w:w="6226"/>
+                <w:rFonts w:ascii="Calibri" w:cs="Calibri" w:eastAsia="Calibri" w:hAnsi="Calibri"/>
+                <w:b w:val="false"/>
+                <w:bCs w:val="false"/>
+                <w:sz w:val="20"/>
+                <w:szCs w:val="20"/>
+              </w:rPr>
+              <w:t xml:space="preserve">1</w:t>
+            </w:r>
+          </w:p>
+        </w:tc>
+        <w:tc>
+          <w:tcPr>
+            <w:tcW w:type="dxa" w:w="1800"/>
             <w:tcBorders>
               <w:top w:val="single" w:color="BBCCDD" w:sz="1"/>
               <w:left w:val="single" w:color="BBCCDD" w:sz="1"/>
@@ -3799,12 +3692,43 @@
           <w:p>
             <w:r>
               <w:rPr>
-                <w:b w:val="false"/>
-                <w:bCs w:val="false"/>
-                <w:sz w:val="20"/>
-                <w:szCs w:val="20"/>
-              </w:rPr>
-              <w:t xml:space="preserve">HTTPS verpflichtend, HSTS-Header, TLS 1.2+</w:t>
+                <w:rFonts w:ascii="Calibri" w:cs="Calibri" w:eastAsia="Calibri" w:hAnsi="Calibri"/>
+                <w:b w:val="false"/>
+                <w:bCs w:val="false"/>
+                <w:sz w:val="20"/>
+                <w:szCs w:val="20"/>
+              </w:rPr>
+              <w:t xml:space="preserve">Host (systemd)</w:t>
+            </w:r>
+          </w:p>
+        </w:tc>
+        <w:tc>
+          <w:tcPr>
+            <w:tcW w:type="dxa" w:w="6426"/>
+            <w:tcBorders>
+              <w:top w:val="single" w:color="BBCCDD" w:sz="1"/>
+              <w:left w:val="single" w:color="BBCCDD" w:sz="1"/>
+              <w:bottom w:val="single" w:color="BBCCDD" w:sz="1"/>
+              <w:right w:val="single" w:color="BBCCDD" w:sz="1"/>
+            </w:tcBorders>
+            <w:shd w:fill="FFFFFF" w:val="clear"/>
+            <w:tcMar>
+              <w:top w:type="dxa" w:w="80"/>
+              <w:left w:type="dxa" w:w="120"/>
+              <w:bottom w:type="dxa" w:w="80"/>
+              <w:right w:type="dxa" w:w="120"/>
+            </w:tcMar>
+          </w:tcPr>
+          <w:p>
+            <w:r>
+              <w:rPr>
+                <w:rFonts w:ascii="Calibri" w:cs="Calibri" w:eastAsia="Calibri" w:hAnsi="Calibri"/>
+                <w:b w:val="false"/>
+                <w:bCs w:val="false"/>
+                <w:sz w:val="20"/>
+                <w:szCs w:val="20"/>
+              </w:rPr>
+              <w:t xml:space="preserve">docker compose exec db pg_dump → dump.sql</w:t>
             </w:r>
           </w:p>
         </w:tc>
@@ -3812,7 +3736,7 @@
       <w:tr>
         <w:tc>
           <w:tcPr>
-            <w:tcW w:type="dxa" w:w="2800"/>
+            <w:tcW w:type="dxa" w:w="800"/>
             <w:tcBorders>
               <w:top w:val="single" w:color="BBCCDD" w:sz="1"/>
               <w:left w:val="single" w:color="BBCCDD" w:sz="1"/>
@@ -3830,18 +3754,19 @@
           <w:p>
             <w:r>
               <w:rPr>
-                <w:b w:val="false"/>
-                <w:bCs w:val="false"/>
-                <w:sz w:val="20"/>
-                <w:szCs w:val="20"/>
-              </w:rPr>
-              <w:t xml:space="preserve">Authentifizierung</w:t>
-            </w:r>
-          </w:p>
-        </w:tc>
-        <w:tc>
-          <w:tcPr>
-            <w:tcW w:type="dxa" w:w="6226"/>
+                <w:rFonts w:ascii="Calibri" w:cs="Calibri" w:eastAsia="Calibri" w:hAnsi="Calibri"/>
+                <w:b w:val="false"/>
+                <w:bCs w:val="false"/>
+                <w:sz w:val="20"/>
+                <w:szCs w:val="20"/>
+              </w:rPr>
+              <w:t xml:space="preserve">2</w:t>
+            </w:r>
+          </w:p>
+        </w:tc>
+        <w:tc>
+          <w:tcPr>
+            <w:tcW w:type="dxa" w:w="1800"/>
             <w:tcBorders>
               <w:top w:val="single" w:color="BBCCDD" w:sz="1"/>
               <w:left w:val="single" w:color="BBCCDD" w:sz="1"/>
@@ -3859,12 +3784,43 @@
           <w:p>
             <w:r>
               <w:rPr>
-                <w:b w:val="false"/>
-                <w:bCs w:val="false"/>
-                <w:sz w:val="20"/>
-                <w:szCs w:val="20"/>
-              </w:rPr>
-              <w:t xml:space="preserve">JWT im HttpOnly-Cookie, Argon2-Passwort-Hash</w:t>
+                <w:rFonts w:ascii="Calibri" w:cs="Calibri" w:eastAsia="Calibri" w:hAnsi="Calibri"/>
+                <w:b w:val="false"/>
+                <w:bCs w:val="false"/>
+                <w:sz w:val="20"/>
+                <w:szCs w:val="20"/>
+              </w:rPr>
+              <w:t xml:space="preserve">Host</w:t>
+            </w:r>
+          </w:p>
+        </w:tc>
+        <w:tc>
+          <w:tcPr>
+            <w:tcW w:type="dxa" w:w="6426"/>
+            <w:tcBorders>
+              <w:top w:val="single" w:color="BBCCDD" w:sz="1"/>
+              <w:left w:val="single" w:color="BBCCDD" w:sz="1"/>
+              <w:bottom w:val="single" w:color="BBCCDD" w:sz="1"/>
+              <w:right w:val="single" w:color="BBCCDD" w:sz="1"/>
+            </w:tcBorders>
+            <w:shd w:fill="F5F8FB" w:val="clear"/>
+            <w:tcMar>
+              <w:top w:type="dxa" w:w="80"/>
+              <w:left w:type="dxa" w:w="120"/>
+              <w:bottom w:type="dxa" w:w="80"/>
+              <w:right w:type="dxa" w:w="120"/>
+            </w:tcMar>
+          </w:tcPr>
+          <w:p>
+            <w:r>
+              <w:rPr>
+                <w:rFonts w:ascii="Calibri" w:cs="Calibri" w:eastAsia="Calibri" w:hAnsi="Calibri"/>
+                <w:b w:val="false"/>
+                <w:bCs w:val="false"/>
+                <w:sz w:val="20"/>
+                <w:szCs w:val="20"/>
+              </w:rPr>
+              <w:t xml:space="preserve">gpg --encrypt dump.sql → backup.sql.gpg</w:t>
             </w:r>
           </w:p>
         </w:tc>
@@ -3872,7 +3828,7 @@
       <w:tr>
         <w:tc>
           <w:tcPr>
-            <w:tcW w:type="dxa" w:w="2800"/>
+            <w:tcW w:type="dxa" w:w="800"/>
             <w:tcBorders>
               <w:top w:val="single" w:color="BBCCDD" w:sz="1"/>
               <w:left w:val="single" w:color="BBCCDD" w:sz="1"/>
@@ -3890,18 +3846,19 @@
           <w:p>
             <w:r>
               <w:rPr>
-                <w:b w:val="false"/>
-                <w:bCs w:val="false"/>
-                <w:sz w:val="20"/>
-                <w:szCs w:val="20"/>
-              </w:rPr>
-              <w:t xml:space="preserve">Autorisierung</w:t>
-            </w:r>
-          </w:p>
-        </w:tc>
-        <w:tc>
-          <w:tcPr>
-            <w:tcW w:type="dxa" w:w="6226"/>
+                <w:rFonts w:ascii="Calibri" w:cs="Calibri" w:eastAsia="Calibri" w:hAnsi="Calibri"/>
+                <w:b w:val="false"/>
+                <w:bCs w:val="false"/>
+                <w:sz w:val="20"/>
+                <w:szCs w:val="20"/>
+              </w:rPr>
+              <w:t xml:space="preserve">3</w:t>
+            </w:r>
+          </w:p>
+        </w:tc>
+        <w:tc>
+          <w:tcPr>
+            <w:tcW w:type="dxa" w:w="1800"/>
             <w:tcBorders>
               <w:top w:val="single" w:color="BBCCDD" w:sz="1"/>
               <w:left w:val="single" w:color="BBCCDD" w:sz="1"/>
@@ -3919,12 +3876,43 @@
           <w:p>
             <w:r>
               <w:rPr>
-                <w:b w:val="false"/>
-                <w:bCs w:val="false"/>
-                <w:sz w:val="20"/>
-                <w:szCs w:val="20"/>
-              </w:rPr>
-              <w:t xml:space="preserve">RBAC auf Endpunkt-Ebene, Self-Approval auf DB-Ebene</w:t>
+                <w:rFonts w:ascii="Calibri" w:cs="Calibri" w:eastAsia="Calibri" w:hAnsi="Calibri"/>
+                <w:b w:val="false"/>
+                <w:bCs w:val="false"/>
+                <w:sz w:val="20"/>
+                <w:szCs w:val="20"/>
+              </w:rPr>
+              <w:t xml:space="preserve">Host</w:t>
+            </w:r>
+          </w:p>
+        </w:tc>
+        <w:tc>
+          <w:tcPr>
+            <w:tcW w:type="dxa" w:w="6426"/>
+            <w:tcBorders>
+              <w:top w:val="single" w:color="BBCCDD" w:sz="1"/>
+              <w:left w:val="single" w:color="BBCCDD" w:sz="1"/>
+              <w:bottom w:val="single" w:color="BBCCDD" w:sz="1"/>
+              <w:right w:val="single" w:color="BBCCDD" w:sz="1"/>
+            </w:tcBorders>
+            <w:shd w:fill="FFFFFF" w:val="clear"/>
+            <w:tcMar>
+              <w:top w:type="dxa" w:w="80"/>
+              <w:left w:type="dxa" w:w="120"/>
+              <w:bottom w:type="dxa" w:w="80"/>
+              <w:right w:type="dxa" w:w="120"/>
+            </w:tcMar>
+          </w:tcPr>
+          <w:p>
+            <w:r>
+              <w:rPr>
+                <w:rFonts w:ascii="Calibri" w:cs="Calibri" w:eastAsia="Calibri" w:hAnsi="Calibri"/>
+                <w:b w:val="false"/>
+                <w:bCs w:val="false"/>
+                <w:sz w:val="20"/>
+                <w:szCs w:val="20"/>
+              </w:rPr>
+              <w:t xml:space="preserve">rclone copy backup.sql.gpg kdrive:kirchenplanung-backups/</w:t>
             </w:r>
           </w:p>
         </w:tc>
@@ -3932,7 +3920,7 @@
       <w:tr>
         <w:tc>
           <w:tcPr>
-            <w:tcW w:type="dxa" w:w="2800"/>
+            <w:tcW w:type="dxa" w:w="800"/>
             <w:tcBorders>
               <w:top w:val="single" w:color="BBCCDD" w:sz="1"/>
               <w:left w:val="single" w:color="BBCCDD" w:sz="1"/>
@@ -3950,18 +3938,19 @@
           <w:p>
             <w:r>
               <w:rPr>
-                <w:b w:val="false"/>
-                <w:bCs w:val="false"/>
-                <w:sz w:val="20"/>
-                <w:szCs w:val="20"/>
-              </w:rPr>
-              <w:t xml:space="preserve">Eingaben</w:t>
-            </w:r>
-          </w:p>
-        </w:tc>
-        <w:tc>
-          <w:tcPr>
-            <w:tcW w:type="dxa" w:w="6226"/>
+                <w:rFonts w:ascii="Calibri" w:cs="Calibri" w:eastAsia="Calibri" w:hAnsi="Calibri"/>
+                <w:b w:val="false"/>
+                <w:bCs w:val="false"/>
+                <w:sz w:val="20"/>
+                <w:szCs w:val="20"/>
+              </w:rPr>
+              <w:t xml:space="preserve">4</w:t>
+            </w:r>
+          </w:p>
+        </w:tc>
+        <w:tc>
+          <w:tcPr>
+            <w:tcW w:type="dxa" w:w="1800"/>
             <w:tcBorders>
               <w:top w:val="single" w:color="BBCCDD" w:sz="1"/>
               <w:left w:val="single" w:color="BBCCDD" w:sz="1"/>
@@ -3979,80 +3968,19 @@
           <w:p>
             <w:r>
               <w:rPr>
-                <w:b w:val="false"/>
-                <w:bCs w:val="false"/>
-                <w:sz w:val="20"/>
-                <w:szCs w:val="20"/>
-              </w:rPr>
-              <w:t xml:space="preserve">Pydantic-Validierung aller API-Inputs, kein Raw-SQL</w:t>
-            </w:r>
-          </w:p>
-        </w:tc>
-      </w:tr>
-      <w:tr>
-        <w:tc>
-          <w:tcPr>
-            <w:tcW w:type="dxa" w:w="2800"/>
-            <w:tcBorders>
-              <w:top w:val="single" w:color="BBCCDD" w:sz="1"/>
-              <w:left w:val="single" w:color="BBCCDD" w:sz="1"/>
-              <w:bottom w:val="single" w:color="BBCCDD" w:sz="1"/>
-              <w:right w:val="single" w:color="BBCCDD" w:sz="1"/>
-            </w:tcBorders>
-            <w:shd w:fill="FFFFFF" w:val="clear"/>
-            <w:tcMar>
-              <w:top w:type="dxa" w:w="80"/>
-              <w:left w:type="dxa" w:w="120"/>
-              <w:bottom w:type="dxa" w:w="80"/>
-              <w:right w:type="dxa" w:w="120"/>
-            </w:tcMar>
-          </w:tcPr>
-          <w:p>
-            <w:r>
-              <w:rPr>
-                <w:b w:val="false"/>
-                <w:bCs w:val="false"/>
-                <w:sz w:val="20"/>
-                <w:szCs w:val="20"/>
-              </w:rPr>
-              <w:t xml:space="preserve">XSS</w:t>
-            </w:r>
-          </w:p>
-        </w:tc>
-        <w:tc>
-          <w:tcPr>
-            <w:tcW w:type="dxa" w:w="6226"/>
-            <w:tcBorders>
-              <w:top w:val="single" w:color="BBCCDD" w:sz="1"/>
-              <w:left w:val="single" w:color="BBCCDD" w:sz="1"/>
-              <w:bottom w:val="single" w:color="BBCCDD" w:sz="1"/>
-              <w:right w:val="single" w:color="BBCCDD" w:sz="1"/>
-            </w:tcBorders>
-            <w:shd w:fill="FFFFFF" w:val="clear"/>
-            <w:tcMar>
-              <w:top w:type="dxa" w:w="80"/>
-              <w:left w:type="dxa" w:w="120"/>
-              <w:bottom w:type="dxa" w:w="80"/>
-              <w:right w:type="dxa" w:w="120"/>
-            </w:tcMar>
-          </w:tcPr>
-          <w:p>
-            <w:r>
-              <w:rPr>
-                <w:b w:val="false"/>
-                <w:bCs w:val="false"/>
-                <w:sz w:val="20"/>
-                <w:szCs w:val="20"/>
-              </w:rPr>
-              <w:t xml:space="preserve">Jinja2 escapet automatisch; CSP-Header via nginx</w:t>
-            </w:r>
-          </w:p>
-        </w:tc>
-      </w:tr>
-      <w:tr>
-        <w:tc>
-          <w:tcPr>
-            <w:tcW w:type="dxa" w:w="2800"/>
+                <w:rFonts w:ascii="Calibri" w:cs="Calibri" w:eastAsia="Calibri" w:hAnsi="Calibri"/>
+                <w:b w:val="false"/>
+                <w:bCs w:val="false"/>
+                <w:sz w:val="20"/>
+                <w:szCs w:val="20"/>
+              </w:rPr>
+              <w:t xml:space="preserve">kDrive-Sync</w:t>
+            </w:r>
+          </w:p>
+        </w:tc>
+        <w:tc>
+          <w:tcPr>
+            <w:tcW w:type="dxa" w:w="6426"/>
             <w:tcBorders>
               <w:top w:val="single" w:color="BBCCDD" w:sz="1"/>
               <w:left w:val="single" w:color="BBCCDD" w:sz="1"/>
@@ -4070,221 +3998,13 @@
           <w:p>
             <w:r>
               <w:rPr>
-                <w:b w:val="false"/>
-                <w:bCs w:val="false"/>
-                <w:sz w:val="20"/>
-                <w:szCs w:val="20"/>
-              </w:rPr>
-              <w:t xml:space="preserve">CSRF</w:t>
-            </w:r>
-          </w:p>
-        </w:tc>
-        <w:tc>
-          <w:tcPr>
-            <w:tcW w:type="dxa" w:w="6226"/>
-            <w:tcBorders>
-              <w:top w:val="single" w:color="BBCCDD" w:sz="1"/>
-              <w:left w:val="single" w:color="BBCCDD" w:sz="1"/>
-              <w:bottom w:val="single" w:color="BBCCDD" w:sz="1"/>
-              <w:right w:val="single" w:color="BBCCDD" w:sz="1"/>
-            </w:tcBorders>
-            <w:shd w:fill="F5F8FB" w:val="clear"/>
-            <w:tcMar>
-              <w:top w:type="dxa" w:w="80"/>
-              <w:left w:type="dxa" w:w="120"/>
-              <w:bottom w:type="dxa" w:w="80"/>
-              <w:right w:type="dxa" w:w="120"/>
-            </w:tcMar>
-          </w:tcPr>
-          <w:p>
-            <w:r>
-              <w:rPr>
-                <w:b w:val="false"/>
-                <w:bCs w:val="false"/>
-                <w:sz w:val="20"/>
-                <w:szCs w:val="20"/>
-              </w:rPr>
-              <w:t xml:space="preserve">HTMX sendet CSRF-Token im Header; FastAPI verifiziert</w:t>
-            </w:r>
-          </w:p>
-        </w:tc>
-      </w:tr>
-      <w:tr>
-        <w:tc>
-          <w:tcPr>
-            <w:tcW w:type="dxa" w:w="2800"/>
-            <w:tcBorders>
-              <w:top w:val="single" w:color="BBCCDD" w:sz="1"/>
-              <w:left w:val="single" w:color="BBCCDD" w:sz="1"/>
-              <w:bottom w:val="single" w:color="BBCCDD" w:sz="1"/>
-              <w:right w:val="single" w:color="BBCCDD" w:sz="1"/>
-            </w:tcBorders>
-            <w:shd w:fill="FFFFFF" w:val="clear"/>
-            <w:tcMar>
-              <w:top w:type="dxa" w:w="80"/>
-              <w:left w:type="dxa" w:w="120"/>
-              <w:bottom w:type="dxa" w:w="80"/>
-              <w:right w:type="dxa" w:w="120"/>
-            </w:tcMar>
-          </w:tcPr>
-          <w:p>
-            <w:r>
-              <w:rPr>
-                <w:b w:val="false"/>
-                <w:bCs w:val="false"/>
-                <w:sz w:val="20"/>
-                <w:szCs w:val="20"/>
-              </w:rPr>
-              <w:t xml:space="preserve">Datenbankzugriff</w:t>
-            </w:r>
-          </w:p>
-        </w:tc>
-        <w:tc>
-          <w:tcPr>
-            <w:tcW w:type="dxa" w:w="6226"/>
-            <w:tcBorders>
-              <w:top w:val="single" w:color="BBCCDD" w:sz="1"/>
-              <w:left w:val="single" w:color="BBCCDD" w:sz="1"/>
-              <w:bottom w:val="single" w:color="BBCCDD" w:sz="1"/>
-              <w:right w:val="single" w:color="BBCCDD" w:sz="1"/>
-            </w:tcBorders>
-            <w:shd w:fill="FFFFFF" w:val="clear"/>
-            <w:tcMar>
-              <w:top w:type="dxa" w:w="80"/>
-              <w:left w:type="dxa" w:w="120"/>
-              <w:bottom w:type="dxa" w:w="80"/>
-              <w:right w:type="dxa" w:w="120"/>
-            </w:tcMar>
-          </w:tcPr>
-          <w:p>
-            <w:r>
-              <w:rPr>
-                <w:b w:val="false"/>
-                <w:bCs w:val="false"/>
-                <w:sz w:val="20"/>
-                <w:szCs w:val="20"/>
-              </w:rPr>
-              <w:t xml:space="preserve">App-User mit minimalen Rechten (kein Superuser)</w:t>
-            </w:r>
-          </w:p>
-        </w:tc>
-      </w:tr>
-      <w:tr>
-        <w:tc>
-          <w:tcPr>
-            <w:tcW w:type="dxa" w:w="2800"/>
-            <w:tcBorders>
-              <w:top w:val="single" w:color="BBCCDD" w:sz="1"/>
-              <w:left w:val="single" w:color="BBCCDD" w:sz="1"/>
-              <w:bottom w:val="single" w:color="BBCCDD" w:sz="1"/>
-              <w:right w:val="single" w:color="BBCCDD" w:sz="1"/>
-            </w:tcBorders>
-            <w:shd w:fill="F5F8FB" w:val="clear"/>
-            <w:tcMar>
-              <w:top w:type="dxa" w:w="80"/>
-              <w:left w:type="dxa" w:w="120"/>
-              <w:bottom w:type="dxa" w:w="80"/>
-              <w:right w:type="dxa" w:w="120"/>
-            </w:tcMar>
-          </w:tcPr>
-          <w:p>
-            <w:r>
-              <w:rPr>
-                <w:b w:val="false"/>
-                <w:bCs w:val="false"/>
-                <w:sz w:val="20"/>
-                <w:szCs w:val="20"/>
-              </w:rPr>
-              <w:t xml:space="preserve">Backups</w:t>
-            </w:r>
-          </w:p>
-        </w:tc>
-        <w:tc>
-          <w:tcPr>
-            <w:tcW w:type="dxa" w:w="6226"/>
-            <w:tcBorders>
-              <w:top w:val="single" w:color="BBCCDD" w:sz="1"/>
-              <w:left w:val="single" w:color="BBCCDD" w:sz="1"/>
-              <w:bottom w:val="single" w:color="BBCCDD" w:sz="1"/>
-              <w:right w:val="single" w:color="BBCCDD" w:sz="1"/>
-            </w:tcBorders>
-            <w:shd w:fill="F5F8FB" w:val="clear"/>
-            <w:tcMar>
-              <w:top w:type="dxa" w:w="80"/>
-              <w:left w:type="dxa" w:w="120"/>
-              <w:bottom w:type="dxa" w:w="80"/>
-              <w:right w:type="dxa" w:w="120"/>
-            </w:tcMar>
-          </w:tcPr>
-          <w:p>
-            <w:r>
-              <w:rPr>
-                <w:b w:val="false"/>
-                <w:bCs w:val="false"/>
-                <w:sz w:val="20"/>
-                <w:szCs w:val="20"/>
-              </w:rPr>
-              <w:t xml:space="preserve">AES-256 verschlüsselt, nur lokal auf VPS</w:t>
-            </w:r>
-          </w:p>
-        </w:tc>
-      </w:tr>
-      <w:tr>
-        <w:tc>
-          <w:tcPr>
-            <w:tcW w:type="dxa" w:w="2800"/>
-            <w:tcBorders>
-              <w:top w:val="single" w:color="BBCCDD" w:sz="1"/>
-              <w:left w:val="single" w:color="BBCCDD" w:sz="1"/>
-              <w:bottom w:val="single" w:color="BBCCDD" w:sz="1"/>
-              <w:right w:val="single" w:color="BBCCDD" w:sz="1"/>
-            </w:tcBorders>
-            <w:shd w:fill="FFFFFF" w:val="clear"/>
-            <w:tcMar>
-              <w:top w:type="dxa" w:w="80"/>
-              <w:left w:type="dxa" w:w="120"/>
-              <w:bottom w:type="dxa" w:w="80"/>
-              <w:right w:type="dxa" w:w="120"/>
-            </w:tcMar>
-          </w:tcPr>
-          <w:p>
-            <w:r>
-              <w:rPr>
-                <w:b w:val="false"/>
-                <w:bCs w:val="false"/>
-                <w:sz w:val="20"/>
-                <w:szCs w:val="20"/>
-              </w:rPr>
-              <w:t xml:space="preserve">Rate-Limiting</w:t>
-            </w:r>
-          </w:p>
-        </w:tc>
-        <w:tc>
-          <w:tcPr>
-            <w:tcW w:type="dxa" w:w="6226"/>
-            <w:tcBorders>
-              <w:top w:val="single" w:color="BBCCDD" w:sz="1"/>
-              <w:left w:val="single" w:color="BBCCDD" w:sz="1"/>
-              <w:bottom w:val="single" w:color="BBCCDD" w:sz="1"/>
-              <w:right w:val="single" w:color="BBCCDD" w:sz="1"/>
-            </w:tcBorders>
-            <w:shd w:fill="FFFFFF" w:val="clear"/>
-            <w:tcMar>
-              <w:top w:type="dxa" w:w="80"/>
-              <w:left w:type="dxa" w:w="120"/>
-              <w:bottom w:type="dxa" w:w="80"/>
-              <w:right w:type="dxa" w:w="120"/>
-            </w:tcMar>
-          </w:tcPr>
-          <w:p>
-            <w:r>
-              <w:rPr>
-                <w:b w:val="false"/>
-                <w:bCs w:val="false"/>
-                <w:sz w:val="20"/>
-                <w:szCs w:val="20"/>
-              </w:rPr>
-              <w:t xml:space="preserve">nginx: Login 5 req/min, /calendar/public 60 req/min, Standard 300 req/min (pro IP)</w:t>
+                <w:rFonts w:ascii="Calibri" w:cs="Calibri" w:eastAsia="Calibri" w:hAnsi="Calibri"/>
+                <w:b w:val="false"/>
+                <w:bCs w:val="false"/>
+                <w:sz w:val="20"/>
+                <w:szCs w:val="20"/>
+              </w:rPr>
+              <w:t xml:space="preserve">Automatische Synchronisation auf lokalen PC</w:t>
             </w:r>
           </w:p>
         </w:tc>
@@ -4304,45 +4024,18 @@
         <w:pBdr>
           <w:bottom w:val="single" w:color="AABBD0" w:sz="4" w:space="1"/>
         </w:pBdr>
-        <w:spacing w:after="120" w:before="320"/>
-      </w:pPr>
-      <w:r>
-        <w:rPr>
+        <w:spacing w:after="120" w:before="400"/>
+      </w:pPr>
+      <w:r>
+        <w:rPr>
+          <w:rFonts w:ascii="Calibri" w:cs="Calibri" w:eastAsia="Calibri" w:hAnsi="Calibri"/>
           <w:b/>
           <w:bCs/>
           <w:color w:val="2E4057"/>
           <w:sz w:val="28"/>
           <w:szCs w:val="28"/>
         </w:rPr>
-        <w:t xml:space="preserve">6. Deployment</w:t>
-      </w:r>
-    </w:p>
-    <w:p>
-      <w:pPr>
-        <w:pStyle w:val="Heading2"/>
-        <w:spacing w:after="80" w:before="200"/>
-      </w:pPr>
-      <w:r>
-        <w:rPr>
-          <w:b/>
-          <w:bCs/>
-          <w:color w:val="3A6B8A"/>
-          <w:sz w:val="24"/>
-          <w:szCs w:val="24"/>
-        </w:rPr>
-        <w:t xml:space="preserve">6.1 Docker Compose — Struktur</w:t>
-      </w:r>
-    </w:p>
-    <w:p>
-      <w:pPr>
-        <w:spacing w:after="120"/>
-      </w:pPr>
-      <w:r>
-        <w:rPr>
-          <w:sz w:val="22"/>
-          <w:szCs w:val="22"/>
-        </w:rPr>
-        <w:t xml:space="preserve">Das System besteht aus drei Containern, orchestriert via Docker Compose. Cron-Job und Backup laufen als Host-Prozesse (systemd timer) und greifen auf die Docker-Volumes zu.</w:t>
+        <w:t xml:space="preserve">5. Sicherheitsmassnahmen</w:t>
       </w:r>
     </w:p>
     <w:tbl>
@@ -4358,14 +4051,13 @@
         </w:tblBorders>
       </w:tblPr>
       <w:tblGrid>
-        <w:gridCol w:w="1400"/>
         <w:gridCol w:w="3000"/>
-        <w:gridCol w:w="4626"/>
+        <w:gridCol w:w="6026"/>
       </w:tblGrid>
       <w:tr>
         <w:tc>
           <w:tcPr>
-            <w:tcW w:type="dxa" w:w="1400"/>
+            <w:tcW w:type="dxa" w:w="3000"/>
             <w:tcBorders>
               <w:top w:val="single" w:color="BBCCDD" w:sz="1"/>
               <w:left w:val="single" w:color="BBCCDD" w:sz="1"/>
@@ -4383,18 +4075,19 @@
           <w:p>
             <w:r>
               <w:rPr>
+                <w:rFonts w:ascii="Calibri" w:cs="Calibri" w:eastAsia="Calibri" w:hAnsi="Calibri"/>
                 <w:b/>
                 <w:bCs/>
                 <w:sz w:val="20"/>
                 <w:szCs w:val="20"/>
               </w:rPr>
-              <w:t xml:space="preserve">Container</w:t>
-            </w:r>
-          </w:p>
-        </w:tc>
-        <w:tc>
-          <w:tcPr>
-            <w:tcW w:type="dxa" w:w="3000"/>
+              <w:t xml:space="preserve">Schicht</w:t>
+            </w:r>
+          </w:p>
+        </w:tc>
+        <w:tc>
+          <w:tcPr>
+            <w:tcW w:type="dxa" w:w="6026"/>
             <w:tcBorders>
               <w:top w:val="single" w:color="BBCCDD" w:sz="1"/>
               <w:left w:val="single" w:color="BBCCDD" w:sz="1"/>
@@ -4412,41 +4105,13 @@
           <w:p>
             <w:r>
               <w:rPr>
+                <w:rFonts w:ascii="Calibri" w:cs="Calibri" w:eastAsia="Calibri" w:hAnsi="Calibri"/>
                 <w:b/>
                 <w:bCs/>
                 <w:sz w:val="20"/>
                 <w:szCs w:val="20"/>
               </w:rPr>
-              <w:t xml:space="preserve">Image</w:t>
-            </w:r>
-          </w:p>
-        </w:tc>
-        <w:tc>
-          <w:tcPr>
-            <w:tcW w:type="dxa" w:w="4626"/>
-            <w:tcBorders>
-              <w:top w:val="single" w:color="BBCCDD" w:sz="1"/>
-              <w:left w:val="single" w:color="BBCCDD" w:sz="1"/>
-              <w:bottom w:val="single" w:color="BBCCDD" w:sz="1"/>
-              <w:right w:val="single" w:color="BBCCDD" w:sz="1"/>
-            </w:tcBorders>
-            <w:shd w:fill="DDE8F0" w:val="clear"/>
-            <w:tcMar>
-              <w:top w:type="dxa" w:w="80"/>
-              <w:left w:type="dxa" w:w="120"/>
-              <w:bottom w:type="dxa" w:w="80"/>
-              <w:right w:type="dxa" w:w="120"/>
-            </w:tcMar>
-          </w:tcPr>
-          <w:p>
-            <w:r>
-              <w:rPr>
-                <w:b/>
-                <w:bCs/>
-                <w:sz w:val="20"/>
-                <w:szCs w:val="20"/>
-              </w:rPr>
-              <w:t xml:space="preserve">Aufgabe</w:t>
+              <w:t xml:space="preserve">Massnahme</w:t>
             </w:r>
           </w:p>
         </w:tc>
@@ -4454,7 +4119,7 @@
       <w:tr>
         <w:tc>
           <w:tcPr>
-            <w:tcW w:type="dxa" w:w="1400"/>
+            <w:tcW w:type="dxa" w:w="3000"/>
             <w:tcBorders>
               <w:top w:val="single" w:color="BBCCDD" w:sz="1"/>
               <w:left w:val="single" w:color="BBCCDD" w:sz="1"/>
@@ -4472,18 +4137,19 @@
           <w:p>
             <w:r>
               <w:rPr>
-                <w:b w:val="false"/>
-                <w:bCs w:val="false"/>
-                <w:sz w:val="20"/>
-                <w:szCs w:val="20"/>
-              </w:rPr>
-              <w:t xml:space="preserve">nginx</w:t>
-            </w:r>
-          </w:p>
-        </w:tc>
-        <w:tc>
-          <w:tcPr>
-            <w:tcW w:type="dxa" w:w="3000"/>
+                <w:rFonts w:ascii="Calibri" w:cs="Calibri" w:eastAsia="Calibri" w:hAnsi="Calibri"/>
+                <w:b w:val="false"/>
+                <w:bCs w:val="false"/>
+                <w:sz w:val="20"/>
+                <w:szCs w:val="20"/>
+              </w:rPr>
+              <w:t xml:space="preserve">Netzwerk (Host)</w:t>
+            </w:r>
+          </w:p>
+        </w:tc>
+        <w:tc>
+          <w:tcPr>
+            <w:tcW w:type="dxa" w:w="6026"/>
             <w:tcBorders>
               <w:top w:val="single" w:color="BBCCDD" w:sz="1"/>
               <w:left w:val="single" w:color="BBCCDD" w:sz="1"/>
@@ -4501,41 +4167,13 @@
           <w:p>
             <w:r>
               <w:rPr>
-                <w:b w:val="false"/>
-                <w:bCs w:val="false"/>
-                <w:sz w:val="20"/>
-                <w:szCs w:val="20"/>
-              </w:rPr>
-              <w:t xml:space="preserve">nginx:alpine</w:t>
-            </w:r>
-          </w:p>
-        </w:tc>
-        <w:tc>
-          <w:tcPr>
-            <w:tcW w:type="dxa" w:w="4626"/>
-            <w:tcBorders>
-              <w:top w:val="single" w:color="BBCCDD" w:sz="1"/>
-              <w:left w:val="single" w:color="BBCCDD" w:sz="1"/>
-              <w:bottom w:val="single" w:color="BBCCDD" w:sz="1"/>
-              <w:right w:val="single" w:color="BBCCDD" w:sz="1"/>
-            </w:tcBorders>
-            <w:shd w:fill="FFFFFF" w:val="clear"/>
-            <w:tcMar>
-              <w:top w:type="dxa" w:w="80"/>
-              <w:left w:type="dxa" w:w="120"/>
-              <w:bottom w:type="dxa" w:w="80"/>
-              <w:right w:type="dxa" w:w="120"/>
-            </w:tcMar>
-          </w:tcPr>
-          <w:p>
-            <w:r>
-              <w:rPr>
-                <w:b w:val="false"/>
-                <w:bCs w:val="false"/>
-                <w:sz w:val="20"/>
-                <w:szCs w:val="20"/>
-              </w:rPr>
-              <w:t xml:space="preserve">TLS-Terminierung, statische Assets, Reverse Proxy</w:t>
+                <w:rFonts w:ascii="Calibri" w:cs="Calibri" w:eastAsia="Calibri" w:hAnsi="Calibri"/>
+                <w:b w:val="false"/>
+                <w:bCs w:val="false"/>
+                <w:sz w:val="20"/>
+                <w:szCs w:val="20"/>
+              </w:rPr>
+              <w:t xml:space="preserve">UFW: nur Ports 22/80/443; SSH: Key-only, kein Root</w:t>
             </w:r>
           </w:p>
         </w:tc>
@@ -4543,7 +4181,7 @@
       <w:tr>
         <w:tc>
           <w:tcPr>
-            <w:tcW w:type="dxa" w:w="1400"/>
+            <w:tcW w:type="dxa" w:w="3000"/>
             <w:tcBorders>
               <w:top w:val="single" w:color="BBCCDD" w:sz="1"/>
               <w:left w:val="single" w:color="BBCCDD" w:sz="1"/>
@@ -4561,18 +4199,19 @@
           <w:p>
             <w:r>
               <w:rPr>
-                <w:b w:val="false"/>
-                <w:bCs w:val="false"/>
-                <w:sz w:val="20"/>
-                <w:szCs w:val="20"/>
-              </w:rPr>
-              <w:t xml:space="preserve">app</w:t>
-            </w:r>
-          </w:p>
-        </w:tc>
-        <w:tc>
-          <w:tcPr>
-            <w:tcW w:type="dxa" w:w="3000"/>
+                <w:rFonts w:ascii="Calibri" w:cs="Calibri" w:eastAsia="Calibri" w:hAnsi="Calibri"/>
+                <w:b w:val="false"/>
+                <w:bCs w:val="false"/>
+                <w:sz w:val="20"/>
+                <w:szCs w:val="20"/>
+              </w:rPr>
+              <w:t xml:space="preserve">Netzwerk (Docker)</w:t>
+            </w:r>
+          </w:p>
+        </w:tc>
+        <w:tc>
+          <w:tcPr>
+            <w:tcW w:type="dxa" w:w="6026"/>
             <w:tcBorders>
               <w:top w:val="single" w:color="BBCCDD" w:sz="1"/>
               <w:left w:val="single" w:color="BBCCDD" w:sz="1"/>
@@ -4590,41 +4229,13 @@
           <w:p>
             <w:r>
               <w:rPr>
-                <w:b w:val="false"/>
-                <w:bCs w:val="false"/>
-                <w:sz w:val="20"/>
-                <w:szCs w:val="20"/>
-              </w:rPr>
-              <w:t xml:space="preserve">Eigenes Image (Python 3.12-slim)</w:t>
-            </w:r>
-          </w:p>
-        </w:tc>
-        <w:tc>
-          <w:tcPr>
-            <w:tcW w:type="dxa" w:w="4626"/>
-            <w:tcBorders>
-              <w:top w:val="single" w:color="BBCCDD" w:sz="1"/>
-              <w:left w:val="single" w:color="BBCCDD" w:sz="1"/>
-              <w:bottom w:val="single" w:color="BBCCDD" w:sz="1"/>
-              <w:right w:val="single" w:color="BBCCDD" w:sz="1"/>
-            </w:tcBorders>
-            <w:shd w:fill="F5F8FB" w:val="clear"/>
-            <w:tcMar>
-              <w:top w:type="dxa" w:w="80"/>
-              <w:left w:type="dxa" w:w="120"/>
-              <w:bottom w:type="dxa" w:w="80"/>
-              <w:right w:type="dxa" w:w="120"/>
-            </w:tcMar>
-          </w:tcPr>
-          <w:p>
-            <w:r>
-              <w:rPr>
-                <w:b w:val="false"/>
-                <w:bCs w:val="false"/>
-                <w:sz w:val="20"/>
-                <w:szCs w:val="20"/>
-              </w:rPr>
-              <w:t xml:space="preserve">FastAPI + uvicorn, Jinja2, HTMX-Endpunkte</w:t>
+                <w:rFonts w:ascii="Calibri" w:cs="Calibri" w:eastAsia="Calibri" w:hAnsi="Calibri"/>
+                <w:b w:val="false"/>
+                <w:bCs w:val="false"/>
+                <w:sz w:val="20"/>
+                <w:szCs w:val="20"/>
+              </w:rPr>
+              <w:t xml:space="preserve">frontend/backend getrennt; db: internal:true</w:t>
             </w:r>
           </w:p>
         </w:tc>
@@ -4632,7 +4243,7 @@
       <w:tr>
         <w:tc>
           <w:tcPr>
-            <w:tcW w:type="dxa" w:w="1400"/>
+            <w:tcW w:type="dxa" w:w="3000"/>
             <w:tcBorders>
               <w:top w:val="single" w:color="BBCCDD" w:sz="1"/>
               <w:left w:val="single" w:color="BBCCDD" w:sz="1"/>
@@ -4650,15 +4261,48 @@
           <w:p>
             <w:r>
               <w:rPr>
-                <w:b w:val="false"/>
-                <w:bCs w:val="false"/>
-                <w:sz w:val="20"/>
-                <w:szCs w:val="20"/>
-              </w:rPr>
-              <w:t xml:space="preserve">db</w:t>
-            </w:r>
-          </w:p>
-        </w:tc>
+                <w:rFonts w:ascii="Calibri" w:cs="Calibri" w:eastAsia="Calibri" w:hAnsi="Calibri"/>
+                <w:b w:val="false"/>
+                <w:bCs w:val="false"/>
+                <w:sz w:val="20"/>
+                <w:szCs w:val="20"/>
+              </w:rPr>
+              <w:t xml:space="preserve">Transport</w:t>
+            </w:r>
+          </w:p>
+        </w:tc>
+        <w:tc>
+          <w:tcPr>
+            <w:tcW w:type="dxa" w:w="6026"/>
+            <w:tcBorders>
+              <w:top w:val="single" w:color="BBCCDD" w:sz="1"/>
+              <w:left w:val="single" w:color="BBCCDD" w:sz="1"/>
+              <w:bottom w:val="single" w:color="BBCCDD" w:sz="1"/>
+              <w:right w:val="single" w:color="BBCCDD" w:sz="1"/>
+            </w:tcBorders>
+            <w:shd w:fill="FFFFFF" w:val="clear"/>
+            <w:tcMar>
+              <w:top w:type="dxa" w:w="80"/>
+              <w:left w:type="dxa" w:w="120"/>
+              <w:bottom w:type="dxa" w:w="80"/>
+              <w:right w:type="dxa" w:w="120"/>
+            </w:tcMar>
+          </w:tcPr>
+          <w:p>
+            <w:r>
+              <w:rPr>
+                <w:rFonts w:ascii="Calibri" w:cs="Calibri" w:eastAsia="Calibri" w:hAnsi="Calibri"/>
+                <w:b w:val="false"/>
+                <w:bCs w:val="false"/>
+                <w:sz w:val="20"/>
+                <w:szCs w:val="20"/>
+              </w:rPr>
+              <w:t xml:space="preserve">HTTPS verpflichtend, HSTS, TLS 1.2+, HTTP→HTTPS Redirect</w:t>
+            </w:r>
+          </w:p>
+        </w:tc>
+      </w:tr>
+      <w:tr>
         <w:tc>
           <w:tcPr>
             <w:tcW w:type="dxa" w:w="3000"/>
@@ -4668,6 +4312,68 @@
               <w:bottom w:val="single" w:color="BBCCDD" w:sz="1"/>
               <w:right w:val="single" w:color="BBCCDD" w:sz="1"/>
             </w:tcBorders>
+            <w:shd w:fill="F5F8FB" w:val="clear"/>
+            <w:tcMar>
+              <w:top w:type="dxa" w:w="80"/>
+              <w:left w:type="dxa" w:w="120"/>
+              <w:bottom w:type="dxa" w:w="80"/>
+              <w:right w:type="dxa" w:w="120"/>
+            </w:tcMar>
+          </w:tcPr>
+          <w:p>
+            <w:r>
+              <w:rPr>
+                <w:rFonts w:ascii="Calibri" w:cs="Calibri" w:eastAsia="Calibri" w:hAnsi="Calibri"/>
+                <w:b w:val="false"/>
+                <w:bCs w:val="false"/>
+                <w:sz w:val="20"/>
+                <w:szCs w:val="20"/>
+              </w:rPr>
+              <w:t xml:space="preserve">Brute-Force</w:t>
+            </w:r>
+          </w:p>
+        </w:tc>
+        <w:tc>
+          <w:tcPr>
+            <w:tcW w:type="dxa" w:w="6026"/>
+            <w:tcBorders>
+              <w:top w:val="single" w:color="BBCCDD" w:sz="1"/>
+              <w:left w:val="single" w:color="BBCCDD" w:sz="1"/>
+              <w:bottom w:val="single" w:color="BBCCDD" w:sz="1"/>
+              <w:right w:val="single" w:color="BBCCDD" w:sz="1"/>
+            </w:tcBorders>
+            <w:shd w:fill="F5F8FB" w:val="clear"/>
+            <w:tcMar>
+              <w:top w:type="dxa" w:w="80"/>
+              <w:left w:type="dxa" w:w="120"/>
+              <w:bottom w:type="dxa" w:w="80"/>
+              <w:right w:type="dxa" w:w="120"/>
+            </w:tcMar>
+          </w:tcPr>
+          <w:p>
+            <w:r>
+              <w:rPr>
+                <w:rFonts w:ascii="Calibri" w:cs="Calibri" w:eastAsia="Calibri" w:hAnsi="Calibri"/>
+                <w:b w:val="false"/>
+                <w:bCs w:val="false"/>
+                <w:sz w:val="20"/>
+                <w:szCs w:val="20"/>
+              </w:rPr>
+              <w:t xml:space="preserve">Rate-Limiting nginx (5/min Login) + Fail2ban (IP-Sperre)</w:t>
+            </w:r>
+          </w:p>
+        </w:tc>
+      </w:tr>
+      <w:tr>
+        <w:tc>
+          <w:tcPr>
+            <w:tcW w:type="dxa" w:w="3000"/>
+            <w:tcBorders>
+              <w:top w:val="single" w:color="BBCCDD" w:sz="1"/>
+              <w:left w:val="single" w:color="BBCCDD" w:sz="1"/>
+              <w:bottom w:val="single" w:color="BBCCDD" w:sz="1"/>
+              <w:right w:val="single" w:color="BBCCDD" w:sz="1"/>
+            </w:tcBorders>
             <w:shd w:fill="FFFFFF" w:val="clear"/>
             <w:tcMar>
               <w:top w:type="dxa" w:w="80"/>
@@ -4679,18 +4385,19 @@
           <w:p>
             <w:r>
               <w:rPr>
-                <w:b w:val="false"/>
-                <w:bCs w:val="false"/>
-                <w:sz w:val="20"/>
-                <w:szCs w:val="20"/>
-              </w:rPr>
-              <w:t xml:space="preserve">postgres:16-alpine</w:t>
-            </w:r>
-          </w:p>
-        </w:tc>
-        <w:tc>
-          <w:tcPr>
-            <w:tcW w:type="dxa" w:w="4626"/>
+                <w:rFonts w:ascii="Calibri" w:cs="Calibri" w:eastAsia="Calibri" w:hAnsi="Calibri"/>
+                <w:b w:val="false"/>
+                <w:bCs w:val="false"/>
+                <w:sz w:val="20"/>
+                <w:szCs w:val="20"/>
+              </w:rPr>
+              <w:t xml:space="preserve">Authentifizierung</w:t>
+            </w:r>
+          </w:p>
+        </w:tc>
+        <w:tc>
+          <w:tcPr>
+            <w:tcW w:type="dxa" w:w="6026"/>
             <w:tcBorders>
               <w:top w:val="single" w:color="BBCCDD" w:sz="1"/>
               <w:left w:val="single" w:color="BBCCDD" w:sz="1"/>
@@ -4708,12 +4415,385 @@
           <w:p>
             <w:r>
               <w:rPr>
-                <w:b w:val="false"/>
-                <w:bCs w:val="false"/>
-                <w:sz w:val="20"/>
-                <w:szCs w:val="20"/>
-              </w:rPr>
-              <w:t xml:space="preserve">PostgreSQL, persistentes Volume</w:t>
+                <w:rFonts w:ascii="Calibri" w:cs="Calibri" w:eastAsia="Calibri" w:hAnsi="Calibri"/>
+                <w:b w:val="false"/>
+                <w:bCs w:val="false"/>
+                <w:sz w:val="20"/>
+                <w:szCs w:val="20"/>
+              </w:rPr>
+              <w:t xml:space="preserve">JWT HttpOnly-Cookie, Argon2, zxcvbn Stärkeprüfung</w:t>
+            </w:r>
+          </w:p>
+        </w:tc>
+      </w:tr>
+      <w:tr>
+        <w:tc>
+          <w:tcPr>
+            <w:tcW w:type="dxa" w:w="3000"/>
+            <w:tcBorders>
+              <w:top w:val="single" w:color="BBCCDD" w:sz="1"/>
+              <w:left w:val="single" w:color="BBCCDD" w:sz="1"/>
+              <w:bottom w:val="single" w:color="BBCCDD" w:sz="1"/>
+              <w:right w:val="single" w:color="BBCCDD" w:sz="1"/>
+            </w:tcBorders>
+            <w:shd w:fill="F5F8FB" w:val="clear"/>
+            <w:tcMar>
+              <w:top w:type="dxa" w:w="80"/>
+              <w:left w:type="dxa" w:w="120"/>
+              <w:bottom w:type="dxa" w:w="80"/>
+              <w:right w:type="dxa" w:w="120"/>
+            </w:tcMar>
+          </w:tcPr>
+          <w:p>
+            <w:r>
+              <w:rPr>
+                <w:rFonts w:ascii="Calibri" w:cs="Calibri" w:eastAsia="Calibri" w:hAnsi="Calibri"/>
+                <w:b w:val="false"/>
+                <w:bCs w:val="false"/>
+                <w:sz w:val="20"/>
+                <w:szCs w:val="20"/>
+              </w:rPr>
+              <w:t xml:space="preserve">Autorisierung</w:t>
+            </w:r>
+          </w:p>
+        </w:tc>
+        <w:tc>
+          <w:tcPr>
+            <w:tcW w:type="dxa" w:w="6026"/>
+            <w:tcBorders>
+              <w:top w:val="single" w:color="BBCCDD" w:sz="1"/>
+              <w:left w:val="single" w:color="BBCCDD" w:sz="1"/>
+              <w:bottom w:val="single" w:color="BBCCDD" w:sz="1"/>
+              <w:right w:val="single" w:color="BBCCDD" w:sz="1"/>
+            </w:tcBorders>
+            <w:shd w:fill="F5F8FB" w:val="clear"/>
+            <w:tcMar>
+              <w:top w:type="dxa" w:w="80"/>
+              <w:left w:type="dxa" w:w="120"/>
+              <w:bottom w:type="dxa" w:w="80"/>
+              <w:right w:type="dxa" w:w="120"/>
+            </w:tcMar>
+          </w:tcPr>
+          <w:p>
+            <w:r>
+              <w:rPr>
+                <w:rFonts w:ascii="Calibri" w:cs="Calibri" w:eastAsia="Calibri" w:hAnsi="Calibri"/>
+                <w:b w:val="false"/>
+                <w:bCs w:val="false"/>
+                <w:sz w:val="20"/>
+                <w:szCs w:val="20"/>
+              </w:rPr>
+              <w:t xml:space="preserve">RBAC via FastAPI Depends(), Self-Approval DB-Constraint</w:t>
+            </w:r>
+          </w:p>
+        </w:tc>
+      </w:tr>
+      <w:tr>
+        <w:tc>
+          <w:tcPr>
+            <w:tcW w:type="dxa" w:w="3000"/>
+            <w:tcBorders>
+              <w:top w:val="single" w:color="BBCCDD" w:sz="1"/>
+              <w:left w:val="single" w:color="BBCCDD" w:sz="1"/>
+              <w:bottom w:val="single" w:color="BBCCDD" w:sz="1"/>
+              <w:right w:val="single" w:color="BBCCDD" w:sz="1"/>
+            </w:tcBorders>
+            <w:shd w:fill="FFFFFF" w:val="clear"/>
+            <w:tcMar>
+              <w:top w:type="dxa" w:w="80"/>
+              <w:left w:type="dxa" w:w="120"/>
+              <w:bottom w:type="dxa" w:w="80"/>
+              <w:right w:type="dxa" w:w="120"/>
+            </w:tcMar>
+          </w:tcPr>
+          <w:p>
+            <w:r>
+              <w:rPr>
+                <w:rFonts w:ascii="Calibri" w:cs="Calibri" w:eastAsia="Calibri" w:hAnsi="Calibri"/>
+                <w:b w:val="false"/>
+                <w:bCs w:val="false"/>
+                <w:sz w:val="20"/>
+                <w:szCs w:val="20"/>
+              </w:rPr>
+              <w:t xml:space="preserve">Eingaben</w:t>
+            </w:r>
+          </w:p>
+        </w:tc>
+        <w:tc>
+          <w:tcPr>
+            <w:tcW w:type="dxa" w:w="6026"/>
+            <w:tcBorders>
+              <w:top w:val="single" w:color="BBCCDD" w:sz="1"/>
+              <w:left w:val="single" w:color="BBCCDD" w:sz="1"/>
+              <w:bottom w:val="single" w:color="BBCCDD" w:sz="1"/>
+              <w:right w:val="single" w:color="BBCCDD" w:sz="1"/>
+            </w:tcBorders>
+            <w:shd w:fill="FFFFFF" w:val="clear"/>
+            <w:tcMar>
+              <w:top w:type="dxa" w:w="80"/>
+              <w:left w:type="dxa" w:w="120"/>
+              <w:bottom w:type="dxa" w:w="80"/>
+              <w:right w:type="dxa" w:w="120"/>
+            </w:tcMar>
+          </w:tcPr>
+          <w:p>
+            <w:r>
+              <w:rPr>
+                <w:rFonts w:ascii="Calibri" w:cs="Calibri" w:eastAsia="Calibri" w:hAnsi="Calibri"/>
+                <w:b w:val="false"/>
+                <w:bCs w:val="false"/>
+                <w:sz w:val="20"/>
+                <w:szCs w:val="20"/>
+              </w:rPr>
+              <w:t xml:space="preserve">Pydantic-Validierung, kein Raw-SQL, Jinja2 Auto-Escape</w:t>
+            </w:r>
+          </w:p>
+        </w:tc>
+      </w:tr>
+      <w:tr>
+        <w:tc>
+          <w:tcPr>
+            <w:tcW w:type="dxa" w:w="3000"/>
+            <w:tcBorders>
+              <w:top w:val="single" w:color="BBCCDD" w:sz="1"/>
+              <w:left w:val="single" w:color="BBCCDD" w:sz="1"/>
+              <w:bottom w:val="single" w:color="BBCCDD" w:sz="1"/>
+              <w:right w:val="single" w:color="BBCCDD" w:sz="1"/>
+            </w:tcBorders>
+            <w:shd w:fill="F5F8FB" w:val="clear"/>
+            <w:tcMar>
+              <w:top w:type="dxa" w:w="80"/>
+              <w:left w:type="dxa" w:w="120"/>
+              <w:bottom w:type="dxa" w:w="80"/>
+              <w:right w:type="dxa" w:w="120"/>
+            </w:tcMar>
+          </w:tcPr>
+          <w:p>
+            <w:r>
+              <w:rPr>
+                <w:rFonts w:ascii="Calibri" w:cs="Calibri" w:eastAsia="Calibri" w:hAnsi="Calibri"/>
+                <w:b w:val="false"/>
+                <w:bCs w:val="false"/>
+                <w:sz w:val="20"/>
+                <w:szCs w:val="20"/>
+              </w:rPr>
+              <w:t xml:space="preserve">XSS</w:t>
+            </w:r>
+          </w:p>
+        </w:tc>
+        <w:tc>
+          <w:tcPr>
+            <w:tcW w:type="dxa" w:w="6026"/>
+            <w:tcBorders>
+              <w:top w:val="single" w:color="BBCCDD" w:sz="1"/>
+              <w:left w:val="single" w:color="BBCCDD" w:sz="1"/>
+              <w:bottom w:val="single" w:color="BBCCDD" w:sz="1"/>
+              <w:right w:val="single" w:color="BBCCDD" w:sz="1"/>
+            </w:tcBorders>
+            <w:shd w:fill="F5F8FB" w:val="clear"/>
+            <w:tcMar>
+              <w:top w:type="dxa" w:w="80"/>
+              <w:left w:type="dxa" w:w="120"/>
+              <w:bottom w:type="dxa" w:w="80"/>
+              <w:right w:type="dxa" w:w="120"/>
+            </w:tcMar>
+          </w:tcPr>
+          <w:p>
+            <w:r>
+              <w:rPr>
+                <w:rFonts w:ascii="Calibri" w:cs="Calibri" w:eastAsia="Calibri" w:hAnsi="Calibri"/>
+                <w:b w:val="false"/>
+                <w:bCs w:val="false"/>
+                <w:sz w:val="20"/>
+                <w:szCs w:val="20"/>
+              </w:rPr>
+              <w:t xml:space="preserve">CSP-Header via nginx, Jinja2 escapet automatisch</w:t>
+            </w:r>
+          </w:p>
+        </w:tc>
+      </w:tr>
+      <w:tr>
+        <w:tc>
+          <w:tcPr>
+            <w:tcW w:type="dxa" w:w="3000"/>
+            <w:tcBorders>
+              <w:top w:val="single" w:color="BBCCDD" w:sz="1"/>
+              <w:left w:val="single" w:color="BBCCDD" w:sz="1"/>
+              <w:bottom w:val="single" w:color="BBCCDD" w:sz="1"/>
+              <w:right w:val="single" w:color="BBCCDD" w:sz="1"/>
+            </w:tcBorders>
+            <w:shd w:fill="FFFFFF" w:val="clear"/>
+            <w:tcMar>
+              <w:top w:type="dxa" w:w="80"/>
+              <w:left w:type="dxa" w:w="120"/>
+              <w:bottom w:type="dxa" w:w="80"/>
+              <w:right w:type="dxa" w:w="120"/>
+            </w:tcMar>
+          </w:tcPr>
+          <w:p>
+            <w:r>
+              <w:rPr>
+                <w:rFonts w:ascii="Calibri" w:cs="Calibri" w:eastAsia="Calibri" w:hAnsi="Calibri"/>
+                <w:b w:val="false"/>
+                <w:bCs w:val="false"/>
+                <w:sz w:val="20"/>
+                <w:szCs w:val="20"/>
+              </w:rPr>
+              <w:t xml:space="preserve">CSRF</w:t>
+            </w:r>
+          </w:p>
+        </w:tc>
+        <w:tc>
+          <w:tcPr>
+            <w:tcW w:type="dxa" w:w="6026"/>
+            <w:tcBorders>
+              <w:top w:val="single" w:color="BBCCDD" w:sz="1"/>
+              <w:left w:val="single" w:color="BBCCDD" w:sz="1"/>
+              <w:bottom w:val="single" w:color="BBCCDD" w:sz="1"/>
+              <w:right w:val="single" w:color="BBCCDD" w:sz="1"/>
+            </w:tcBorders>
+            <w:shd w:fill="FFFFFF" w:val="clear"/>
+            <w:tcMar>
+              <w:top w:type="dxa" w:w="80"/>
+              <w:left w:type="dxa" w:w="120"/>
+              <w:bottom w:type="dxa" w:w="80"/>
+              <w:right w:type="dxa" w:w="120"/>
+            </w:tcMar>
+          </w:tcPr>
+          <w:p>
+            <w:r>
+              <w:rPr>
+                <w:rFonts w:ascii="Calibri" w:cs="Calibri" w:eastAsia="Calibri" w:hAnsi="Calibri"/>
+                <w:b w:val="false"/>
+                <w:bCs w:val="false"/>
+                <w:sz w:val="20"/>
+                <w:szCs w:val="20"/>
+              </w:rPr>
+              <w:t xml:space="preserve">HTMX sendet CSRF-Token im Header, FastAPI verifiziert</w:t>
+            </w:r>
+          </w:p>
+        </w:tc>
+      </w:tr>
+      <w:tr>
+        <w:tc>
+          <w:tcPr>
+            <w:tcW w:type="dxa" w:w="3000"/>
+            <w:tcBorders>
+              <w:top w:val="single" w:color="BBCCDD" w:sz="1"/>
+              <w:left w:val="single" w:color="BBCCDD" w:sz="1"/>
+              <w:bottom w:val="single" w:color="BBCCDD" w:sz="1"/>
+              <w:right w:val="single" w:color="BBCCDD" w:sz="1"/>
+            </w:tcBorders>
+            <w:shd w:fill="F5F8FB" w:val="clear"/>
+            <w:tcMar>
+              <w:top w:type="dxa" w:w="80"/>
+              <w:left w:type="dxa" w:w="120"/>
+              <w:bottom w:type="dxa" w:w="80"/>
+              <w:right w:type="dxa" w:w="120"/>
+            </w:tcMar>
+          </w:tcPr>
+          <w:p>
+            <w:r>
+              <w:rPr>
+                <w:rFonts w:ascii="Calibri" w:cs="Calibri" w:eastAsia="Calibri" w:hAnsi="Calibri"/>
+                <w:b w:val="false"/>
+                <w:bCs w:val="false"/>
+                <w:sz w:val="20"/>
+                <w:szCs w:val="20"/>
+              </w:rPr>
+              <w:t xml:space="preserve">Secrets</w:t>
+            </w:r>
+          </w:p>
+        </w:tc>
+        <w:tc>
+          <w:tcPr>
+            <w:tcW w:type="dxa" w:w="6026"/>
+            <w:tcBorders>
+              <w:top w:val="single" w:color="BBCCDD" w:sz="1"/>
+              <w:left w:val="single" w:color="BBCCDD" w:sz="1"/>
+              <w:bottom w:val="single" w:color="BBCCDD" w:sz="1"/>
+              <w:right w:val="single" w:color="BBCCDD" w:sz="1"/>
+            </w:tcBorders>
+            <w:shd w:fill="F5F8FB" w:val="clear"/>
+            <w:tcMar>
+              <w:top w:type="dxa" w:w="80"/>
+              <w:left w:type="dxa" w:w="120"/>
+              <w:bottom w:type="dxa" w:w="80"/>
+              <w:right w:type="dxa" w:w="120"/>
+            </w:tcMar>
+          </w:tcPr>
+          <w:p>
+            <w:r>
+              <w:rPr>
+                <w:rFonts w:ascii="Calibri" w:cs="Calibri" w:eastAsia="Calibri" w:hAnsi="Calibri"/>
+                <w:b w:val="false"/>
+                <w:bCs w:val="false"/>
+                <w:sz w:val="20"/>
+                <w:szCs w:val="20"/>
+              </w:rPr>
+              <w:t xml:space="preserve">AES-256 Backups, .env chmod 600, nie im Repository</w:t>
+            </w:r>
+          </w:p>
+        </w:tc>
+      </w:tr>
+      <w:tr>
+        <w:tc>
+          <w:tcPr>
+            <w:tcW w:type="dxa" w:w="3000"/>
+            <w:tcBorders>
+              <w:top w:val="single" w:color="BBCCDD" w:sz="1"/>
+              <w:left w:val="single" w:color="BBCCDD" w:sz="1"/>
+              <w:bottom w:val="single" w:color="BBCCDD" w:sz="1"/>
+              <w:right w:val="single" w:color="BBCCDD" w:sz="1"/>
+            </w:tcBorders>
+            <w:shd w:fill="FFFFFF" w:val="clear"/>
+            <w:tcMar>
+              <w:top w:type="dxa" w:w="80"/>
+              <w:left w:type="dxa" w:w="120"/>
+              <w:bottom w:type="dxa" w:w="80"/>
+              <w:right w:type="dxa" w:w="120"/>
+            </w:tcMar>
+          </w:tcPr>
+          <w:p>
+            <w:r>
+              <w:rPr>
+                <w:rFonts w:ascii="Calibri" w:cs="Calibri" w:eastAsia="Calibri" w:hAnsi="Calibri"/>
+                <w:b w:val="false"/>
+                <w:bCs w:val="false"/>
+                <w:sz w:val="20"/>
+                <w:szCs w:val="20"/>
+              </w:rPr>
+              <w:t xml:space="preserve">Updates</w:t>
+            </w:r>
+          </w:p>
+        </w:tc>
+        <w:tc>
+          <w:tcPr>
+            <w:tcW w:type="dxa" w:w="6026"/>
+            <w:tcBorders>
+              <w:top w:val="single" w:color="BBCCDD" w:sz="1"/>
+              <w:left w:val="single" w:color="BBCCDD" w:sz="1"/>
+              <w:bottom w:val="single" w:color="BBCCDD" w:sz="1"/>
+              <w:right w:val="single" w:color="BBCCDD" w:sz="1"/>
+            </w:tcBorders>
+            <w:shd w:fill="FFFFFF" w:val="clear"/>
+            <w:tcMar>
+              <w:top w:type="dxa" w:w="80"/>
+              <w:left w:type="dxa" w:w="120"/>
+              <w:bottom w:type="dxa" w:w="80"/>
+              <w:right w:type="dxa" w:w="120"/>
+            </w:tcMar>
+          </w:tcPr>
+          <w:p>
+            <w:r>
+              <w:rPr>
+                <w:rFonts w:ascii="Calibri" w:cs="Calibri" w:eastAsia="Calibri" w:hAnsi="Calibri"/>
+                <w:b w:val="false"/>
+                <w:bCs w:val="false"/>
+                <w:sz w:val="20"/>
+                <w:szCs w:val="20"/>
+              </w:rPr>
+              <w:t xml:space="preserve">unattended-upgrades für automatische Security-Patches</w:t>
             </w:r>
           </w:p>
         </w:tc>
@@ -4729,98 +4809,99 @@
     </w:p>
     <w:p>
       <w:pPr>
+        <w:pStyle w:val="Heading1"/>
+        <w:pBdr>
+          <w:bottom w:val="single" w:color="AABBD0" w:sz="4" w:space="1"/>
+        </w:pBdr>
+        <w:spacing w:after="120" w:before="400"/>
+      </w:pPr>
+      <w:r>
+        <w:rPr>
+          <w:rFonts w:ascii="Calibri" w:cs="Calibri" w:eastAsia="Calibri" w:hAnsi="Calibri"/>
+          <w:b/>
+          <w:bCs/>
+          <w:color w:val="2E4057"/>
+          <w:sz w:val="28"/>
+          <w:szCs w:val="28"/>
+        </w:rPr>
+        <w:t xml:space="preserve">6. Deployment</w:t>
+      </w:r>
+    </w:p>
+    <w:p>
+      <w:pPr>
         <w:pStyle w:val="Heading2"/>
-        <w:spacing w:after="80" w:before="200"/>
-      </w:pPr>
-      <w:r>
-        <w:rPr>
+        <w:spacing w:after="80" w:before="240"/>
+      </w:pPr>
+      <w:r>
+        <w:rPr>
+          <w:rFonts w:ascii="Calibri" w:cs="Calibri" w:eastAsia="Calibri" w:hAnsi="Calibri"/>
           <w:b/>
           <w:bCs/>
           <w:color w:val="3A6B8A"/>
           <w:sz w:val="24"/>
           <w:szCs w:val="24"/>
         </w:rPr>
-        <w:t xml:space="preserve">6.2 Wichtige docker-compose.yml Prinzipien</w:t>
-      </w:r>
-    </w:p>
-    <w:p>
-      <w:pPr>
-        <w:pStyle w:val="ListParagraph"/>
-        <w:numPr>
-          <w:ilvl w:val="0"/>
-          <w:numId w:val="2"/>
-        </w:numPr>
-      </w:pPr>
-      <w:r>
-        <w:rPr>
-          <w:sz w:val="22"/>
-          <w:szCs w:val="22"/>
-        </w:rPr>
-        <w:t xml:space="preserve">Nur nginx-Container ist nach aussen exponiert (Port 443/80)</w:t>
-      </w:r>
-    </w:p>
-    <w:p>
-      <w:pPr>
-        <w:pStyle w:val="ListParagraph"/>
-        <w:numPr>
-          <w:ilvl w:val="0"/>
-          <w:numId w:val="2"/>
-        </w:numPr>
-      </w:pPr>
-      <w:r>
-        <w:rPr>
-          <w:sz w:val="22"/>
-          <w:szCs w:val="22"/>
-        </w:rPr>
-        <w:t xml:space="preserve">app und db kommunizieren über internes Docker-Netzwerk — kein öffentlicher Port</w:t>
-      </w:r>
-    </w:p>
-    <w:p>
-      <w:pPr>
-        <w:pStyle w:val="ListParagraph"/>
-        <w:numPr>
-          <w:ilvl w:val="0"/>
-          <w:numId w:val="2"/>
-        </w:numPr>
-      </w:pPr>
-      <w:r>
-        <w:rPr>
-          <w:sz w:val="22"/>
-          <w:szCs w:val="22"/>
-        </w:rPr>
-        <w:t xml:space="preserve">PostgreSQL-Daten auf Named Volume (kein Bind-Mount): docker-managed, survives container restart</w:t>
-      </w:r>
-    </w:p>
-    <w:p>
-      <w:pPr>
-        <w:pStyle w:val="ListParagraph"/>
-        <w:numPr>
-          <w:ilvl w:val="0"/>
-          <w:numId w:val="2"/>
-        </w:numPr>
-      </w:pPr>
-      <w:r>
-        <w:rPr>
-          <w:sz w:val="22"/>
-          <w:szCs w:val="22"/>
-        </w:rPr>
-        <w:t xml:space="preserve">Secrets (DB-Passwort, JWT-Secret) via .env-Datei oder Docker Secrets — nie im Image</w:t>
-      </w:r>
-    </w:p>
-    <w:p>
-      <w:pPr>
-        <w:pStyle w:val="ListParagraph"/>
-        <w:numPr>
-          <w:ilvl w:val="0"/>
-          <w:numId w:val="2"/>
-        </w:numPr>
-      </w:pPr>
-      <w:r>
-        <w:rPr>
-          <w:sz w:val="22"/>
-          <w:szCs w:val="22"/>
-        </w:rPr>
-        <w:t xml:space="preserve">Health-Checks: db muss healthy sein bevor app startet (depends_on mit condition)</w:t>
+        <w:t xml:space="preserve">6.1 Docker Compose — Netzwerkstruktur</w:t>
+      </w:r>
+    </w:p>
+    <w:p>
+      <w:pPr>
+        <w:shd w:fill="F0F0F0" w:val="clear"/>
+        <w:spacing w:after="40"/>
+        <w:ind w:left="480"/>
+      </w:pPr>
+      <w:r>
+        <w:rPr>
+          <w:rFonts w:ascii="Courier New" w:cs="Courier New" w:eastAsia="Courier New" w:hAnsi="Courier New"/>
+          <w:sz w:val="20"/>
+          <w:szCs w:val="20"/>
+        </w:rPr>
+        <w:t xml:space="preserve">networks:</w:t>
+      </w:r>
+    </w:p>
+    <w:p>
+      <w:pPr>
+        <w:shd w:fill="F0F0F0" w:val="clear"/>
+        <w:spacing w:after="40"/>
+        <w:ind w:left="480"/>
+      </w:pPr>
+      <w:r>
+        <w:rPr>
+          <w:rFonts w:ascii="Courier New" w:cs="Courier New" w:eastAsia="Courier New" w:hAnsi="Courier New"/>
+          <w:sz w:val="20"/>
+          <w:szCs w:val="20"/>
+        </w:rPr>
+        <w:t xml:space="preserve">  frontend:          # nginx ↔ app</w:t>
+      </w:r>
+    </w:p>
+    <w:p>
+      <w:pPr>
+        <w:shd w:fill="F0F0F0" w:val="clear"/>
+        <w:spacing w:after="40"/>
+        <w:ind w:left="480"/>
+      </w:pPr>
+      <w:r>
+        <w:rPr>
+          <w:rFonts w:ascii="Courier New" w:cs="Courier New" w:eastAsia="Courier New" w:hAnsi="Courier New"/>
+          <w:sz w:val="20"/>
+          <w:szCs w:val="20"/>
+        </w:rPr>
+        <w:t xml:space="preserve">  backend:</w:t>
+      </w:r>
+    </w:p>
+    <w:p>
+      <w:pPr>
+        <w:shd w:fill="F0F0F0" w:val="clear"/>
+        <w:spacing w:after="40"/>
+        <w:ind w:left="480"/>
+      </w:pPr>
+      <w:r>
+        <w:rPr>
+          <w:rFonts w:ascii="Courier New" w:cs="Courier New" w:eastAsia="Courier New" w:hAnsi="Courier New"/>
+          <w:sz w:val="20"/>
+          <w:szCs w:val="20"/>
+        </w:rPr>
+        <w:t xml:space="preserve">    internal: true   # app ↔ db, kein Internet-Zugang</w:t>
       </w:r>
     </w:p>
     <w:p>
@@ -4833,18 +4914,193 @@
     </w:p>
     <w:p>
       <w:pPr>
+        <w:shd w:fill="F0F0F0" w:val="clear"/>
+        <w:spacing w:after="40"/>
+        <w:ind w:left="480"/>
+      </w:pPr>
+      <w:r>
+        <w:rPr>
+          <w:rFonts w:ascii="Courier New" w:cs="Courier New" w:eastAsia="Courier New" w:hAnsi="Courier New"/>
+          <w:sz w:val="20"/>
+          <w:szCs w:val="20"/>
+        </w:rPr>
+        <w:t xml:space="preserve">services:</w:t>
+      </w:r>
+    </w:p>
+    <w:p>
+      <w:pPr>
+        <w:shd w:fill="F0F0F0" w:val="clear"/>
+        <w:spacing w:after="40"/>
+        <w:ind w:left="480"/>
+      </w:pPr>
+      <w:r>
+        <w:rPr>
+          <w:rFonts w:ascii="Courier New" w:cs="Courier New" w:eastAsia="Courier New" w:hAnsi="Courier New"/>
+          <w:sz w:val="20"/>
+          <w:szCs w:val="20"/>
+        </w:rPr>
+        <w:t xml:space="preserve">  nginx:</w:t>
+      </w:r>
+    </w:p>
+    <w:p>
+      <w:pPr>
+        <w:shd w:fill="F0F0F0" w:val="clear"/>
+        <w:spacing w:after="40"/>
+        <w:ind w:left="480"/>
+      </w:pPr>
+      <w:r>
+        <w:rPr>
+          <w:rFonts w:ascii="Courier New" w:cs="Courier New" w:eastAsia="Courier New" w:hAnsi="Courier New"/>
+          <w:sz w:val="20"/>
+          <w:szCs w:val="20"/>
+        </w:rPr>
+        <w:t xml:space="preserve">    networks: [frontend]</w:t>
+      </w:r>
+    </w:p>
+    <w:p>
+      <w:pPr>
+        <w:shd w:fill="F0F0F0" w:val="clear"/>
+        <w:spacing w:after="40"/>
+        <w:ind w:left="480"/>
+      </w:pPr>
+      <w:r>
+        <w:rPr>
+          <w:rFonts w:ascii="Courier New" w:cs="Courier New" w:eastAsia="Courier New" w:hAnsi="Courier New"/>
+          <w:sz w:val="20"/>
+          <w:szCs w:val="20"/>
+        </w:rPr>
+        <w:t xml:space="preserve">    ports: ["80:80", "443:443"]</w:t>
+      </w:r>
+    </w:p>
+    <w:p>
+      <w:pPr>
+        <w:spacing w:after="80"/>
+      </w:pPr>
+      <w:r>
+        <w:t xml:space="preserve"/>
+      </w:r>
+    </w:p>
+    <w:p>
+      <w:pPr>
+        <w:shd w:fill="F0F0F0" w:val="clear"/>
+        <w:spacing w:after="40"/>
+        <w:ind w:left="480"/>
+      </w:pPr>
+      <w:r>
+        <w:rPr>
+          <w:rFonts w:ascii="Courier New" w:cs="Courier New" w:eastAsia="Courier New" w:hAnsi="Courier New"/>
+          <w:sz w:val="20"/>
+          <w:szCs w:val="20"/>
+        </w:rPr>
+        <w:t xml:space="preserve">  app:</w:t>
+      </w:r>
+    </w:p>
+    <w:p>
+      <w:pPr>
+        <w:shd w:fill="F0F0F0" w:val="clear"/>
+        <w:spacing w:after="40"/>
+        <w:ind w:left="480"/>
+      </w:pPr>
+      <w:r>
+        <w:rPr>
+          <w:rFonts w:ascii="Courier New" w:cs="Courier New" w:eastAsia="Courier New" w:hAnsi="Courier New"/>
+          <w:sz w:val="20"/>
+          <w:szCs w:val="20"/>
+        </w:rPr>
+        <w:t xml:space="preserve">    networks: [frontend, backend]</w:t>
+      </w:r>
+    </w:p>
+    <w:p>
+      <w:pPr>
+        <w:shd w:fill="F0F0F0" w:val="clear"/>
+        <w:spacing w:after="40"/>
+        <w:ind w:left="480"/>
+      </w:pPr>
+      <w:r>
+        <w:rPr>
+          <w:rFonts w:ascii="Courier New" w:cs="Courier New" w:eastAsia="Courier New" w:hAnsi="Courier New"/>
+          <w:sz w:val="20"/>
+          <w:szCs w:val="20"/>
+        </w:rPr>
+        <w:t xml:space="preserve">    # kein ports: !</w:t>
+      </w:r>
+    </w:p>
+    <w:p>
+      <w:pPr>
+        <w:spacing w:after="80"/>
+      </w:pPr>
+      <w:r>
+        <w:t xml:space="preserve"/>
+      </w:r>
+    </w:p>
+    <w:p>
+      <w:pPr>
+        <w:shd w:fill="F0F0F0" w:val="clear"/>
+        <w:spacing w:after="40"/>
+        <w:ind w:left="480"/>
+      </w:pPr>
+      <w:r>
+        <w:rPr>
+          <w:rFonts w:ascii="Courier New" w:cs="Courier New" w:eastAsia="Courier New" w:hAnsi="Courier New"/>
+          <w:sz w:val="20"/>
+          <w:szCs w:val="20"/>
+        </w:rPr>
+        <w:t xml:space="preserve">  db:</w:t>
+      </w:r>
+    </w:p>
+    <w:p>
+      <w:pPr>
+        <w:shd w:fill="F0F0F0" w:val="clear"/>
+        <w:spacing w:after="40"/>
+        <w:ind w:left="480"/>
+      </w:pPr>
+      <w:r>
+        <w:rPr>
+          <w:rFonts w:ascii="Courier New" w:cs="Courier New" w:eastAsia="Courier New" w:hAnsi="Courier New"/>
+          <w:sz w:val="20"/>
+          <w:szCs w:val="20"/>
+        </w:rPr>
+        <w:t xml:space="preserve">    networks: [backend]</w:t>
+      </w:r>
+    </w:p>
+    <w:p>
+      <w:pPr>
+        <w:shd w:fill="F0F0F0" w:val="clear"/>
+        <w:spacing w:after="40"/>
+        <w:ind w:left="480"/>
+      </w:pPr>
+      <w:r>
+        <w:rPr>
+          <w:rFonts w:ascii="Courier New" w:cs="Courier New" w:eastAsia="Courier New" w:hAnsi="Courier New"/>
+          <w:sz w:val="20"/>
+          <w:szCs w:val="20"/>
+        </w:rPr>
+        <w:t xml:space="preserve">    # kein ports: !</w:t>
+      </w:r>
+    </w:p>
+    <w:p>
+      <w:pPr>
+        <w:spacing w:after="80"/>
+      </w:pPr>
+      <w:r>
+        <w:t xml:space="preserve"/>
+      </w:r>
+    </w:p>
+    <w:p>
+      <w:pPr>
         <w:pStyle w:val="Heading2"/>
-        <w:spacing w:after="80" w:before="200"/>
-      </w:pPr>
-      <w:r>
-        <w:rPr>
+        <w:spacing w:after="80" w:before="240"/>
+      </w:pPr>
+      <w:r>
+        <w:rPr>
+          <w:rFonts w:ascii="Calibri" w:cs="Calibri" w:eastAsia="Calibri" w:hAnsi="Calibri"/>
           <w:b/>
           <w:bCs/>
           <w:color w:val="3A6B8A"/>
           <w:sz w:val="24"/>
           <w:szCs w:val="24"/>
         </w:rPr>
-        <w:t xml:space="preserve">6.3 Erstinstallation auf Infomaniak VPS</w:t>
+        <w:t xml:space="preserve">6.2 Erstinstallation</w:t>
       </w:r>
     </w:p>
     <w:p>
@@ -4852,15 +5108,16 @@
         <w:pStyle w:val="ListParagraph"/>
         <w:numPr>
           <w:ilvl w:val="0"/>
-          <w:numId w:val="2"/>
+          <w:numId w:val="3"/>
         </w:numPr>
       </w:pPr>
       <w:r>
         <w:rPr>
+          <w:rFonts w:ascii="Calibri" w:cs="Calibri" w:eastAsia="Calibri" w:hAnsi="Calibri"/>
           <w:sz w:val="22"/>
           <w:szCs w:val="22"/>
         </w:rPr>
-        <w:t xml:space="preserve">VPS provisionieren (Ubuntu LTS), Docker + Docker Compose installieren</w:t>
+        <w:t xml:space="preserve">VPS provisionieren (Ubuntu LTS)</w:t>
       </w:r>
     </w:p>
     <w:p>
@@ -4868,15 +5125,16 @@
         <w:pStyle w:val="ListParagraph"/>
         <w:numPr>
           <w:ilvl w:val="0"/>
-          <w:numId w:val="2"/>
+          <w:numId w:val="3"/>
         </w:numPr>
       </w:pPr>
       <w:r>
         <w:rPr>
+          <w:rFonts w:ascii="Calibri" w:cs="Calibri" w:eastAsia="Calibri" w:hAnsi="Calibri"/>
           <w:sz w:val="22"/>
           <w:szCs w:val="22"/>
         </w:rPr>
-        <w:t xml:space="preserve">DNS-Eintrag setzen, Certbot/acme.sh für Let's Encrypt</w:t>
+        <w:t xml:space="preserve">UFW konfigurieren: ufw allow 22,80,443/tcp &amp;&amp; ufw enable</w:t>
       </w:r>
     </w:p>
     <w:p>
@@ -4884,15 +5142,16 @@
         <w:pStyle w:val="ListParagraph"/>
         <w:numPr>
           <w:ilvl w:val="0"/>
-          <w:numId w:val="2"/>
+          <w:numId w:val="3"/>
         </w:numPr>
       </w:pPr>
       <w:r>
         <w:rPr>
+          <w:rFonts w:ascii="Calibri" w:cs="Calibri" w:eastAsia="Calibri" w:hAnsi="Calibri"/>
           <w:sz w:val="22"/>
           <w:szCs w:val="22"/>
         </w:rPr>
-        <w:t xml:space="preserve">Repository clonen, .env-Datei mit Secrets befüllen</w:t>
+        <w:t xml:space="preserve">SSH härten: PasswordAuthentication no, PermitRootLogin no</w:t>
       </w:r>
     </w:p>
     <w:p>
@@ -4900,15 +5159,16 @@
         <w:pStyle w:val="ListParagraph"/>
         <w:numPr>
           <w:ilvl w:val="0"/>
-          <w:numId w:val="2"/>
+          <w:numId w:val="3"/>
         </w:numPr>
       </w:pPr>
       <w:r>
         <w:rPr>
+          <w:rFonts w:ascii="Calibri" w:cs="Calibri" w:eastAsia="Calibri" w:hAnsi="Calibri"/>
           <w:sz w:val="22"/>
           <w:szCs w:val="22"/>
         </w:rPr>
-        <w:t xml:space="preserve">docker compose up -d</w:t>
+        <w:t xml:space="preserve">unattended-upgrades installieren: apt install unattended-upgrades -y</w:t>
       </w:r>
     </w:p>
     <w:p>
@@ -4916,15 +5176,16 @@
         <w:pStyle w:val="ListParagraph"/>
         <w:numPr>
           <w:ilvl w:val="0"/>
-          <w:numId w:val="2"/>
+          <w:numId w:val="3"/>
         </w:numPr>
       </w:pPr>
       <w:r>
         <w:rPr>
+          <w:rFonts w:ascii="Calibri" w:cs="Calibri" w:eastAsia="Calibri" w:hAnsi="Calibri"/>
           <w:sz w:val="22"/>
           <w:szCs w:val="22"/>
         </w:rPr>
-        <w:t xml:space="preserve">Alembic-Migrationen im app-Container ausführen: docker compose exec app alembic upgrade head</w:t>
+        <w:t xml:space="preserve">Docker + Certbot + Fail2ban + GPG installieren</w:t>
       </w:r>
     </w:p>
     <w:p>
@@ -4932,14 +5193,134 @@
         <w:pStyle w:val="ListParagraph"/>
         <w:numPr>
           <w:ilvl w:val="0"/>
-          <w:numId w:val="2"/>
+          <w:numId w:val="3"/>
         </w:numPr>
       </w:pPr>
       <w:r>
         <w:rPr>
+          <w:rFonts w:ascii="Calibri" w:cs="Calibri" w:eastAsia="Calibri" w:hAnsi="Calibri"/>
           <w:sz w:val="22"/>
           <w:szCs w:val="22"/>
         </w:rPr>
+        <w:t xml:space="preserve">Repository klonen, .env befüllen (chmod 600 .env)</w:t>
+      </w:r>
+    </w:p>
+    <w:p>
+      <w:pPr>
+        <w:pStyle w:val="ListParagraph"/>
+        <w:numPr>
+          <w:ilvl w:val="0"/>
+          <w:numId w:val="3"/>
+        </w:numPr>
+      </w:pPr>
+      <w:r>
+        <w:rPr>
+          <w:rFonts w:ascii="Calibri" w:cs="Calibri" w:eastAsia="Calibri" w:hAnsi="Calibri"/>
+          <w:sz w:val="22"/>
+          <w:szCs w:val="22"/>
+        </w:rPr>
+        <w:t xml:space="preserve">GPG-Public-Key importieren (siehe Betriebshandbuch 3.6)</w:t>
+      </w:r>
+    </w:p>
+    <w:p>
+      <w:pPr>
+        <w:pStyle w:val="ListParagraph"/>
+        <w:numPr>
+          <w:ilvl w:val="0"/>
+          <w:numId w:val="3"/>
+        </w:numPr>
+      </w:pPr>
+      <w:r>
+        <w:rPr>
+          <w:rFonts w:ascii="Calibri" w:cs="Calibri" w:eastAsia="Calibri" w:hAnsi="Calibri"/>
+          <w:sz w:val="22"/>
+          <w:szCs w:val="22"/>
+        </w:rPr>
+        <w:t xml:space="preserve">docker compose up -d</w:t>
+      </w:r>
+    </w:p>
+    <w:p>
+      <w:pPr>
+        <w:pStyle w:val="ListParagraph"/>
+        <w:numPr>
+          <w:ilvl w:val="0"/>
+          <w:numId w:val="3"/>
+        </w:numPr>
+      </w:pPr>
+      <w:r>
+        <w:rPr>
+          <w:rFonts w:ascii="Calibri" w:cs="Calibri" w:eastAsia="Calibri" w:hAnsi="Calibri"/>
+          <w:sz w:val="22"/>
+          <w:szCs w:val="22"/>
+        </w:rPr>
+        <w:t xml:space="preserve">Alembic-Migrationen: docker compose exec app alembic upgrade head</w:t>
+      </w:r>
+    </w:p>
+    <w:p>
+      <w:pPr>
+        <w:pStyle w:val="ListParagraph"/>
+        <w:numPr>
+          <w:ilvl w:val="0"/>
+          <w:numId w:val="3"/>
+        </w:numPr>
+      </w:pPr>
+      <w:r>
+        <w:rPr>
+          <w:rFonts w:ascii="Calibri" w:cs="Calibri" w:eastAsia="Calibri" w:hAnsi="Calibri"/>
+          <w:sz w:val="22"/>
+          <w:szCs w:val="22"/>
+        </w:rPr>
+        <w:t xml:space="preserve">Certbot: certbot --nginx -d example.ch</w:t>
+      </w:r>
+    </w:p>
+    <w:p>
+      <w:pPr>
+        <w:pStyle w:val="ListParagraph"/>
+        <w:numPr>
+          <w:ilvl w:val="0"/>
+          <w:numId w:val="3"/>
+        </w:numPr>
+      </w:pPr>
+      <w:r>
+        <w:rPr>
+          <w:rFonts w:ascii="Calibri" w:cs="Calibri" w:eastAsia="Calibri" w:hAnsi="Calibri"/>
+          <w:sz w:val="22"/>
+          <w:szCs w:val="22"/>
+        </w:rPr>
+        <w:t xml:space="preserve">Fail2ban für nginx-Login konfigurieren</w:t>
+      </w:r>
+    </w:p>
+    <w:p>
+      <w:pPr>
+        <w:pStyle w:val="ListParagraph"/>
+        <w:numPr>
+          <w:ilvl w:val="0"/>
+          <w:numId w:val="3"/>
+        </w:numPr>
+      </w:pPr>
+      <w:r>
+        <w:rPr>
+          <w:rFonts w:ascii="Calibri" w:cs="Calibri" w:eastAsia="Calibri" w:hAnsi="Calibri"/>
+          <w:sz w:val="22"/>
+          <w:szCs w:val="22"/>
+        </w:rPr>
+        <w:t xml:space="preserve">Backup-Timer und Archivierungsjob als systemd-Timer einrichten</w:t>
+      </w:r>
+    </w:p>
+    <w:p>
+      <w:pPr>
+        <w:pStyle w:val="ListParagraph"/>
+        <w:numPr>
+          <w:ilvl w:val="0"/>
+          <w:numId w:val="3"/>
+        </w:numPr>
+      </w:pPr>
+      <w:r>
+        <w:rPr>
+          <w:rFonts w:ascii="Calibri" w:cs="Calibri" w:eastAsia="Calibri" w:hAnsi="Calibri"/>
+          <w:sz w:val="22"/>
+          <w:szCs w:val="22"/>
+        </w:rPr>
         <w:t xml:space="preserve">Smoke-Test: Login + Anlass erstellen</w:t>
       </w:r>
     </w:p>
@@ -4954,17 +5335,18 @@
     <w:p>
       <w:pPr>
         <w:pStyle w:val="Heading2"/>
-        <w:spacing w:after="80" w:before="200"/>
-      </w:pPr>
-      <w:r>
-        <w:rPr>
+        <w:spacing w:after="80" w:before="240"/>
+      </w:pPr>
+      <w:r>
+        <w:rPr>
+          <w:rFonts w:ascii="Calibri" w:cs="Calibri" w:eastAsia="Calibri" w:hAnsi="Calibri"/>
           <w:b/>
           <w:bCs/>
           <w:color w:val="3A6B8A"/>
           <w:sz w:val="24"/>
           <w:szCs w:val="24"/>
         </w:rPr>
-        <w:t xml:space="preserve">6.4 Updates (laufender Betrieb)</w:t>
+        <w:t xml:space="preserve">6.3 Updates</w:t>
       </w:r>
     </w:p>
     <w:p>
@@ -4972,15 +5354,16 @@
         <w:pStyle w:val="ListParagraph"/>
         <w:numPr>
           <w:ilvl w:val="0"/>
-          <w:numId w:val="2"/>
+          <w:numId w:val="3"/>
         </w:numPr>
       </w:pPr>
       <w:r>
         <w:rPr>
+          <w:rFonts w:ascii="Calibri" w:cs="Calibri" w:eastAsia="Calibri" w:hAnsi="Calibri"/>
           <w:sz w:val="22"/>
           <w:szCs w:val="22"/>
         </w:rPr>
-        <w:t xml:space="preserve">git pull auf VPS</w:t>
+        <w:t xml:space="preserve">git pull origin main</w:t>
       </w:r>
     </w:p>
     <w:p>
@@ -4988,11 +5371,12 @@
         <w:pStyle w:val="ListParagraph"/>
         <w:numPr>
           <w:ilvl w:val="0"/>
-          <w:numId w:val="2"/>
+          <w:numId w:val="3"/>
         </w:numPr>
       </w:pPr>
       <w:r>
         <w:rPr>
+          <w:rFonts w:ascii="Calibri" w:cs="Calibri" w:eastAsia="Calibri" w:hAnsi="Calibri"/>
           <w:sz w:val="22"/>
           <w:szCs w:val="22"/>
         </w:rPr>
@@ -5004,11 +5388,12 @@
         <w:pStyle w:val="ListParagraph"/>
         <w:numPr>
           <w:ilvl w:val="0"/>
-          <w:numId w:val="2"/>
+          <w:numId w:val="3"/>
         </w:numPr>
       </w:pPr>
       <w:r>
         <w:rPr>
+          <w:rFonts w:ascii="Calibri" w:cs="Calibri" w:eastAsia="Calibri" w:hAnsi="Calibri"/>
           <w:sz w:val="22"/>
           <w:szCs w:val="22"/>
         </w:rPr>
@@ -5020,31 +5405,36 @@
         <w:pStyle w:val="ListParagraph"/>
         <w:numPr>
           <w:ilvl w:val="0"/>
-          <w:numId w:val="2"/>
+          <w:numId w:val="3"/>
         </w:numPr>
       </w:pPr>
       <w:r>
         <w:rPr>
+          <w:rFonts w:ascii="Calibri" w:cs="Calibri" w:eastAsia="Calibri" w:hAnsi="Calibri"/>
           <w:sz w:val="22"/>
           <w:szCs w:val="22"/>
         </w:rPr>
-        <w:t xml:space="preserve">docker compose up -d --no-deps app (nur app-Container neu starten, db und nginx laufen weiter)</w:t>
-      </w:r>
-    </w:p>
-    <w:p>
-      <w:pPr>
+        <w:t xml:space="preserve">docker compose up -d --no-deps app</w:t>
+      </w:r>
+    </w:p>
+    <w:p>
+      <w:pPr>
+        <w:pBdr>
+          <w:left w:val="single" w:color="3A6B8A" w:sz="6" w:space="8"/>
+        </w:pBdr>
         <w:spacing w:after="120" w:before="60"/>
         <w:ind w:left="360"/>
       </w:pPr>
       <w:r>
         <w:rPr>
+          <w:rFonts w:ascii="Calibri" w:cs="Calibri" w:eastAsia="Calibri" w:hAnsi="Calibri"/>
           <w:i/>
           <w:iCs/>
-          <w:color w:val="8B4000"/>
+          <w:color w:val="1A5276"/>
           <w:sz w:val="20"/>
           <w:szCs w:val="20"/>
         </w:rPr>
-        <w:t xml:space="preserve">⚠ Downtime bei Updates: wenige Sekunden (Container-Restart). Zero-Downtime-Deployment optional in Phase 2.</w:t>
+        <w:t xml:space="preserve">ℹ Downtime: wenige Sekunden. db und nginx laufen durch.</w:t>
       </w:r>
     </w:p>
     <w:p>
@@ -5058,528 +5448,18 @@
     <w:p>
       <w:pPr>
         <w:pStyle w:val="Heading2"/>
-        <w:spacing w:after="80" w:before="200"/>
-      </w:pPr>
-      <w:r>
-        <w:rPr>
+        <w:spacing w:after="80" w:before="240"/>
+      </w:pPr>
+      <w:r>
+        <w:rPr>
+          <w:rFonts w:ascii="Calibri" w:cs="Calibri" w:eastAsia="Calibri" w:hAnsi="Calibri"/>
           <w:b/>
           <w:bCs/>
           <w:color w:val="3A6B8A"/>
           <w:sz w:val="24"/>
           <w:szCs w:val="24"/>
         </w:rPr>
-        <w:t xml:space="preserve">6.5 Backup-Strategie (3-2-1)</w:t>
-      </w:r>
-    </w:p>
-    <w:p>
-      <w:pPr>
-        <w:spacing w:after="120"/>
-      </w:pPr>
-      <w:r>
-        <w:rPr>
-          <w:sz w:val="22"/>
-          <w:szCs w:val="22"/>
-        </w:rPr>
-        <w:t xml:space="preserve">Das System folgt der 3-2-1-Backup-Regel: 3 Kopien, 2 verschiedene Orte, 1 davon off-site vom VPS.</w:t>
-      </w:r>
-    </w:p>
-    <w:tbl>
-      <w:tblPr>
-        <w:tblW w:type="dxa" w:w="9026"/>
-        <w:tblBorders>
-          <w:top w:val="single" w:color="auto" w:sz="4"/>
-          <w:left w:val="single" w:color="auto" w:sz="4"/>
-          <w:bottom w:val="single" w:color="auto" w:sz="4"/>
-          <w:right w:val="single" w:color="auto" w:sz="4"/>
-          <w:insideH w:val="single" w:color="auto" w:sz="4"/>
-          <w:insideV w:val="single" w:color="auto" w:sz="4"/>
-        </w:tblBorders>
-      </w:tblPr>
-      <w:tblGrid>
-        <w:gridCol w:w="1200"/>
-        <w:gridCol w:w="2000"/>
-        <w:gridCol w:w="3200"/>
-        <w:gridCol w:w="2626"/>
-      </w:tblGrid>
-      <w:tr>
-        <w:tc>
-          <w:tcPr>
-            <w:tcW w:type="dxa" w:w="1200"/>
-            <w:tcBorders>
-              <w:top w:val="single" w:color="BBCCDD" w:sz="1"/>
-              <w:left w:val="single" w:color="BBCCDD" w:sz="1"/>
-              <w:bottom w:val="single" w:color="BBCCDD" w:sz="1"/>
-              <w:right w:val="single" w:color="BBCCDD" w:sz="1"/>
-            </w:tcBorders>
-            <w:shd w:fill="DDE8F0" w:val="clear"/>
-            <w:tcMar>
-              <w:top w:type="dxa" w:w="80"/>
-              <w:left w:type="dxa" w:w="120"/>
-              <w:bottom w:type="dxa" w:w="80"/>
-              <w:right w:type="dxa" w:w="120"/>
-            </w:tcMar>
-          </w:tcPr>
-          <w:p>
-            <w:r>
-              <w:rPr>
-                <w:b/>
-                <w:bCs/>
-                <w:sz w:val="20"/>
-                <w:szCs w:val="20"/>
-              </w:rPr>
-              <w:t xml:space="preserve">Stufe</w:t>
-            </w:r>
-          </w:p>
-        </w:tc>
-        <w:tc>
-          <w:tcPr>
-            <w:tcW w:type="dxa" w:w="2000"/>
-            <w:tcBorders>
-              <w:top w:val="single" w:color="BBCCDD" w:sz="1"/>
-              <w:left w:val="single" w:color="BBCCDD" w:sz="1"/>
-              <w:bottom w:val="single" w:color="BBCCDD" w:sz="1"/>
-              <w:right w:val="single" w:color="BBCCDD" w:sz="1"/>
-            </w:tcBorders>
-            <w:shd w:fill="DDE8F0" w:val="clear"/>
-            <w:tcMar>
-              <w:top w:type="dxa" w:w="80"/>
-              <w:left w:type="dxa" w:w="120"/>
-              <w:bottom w:type="dxa" w:w="80"/>
-              <w:right w:type="dxa" w:w="120"/>
-            </w:tcMar>
-          </w:tcPr>
-          <w:p>
-            <w:r>
-              <w:rPr>
-                <w:b/>
-                <w:bCs/>
-                <w:sz w:val="20"/>
-                <w:szCs w:val="20"/>
-              </w:rPr>
-              <w:t xml:space="preserve">Wo</w:t>
-            </w:r>
-          </w:p>
-        </w:tc>
-        <w:tc>
-          <w:tcPr>
-            <w:tcW w:type="dxa" w:w="3200"/>
-            <w:tcBorders>
-              <w:top w:val="single" w:color="BBCCDD" w:sz="1"/>
-              <w:left w:val="single" w:color="BBCCDD" w:sz="1"/>
-              <w:bottom w:val="single" w:color="BBCCDD" w:sz="1"/>
-              <w:right w:val="single" w:color="BBCCDD" w:sz="1"/>
-            </w:tcBorders>
-            <w:shd w:fill="DDE8F0" w:val="clear"/>
-            <w:tcMar>
-              <w:top w:type="dxa" w:w="80"/>
-              <w:left w:type="dxa" w:w="120"/>
-              <w:bottom w:type="dxa" w:w="80"/>
-              <w:right w:type="dxa" w:w="120"/>
-            </w:tcMar>
-          </w:tcPr>
-          <w:p>
-            <w:r>
-              <w:rPr>
-                <w:b/>
-                <w:bCs/>
-                <w:sz w:val="20"/>
-                <w:szCs w:val="20"/>
-              </w:rPr>
-              <w:t xml:space="preserve">Wie</w:t>
-            </w:r>
-          </w:p>
-        </w:tc>
-        <w:tc>
-          <w:tcPr>
-            <w:tcW w:type="dxa" w:w="2626"/>
-            <w:tcBorders>
-              <w:top w:val="single" w:color="BBCCDD" w:sz="1"/>
-              <w:left w:val="single" w:color="BBCCDD" w:sz="1"/>
-              <w:bottom w:val="single" w:color="BBCCDD" w:sz="1"/>
-              <w:right w:val="single" w:color="BBCCDD" w:sz="1"/>
-            </w:tcBorders>
-            <w:shd w:fill="DDE8F0" w:val="clear"/>
-            <w:tcMar>
-              <w:top w:type="dxa" w:w="80"/>
-              <w:left w:type="dxa" w:w="120"/>
-              <w:bottom w:type="dxa" w:w="80"/>
-              <w:right w:type="dxa" w:w="120"/>
-            </w:tcMar>
-          </w:tcPr>
-          <w:p>
-            <w:r>
-              <w:rPr>
-                <w:b/>
-                <w:bCs/>
-                <w:sz w:val="20"/>
-                <w:szCs w:val="20"/>
-              </w:rPr>
-              <w:t xml:space="preserve">Aufbewahrung</w:t>
-            </w:r>
-          </w:p>
-        </w:tc>
-      </w:tr>
-      <w:tr>
-        <w:tc>
-          <w:tcPr>
-            <w:tcW w:type="dxa" w:w="1200"/>
-            <w:tcBorders>
-              <w:top w:val="single" w:color="BBCCDD" w:sz="1"/>
-              <w:left w:val="single" w:color="BBCCDD" w:sz="1"/>
-              <w:bottom w:val="single" w:color="BBCCDD" w:sz="1"/>
-              <w:right w:val="single" w:color="BBCCDD" w:sz="1"/>
-            </w:tcBorders>
-            <w:shd w:fill="FFFFFF" w:val="clear"/>
-            <w:tcMar>
-              <w:top w:type="dxa" w:w="80"/>
-              <w:left w:type="dxa" w:w="120"/>
-              <w:bottom w:type="dxa" w:w="80"/>
-              <w:right w:type="dxa" w:w="120"/>
-            </w:tcMar>
-          </w:tcPr>
-          <w:p>
-            <w:r>
-              <w:rPr>
-                <w:b w:val="false"/>
-                <w:bCs w:val="false"/>
-                <w:sz w:val="20"/>
-                <w:szCs w:val="20"/>
-              </w:rPr>
-              <w:t xml:space="preserve">1 — Lokal</w:t>
-            </w:r>
-          </w:p>
-        </w:tc>
-        <w:tc>
-          <w:tcPr>
-            <w:tcW w:type="dxa" w:w="2000"/>
-            <w:tcBorders>
-              <w:top w:val="single" w:color="BBCCDD" w:sz="1"/>
-              <w:left w:val="single" w:color="BBCCDD" w:sz="1"/>
-              <w:bottom w:val="single" w:color="BBCCDD" w:sz="1"/>
-              <w:right w:val="single" w:color="BBCCDD" w:sz="1"/>
-            </w:tcBorders>
-            <w:shd w:fill="FFFFFF" w:val="clear"/>
-            <w:tcMar>
-              <w:top w:type="dxa" w:w="80"/>
-              <w:left w:type="dxa" w:w="120"/>
-              <w:bottom w:type="dxa" w:w="80"/>
-              <w:right w:type="dxa" w:w="120"/>
-            </w:tcMar>
-          </w:tcPr>
-          <w:p>
-            <w:r>
-              <w:rPr>
-                <w:b w:val="false"/>
-                <w:bCs w:val="false"/>
-                <w:sz w:val="20"/>
-                <w:szCs w:val="20"/>
-              </w:rPr>
-              <w:t xml:space="preserve">VPS (gleicher Server)</w:t>
-            </w:r>
-          </w:p>
-        </w:tc>
-        <w:tc>
-          <w:tcPr>
-            <w:tcW w:type="dxa" w:w="3200"/>
-            <w:tcBorders>
-              <w:top w:val="single" w:color="BBCCDD" w:sz="1"/>
-              <w:left w:val="single" w:color="BBCCDD" w:sz="1"/>
-              <w:bottom w:val="single" w:color="BBCCDD" w:sz="1"/>
-              <w:right w:val="single" w:color="BBCCDD" w:sz="1"/>
-            </w:tcBorders>
-            <w:shd w:fill="FFFFFF" w:val="clear"/>
-            <w:tcMar>
-              <w:top w:type="dxa" w:w="80"/>
-              <w:left w:type="dxa" w:w="120"/>
-              <w:bottom w:type="dxa" w:w="80"/>
-              <w:right w:type="dxa" w:w="120"/>
-            </w:tcMar>
-          </w:tcPr>
-          <w:p>
-            <w:r>
-              <w:rPr>
-                <w:b w:val="false"/>
-                <w:bCs w:val="false"/>
-                <w:sz w:val="20"/>
-                <w:szCs w:val="20"/>
-              </w:rPr>
-              <w:t xml:space="preserve">pg_dump → AES-256 (gpg) → lokales Verzeichnis</w:t>
-            </w:r>
-          </w:p>
-        </w:tc>
-        <w:tc>
-          <w:tcPr>
-            <w:tcW w:type="dxa" w:w="2626"/>
-            <w:tcBorders>
-              <w:top w:val="single" w:color="BBCCDD" w:sz="1"/>
-              <w:left w:val="single" w:color="BBCCDD" w:sz="1"/>
-              <w:bottom w:val="single" w:color="BBCCDD" w:sz="1"/>
-              <w:right w:val="single" w:color="BBCCDD" w:sz="1"/>
-            </w:tcBorders>
-            <w:shd w:fill="FFFFFF" w:val="clear"/>
-            <w:tcMar>
-              <w:top w:type="dxa" w:w="80"/>
-              <w:left w:type="dxa" w:w="120"/>
-              <w:bottom w:type="dxa" w:w="80"/>
-              <w:right w:type="dxa" w:w="120"/>
-            </w:tcMar>
-          </w:tcPr>
-          <w:p>
-            <w:r>
-              <w:rPr>
-                <w:b w:val="false"/>
-                <w:bCs w:val="false"/>
-                <w:sz w:val="20"/>
-                <w:szCs w:val="20"/>
-              </w:rPr>
-              <w:t xml:space="preserve">90 Tage Rotation</w:t>
-            </w:r>
-          </w:p>
-        </w:tc>
-      </w:tr>
-      <w:tr>
-        <w:tc>
-          <w:tcPr>
-            <w:tcW w:type="dxa" w:w="1200"/>
-            <w:tcBorders>
-              <w:top w:val="single" w:color="BBCCDD" w:sz="1"/>
-              <w:left w:val="single" w:color="BBCCDD" w:sz="1"/>
-              <w:bottom w:val="single" w:color="BBCCDD" w:sz="1"/>
-              <w:right w:val="single" w:color="BBCCDD" w:sz="1"/>
-            </w:tcBorders>
-            <w:shd w:fill="F5F8FB" w:val="clear"/>
-            <w:tcMar>
-              <w:top w:type="dxa" w:w="80"/>
-              <w:left w:type="dxa" w:w="120"/>
-              <w:bottom w:type="dxa" w:w="80"/>
-              <w:right w:type="dxa" w:w="120"/>
-            </w:tcMar>
-          </w:tcPr>
-          <w:p>
-            <w:r>
-              <w:rPr>
-                <w:b w:val="false"/>
-                <w:bCs w:val="false"/>
-                <w:sz w:val="20"/>
-                <w:szCs w:val="20"/>
-              </w:rPr>
-              <w:t xml:space="preserve">2 — Cloud</w:t>
-            </w:r>
-          </w:p>
-        </w:tc>
-        <w:tc>
-          <w:tcPr>
-            <w:tcW w:type="dxa" w:w="2000"/>
-            <w:tcBorders>
-              <w:top w:val="single" w:color="BBCCDD" w:sz="1"/>
-              <w:left w:val="single" w:color="BBCCDD" w:sz="1"/>
-              <w:bottom w:val="single" w:color="BBCCDD" w:sz="1"/>
-              <w:right w:val="single" w:color="BBCCDD" w:sz="1"/>
-            </w:tcBorders>
-            <w:shd w:fill="F5F8FB" w:val="clear"/>
-            <w:tcMar>
-              <w:top w:type="dxa" w:w="80"/>
-              <w:left w:type="dxa" w:w="120"/>
-              <w:bottom w:type="dxa" w:w="80"/>
-              <w:right w:type="dxa" w:w="120"/>
-            </w:tcMar>
-          </w:tcPr>
-          <w:p>
-            <w:r>
-              <w:rPr>
-                <w:b w:val="false"/>
-                <w:bCs w:val="false"/>
-                <w:sz w:val="20"/>
-                <w:szCs w:val="20"/>
-              </w:rPr>
-              <w:t xml:space="preserve">Infomaniak kDrive (CH)</w:t>
-            </w:r>
-          </w:p>
-        </w:tc>
-        <w:tc>
-          <w:tcPr>
-            <w:tcW w:type="dxa" w:w="3200"/>
-            <w:tcBorders>
-              <w:top w:val="single" w:color="BBCCDD" w:sz="1"/>
-              <w:left w:val="single" w:color="BBCCDD" w:sz="1"/>
-              <w:bottom w:val="single" w:color="BBCCDD" w:sz="1"/>
-              <w:right w:val="single" w:color="BBCCDD" w:sz="1"/>
-            </w:tcBorders>
-            <w:shd w:fill="F5F8FB" w:val="clear"/>
-            <w:tcMar>
-              <w:top w:type="dxa" w:w="80"/>
-              <w:left w:type="dxa" w:w="120"/>
-              <w:bottom w:type="dxa" w:w="80"/>
-              <w:right w:type="dxa" w:w="120"/>
-            </w:tcMar>
-          </w:tcPr>
-          <w:p>
-            <w:r>
-              <w:rPr>
-                <w:b w:val="false"/>
-                <w:bCs w:val="false"/>
-                <w:sz w:val="20"/>
-                <w:szCs w:val="20"/>
-              </w:rPr>
-              <w:t xml:space="preserve">Rclone copy nach lokalem Backup (gleicher Cron-Job)</w:t>
-            </w:r>
-          </w:p>
-        </w:tc>
-        <w:tc>
-          <w:tcPr>
-            <w:tcW w:type="dxa" w:w="2626"/>
-            <w:tcBorders>
-              <w:top w:val="single" w:color="BBCCDD" w:sz="1"/>
-              <w:left w:val="single" w:color="BBCCDD" w:sz="1"/>
-              <w:bottom w:val="single" w:color="BBCCDD" w:sz="1"/>
-              <w:right w:val="single" w:color="BBCCDD" w:sz="1"/>
-            </w:tcBorders>
-            <w:shd w:fill="F5F8FB" w:val="clear"/>
-            <w:tcMar>
-              <w:top w:type="dxa" w:w="80"/>
-              <w:left w:type="dxa" w:w="120"/>
-              <w:bottom w:type="dxa" w:w="80"/>
-              <w:right w:type="dxa" w:w="120"/>
-            </w:tcMar>
-          </w:tcPr>
-          <w:p>
-            <w:r>
-              <w:rPr>
-                <w:b w:val="false"/>
-                <w:bCs w:val="false"/>
-                <w:sz w:val="20"/>
-                <w:szCs w:val="20"/>
-              </w:rPr>
-              <w:t xml:space="preserve">Manuell verwaltet</w:t>
-            </w:r>
-          </w:p>
-        </w:tc>
-      </w:tr>
-      <w:tr>
-        <w:tc>
-          <w:tcPr>
-            <w:tcW w:type="dxa" w:w="1200"/>
-            <w:tcBorders>
-              <w:top w:val="single" w:color="BBCCDD" w:sz="1"/>
-              <w:left w:val="single" w:color="BBCCDD" w:sz="1"/>
-              <w:bottom w:val="single" w:color="BBCCDD" w:sz="1"/>
-              <w:right w:val="single" w:color="BBCCDD" w:sz="1"/>
-            </w:tcBorders>
-            <w:shd w:fill="FFFFFF" w:val="clear"/>
-            <w:tcMar>
-              <w:top w:type="dxa" w:w="80"/>
-              <w:left w:type="dxa" w:w="120"/>
-              <w:bottom w:type="dxa" w:w="80"/>
-              <w:right w:type="dxa" w:w="120"/>
-            </w:tcMar>
-          </w:tcPr>
-          <w:p>
-            <w:r>
-              <w:rPr>
-                <w:b w:val="false"/>
-                <w:bCs w:val="false"/>
-                <w:sz w:val="20"/>
-                <w:szCs w:val="20"/>
-              </w:rPr>
-              <w:t xml:space="preserve">3 — Lokal PC</w:t>
-            </w:r>
-          </w:p>
-        </w:tc>
-        <w:tc>
-          <w:tcPr>
-            <w:tcW w:type="dxa" w:w="2000"/>
-            <w:tcBorders>
-              <w:top w:val="single" w:color="BBCCDD" w:sz="1"/>
-              <w:left w:val="single" w:color="BBCCDD" w:sz="1"/>
-              <w:bottom w:val="single" w:color="BBCCDD" w:sz="1"/>
-              <w:right w:val="single" w:color="BBCCDD" w:sz="1"/>
-            </w:tcBorders>
-            <w:shd w:fill="FFFFFF" w:val="clear"/>
-            <w:tcMar>
-              <w:top w:type="dxa" w:w="80"/>
-              <w:left w:type="dxa" w:w="120"/>
-              <w:bottom w:type="dxa" w:w="80"/>
-              <w:right w:type="dxa" w:w="120"/>
-            </w:tcMar>
-          </w:tcPr>
-          <w:p>
-            <w:r>
-              <w:rPr>
-                <w:b w:val="false"/>
-                <w:bCs w:val="false"/>
-                <w:sz w:val="20"/>
-                <w:szCs w:val="20"/>
-              </w:rPr>
-              <w:t xml:space="preserve">Rechner des Admins</w:t>
-            </w:r>
-          </w:p>
-        </w:tc>
-        <w:tc>
-          <w:tcPr>
-            <w:tcW w:type="dxa" w:w="3200"/>
-            <w:tcBorders>
-              <w:top w:val="single" w:color="BBCCDD" w:sz="1"/>
-              <w:left w:val="single" w:color="BBCCDD" w:sz="1"/>
-              <w:bottom w:val="single" w:color="BBCCDD" w:sz="1"/>
-              <w:right w:val="single" w:color="BBCCDD" w:sz="1"/>
-            </w:tcBorders>
-            <w:shd w:fill="FFFFFF" w:val="clear"/>
-            <w:tcMar>
-              <w:top w:type="dxa" w:w="80"/>
-              <w:left w:type="dxa" w:w="120"/>
-              <w:bottom w:type="dxa" w:w="80"/>
-              <w:right w:type="dxa" w:w="120"/>
-            </w:tcMar>
-          </w:tcPr>
-          <w:p>
-            <w:r>
-              <w:rPr>
-                <w:b w:val="false"/>
-                <w:bCs w:val="false"/>
-                <w:sz w:val="20"/>
-                <w:szCs w:val="20"/>
-              </w:rPr>
-              <w:t xml:space="preserve">Infomaniak kDrive Desktop-Client (automatische Synchronisation)</w:t>
-            </w:r>
-          </w:p>
-        </w:tc>
-        <w:tc>
-          <w:tcPr>
-            <w:tcW w:type="dxa" w:w="2626"/>
-            <w:tcBorders>
-              <w:top w:val="single" w:color="BBCCDD" w:sz="1"/>
-              <w:left w:val="single" w:color="BBCCDD" w:sz="1"/>
-              <w:bottom w:val="single" w:color="BBCCDD" w:sz="1"/>
-              <w:right w:val="single" w:color="BBCCDD" w:sz="1"/>
-            </w:tcBorders>
-            <w:shd w:fill="FFFFFF" w:val="clear"/>
-            <w:tcMar>
-              <w:top w:type="dxa" w:w="80"/>
-              <w:left w:type="dxa" w:w="120"/>
-              <w:bottom w:type="dxa" w:w="80"/>
-              <w:right w:type="dxa" w:w="120"/>
-            </w:tcMar>
-          </w:tcPr>
-          <w:p>
-            <w:r>
-              <w:rPr>
-                <w:b w:val="false"/>
-                <w:bCs w:val="false"/>
-                <w:sz w:val="20"/>
-                <w:szCs w:val="20"/>
-              </w:rPr>
-              <w:t xml:space="preserve">Automatisch aktuell</w:t>
-            </w:r>
-          </w:p>
-        </w:tc>
-      </w:tr>
-    </w:tbl>
-    <w:p>
-      <w:pPr>
-        <w:spacing w:after="80"/>
-      </w:pPr>
-      <w:r>
-        <w:t xml:space="preserve"/>
+        <w:t xml:space="preserve">6.4 Umzug auf anderen Anbieter</w:t>
       </w:r>
     </w:p>
     <w:p>
@@ -5587,15 +5467,16 @@
         <w:pStyle w:val="ListParagraph"/>
         <w:numPr>
           <w:ilvl w:val="0"/>
-          <w:numId w:val="2"/>
+          <w:numId w:val="3"/>
         </w:numPr>
       </w:pPr>
       <w:r>
         <w:rPr>
+          <w:rFonts w:ascii="Calibri" w:cs="Calibri" w:eastAsia="Calibri" w:hAnsi="Calibri"/>
           <w:sz w:val="22"/>
           <w:szCs w:val="22"/>
         </w:rPr>
-        <w:t xml:space="preserve">Backup-Verschlüsselung: AES-256 via gpg, bevor Upload zu kDrive — Infomaniak sieht nur verschlüsselte Daten</w:t>
+        <w:t xml:space="preserve">docker compose down</w:t>
       </w:r>
     </w:p>
     <w:p>
@@ -5603,15 +5484,16 @@
         <w:pStyle w:val="ListParagraph"/>
         <w:numPr>
           <w:ilvl w:val="0"/>
-          <w:numId w:val="2"/>
+          <w:numId w:val="3"/>
         </w:numPr>
       </w:pPr>
       <w:r>
         <w:rPr>
+          <w:rFonts w:ascii="Calibri" w:cs="Calibri" w:eastAsia="Calibri" w:hAnsi="Calibri"/>
           <w:sz w:val="22"/>
           <w:szCs w:val="22"/>
         </w:rPr>
-        <w:t xml:space="preserve">kDrive Desktop-Client verfügbar für Windows, Mac und Linux</w:t>
+        <w:t xml:space="preserve">docker run --rm -v db_data:/data alpine tar czf - /data &gt; db_backup.tar.gz</w:t>
       </w:r>
     </w:p>
     <w:p>
@@ -5619,15 +5501,16 @@
         <w:pStyle w:val="ListParagraph"/>
         <w:numPr>
           <w:ilvl w:val="0"/>
-          <w:numId w:val="2"/>
+          <w:numId w:val="3"/>
         </w:numPr>
       </w:pPr>
       <w:r>
         <w:rPr>
+          <w:rFonts w:ascii="Calibri" w:cs="Calibri" w:eastAsia="Calibri" w:hAnsi="Calibri"/>
           <w:sz w:val="22"/>
           <w:szCs w:val="22"/>
         </w:rPr>
-        <w:t xml:space="preserve">Kein manueller SSH-Zugriff für Backup-Kontrolle nötig — kDrive-Sync zeigt lokalen Stand</w:t>
+        <w:t xml:space="preserve">Auf neuem VPS: Repository klonen, .env befüllen, Volume einspielen</w:t>
       </w:r>
     </w:p>
     <w:p>
@@ -5635,119 +5518,36 @@
         <w:pStyle w:val="ListParagraph"/>
         <w:numPr>
           <w:ilvl w:val="0"/>
-          <w:numId w:val="2"/>
+          <w:numId w:val="3"/>
         </w:numPr>
       </w:pPr>
       <w:r>
         <w:rPr>
+          <w:rFonts w:ascii="Calibri" w:cs="Calibri" w:eastAsia="Calibri" w:hAnsi="Calibri"/>
           <w:sz w:val="22"/>
           <w:szCs w:val="22"/>
         </w:rPr>
-        <w:t xml:space="preserve">Wiederherstellung: gpg-entschlüsseln → pg_restore in Docker-Container</w:t>
-      </w:r>
-    </w:p>
-    <w:p>
-      <w:pPr>
-        <w:spacing w:after="80"/>
-      </w:pPr>
-      <w:r>
-        <w:t xml:space="preserve"/>
-      </w:r>
-    </w:p>
-    <w:p>
-      <w:pPr>
-        <w:pStyle w:val="Heading2"/>
-        <w:spacing w:after="80" w:before="200"/>
-      </w:pPr>
-      <w:r>
-        <w:rPr>
-          <w:b/>
-          <w:bCs/>
-          <w:color w:val="3A6B8A"/>
-          <w:sz w:val="24"/>
-          <w:szCs w:val="24"/>
-        </w:rPr>
-        <w:t xml:space="preserve">6.6 Umzug auf anderen Anbieter</w:t>
-      </w:r>
-    </w:p>
-    <w:p>
-      <w:pPr>
-        <w:pStyle w:val="ListParagraph"/>
-        <w:numPr>
-          <w:ilvl w:val="0"/>
-          <w:numId w:val="2"/>
-        </w:numPr>
-      </w:pPr>
-      <w:r>
-        <w:rPr>
-          <w:sz w:val="22"/>
-          <w:szCs w:val="22"/>
-        </w:rPr>
-        <w:t xml:space="preserve">docker compose down</w:t>
-      </w:r>
-    </w:p>
-    <w:p>
-      <w:pPr>
-        <w:pStyle w:val="ListParagraph"/>
-        <w:numPr>
-          <w:ilvl w:val="0"/>
-          <w:numId w:val="2"/>
-        </w:numPr>
-      </w:pPr>
-      <w:r>
-        <w:rPr>
-          <w:sz w:val="22"/>
-          <w:szCs w:val="22"/>
-        </w:rPr>
-        <w:t xml:space="preserve">PostgreSQL-Volume exportieren: docker run --rm -v db_data:/data ... tar czf backup.tar.gz /data</w:t>
-      </w:r>
-    </w:p>
-    <w:p>
-      <w:pPr>
-        <w:pStyle w:val="ListParagraph"/>
-        <w:numPr>
-          <w:ilvl w:val="0"/>
-          <w:numId w:val="2"/>
-        </w:numPr>
-      </w:pPr>
-      <w:r>
-        <w:rPr>
-          <w:sz w:val="22"/>
-          <w:szCs w:val="22"/>
-        </w:rPr>
-        <w:t xml:space="preserve">Volume auf neuem VPS einspielen, Repository clonen, .env befüllen</w:t>
-      </w:r>
-    </w:p>
-    <w:p>
-      <w:pPr>
-        <w:pStyle w:val="ListParagraph"/>
-        <w:numPr>
-          <w:ilvl w:val="0"/>
-          <w:numId w:val="2"/>
-        </w:numPr>
-      </w:pPr>
-      <w:r>
-        <w:rPr>
-          <w:sz w:val="22"/>
-          <w:szCs w:val="22"/>
-        </w:rPr>
-        <w:t xml:space="preserve">docker compose up -d — fertig</w:t>
-      </w:r>
-    </w:p>
-    <w:p>
-      <w:pPr>
+        <w:t xml:space="preserve">docker compose up -d</w:t>
+      </w:r>
+    </w:p>
+    <w:p>
+      <w:pPr>
+        <w:pBdr>
+          <w:left w:val="single" w:color="3A6B8A" w:sz="6" w:space="8"/>
+        </w:pBdr>
         <w:spacing w:after="120" w:before="60"/>
         <w:ind w:left="360"/>
       </w:pPr>
       <w:r>
         <w:rPr>
+          <w:rFonts w:ascii="Calibri" w:cs="Calibri" w:eastAsia="Calibri" w:hAnsi="Calibri"/>
           <w:i/>
           <w:iCs/>
-          <w:color w:val="8B4000"/>
+          <w:color w:val="1A5276"/>
           <w:sz w:val="20"/>
           <w:szCs w:val="20"/>
         </w:rPr>
-        <w:t xml:space="preserve">⚠ Geschätzter Aufwand für einen Umzug: 1-2 Stunden. Das ist der Hauptvorteil von Docker gegenüber Bare-Metal.</w:t>
+        <w:t xml:space="preserve">ℹ Geschätzter Aufwand: 1-2 Stunden.</w:t>
       </w:r>
     </w:p>
     <w:p>
@@ -5764,10 +5564,11 @@
         <w:pBdr>
           <w:bottom w:val="single" w:color="AABBD0" w:sz="4" w:space="1"/>
         </w:pBdr>
-        <w:spacing w:after="120" w:before="320"/>
-      </w:pPr>
-      <w:r>
-        <w:rPr>
+        <w:spacing w:after="120" w:before="400"/>
+      </w:pPr>
+      <w:r>
+        <w:rPr>
+          <w:rFonts w:ascii="Calibri" w:cs="Calibri" w:eastAsia="Calibri" w:hAnsi="Calibri"/>
           <w:b/>
           <w:bCs/>
           <w:color w:val="2E4057"/>
@@ -5814,6 +5615,7 @@
           <w:p>
             <w:r>
               <w:rPr>
+                <w:rFonts w:ascii="Calibri" w:cs="Calibri" w:eastAsia="Calibri" w:hAnsi="Calibri"/>
                 <w:b/>
                 <w:bCs/>
                 <w:sz w:val="20"/>
@@ -5843,6 +5645,7 @@
           <w:p>
             <w:r>
               <w:rPr>
+                <w:rFonts w:ascii="Calibri" w:cs="Calibri" w:eastAsia="Calibri" w:hAnsi="Calibri"/>
                 <w:b/>
                 <w:bCs/>
                 <w:sz w:val="20"/>
@@ -5874,6 +5677,7 @@
           <w:p>
             <w:r>
               <w:rPr>
+                <w:rFonts w:ascii="Calibri" w:cs="Calibri" w:eastAsia="Calibri" w:hAnsi="Calibri"/>
                 <w:b w:val="false"/>
                 <w:bCs w:val="false"/>
                 <w:sz w:val="20"/>
@@ -5903,12 +5707,13 @@
           <w:p>
             <w:r>
               <w:rPr>
-                <w:b w:val="false"/>
-                <w:bCs w:val="false"/>
-                <w:sz w:val="20"/>
-                <w:szCs w:val="20"/>
-              </w:rPr>
-              <w:t xml:space="preserve">Infomaniak (CH) — Rechenzentren Genf/Zürich, ISO 27001, DSG-konform, CHF-Abrechnung</w:t>
+                <w:rFonts w:ascii="Calibri" w:cs="Calibri" w:eastAsia="Calibri" w:hAnsi="Calibri"/>
+                <w:b w:val="false"/>
+                <w:bCs w:val="false"/>
+                <w:sz w:val="20"/>
+                <w:szCs w:val="20"/>
+              </w:rPr>
+              <w:t xml:space="preserve">Infomaniak (CH) — ISO 27001, DSG-konform, CHF-Abrechnung</w:t>
             </w:r>
           </w:p>
         </w:tc>
@@ -5934,12 +5739,13 @@
           <w:p>
             <w:r>
               <w:rPr>
-                <w:b w:val="false"/>
-                <w:bCs w:val="false"/>
-                <w:sz w:val="20"/>
-                <w:szCs w:val="20"/>
-              </w:rPr>
-              <w:t xml:space="preserve">Deployment-Methode</w:t>
+                <w:rFonts w:ascii="Calibri" w:cs="Calibri" w:eastAsia="Calibri" w:hAnsi="Calibri"/>
+                <w:b w:val="false"/>
+                <w:bCs w:val="false"/>
+                <w:sz w:val="20"/>
+                <w:szCs w:val="20"/>
+              </w:rPr>
+              <w:t xml:space="preserve">Deployment</w:t>
             </w:r>
           </w:p>
         </w:tc>
@@ -5963,12 +5769,13 @@
           <w:p>
             <w:r>
               <w:rPr>
-                <w:b w:val="false"/>
-                <w:bCs w:val="false"/>
-                <w:sz w:val="20"/>
-                <w:szCs w:val="20"/>
-              </w:rPr>
-              <w:t xml:space="preserve">Docker Compose (3 Container: nginx, FastAPI/uvicorn, PostgreSQL)</w:t>
+                <w:rFonts w:ascii="Calibri" w:cs="Calibri" w:eastAsia="Calibri" w:hAnsi="Calibri"/>
+                <w:b w:val="false"/>
+                <w:bCs w:val="false"/>
+                <w:sz w:val="20"/>
+                <w:szCs w:val="20"/>
+              </w:rPr>
+              <w:t xml:space="preserve">Docker Compose, 3 Container, 2 interne Netzwerke</w:t>
             </w:r>
           </w:p>
         </w:tc>
@@ -5994,12 +5801,13 @@
           <w:p>
             <w:r>
               <w:rPr>
-                <w:b w:val="false"/>
-                <w:bCs w:val="false"/>
-                <w:sz w:val="20"/>
-                <w:szCs w:val="20"/>
-              </w:rPr>
-              <w:t xml:space="preserve">Rendering</w:t>
+                <w:rFonts w:ascii="Calibri" w:cs="Calibri" w:eastAsia="Calibri" w:hAnsi="Calibri"/>
+                <w:b w:val="false"/>
+                <w:bCs w:val="false"/>
+                <w:sz w:val="20"/>
+                <w:szCs w:val="20"/>
+              </w:rPr>
+              <w:t xml:space="preserve">Netzwerk-Isolation</w:t>
             </w:r>
           </w:p>
         </w:tc>
@@ -6023,12 +5831,13 @@
           <w:p>
             <w:r>
               <w:rPr>
-                <w:b w:val="false"/>
-                <w:bCs w:val="false"/>
-                <w:sz w:val="20"/>
-                <w:szCs w:val="20"/>
-              </w:rPr>
-              <w:t xml:space="preserve">Server-side Rendering (Jinja2) + HTMX für Interaktivität</w:t>
+                <w:rFonts w:ascii="Calibri" w:cs="Calibri" w:eastAsia="Calibri" w:hAnsi="Calibri"/>
+                <w:b w:val="false"/>
+                <w:bCs w:val="false"/>
+                <w:sz w:val="20"/>
+                <w:szCs w:val="20"/>
+              </w:rPr>
+              <w:t xml:space="preserve">nginx: öffentlich; app: intern; db: internal:true</w:t>
             </w:r>
           </w:p>
         </w:tc>
@@ -6054,12 +5863,13 @@
           <w:p>
             <w:r>
               <w:rPr>
-                <w:b w:val="false"/>
-                <w:bCs w:val="false"/>
-                <w:sz w:val="20"/>
-                <w:szCs w:val="20"/>
-              </w:rPr>
-              <w:t xml:space="preserve">Authentifizierung</w:t>
+                <w:rFonts w:ascii="Calibri" w:cs="Calibri" w:eastAsia="Calibri" w:hAnsi="Calibri"/>
+                <w:b w:val="false"/>
+                <w:bCs w:val="false"/>
+                <w:sz w:val="20"/>
+                <w:szCs w:val="20"/>
+              </w:rPr>
+              <w:t xml:space="preserve">Rendering</w:t>
             </w:r>
           </w:p>
         </w:tc>
@@ -6083,12 +5893,13 @@
           <w:p>
             <w:r>
               <w:rPr>
-                <w:b w:val="false"/>
-                <w:bCs w:val="false"/>
-                <w:sz w:val="20"/>
-                <w:szCs w:val="20"/>
-              </w:rPr>
-              <w:t xml:space="preserve">Username + Passwort lokal, JWT im HttpOnly-Cookie</w:t>
+                <w:rFonts w:ascii="Calibri" w:cs="Calibri" w:eastAsia="Calibri" w:hAnsi="Calibri"/>
+                <w:b w:val="false"/>
+                <w:bCs w:val="false"/>
+                <w:sz w:val="20"/>
+                <w:szCs w:val="20"/>
+              </w:rPr>
+              <w:t xml:space="preserve">Jinja2 SSR + HTMX</w:t>
             </w:r>
           </w:p>
         </w:tc>
@@ -6114,12 +5925,13 @@
           <w:p>
             <w:r>
               <w:rPr>
-                <w:b w:val="false"/>
-                <w:bCs w:val="false"/>
-                <w:sz w:val="20"/>
-                <w:szCs w:val="20"/>
-              </w:rPr>
-              <w:t xml:space="preserve">Migrationen</w:t>
+                <w:rFonts w:ascii="Calibri" w:cs="Calibri" w:eastAsia="Calibri" w:hAnsi="Calibri"/>
+                <w:b w:val="false"/>
+                <w:bCs w:val="false"/>
+                <w:sz w:val="20"/>
+                <w:szCs w:val="20"/>
+              </w:rPr>
+              <w:t xml:space="preserve">Authentifizierung</w:t>
             </w:r>
           </w:p>
         </w:tc>
@@ -6143,12 +5955,13 @@
           <w:p>
             <w:r>
               <w:rPr>
-                <w:b w:val="false"/>
-                <w:bCs w:val="false"/>
-                <w:sz w:val="20"/>
-                <w:szCs w:val="20"/>
-              </w:rPr>
-              <w:t xml:space="preserve">Alembic (Python, versioniert, rollback-fähig)</w:t>
+                <w:rFonts w:ascii="Calibri" w:cs="Calibri" w:eastAsia="Calibri" w:hAnsi="Calibri"/>
+                <w:b w:val="false"/>
+                <w:bCs w:val="false"/>
+                <w:sz w:val="20"/>
+                <w:szCs w:val="20"/>
+              </w:rPr>
+              <w:t xml:space="preserve">JWT HttpOnly-Cookie, Argon2, Username+Passwort</w:t>
             </w:r>
           </w:p>
         </w:tc>
@@ -6174,12 +5987,13 @@
           <w:p>
             <w:r>
               <w:rPr>
-                <w:b w:val="false"/>
-                <w:bCs w:val="false"/>
-                <w:sz w:val="20"/>
-                <w:szCs w:val="20"/>
-              </w:rPr>
-              <w:t xml:space="preserve">Backup-Strategie</w:t>
+                <w:rFonts w:ascii="Calibri" w:cs="Calibri" w:eastAsia="Calibri" w:hAnsi="Calibri"/>
+                <w:b w:val="false"/>
+                <w:bCs w:val="false"/>
+                <w:sz w:val="20"/>
+                <w:szCs w:val="20"/>
+              </w:rPr>
+              <w:t xml:space="preserve">Migrationen</w:t>
             </w:r>
           </w:p>
         </w:tc>
@@ -6203,12 +6017,137 @@
           <w:p>
             <w:r>
               <w:rPr>
-                <w:b w:val="false"/>
-                <w:bCs w:val="false"/>
-                <w:sz w:val="20"/>
-                <w:szCs w:val="20"/>
-              </w:rPr>
-              <w:t xml:space="preserve">3-2-1: lokal auf VPS (90 Tage) → Infomaniak kDrive (Rclone, auto.) → lokaler Rechner (kDrive-Sync-Client)</w:t>
+                <w:rFonts w:ascii="Calibri" w:cs="Calibri" w:eastAsia="Calibri" w:hAnsi="Calibri"/>
+                <w:b w:val="false"/>
+                <w:bCs w:val="false"/>
+                <w:sz w:val="20"/>
+                <w:szCs w:val="20"/>
+              </w:rPr>
+              <w:t xml:space="preserve">Alembic</w:t>
+            </w:r>
+          </w:p>
+        </w:tc>
+      </w:tr>
+      <w:tr>
+        <w:tc>
+          <w:tcPr>
+            <w:tcW w:type="dxa" w:w="3200"/>
+            <w:tcBorders>
+              <w:top w:val="single" w:color="BBCCDD" w:sz="1"/>
+              <w:left w:val="single" w:color="BBCCDD" w:sz="1"/>
+              <w:bottom w:val="single" w:color="BBCCDD" w:sz="1"/>
+              <w:right w:val="single" w:color="BBCCDD" w:sz="1"/>
+            </w:tcBorders>
+            <w:shd w:fill="FFFFFF" w:val="clear"/>
+            <w:tcMar>
+              <w:top w:type="dxa" w:w="80"/>
+              <w:left w:type="dxa" w:w="120"/>
+              <w:bottom w:type="dxa" w:w="80"/>
+              <w:right w:type="dxa" w:w="120"/>
+            </w:tcMar>
+          </w:tcPr>
+          <w:p>
+            <w:r>
+              <w:rPr>
+                <w:rFonts w:ascii="Calibri" w:cs="Calibri" w:eastAsia="Calibri" w:hAnsi="Calibri"/>
+                <w:b w:val="false"/>
+                <w:bCs w:val="false"/>
+                <w:sz w:val="20"/>
+                <w:szCs w:val="20"/>
+              </w:rPr>
+              <w:t xml:space="preserve">Backup</w:t>
+            </w:r>
+          </w:p>
+        </w:tc>
+        <w:tc>
+          <w:tcPr>
+            <w:tcW w:type="dxa" w:w="5826"/>
+            <w:tcBorders>
+              <w:top w:val="single" w:color="BBCCDD" w:sz="1"/>
+              <w:left w:val="single" w:color="BBCCDD" w:sz="1"/>
+              <w:bottom w:val="single" w:color="BBCCDD" w:sz="1"/>
+              <w:right w:val="single" w:color="BBCCDD" w:sz="1"/>
+            </w:tcBorders>
+            <w:shd w:fill="FFFFFF" w:val="clear"/>
+            <w:tcMar>
+              <w:top w:type="dxa" w:w="80"/>
+              <w:left w:type="dxa" w:w="120"/>
+              <w:bottom w:type="dxa" w:w="80"/>
+              <w:right w:type="dxa" w:w="120"/>
+            </w:tcMar>
+          </w:tcPr>
+          <w:p>
+            <w:r>
+              <w:rPr>
+                <w:rFonts w:ascii="Calibri" w:cs="Calibri" w:eastAsia="Calibri" w:hAnsi="Calibri"/>
+                <w:b w:val="false"/>
+                <w:bCs w:val="false"/>
+                <w:sz w:val="20"/>
+                <w:szCs w:val="20"/>
+              </w:rPr>
+              <w:t xml:space="preserve">3-2-1: VPS lokal → kDrive (Rclone) → PC (kDrive-Sync), GPG-verschlüsselt</w:t>
+            </w:r>
+          </w:p>
+        </w:tc>
+      </w:tr>
+      <w:tr>
+        <w:tc>
+          <w:tcPr>
+            <w:tcW w:type="dxa" w:w="3200"/>
+            <w:tcBorders>
+              <w:top w:val="single" w:color="BBCCDD" w:sz="1"/>
+              <w:left w:val="single" w:color="BBCCDD" w:sz="1"/>
+              <w:bottom w:val="single" w:color="BBCCDD" w:sz="1"/>
+              <w:right w:val="single" w:color="BBCCDD" w:sz="1"/>
+            </w:tcBorders>
+            <w:shd w:fill="F5F8FB" w:val="clear"/>
+            <w:tcMar>
+              <w:top w:type="dxa" w:w="80"/>
+              <w:left w:type="dxa" w:w="120"/>
+              <w:bottom w:type="dxa" w:w="80"/>
+              <w:right w:type="dxa" w:w="120"/>
+            </w:tcMar>
+          </w:tcPr>
+          <w:p>
+            <w:r>
+              <w:rPr>
+                <w:rFonts w:ascii="Calibri" w:cs="Calibri" w:eastAsia="Calibri" w:hAnsi="Calibri"/>
+                <w:b w:val="false"/>
+                <w:bCs w:val="false"/>
+                <w:sz w:val="20"/>
+                <w:szCs w:val="20"/>
+              </w:rPr>
+              <w:t xml:space="preserve">SSH</w:t>
+            </w:r>
+          </w:p>
+        </w:tc>
+        <w:tc>
+          <w:tcPr>
+            <w:tcW w:type="dxa" w:w="5826"/>
+            <w:tcBorders>
+              <w:top w:val="single" w:color="BBCCDD" w:sz="1"/>
+              <w:left w:val="single" w:color="BBCCDD" w:sz="1"/>
+              <w:bottom w:val="single" w:color="BBCCDD" w:sz="1"/>
+              <w:right w:val="single" w:color="BBCCDD" w:sz="1"/>
+            </w:tcBorders>
+            <w:shd w:fill="F5F8FB" w:val="clear"/>
+            <w:tcMar>
+              <w:top w:type="dxa" w:w="80"/>
+              <w:left w:type="dxa" w:w="120"/>
+              <w:bottom w:type="dxa" w:w="80"/>
+              <w:right w:type="dxa" w:w="120"/>
+            </w:tcMar>
+          </w:tcPr>
+          <w:p>
+            <w:r>
+              <w:rPr>
+                <w:rFonts w:ascii="Calibri" w:cs="Calibri" w:eastAsia="Calibri" w:hAnsi="Calibri"/>
+                <w:b w:val="false"/>
+                <w:bCs w:val="false"/>
+                <w:sz w:val="20"/>
+                <w:szCs w:val="20"/>
+              </w:rPr>
+              <w:t xml:space="preserve">Key-only, kein Root, Fail2ban</w:t>
             </w:r>
           </w:p>
         </w:tc>
@@ -6228,10 +6167,11 @@
         <w:pBdr>
           <w:bottom w:val="single" w:color="AABBD0" w:sz="4" w:space="1"/>
         </w:pBdr>
-        <w:spacing w:after="120" w:before="320"/>
-      </w:pPr>
-      <w:r>
-        <w:rPr>
+        <w:spacing w:after="120" w:before="400"/>
+      </w:pPr>
+      <w:r>
+        <w:rPr>
+          <w:rFonts w:ascii="Calibri" w:cs="Calibri" w:eastAsia="Calibri" w:hAnsi="Calibri"/>
           <w:b/>
           <w:bCs/>
           <w:color w:val="2E4057"/>
@@ -6279,6 +6219,7 @@
           <w:p>
             <w:r>
               <w:rPr>
+                <w:rFonts w:ascii="Calibri" w:cs="Calibri" w:eastAsia="Calibri" w:hAnsi="Calibri"/>
                 <w:b/>
                 <w:bCs/>
                 <w:sz w:val="20"/>
@@ -6308,6 +6249,7 @@
           <w:p>
             <w:r>
               <w:rPr>
+                <w:rFonts w:ascii="Calibri" w:cs="Calibri" w:eastAsia="Calibri" w:hAnsi="Calibri"/>
                 <w:b/>
                 <w:bCs/>
                 <w:sz w:val="20"/>
@@ -6337,6 +6279,7 @@
           <w:p>
             <w:r>
               <w:rPr>
+                <w:rFonts w:ascii="Calibri" w:cs="Calibri" w:eastAsia="Calibri" w:hAnsi="Calibri"/>
                 <w:b/>
                 <w:bCs/>
                 <w:sz w:val="20"/>
@@ -6368,6 +6311,7 @@
           <w:p>
             <w:r>
               <w:rPr>
+                <w:rFonts w:ascii="Calibri" w:cs="Calibri" w:eastAsia="Calibri" w:hAnsi="Calibri"/>
                 <w:b w:val="false"/>
                 <w:bCs w:val="false"/>
                 <w:sz w:val="20"/>
@@ -6397,12 +6341,13 @@
           <w:p>
             <w:r>
               <w:rPr>
-                <w:b w:val="false"/>
-                <w:bCs w:val="false"/>
-                <w:sz w:val="20"/>
-                <w:szCs w:val="20"/>
-              </w:rPr>
-              <w:t xml:space="preserve">Kein Monitoring vs. einfaches Uptime-Tool (z.B. Uptime Kuma, self-hosted)</w:t>
+                <w:rFonts w:ascii="Calibri" w:cs="Calibri" w:eastAsia="Calibri" w:hAnsi="Calibri"/>
+                <w:b w:val="false"/>
+                <w:bCs w:val="false"/>
+                <w:sz w:val="20"/>
+                <w:szCs w:val="20"/>
+              </w:rPr>
+              <w:t xml:space="preserve">Kein Monitoring vs. Uptime Kuma (self-hosted)</w:t>
             </w:r>
           </w:p>
         </w:tc>
@@ -6426,6 +6371,7 @@
           <w:p>
             <w:r>
               <w:rPr>
+                <w:rFonts w:ascii="Calibri" w:cs="Calibri" w:eastAsia="Calibri" w:hAnsi="Calibri"/>
                 <w:b w:val="false"/>
                 <w:bCs w:val="false"/>
                 <w:sz w:val="20"/>
@@ -6457,12 +6403,13 @@
           <w:p>
             <w:r>
               <w:rPr>
-                <w:b w:val="false"/>
-                <w:bCs w:val="false"/>
-                <w:sz w:val="20"/>
-                <w:szCs w:val="20"/>
-              </w:rPr>
-              <w:t xml:space="preserve">E-Mail-Versand</w:t>
+                <w:rFonts w:ascii="Calibri" w:cs="Calibri" w:eastAsia="Calibri" w:hAnsi="Calibri"/>
+                <w:b w:val="false"/>
+                <w:bCs w:val="false"/>
+                <w:sz w:val="20"/>
+                <w:szCs w:val="20"/>
+              </w:rPr>
+              <w:t xml:space="preserve">E-Mail</w:t>
             </w:r>
           </w:p>
         </w:tc>
@@ -6486,12 +6433,13 @@
           <w:p>
             <w:r>
               <w:rPr>
-                <w:b w:val="false"/>
-                <w:bCs w:val="false"/>
-                <w:sz w:val="20"/>
-                <w:szCs w:val="20"/>
-              </w:rPr>
-              <w:t xml:space="preserve">Kein Mail (MVP) vs. Infomaniak SMTP für Benachrichtigungen</w:t>
+                <w:rFonts w:ascii="Calibri" w:cs="Calibri" w:eastAsia="Calibri" w:hAnsi="Calibri"/>
+                <w:b w:val="false"/>
+                <w:bCs w:val="false"/>
+                <w:sz w:val="20"/>
+                <w:szCs w:val="20"/>
+              </w:rPr>
+              <w:t xml:space="preserve">Kein Mail (MVP) vs. Infomaniak SMTP</w:t>
             </w:r>
           </w:p>
         </w:tc>
@@ -6515,6 +6463,7 @@
           <w:p>
             <w:r>
               <w:rPr>
+                <w:rFonts w:ascii="Calibri" w:cs="Calibri" w:eastAsia="Calibri" w:hAnsi="Calibri"/>
                 <w:b w:val="false"/>
                 <w:bCs w:val="false"/>
                 <w:sz w:val="20"/>
@@ -6546,6 +6495,7 @@
           <w:p>
             <w:r>
               <w:rPr>
+                <w:rFonts w:ascii="Calibri" w:cs="Calibri" w:eastAsia="Calibri" w:hAnsi="Calibri"/>
                 <w:b w:val="false"/>
                 <w:bCs w:val="false"/>
                 <w:sz w:val="20"/>
@@ -6575,12 +6525,13 @@
           <w:p>
             <w:r>
               <w:rPr>
-                <w:b w:val="false"/>
-                <w:bCs w:val="false"/>
-                <w:sz w:val="20"/>
-                <w:szCs w:val="20"/>
-              </w:rPr>
-              <w:t xml:space="preserve">Token-Blacklist in PostgreSQL (Tabelle revoked_tokens)</w:t>
+                <w:rFonts w:ascii="Calibri" w:cs="Calibri" w:eastAsia="Calibri" w:hAnsi="Calibri"/>
+                <w:b w:val="false"/>
+                <w:bCs w:val="false"/>
+                <w:sz w:val="20"/>
+                <w:szCs w:val="20"/>
+              </w:rPr>
+              <w:t xml:space="preserve">Token-Blacklist in PostgreSQL</w:t>
             </w:r>
           </w:p>
         </w:tc>
@@ -6604,6 +6555,7 @@
           <w:p>
             <w:r>
               <w:rPr>
+                <w:rFonts w:ascii="Calibri" w:cs="Calibri" w:eastAsia="Calibri" w:hAnsi="Calibri"/>
                 <w:b w:val="false"/>
                 <w:bCs w:val="false"/>
                 <w:sz w:val="20"/>
@@ -6635,6 +6587,7 @@
           <w:p>
             <w:r>
               <w:rPr>
+                <w:rFonts w:ascii="Calibri" w:cs="Calibri" w:eastAsia="Calibri" w:hAnsi="Calibri"/>
                 <w:b w:val="false"/>
                 <w:bCs w:val="false"/>
                 <w:sz w:val="20"/>
@@ -6664,12 +6617,13 @@
           <w:p>
             <w:r>
               <w:rPr>
-                <w:b w:val="false"/>
-                <w:bCs w:val="false"/>
-                <w:sz w:val="20"/>
-                <w:szCs w:val="20"/>
-              </w:rPr>
-              <w:t xml:space="preserve">Nach X Login-Fehlversuchen sperren (MVP: nur Rate-Limiting)</w:t>
+                <w:rFonts w:ascii="Calibri" w:cs="Calibri" w:eastAsia="Calibri" w:hAnsi="Calibri"/>
+                <w:b w:val="false"/>
+                <w:bCs w:val="false"/>
+                <w:sz w:val="20"/>
+                <w:szCs w:val="20"/>
+              </w:rPr>
+              <w:t xml:space="preserve">Nach X Fehlversuchen (MVP: nur Rate-Limit + Fail2ban)</w:t>
             </w:r>
           </w:p>
         </w:tc>
@@ -6693,6 +6647,7 @@
           <w:p>
             <w:r>
               <w:rPr>
+                <w:rFonts w:ascii="Calibri" w:cs="Calibri" w:eastAsia="Calibri" w:hAnsi="Calibri"/>
                 <w:b w:val="false"/>
                 <w:bCs w:val="false"/>
                 <w:sz w:val="20"/>
@@ -6722,13 +6677,14 @@
       </w:pPr>
       <w:r>
         <w:rPr>
+          <w:rFonts w:ascii="Calibri" w:cs="Calibri" w:eastAsia="Calibri" w:hAnsi="Calibri"/>
           <w:i/>
           <w:iCs/>
           <w:color w:val="888888"/>
           <w:sz w:val="18"/>
           <w:szCs w:val="18"/>
         </w:rPr>
-        <w:t xml:space="preserve">Architekturübersicht V1.2  |  Erstellt mit KI-Unterstützung (Claude, Anthropic)</w:t>
+        <w:t xml:space="preserve">Architekturübersicht V1.4  |  Erstellt mit KI-Unterstützung (Claude, Anthropic)</w:t>
       </w:r>
     </w:p>
     <w:sectPr>
@@ -6926,6 +6882,18 @@
       </w:pPr>
     </w:lvl>
   </w:abstractNum>
+  <w:abstractNum w:abstractNumId="3" w15:restartNumberingAfterBreak="0">
+    <w:multiLevelType w:val="hybridMultilevel"/>
+    <w:lvl w:ilvl="0" w15:tentative="1">
+      <w:start w:val="1"/>
+      <w:numFmt w:val="decimal"/>
+      <w:lvlText w:val="%1."/>
+      <w:lvlJc w:val="left"/>
+      <w:pPr>
+        <w:ind w:left="480" w:hanging="240"/>
+      </w:pPr>
+    </w:lvl>
+  </w:abstractNum>
   <w:num w:numId="1">
     <w:abstractNumId w:val="1"/>
     <w:lvlOverride w:ilvl="0">
@@ -6934,6 +6902,12 @@
   </w:num>
   <w:num w:numId="2">
     <w:abstractNumId w:val="2"/>
+    <w:lvlOverride w:ilvl="0">
+      <w:startOverride w:val="1"/>
+    </w:lvlOverride>
+  </w:num>
+  <w:num w:numId="3">
+    <w:abstractNumId w:val="3"/>
     <w:lvlOverride w:ilvl="0">
       <w:startOverride w:val="1"/>
     </w:lvlOverride>
@@ -7130,7 +7104,7 @@
     <w:next w:val="Normal"/>
     <w:qFormat/>
     <w:pPr>
-      <w:spacing w:after="120" w:before="320"/>
+      <w:spacing w:after="120" w:before="400"/>
       <w:outlineLvl w:val="0"/>
     </w:pPr>
     <w:rPr>
@@ -7147,7 +7121,7 @@
     <w:next w:val="Normal"/>
     <w:qFormat/>
     <w:pPr>
-      <w:spacing w:after="80" w:before="200"/>
+      <w:spacing w:after="80" w:before="240"/>
       <w:outlineLvl w:val="1"/>
     </w:pPr>
     <w:rPr>
